--- a/软件项目管理项目计划.docx
+++ b/软件项目管理项目计划.docx
@@ -55,6 +55,15 @@
       </w:r>
       <w:r>
         <w:rPr>
+          <w:rFonts w:hint="eastAsia" w:ascii="宋体" w:hAnsi="宋体" w:cs="宋体"/>
+          <w:sz w:val="28"/>
+          <w:szCs w:val="28"/>
+          <w:lang w:val="en-US" w:eastAsia="zh-CN"/>
+        </w:rPr>
+        <w:t>.1</w:t>
+      </w:r>
+      <w:r>
+        <w:rPr>
           <w:rFonts w:hint="eastAsia" w:ascii="宋体" w:hAnsi="宋体" w:eastAsia="宋体" w:cs="宋体"/>
           <w:sz w:val="28"/>
           <w:szCs w:val="28"/>
@@ -76,7 +85,7 @@
           <w:szCs w:val="28"/>
           <w:lang w:val="en-US" w:eastAsia="zh-CN"/>
         </w:rPr>
-        <w:t>15</w:t>
+        <w:t>23</w:t>
       </w:r>
       <w:r>
         <w:rPr>
@@ -134,8 +143,46 @@
         </w:rPr>
         <w:t>管理工具：GitHub</w:t>
       </w:r>
-      <w:bookmarkStart w:id="0" w:name="_GoBack"/>
-      <w:bookmarkEnd w:id="0"/>
+    </w:p>
+    <w:p>
+      <w:pPr>
+        <w:bidi w:val="0"/>
+        <w:rPr>
+          <w:rFonts w:hint="eastAsia" w:ascii="宋体" w:hAnsi="宋体" w:eastAsia="宋体" w:cs="宋体"/>
+          <w:sz w:val="28"/>
+          <w:szCs w:val="28"/>
+        </w:rPr>
+      </w:pPr>
+      <w:r>
+        <w:rPr>
+          <w:rFonts w:hint="eastAsia" w:ascii="宋体" w:hAnsi="宋体" w:eastAsia="宋体" w:cs="宋体"/>
+          <w:b/>
+          <w:bCs/>
+          <w:sz w:val="28"/>
+          <w:szCs w:val="28"/>
+        </w:rPr>
+        <w:t>【更改背景说明】</w:t>
+      </w:r>
+      <w:r>
+        <w:rPr>
+          <w:rFonts w:hint="default" w:ascii="宋体" w:hAnsi="宋体" w:eastAsia="宋体" w:cs="宋体"/>
+          <w:b/>
+          <w:bCs/>
+          <w:sz w:val="28"/>
+          <w:szCs w:val="28"/>
+        </w:rPr>
+        <w:br w:type="textWrapping"/>
+      </w:r>
+      <w:r>
+        <w:rPr>
+          <w:rFonts w:hint="default" w:ascii="宋体" w:hAnsi="宋体" w:eastAsia="宋体" w:cs="宋体"/>
+          <w:b/>
+          <w:bCs/>
+          <w:sz w:val="28"/>
+          <w:szCs w:val="28"/>
+        </w:rPr>
+        <w:t>根据敏捷管理“渐进明细”原则，在3月23日（第二周初），第一周的底层架构已初步跑通。本周暂未发生外部需求变更，因此本次计划迭代主要针对《项目计划书 V1.0》中的“进度安排与集成计划”及“质量管理计划”进行下钻细化。将原本粗略的模块级计划，拆解为落实到具体人天、具体GitHub Issue的任务包，并针对本周即将开发的高难度表单补充了详尽的测试边界要求。</w:t>
+      </w:r>
     </w:p>
     <w:p>
       <w:pPr>
@@ -499,82 +546,42 @@
     </w:p>
     <w:p>
       <w:pPr>
-        <w:pStyle w:val="3"/>
-        <w:bidi w:val="0"/>
-        <w:rPr>
-          <w:rFonts w:hint="eastAsia"/>
-        </w:rPr>
-      </w:pPr>
-      <w:r>
-        <w:rPr>
-          <w:rFonts w:hint="eastAsia"/>
-        </w:rPr>
-        <w:t>第三章 时间进度与系统集成计划</w:t>
-      </w:r>
-    </w:p>
-    <w:p>
-      <w:pPr>
-        <w:bidi w:val="0"/>
-        <w:rPr>
-          <w:rFonts w:hint="eastAsia" w:ascii="宋体" w:hAnsi="宋体" w:eastAsia="宋体" w:cs="宋体"/>
-          <w:sz w:val="28"/>
-          <w:szCs w:val="28"/>
-        </w:rPr>
-      </w:pPr>
-      <w:r>
-        <w:rPr>
-          <w:rStyle w:val="8"/>
-          <w:rFonts w:hint="eastAsia"/>
-        </w:rPr>
-        <w:t>3.1 总体里程碑与迭代排期</w:t>
-      </w:r>
-      <w:r>
-        <w:rPr>
-          <w:rFonts w:hint="eastAsia" w:ascii="宋体" w:hAnsi="宋体" w:eastAsia="宋体" w:cs="宋体"/>
-          <w:sz w:val="28"/>
-          <w:szCs w:val="28"/>
-        </w:rPr>
-        <w:br w:type="textWrapping"/>
-      </w:r>
-      <w:r>
-        <w:rPr>
-          <w:rFonts w:hint="eastAsia" w:ascii="宋体" w:hAnsi="宋体" w:eastAsia="宋体" w:cs="宋体"/>
-          <w:sz w:val="28"/>
-          <w:szCs w:val="28"/>
-        </w:rPr>
-        <w:t>项目总体研发周期为6个自然周，采用敏捷模式，以“1周1个Sprint”的节奏快速推进。</w:t>
-      </w:r>
-      <w:r>
-        <w:rPr>
-          <w:rFonts w:hint="eastAsia" w:ascii="宋体" w:hAnsi="宋体" w:eastAsia="宋体" w:cs="宋体"/>
-          <w:sz w:val="28"/>
-          <w:szCs w:val="28"/>
-        </w:rPr>
-        <w:br w:type="textWrapping"/>
-      </w:r>
-      <w:r>
-        <w:rPr>
-          <w:rFonts w:hint="eastAsia" w:ascii="宋体" w:hAnsi="宋体" w:eastAsia="宋体" w:cs="宋体"/>
-          <w:sz w:val="28"/>
-          <w:szCs w:val="28"/>
-        </w:rPr>
-        <w:t>阶段一：Sprint 1（03.15至03.22）—— 核心架构与底层权限成型。本周全员进行需求反讲，后端完成数据库建表及Git库流水线初始化。开发任务聚焦于底层RBAC权限管理体系建设，以及企业台账基础备案功能的跑通。周五产出第一版系统框架集成包。</w:t>
-      </w:r>
-      <w:r>
-        <w:rPr>
-          <w:rFonts w:hint="eastAsia" w:ascii="宋体" w:hAnsi="宋体" w:eastAsia="宋体" w:cs="宋体"/>
-          <w:sz w:val="28"/>
-          <w:szCs w:val="28"/>
-        </w:rPr>
-        <w:br w:type="textWrapping"/>
-      </w:r>
-      <w:r>
-        <w:rPr>
-          <w:rFonts w:hint="eastAsia" w:ascii="宋体" w:hAnsi="宋体" w:eastAsia="宋体" w:cs="宋体"/>
-          <w:sz w:val="28"/>
-          <w:szCs w:val="28"/>
-        </w:rPr>
-        <w:t>阶段二：Sprint 2（03.23至03.29）—— 数据填报与市级流转攻坚。本周前端重点突破核心业务表单，实现各种异常数据的动态拦截；后端并行开发市局审核节点与进度大屏接口。本阶段末，需实现业务数据从“企业草稿”到“市局退回/通过”的初步闭环。</w:t>
+        <w:rPr>
+          <w:rFonts w:ascii="宋体" w:hAnsi="宋体" w:eastAsia="宋体" w:cs="宋体"/>
+          <w:sz w:val="24"/>
+          <w:szCs w:val="24"/>
+        </w:rPr>
+      </w:pPr>
+    </w:p>
+    <w:p>
+      <w:pPr>
+        <w:bidi w:val="0"/>
+        <w:rPr>
+          <w:rFonts w:hint="eastAsia" w:ascii="等线" w:hAnsi="等线" w:eastAsia="等线" w:cs="等线"/>
+          <w:sz w:val="22"/>
+          <w:szCs w:val="22"/>
+          <w:lang w:eastAsia="zh-CN"/>
+        </w:rPr>
+      </w:pPr>
+      <w:r>
+        <w:rPr>
+          <w:rFonts w:hint="eastAsia" w:ascii="等线" w:hAnsi="等线" w:eastAsia="等线" w:cs="等线"/>
+          <w:b/>
+          <w:bCs/>
+          <w:sz w:val="22"/>
+          <w:szCs w:val="22"/>
+          <w:lang w:eastAsia="zh-CN"/>
+        </w:rPr>
+        <w:t>进度安排</w:t>
+      </w:r>
+      <w:r>
+        <w:rPr>
+          <w:rFonts w:hint="eastAsia" w:ascii="等线" w:hAnsi="等线" w:eastAsia="等线" w:cs="等线"/>
+          <w:sz w:val="22"/>
+          <w:szCs w:val="22"/>
+          <w:lang w:eastAsia="zh-CN"/>
+        </w:rPr>
+        <w:t>：</w:t>
       </w:r>
     </w:p>
     <w:p>
@@ -587,121 +594,124 @@
         <w:spacing w:before="0" w:beforeAutospacing="0" w:after="70" w:afterAutospacing="0" w:line="210" w:lineRule="atLeast"/>
         <w:ind w:right="0"/>
         <w:rPr>
-          <w:rFonts w:hint="eastAsia" w:ascii="宋体" w:hAnsi="宋体" w:eastAsia="宋体" w:cs="宋体"/>
-          <w:sz w:val="28"/>
-          <w:szCs w:val="28"/>
-        </w:rPr>
-      </w:pPr>
-      <w:r>
-        <w:rPr>
-          <w:rFonts w:hint="eastAsia" w:ascii="宋体" w:hAnsi="宋体" w:eastAsia="宋体" w:cs="宋体"/>
-          <w:sz w:val="28"/>
-          <w:szCs w:val="28"/>
-        </w:rPr>
-        <w:t>阶段三：Sprint 3（03.30至04.05）—— 省局统筹与审计容错落地。集中攻克SRS中最复杂的“双轨容错机制”，确保所有越级修改具备绝对的日志留痕；同步完成系统通知模块的开发。本阶段末将完成系统内部所有业务逻辑的串联集成。</w:t>
-      </w:r>
-      <w:r>
-        <w:rPr>
-          <w:rFonts w:hint="eastAsia" w:ascii="宋体" w:hAnsi="宋体" w:eastAsia="宋体" w:cs="宋体"/>
-          <w:sz w:val="28"/>
-          <w:szCs w:val="28"/>
-        </w:rPr>
-        <w:br w:type="textWrapping"/>
-      </w:r>
-      <w:r>
-        <w:rPr>
-          <w:rFonts w:hint="eastAsia" w:ascii="宋体" w:hAnsi="宋体" w:eastAsia="宋体" w:cs="宋体"/>
-          <w:sz w:val="28"/>
-          <w:szCs w:val="28"/>
-        </w:rPr>
-        <w:t>阶段四：Sprint 4（04.06至04.12）—— 数据分析与部委接口联调。前端投入重兵渲染省局BI大屏；后端完成HTTPS部委上报接口封装，并着重测试在502网络超时环境下的“指数退避重试队列”是否正常运作。至此完成与外部系统的集成。</w:t>
-      </w:r>
-      <w:r>
-        <w:rPr>
-          <w:rFonts w:hint="eastAsia" w:ascii="宋体" w:hAnsi="宋体" w:eastAsia="宋体" w:cs="宋体"/>
-          <w:sz w:val="28"/>
-          <w:szCs w:val="28"/>
-        </w:rPr>
-        <w:br w:type="textWrapping"/>
-      </w:r>
-      <w:r>
-        <w:rPr>
-          <w:rFonts w:hint="eastAsia" w:ascii="宋体" w:hAnsi="宋体" w:eastAsia="宋体" w:cs="宋体"/>
-          <w:sz w:val="28"/>
-          <w:szCs w:val="28"/>
-        </w:rPr>
-        <w:t>阶段五：Sprint 5（04.13至04.19）—— 全量SIT测试与安全加固。开发团队停止新功能提交，全面配合QA组进行端到端系统集成测试（SIT）。重点排查越权访问漏洞与表单空指针异常，开展缺陷修复攻坚战。</w:t>
-      </w:r>
-      <w:r>
-        <w:rPr>
-          <w:rFonts w:hint="eastAsia" w:ascii="宋体" w:hAnsi="宋体" w:eastAsia="宋体" w:cs="宋体"/>
-          <w:sz w:val="28"/>
-          <w:szCs w:val="28"/>
-        </w:rPr>
-        <w:br w:type="textWrapping"/>
-      </w:r>
-      <w:r>
-        <w:rPr>
-          <w:rFonts w:hint="eastAsia" w:ascii="宋体" w:hAnsi="宋体" w:eastAsia="宋体" w:cs="宋体"/>
-          <w:sz w:val="28"/>
-          <w:szCs w:val="28"/>
-        </w:rPr>
-        <w:t>阶段六：Sprint 6（04.20至04.26）—— 性能压测与验收交付。执行最终的大规模并发压测，输出检测报告。引导客户开展UAT验收操作，输出操作手册，召开项目结项复盘会，冻结V1.0生产代码。</w:t>
-      </w:r>
-    </w:p>
-    <w:p>
-      <w:pPr>
-        <w:bidi w:val="0"/>
-        <w:rPr>
-          <w:rFonts w:hint="eastAsia" w:ascii="宋体" w:hAnsi="宋体" w:eastAsia="宋体" w:cs="宋体"/>
-          <w:sz w:val="28"/>
-          <w:szCs w:val="28"/>
-        </w:rPr>
-      </w:pPr>
-      <w:r>
-        <w:rPr>
-          <w:rStyle w:val="8"/>
-          <w:rFonts w:hint="eastAsia"/>
-        </w:rPr>
-        <w:t>3.2 系统集成策略</w:t>
-      </w:r>
-      <w:r>
-        <w:rPr>
-          <w:rFonts w:hint="eastAsia" w:ascii="宋体" w:hAnsi="宋体" w:eastAsia="宋体" w:cs="宋体"/>
-          <w:sz w:val="28"/>
-          <w:szCs w:val="28"/>
-        </w:rPr>
-        <w:br w:type="textWrapping"/>
-      </w:r>
-      <w:r>
-        <w:rPr>
-          <w:rFonts w:hint="eastAsia" w:ascii="宋体" w:hAnsi="宋体" w:eastAsia="宋体" w:cs="宋体"/>
-          <w:sz w:val="28"/>
-          <w:szCs w:val="28"/>
-        </w:rPr>
-        <w:t>秉承持续集成与持续交付（CI/CD）理念，前后端代码必须每天至少发起一次向develop分支的合并请求（Pull Request）。通过配置Webhook自动化构建，确保每晚生成最新的内测环境系统快照，避免出现“各自开发没问题，一拼装就崩溃”的传统瀑布流窘境。</w:t>
-      </w:r>
-    </w:p>
-    <w:p>
-      <w:pPr>
-        <w:pStyle w:val="4"/>
-        <w:bidi w:val="0"/>
-        <w:rPr>
-          <w:rFonts w:hint="eastAsia"/>
-        </w:rPr>
-      </w:pPr>
-      <w:r>
-        <w:rPr>
-          <w:rFonts w:hint="eastAsia"/>
-          <w:lang w:val="en-US" w:eastAsia="zh-CN"/>
-        </w:rPr>
-        <w:t>3.3</w:t>
-      </w:r>
-      <w:r>
-        <w:rPr>
-          <w:rFonts w:hint="eastAsia"/>
-        </w:rPr>
-        <w:t xml:space="preserve"> 微观集成与每日构建计划</w:t>
+          <w:rFonts w:hint="eastAsia" w:ascii="等线" w:hAnsi="等线" w:eastAsia="等线" w:cs="等线"/>
+          <w:sz w:val="22"/>
+          <w:szCs w:val="22"/>
+        </w:rPr>
+      </w:pPr>
+      <w:r>
+        <w:rPr>
+          <w:rFonts w:hint="eastAsia" w:ascii="等线" w:hAnsi="等线" w:eastAsia="等线" w:cs="等线"/>
+          <w:b/>
+          <w:bCs/>
+          <w:i w:val="0"/>
+          <w:iCs w:val="0"/>
+          <w:caps w:val="0"/>
+          <w:color w:val="2B2D31"/>
+          <w:spacing w:val="0"/>
+          <w:sz w:val="22"/>
+          <w:szCs w:val="22"/>
+          <w:shd w:val="clear" w:fill="FFFFFF"/>
+        </w:rPr>
+        <w:t>前端研发组</w:t>
+      </w:r>
+      <w:r>
+        <w:rPr>
+          <w:rFonts w:hint="eastAsia" w:ascii="等线" w:hAnsi="等线" w:eastAsia="等线" w:cs="等线"/>
+          <w:i w:val="0"/>
+          <w:iCs w:val="0"/>
+          <w:caps w:val="0"/>
+          <w:color w:val="2B2D31"/>
+          <w:spacing w:val="0"/>
+          <w:sz w:val="22"/>
+          <w:szCs w:val="22"/>
+          <w:shd w:val="clear" w:fill="FFFFFF"/>
+        </w:rPr>
+        <w:t xml:space="preserve"> (总投入：15人天)</w:t>
+      </w:r>
+      <w:r>
+        <w:rPr>
+          <w:rFonts w:hint="eastAsia" w:ascii="等线" w:hAnsi="等线" w:eastAsia="等线" w:cs="等线"/>
+          <w:i w:val="0"/>
+          <w:iCs w:val="0"/>
+          <w:caps w:val="0"/>
+          <w:color w:val="2B2D31"/>
+          <w:spacing w:val="0"/>
+          <w:sz w:val="22"/>
+          <w:szCs w:val="22"/>
+          <w:shd w:val="clear" w:fill="FFFFFF"/>
+        </w:rPr>
+        <w:br w:type="textWrapping"/>
+      </w:r>
+      <w:r>
+        <w:rPr>
+          <w:rFonts w:hint="eastAsia" w:ascii="等线" w:hAnsi="等线" w:eastAsia="等线" w:cs="等线"/>
+          <w:i w:val="0"/>
+          <w:iCs w:val="0"/>
+          <w:caps w:val="0"/>
+          <w:color w:val="2B2D31"/>
+          <w:spacing w:val="0"/>
+          <w:sz w:val="22"/>
+          <w:szCs w:val="22"/>
+          <w:shd w:val="clear" w:fill="FFFFFF"/>
+        </w:rPr>
+        <w:t>任务细化：全面启动核心业务页面开发，严格遵循Vue/React组件化标准。</w:t>
+      </w:r>
+      <w:r>
+        <w:rPr>
+          <w:rFonts w:hint="eastAsia" w:ascii="等线" w:hAnsi="等线" w:eastAsia="等线" w:cs="等线"/>
+          <w:i w:val="0"/>
+          <w:iCs w:val="0"/>
+          <w:caps w:val="0"/>
+          <w:color w:val="2B2D31"/>
+          <w:spacing w:val="0"/>
+          <w:sz w:val="22"/>
+          <w:szCs w:val="22"/>
+          <w:shd w:val="clear" w:fill="FFFFFF"/>
+        </w:rPr>
+        <w:br w:type="textWrapping"/>
+      </w:r>
+      <w:r>
+        <w:rPr>
+          <w:rFonts w:hint="eastAsia" w:ascii="等线" w:hAnsi="等线" w:eastAsia="等线" w:cs="等线"/>
+          <w:i w:val="0"/>
+          <w:iCs w:val="0"/>
+          <w:caps w:val="0"/>
+          <w:color w:val="2B2D31"/>
+          <w:spacing w:val="0"/>
+          <w:sz w:val="22"/>
+          <w:szCs w:val="22"/>
+          <w:shd w:val="clear" w:fill="FFFFFF"/>
+        </w:rPr>
+        <w:t>邓清月、杜春雨：主攻企业月度填报表单 (FR-ENT-02)。包含所有基础字段的强正则校验（如18位统一信用代码、6位邮政编码首位非0校验）。重点攻坚“人数异常波动预警（&gt;30%）”的前端动态计算逻辑与红色二次确认DOM节点的条件渲染。</w:t>
+      </w:r>
+      <w:r>
+        <w:rPr>
+          <w:rFonts w:hint="eastAsia" w:ascii="等线" w:hAnsi="等线" w:eastAsia="等线" w:cs="等线"/>
+          <w:i w:val="0"/>
+          <w:iCs w:val="0"/>
+          <w:caps w:val="0"/>
+          <w:color w:val="2B2D31"/>
+          <w:spacing w:val="0"/>
+          <w:sz w:val="22"/>
+          <w:szCs w:val="22"/>
+          <w:shd w:val="clear" w:fill="FFFFFF"/>
+        </w:rPr>
+        <w:br w:type="textWrapping"/>
+      </w:r>
+      <w:r>
+        <w:rPr>
+          <w:rFonts w:hint="eastAsia" w:ascii="等线" w:hAnsi="等线" w:eastAsia="等线" w:cs="等线"/>
+          <w:i w:val="0"/>
+          <w:iCs w:val="0"/>
+          <w:caps w:val="0"/>
+          <w:color w:val="2B2D31"/>
+          <w:spacing w:val="0"/>
+          <w:sz w:val="22"/>
+          <w:szCs w:val="22"/>
+          <w:shd w:val="clear" w:fill="FFFFFF"/>
+        </w:rPr>
+        <w:t>崔晨曦：开发“就业失业减员原因”的两级级联下拉框组件，对接字典接口。并负责市局端“辖区催报督办大屏”的UI构建，引入进度条组件及“未报、已报”数据过滤面板。</w:t>
       </w:r>
     </w:p>
     <w:p>
@@ -714,24 +724,152 @@
         <w:spacing w:before="0" w:beforeAutospacing="0" w:after="70" w:afterAutospacing="0" w:line="210" w:lineRule="atLeast"/>
         <w:ind w:right="0"/>
         <w:rPr>
-          <w:rFonts w:hint="eastAsia" w:ascii="宋体" w:hAnsi="宋体" w:eastAsia="宋体" w:cs="宋体"/>
-          <w:sz w:val="28"/>
-          <w:szCs w:val="28"/>
-        </w:rPr>
-      </w:pPr>
-      <w:r>
-        <w:rPr>
-          <w:rFonts w:hint="eastAsia" w:ascii="宋体" w:hAnsi="宋体" w:eastAsia="宋体" w:cs="宋体"/>
-          <w:i w:val="0"/>
-          <w:iCs w:val="0"/>
-          <w:caps w:val="0"/>
-          <w:color w:val="2B2D31"/>
-          <w:spacing w:val="0"/>
-          <w:sz w:val="28"/>
-          <w:szCs w:val="28"/>
-          <w:shd w:val="clear" w:fill="FFFFFF"/>
-        </w:rPr>
-        <w:t>前后端契约集成：本周二（3月24日）前，后端必须在 Apifox/Swagger 上发布所有本周涉及的 API Mock 接口。前端周三起必须脱离本地假数据，全面接入 Mock 联调。</w:t>
+          <w:rFonts w:hint="eastAsia" w:ascii="等线" w:hAnsi="等线" w:eastAsia="等线" w:cs="等线"/>
+          <w:sz w:val="22"/>
+          <w:szCs w:val="22"/>
+        </w:rPr>
+      </w:pPr>
+      <w:r>
+        <w:rPr>
+          <w:rFonts w:hint="eastAsia" w:ascii="等线" w:hAnsi="等线" w:eastAsia="等线" w:cs="等线"/>
+          <w:b/>
+          <w:bCs/>
+          <w:i w:val="0"/>
+          <w:iCs w:val="0"/>
+          <w:caps w:val="0"/>
+          <w:color w:val="2B2D31"/>
+          <w:spacing w:val="0"/>
+          <w:sz w:val="22"/>
+          <w:szCs w:val="22"/>
+          <w:shd w:val="clear" w:fill="FFFFFF"/>
+        </w:rPr>
+        <w:t>后端研发组</w:t>
+      </w:r>
+      <w:r>
+        <w:rPr>
+          <w:rFonts w:hint="eastAsia" w:ascii="等线" w:hAnsi="等线" w:eastAsia="等线" w:cs="等线"/>
+          <w:i w:val="0"/>
+          <w:iCs w:val="0"/>
+          <w:caps w:val="0"/>
+          <w:color w:val="2B2D31"/>
+          <w:spacing w:val="0"/>
+          <w:sz w:val="22"/>
+          <w:szCs w:val="22"/>
+          <w:shd w:val="clear" w:fill="FFFFFF"/>
+        </w:rPr>
+        <w:t xml:space="preserve"> (总投入：15人天)</w:t>
+      </w:r>
+      <w:r>
+        <w:rPr>
+          <w:rFonts w:hint="eastAsia" w:ascii="等线" w:hAnsi="等线" w:eastAsia="等线" w:cs="等线"/>
+          <w:i w:val="0"/>
+          <w:iCs w:val="0"/>
+          <w:caps w:val="0"/>
+          <w:color w:val="2B2D31"/>
+          <w:spacing w:val="0"/>
+          <w:sz w:val="22"/>
+          <w:szCs w:val="22"/>
+          <w:shd w:val="clear" w:fill="FFFFFF"/>
+        </w:rPr>
+        <w:br w:type="textWrapping"/>
+      </w:r>
+      <w:r>
+        <w:rPr>
+          <w:rFonts w:hint="eastAsia" w:ascii="等线" w:hAnsi="等线" w:eastAsia="等线" w:cs="等线"/>
+          <w:i w:val="0"/>
+          <w:iCs w:val="0"/>
+          <w:caps w:val="0"/>
+          <w:color w:val="2B2D31"/>
+          <w:spacing w:val="0"/>
+          <w:sz w:val="22"/>
+          <w:szCs w:val="22"/>
+          <w:shd w:val="clear" w:fill="FFFFFF"/>
+        </w:rPr>
+        <w:t>任务细化：提供核心数据流转接口与高并发缓存支撑，输出 Swagger/Apifox 标准接口契约。</w:t>
+      </w:r>
+      <w:r>
+        <w:rPr>
+          <w:rFonts w:hint="eastAsia" w:ascii="等线" w:hAnsi="等线" w:eastAsia="等线" w:cs="等线"/>
+          <w:i w:val="0"/>
+          <w:iCs w:val="0"/>
+          <w:caps w:val="0"/>
+          <w:color w:val="2B2D31"/>
+          <w:spacing w:val="0"/>
+          <w:sz w:val="22"/>
+          <w:szCs w:val="22"/>
+          <w:shd w:val="clear" w:fill="FFFFFF"/>
+        </w:rPr>
+        <w:br w:type="textWrapping"/>
+      </w:r>
+      <w:r>
+        <w:rPr>
+          <w:rFonts w:hint="eastAsia" w:ascii="等线" w:hAnsi="等线" w:eastAsia="等线" w:cs="等线"/>
+          <w:i w:val="0"/>
+          <w:iCs w:val="0"/>
+          <w:caps w:val="0"/>
+          <w:color w:val="2B2D31"/>
+          <w:spacing w:val="0"/>
+          <w:sz w:val="22"/>
+          <w:szCs w:val="22"/>
+          <w:shd w:val="clear" w:fill="FFFFFF"/>
+        </w:rPr>
+        <w:t>程思涵：负责解析原SRS文档第5章非结构化字典，建表落库，并利用 Redis 6.0 实现级联字典树的高频缓存读取，减轻MySQL压力。</w:t>
+      </w:r>
+      <w:r>
+        <w:rPr>
+          <w:rFonts w:hint="eastAsia" w:ascii="等线" w:hAnsi="等线" w:eastAsia="等线" w:cs="等线"/>
+          <w:i w:val="0"/>
+          <w:iCs w:val="0"/>
+          <w:caps w:val="0"/>
+          <w:color w:val="2B2D31"/>
+          <w:spacing w:val="0"/>
+          <w:sz w:val="22"/>
+          <w:szCs w:val="22"/>
+          <w:shd w:val="clear" w:fill="FFFFFF"/>
+        </w:rPr>
+        <w:br w:type="textWrapping"/>
+      </w:r>
+      <w:r>
+        <w:rPr>
+          <w:rFonts w:hint="eastAsia" w:ascii="等线" w:hAnsi="等线" w:eastAsia="等线" w:cs="等线"/>
+          <w:i w:val="0"/>
+          <w:iCs w:val="0"/>
+          <w:caps w:val="0"/>
+          <w:color w:val="2B2D31"/>
+          <w:spacing w:val="0"/>
+          <w:sz w:val="22"/>
+          <w:szCs w:val="22"/>
+          <w:shd w:val="clear" w:fill="FFFFFF"/>
+        </w:rPr>
+        <w:t>何珊：开发核心的月度数据落库 RESTful 接口。处理复杂校验逻辑（建档人数必须≥0、当期人数对比拦截），并维护报表数据生命周期（report_status 字段的初始流转控制）。</w:t>
+      </w:r>
+      <w:r>
+        <w:rPr>
+          <w:rFonts w:hint="eastAsia" w:ascii="等线" w:hAnsi="等线" w:eastAsia="等线" w:cs="等线"/>
+          <w:i w:val="0"/>
+          <w:iCs w:val="0"/>
+          <w:caps w:val="0"/>
+          <w:color w:val="2B2D31"/>
+          <w:spacing w:val="0"/>
+          <w:sz w:val="22"/>
+          <w:szCs w:val="22"/>
+          <w:shd w:val="clear" w:fill="FFFFFF"/>
+        </w:rPr>
+        <w:br w:type="textWrapping"/>
+      </w:r>
+      <w:r>
+        <w:rPr>
+          <w:rFonts w:hint="eastAsia" w:ascii="等线" w:hAnsi="等线" w:eastAsia="等线" w:cs="等线"/>
+          <w:i w:val="0"/>
+          <w:iCs w:val="0"/>
+          <w:caps w:val="0"/>
+          <w:color w:val="2B2D31"/>
+          <w:spacing w:val="0"/>
+          <w:sz w:val="22"/>
+          <w:szCs w:val="22"/>
+          <w:shd w:val="clear" w:fill="FFFFFF"/>
+        </w:rPr>
+        <w:t>林保良：研发市级管理端初审接口 (FR-CTY-01) 及辖区数据的多维度组合查询接口。实现“一键催报”业务逻辑，编写定时调度脚本及短信/站内信生成的Mock服务。</w:t>
       </w:r>
     </w:p>
     <w:p>
@@ -744,24 +882,124 @@
         <w:spacing w:before="0" w:beforeAutospacing="0" w:after="70" w:afterAutospacing="0" w:line="210" w:lineRule="atLeast"/>
         <w:ind w:right="0"/>
         <w:rPr>
-          <w:rFonts w:hint="eastAsia" w:ascii="宋体" w:hAnsi="宋体" w:eastAsia="宋体" w:cs="宋体"/>
-          <w:sz w:val="28"/>
-          <w:szCs w:val="28"/>
-        </w:rPr>
-      </w:pPr>
-      <w:r>
-        <w:rPr>
-          <w:rFonts w:hint="eastAsia" w:ascii="宋体" w:hAnsi="宋体" w:eastAsia="宋体" w:cs="宋体"/>
-          <w:i w:val="0"/>
-          <w:iCs w:val="0"/>
-          <w:caps w:val="0"/>
-          <w:color w:val="2B2D31"/>
-          <w:spacing w:val="0"/>
-          <w:sz w:val="28"/>
-          <w:szCs w:val="28"/>
-          <w:shd w:val="clear" w:fill="FFFFFF"/>
-        </w:rPr>
-        <w:t>每日代码合并：所有组员每天 18:00 前必须将当日代码 Commit 并提交 Pull Request 至 develop 分支，解决可能的 Git 冲突。</w:t>
+          <w:rFonts w:hint="eastAsia" w:ascii="等线" w:hAnsi="等线" w:eastAsia="等线" w:cs="等线"/>
+          <w:sz w:val="22"/>
+          <w:szCs w:val="22"/>
+        </w:rPr>
+      </w:pPr>
+      <w:r>
+        <w:rPr>
+          <w:rFonts w:hint="eastAsia" w:ascii="等线" w:hAnsi="等线" w:eastAsia="等线" w:cs="等线"/>
+          <w:b/>
+          <w:bCs/>
+          <w:i w:val="0"/>
+          <w:iCs w:val="0"/>
+          <w:caps w:val="0"/>
+          <w:color w:val="2B2D31"/>
+          <w:spacing w:val="0"/>
+          <w:sz w:val="22"/>
+          <w:szCs w:val="22"/>
+          <w:shd w:val="clear" w:fill="FFFFFF"/>
+        </w:rPr>
+        <w:t>产品与需求组</w:t>
+      </w:r>
+      <w:r>
+        <w:rPr>
+          <w:rFonts w:hint="eastAsia" w:ascii="等线" w:hAnsi="等线" w:eastAsia="等线" w:cs="等线"/>
+          <w:i w:val="0"/>
+          <w:iCs w:val="0"/>
+          <w:caps w:val="0"/>
+          <w:color w:val="2B2D31"/>
+          <w:spacing w:val="0"/>
+          <w:sz w:val="22"/>
+          <w:szCs w:val="22"/>
+          <w:shd w:val="clear" w:fill="FFFFFF"/>
+        </w:rPr>
+        <w:t xml:space="preserve"> (总投入：10人天)</w:t>
+      </w:r>
+      <w:r>
+        <w:rPr>
+          <w:rFonts w:hint="eastAsia" w:ascii="等线" w:hAnsi="等线" w:eastAsia="等线" w:cs="等线"/>
+          <w:i w:val="0"/>
+          <w:iCs w:val="0"/>
+          <w:caps w:val="0"/>
+          <w:color w:val="2B2D31"/>
+          <w:spacing w:val="0"/>
+          <w:sz w:val="22"/>
+          <w:szCs w:val="22"/>
+          <w:shd w:val="clear" w:fill="FFFFFF"/>
+        </w:rPr>
+        <w:br w:type="textWrapping"/>
+      </w:r>
+      <w:r>
+        <w:rPr>
+          <w:rFonts w:hint="eastAsia" w:ascii="等线" w:hAnsi="等线" w:eastAsia="等线" w:cs="等线"/>
+          <w:i w:val="0"/>
+          <w:iCs w:val="0"/>
+          <w:caps w:val="0"/>
+          <w:color w:val="2B2D31"/>
+          <w:spacing w:val="0"/>
+          <w:sz w:val="22"/>
+          <w:szCs w:val="22"/>
+          <w:shd w:val="clear" w:fill="FFFFFF"/>
+        </w:rPr>
+        <w:t>任务细化：保障研发过程无歧义，扫清业务盲点。</w:t>
+      </w:r>
+      <w:r>
+        <w:rPr>
+          <w:rFonts w:hint="eastAsia" w:ascii="等线" w:hAnsi="等线" w:eastAsia="等线" w:cs="等线"/>
+          <w:i w:val="0"/>
+          <w:iCs w:val="0"/>
+          <w:caps w:val="0"/>
+          <w:color w:val="2B2D31"/>
+          <w:spacing w:val="0"/>
+          <w:sz w:val="22"/>
+          <w:szCs w:val="22"/>
+          <w:shd w:val="clear" w:fill="FFFFFF"/>
+        </w:rPr>
+        <w:br w:type="textWrapping"/>
+      </w:r>
+      <w:r>
+        <w:rPr>
+          <w:rFonts w:hint="eastAsia" w:ascii="等线" w:hAnsi="等线" w:eastAsia="等线" w:cs="等线"/>
+          <w:i w:val="0"/>
+          <w:iCs w:val="0"/>
+          <w:caps w:val="0"/>
+          <w:color w:val="2B2D31"/>
+          <w:spacing w:val="0"/>
+          <w:sz w:val="22"/>
+          <w:szCs w:val="22"/>
+          <w:shd w:val="clear" w:fill="FFFFFF"/>
+        </w:rPr>
+        <w:t>樊成珂：针对前端开发的表单提供字段级疑问解答，输出《系统数据字典物理级对照表》，确保前后端变量命名规则（如 employ_count, report_month）严格一致。</w:t>
+      </w:r>
+      <w:r>
+        <w:rPr>
+          <w:rFonts w:hint="eastAsia" w:ascii="等线" w:hAnsi="等线" w:eastAsia="等线" w:cs="等线"/>
+          <w:i w:val="0"/>
+          <w:iCs w:val="0"/>
+          <w:caps w:val="0"/>
+          <w:color w:val="2B2D31"/>
+          <w:spacing w:val="0"/>
+          <w:sz w:val="22"/>
+          <w:szCs w:val="22"/>
+          <w:shd w:val="clear" w:fill="FFFFFF"/>
+        </w:rPr>
+        <w:br w:type="textWrapping"/>
+      </w:r>
+      <w:r>
+        <w:rPr>
+          <w:rFonts w:hint="eastAsia" w:ascii="等线" w:hAnsi="等线" w:eastAsia="等线" w:cs="等线"/>
+          <w:i w:val="0"/>
+          <w:iCs w:val="0"/>
+          <w:caps w:val="0"/>
+          <w:color w:val="2B2D31"/>
+          <w:spacing w:val="0"/>
+          <w:sz w:val="22"/>
+          <w:szCs w:val="22"/>
+          <w:shd w:val="clear" w:fill="FFFFFF"/>
+        </w:rPr>
+        <w:t>门金晓：细化市级催报督办大屏的交互原型，设计“一键催报短信”的标准文案模板，并开始编制这部分功能的用户操作手册草稿。</w:t>
       </w:r>
     </w:p>
     <w:p>
@@ -774,6 +1012,541 @@
         <w:spacing w:before="0" w:beforeAutospacing="0" w:after="70" w:afterAutospacing="0" w:line="210" w:lineRule="atLeast"/>
         <w:ind w:right="0"/>
         <w:rPr>
+          <w:rFonts w:hint="eastAsia" w:ascii="等线" w:hAnsi="等线" w:eastAsia="等线" w:cs="等线"/>
+          <w:sz w:val="22"/>
+          <w:szCs w:val="22"/>
+        </w:rPr>
+      </w:pPr>
+      <w:r>
+        <w:rPr>
+          <w:rFonts w:hint="eastAsia" w:ascii="等线" w:hAnsi="等线" w:eastAsia="等线" w:cs="等线"/>
+          <w:b/>
+          <w:bCs/>
+          <w:i w:val="0"/>
+          <w:iCs w:val="0"/>
+          <w:caps w:val="0"/>
+          <w:color w:val="2B2D31"/>
+          <w:spacing w:val="0"/>
+          <w:sz w:val="22"/>
+          <w:szCs w:val="22"/>
+          <w:shd w:val="clear" w:fill="FFFFFF"/>
+        </w:rPr>
+        <w:t>测试与质量保障组</w:t>
+      </w:r>
+      <w:r>
+        <w:rPr>
+          <w:rFonts w:hint="eastAsia" w:ascii="等线" w:hAnsi="等线" w:eastAsia="等线" w:cs="等线"/>
+          <w:i w:val="0"/>
+          <w:iCs w:val="0"/>
+          <w:caps w:val="0"/>
+          <w:color w:val="2B2D31"/>
+          <w:spacing w:val="0"/>
+          <w:sz w:val="22"/>
+          <w:szCs w:val="22"/>
+          <w:shd w:val="clear" w:fill="FFFFFF"/>
+        </w:rPr>
+        <w:t xml:space="preserve"> (总投入：10人天)</w:t>
+      </w:r>
+      <w:r>
+        <w:rPr>
+          <w:rFonts w:hint="eastAsia" w:ascii="等线" w:hAnsi="等线" w:eastAsia="等线" w:cs="等线"/>
+          <w:i w:val="0"/>
+          <w:iCs w:val="0"/>
+          <w:caps w:val="0"/>
+          <w:color w:val="2B2D31"/>
+          <w:spacing w:val="0"/>
+          <w:sz w:val="22"/>
+          <w:szCs w:val="22"/>
+          <w:shd w:val="clear" w:fill="FFFFFF"/>
+        </w:rPr>
+        <w:br w:type="textWrapping"/>
+      </w:r>
+      <w:r>
+        <w:rPr>
+          <w:rFonts w:hint="eastAsia" w:ascii="等线" w:hAnsi="等线" w:eastAsia="等线" w:cs="等线"/>
+          <w:i w:val="0"/>
+          <w:iCs w:val="0"/>
+          <w:caps w:val="0"/>
+          <w:color w:val="2B2D31"/>
+          <w:spacing w:val="0"/>
+          <w:sz w:val="22"/>
+          <w:szCs w:val="22"/>
+          <w:shd w:val="clear" w:fill="FFFFFF"/>
+        </w:rPr>
+        <w:t>任务细化：基于本周交付功能，提前编写用例矩阵（RTM）并准备自动化测试脚本。</w:t>
+      </w:r>
+      <w:r>
+        <w:rPr>
+          <w:rFonts w:hint="eastAsia" w:ascii="等线" w:hAnsi="等线" w:eastAsia="等线" w:cs="等线"/>
+          <w:i w:val="0"/>
+          <w:iCs w:val="0"/>
+          <w:caps w:val="0"/>
+          <w:color w:val="2B2D31"/>
+          <w:spacing w:val="0"/>
+          <w:sz w:val="22"/>
+          <w:szCs w:val="22"/>
+          <w:shd w:val="clear" w:fill="FFFFFF"/>
+        </w:rPr>
+        <w:br w:type="textWrapping"/>
+      </w:r>
+      <w:r>
+        <w:rPr>
+          <w:rFonts w:hint="eastAsia" w:ascii="等线" w:hAnsi="等线" w:eastAsia="等线" w:cs="等线"/>
+          <w:i w:val="0"/>
+          <w:iCs w:val="0"/>
+          <w:caps w:val="0"/>
+          <w:color w:val="2B2D31"/>
+          <w:spacing w:val="0"/>
+          <w:sz w:val="22"/>
+          <w:szCs w:val="22"/>
+          <w:shd w:val="clear" w:fill="FFFFFF"/>
+        </w:rPr>
+        <w:t>张思哲：利用 Postman/JMeter 编写企业上报接口的 API 测试集。</w:t>
+      </w:r>
+      <w:r>
+        <w:rPr>
+          <w:rFonts w:hint="eastAsia" w:ascii="等线" w:hAnsi="等线" w:eastAsia="等线" w:cs="等线"/>
+          <w:i w:val="0"/>
+          <w:iCs w:val="0"/>
+          <w:caps w:val="0"/>
+          <w:color w:val="2B2D31"/>
+          <w:spacing w:val="0"/>
+          <w:sz w:val="22"/>
+          <w:szCs w:val="22"/>
+          <w:shd w:val="clear" w:fill="FFFFFF"/>
+        </w:rPr>
+        <w:br w:type="textWrapping"/>
+      </w:r>
+      <w:r>
+        <w:rPr>
+          <w:rFonts w:hint="eastAsia" w:ascii="等线" w:hAnsi="等线" w:eastAsia="等线" w:cs="等线"/>
+          <w:i w:val="0"/>
+          <w:iCs w:val="0"/>
+          <w:caps w:val="0"/>
+          <w:color w:val="2B2D31"/>
+          <w:spacing w:val="0"/>
+          <w:sz w:val="22"/>
+          <w:szCs w:val="22"/>
+          <w:shd w:val="clear" w:fill="FFFFFF"/>
+        </w:rPr>
+        <w:t>汪涵宇：准备边界测试数据集（如刚好等于30%波动、减少29.9%波动、极端大数填报等），并设计市级审核流程的冒烟测试用例。</w:t>
+      </w:r>
+    </w:p>
+    <w:p>
+      <w:pPr>
+        <w:pStyle w:val="5"/>
+        <w:keepNext w:val="0"/>
+        <w:keepLines w:val="0"/>
+        <w:widowControl/>
+        <w:suppressLineNumbers w:val="0"/>
+        <w:spacing w:before="0" w:beforeAutospacing="0" w:after="70" w:afterAutospacing="0" w:line="210" w:lineRule="atLeast"/>
+        <w:ind w:right="0"/>
+        <w:rPr>
+          <w:rFonts w:hint="eastAsia" w:ascii="等线" w:hAnsi="等线" w:eastAsia="等线" w:cs="等线"/>
+          <w:i w:val="0"/>
+          <w:iCs w:val="0"/>
+          <w:caps w:val="0"/>
+          <w:color w:val="2B2D31"/>
+          <w:spacing w:val="0"/>
+          <w:sz w:val="22"/>
+          <w:szCs w:val="22"/>
+          <w:shd w:val="clear" w:fill="FFFFFF"/>
+        </w:rPr>
+      </w:pPr>
+      <w:r>
+        <w:rPr>
+          <w:rFonts w:hint="eastAsia" w:ascii="等线" w:hAnsi="等线" w:eastAsia="等线" w:cs="等线"/>
+          <w:b/>
+          <w:bCs/>
+          <w:i w:val="0"/>
+          <w:iCs w:val="0"/>
+          <w:caps w:val="0"/>
+          <w:color w:val="2B2D31"/>
+          <w:spacing w:val="0"/>
+          <w:sz w:val="22"/>
+          <w:szCs w:val="22"/>
+          <w:shd w:val="clear" w:fill="FFFFFF"/>
+        </w:rPr>
+        <w:t>项目管理</w:t>
+      </w:r>
+      <w:r>
+        <w:rPr>
+          <w:rFonts w:hint="eastAsia" w:ascii="等线" w:hAnsi="等线" w:eastAsia="等线" w:cs="等线"/>
+          <w:i w:val="0"/>
+          <w:iCs w:val="0"/>
+          <w:caps w:val="0"/>
+          <w:color w:val="2B2D31"/>
+          <w:spacing w:val="0"/>
+          <w:sz w:val="22"/>
+          <w:szCs w:val="22"/>
+          <w:shd w:val="clear" w:fill="FFFFFF"/>
+        </w:rPr>
+        <w:t xml:space="preserve"> (总投入：5人天)</w:t>
+      </w:r>
+      <w:r>
+        <w:rPr>
+          <w:rFonts w:hint="eastAsia" w:ascii="等线" w:hAnsi="等线" w:eastAsia="等线" w:cs="等线"/>
+          <w:i w:val="0"/>
+          <w:iCs w:val="0"/>
+          <w:caps w:val="0"/>
+          <w:color w:val="2B2D31"/>
+          <w:spacing w:val="0"/>
+          <w:sz w:val="22"/>
+          <w:szCs w:val="22"/>
+          <w:shd w:val="clear" w:fill="FFFFFF"/>
+        </w:rPr>
+        <w:br w:type="textWrapping"/>
+      </w:r>
+      <w:r>
+        <w:rPr>
+          <w:rFonts w:hint="eastAsia" w:ascii="等线" w:hAnsi="等线" w:eastAsia="等线" w:cs="等线"/>
+          <w:i w:val="0"/>
+          <w:iCs w:val="0"/>
+          <w:caps w:val="0"/>
+          <w:color w:val="2B2D31"/>
+          <w:spacing w:val="0"/>
+          <w:sz w:val="22"/>
+          <w:szCs w:val="22"/>
+          <w:shd w:val="clear" w:fill="FFFFFF"/>
+        </w:rPr>
+        <w:t>田新哲：在 GitHub Projects 看板上创建并分配</w:t>
+      </w:r>
+    </w:p>
+    <w:p>
+      <w:pPr>
+        <w:bidi w:val="0"/>
+        <w:rPr>
+          <w:rFonts w:hint="eastAsia" w:ascii="宋体" w:hAnsi="宋体" w:eastAsia="宋体" w:cs="宋体"/>
+          <w:sz w:val="28"/>
+          <w:szCs w:val="28"/>
+        </w:rPr>
+      </w:pPr>
+      <w:r>
+        <w:rPr>
+          <w:rFonts w:hint="eastAsia" w:ascii="等线" w:hAnsi="等线" w:eastAsia="等线" w:cs="等线"/>
+          <w:b/>
+          <w:bCs/>
+          <w:i w:val="0"/>
+          <w:iCs w:val="0"/>
+          <w:caps w:val="0"/>
+          <w:color w:val="FF0000"/>
+          <w:spacing w:val="0"/>
+          <w:sz w:val="20"/>
+          <w:szCs w:val="20"/>
+          <w:shd w:val="clear" w:fill="FFFFFF"/>
+        </w:rPr>
+        <w:t>以上所有 Issue，为每个 Issue 打上</w:t>
+      </w:r>
+      <w:r>
+        <w:rPr>
+          <w:rFonts w:hint="eastAsia" w:ascii="等线" w:hAnsi="等线" w:eastAsia="等线" w:cs="等线"/>
+          <w:b/>
+          <w:bCs/>
+          <w:i w:val="0"/>
+          <w:iCs w:val="0"/>
+          <w:caps w:val="0"/>
+          <w:color w:val="FF0000"/>
+          <w:spacing w:val="0"/>
+          <w:sz w:val="22"/>
+          <w:szCs w:val="22"/>
+          <w:shd w:val="clear" w:fill="FFFFFF"/>
+        </w:rPr>
+        <w:t>Sprint-2</w:t>
+      </w:r>
+      <w:r>
+        <w:rPr>
+          <w:rFonts w:hint="eastAsia" w:ascii="等线" w:hAnsi="等线" w:eastAsia="等线" w:cs="等线"/>
+          <w:b/>
+          <w:bCs/>
+          <w:i w:val="0"/>
+          <w:iCs w:val="0"/>
+          <w:caps w:val="0"/>
+          <w:color w:val="FF0000"/>
+          <w:spacing w:val="0"/>
+          <w:sz w:val="20"/>
+          <w:szCs w:val="20"/>
+          <w:shd w:val="clear" w:fill="FFFFFF"/>
+        </w:rPr>
+        <w:t>标签。每日跟踪燃尽图，确保周五能顺利产出可演示版本。</w:t>
+      </w:r>
+    </w:p>
+    <w:p>
+      <w:pPr>
+        <w:pStyle w:val="3"/>
+        <w:bidi w:val="0"/>
+        <w:rPr>
+          <w:rFonts w:hint="eastAsia"/>
+        </w:rPr>
+      </w:pPr>
+      <w:r>
+        <w:rPr>
+          <w:rFonts w:hint="eastAsia"/>
+        </w:rPr>
+        <w:t>第三章 时间进度与系统集成计划</w:t>
+      </w:r>
+    </w:p>
+    <w:p>
+      <w:pPr>
+        <w:bidi w:val="0"/>
+        <w:rPr>
+          <w:rFonts w:hint="eastAsia" w:ascii="宋体" w:hAnsi="宋体" w:eastAsia="宋体" w:cs="宋体"/>
+          <w:sz w:val="28"/>
+          <w:szCs w:val="28"/>
+        </w:rPr>
+      </w:pPr>
+      <w:r>
+        <w:rPr>
+          <w:rStyle w:val="8"/>
+          <w:rFonts w:hint="eastAsia"/>
+        </w:rPr>
+        <w:t>3.1 总体里程碑与迭代排期</w:t>
+      </w:r>
+      <w:r>
+        <w:rPr>
+          <w:rFonts w:hint="eastAsia" w:ascii="宋体" w:hAnsi="宋体" w:eastAsia="宋体" w:cs="宋体"/>
+          <w:sz w:val="28"/>
+          <w:szCs w:val="28"/>
+        </w:rPr>
+        <w:br w:type="textWrapping"/>
+      </w:r>
+      <w:r>
+        <w:rPr>
+          <w:rFonts w:hint="eastAsia" w:ascii="宋体" w:hAnsi="宋体" w:eastAsia="宋体" w:cs="宋体"/>
+          <w:sz w:val="28"/>
+          <w:szCs w:val="28"/>
+        </w:rPr>
+        <w:t>项目总体研发周期为6个自然周，采用敏捷模式，以“1周1个Sprint”的节奏快速推进。</w:t>
+      </w:r>
+      <w:r>
+        <w:rPr>
+          <w:rFonts w:hint="eastAsia" w:ascii="宋体" w:hAnsi="宋体" w:eastAsia="宋体" w:cs="宋体"/>
+          <w:sz w:val="28"/>
+          <w:szCs w:val="28"/>
+        </w:rPr>
+        <w:br w:type="textWrapping"/>
+      </w:r>
+      <w:r>
+        <w:rPr>
+          <w:rFonts w:hint="eastAsia" w:ascii="宋体" w:hAnsi="宋体" w:eastAsia="宋体" w:cs="宋体"/>
+          <w:sz w:val="28"/>
+          <w:szCs w:val="28"/>
+        </w:rPr>
+        <w:t>阶段一：Sprint 1（03.15至03.22）—— 核心架构与底层权限成型。本周全员进行需求反讲，后端完成数据库建表及Git库流水线初始化。开发任务聚焦于底层RBAC权限管理体系建设，以及企业台账基础备案功能的跑通。周五产出第一版系统框架集成包。</w:t>
+      </w:r>
+      <w:r>
+        <w:rPr>
+          <w:rFonts w:hint="eastAsia" w:ascii="宋体" w:hAnsi="宋体" w:eastAsia="宋体" w:cs="宋体"/>
+          <w:sz w:val="28"/>
+          <w:szCs w:val="28"/>
+        </w:rPr>
+        <w:br w:type="textWrapping"/>
+      </w:r>
+      <w:r>
+        <w:rPr>
+          <w:rFonts w:hint="eastAsia" w:ascii="宋体" w:hAnsi="宋体" w:eastAsia="宋体" w:cs="宋体"/>
+          <w:sz w:val="28"/>
+          <w:szCs w:val="28"/>
+        </w:rPr>
+        <w:t>阶段二：Sprint 2（03.23至03.29）—— 数据填报与市级流转攻坚。本周前端重点突破核心业务表单，实现各种异常数据的动态拦截；后端并行开发市局审核节点与进度大屏接口。本阶段末，需实现业务数据从“企业草稿”到“市局退回/通过”的初步闭环。</w:t>
+      </w:r>
+    </w:p>
+    <w:p>
+      <w:pPr>
+        <w:pStyle w:val="5"/>
+        <w:keepNext w:val="0"/>
+        <w:keepLines w:val="0"/>
+        <w:widowControl/>
+        <w:suppressLineNumbers w:val="0"/>
+        <w:spacing w:before="0" w:beforeAutospacing="0" w:after="70" w:afterAutospacing="0" w:line="210" w:lineRule="atLeast"/>
+        <w:ind w:right="0"/>
+        <w:rPr>
+          <w:rFonts w:hint="eastAsia" w:ascii="宋体" w:hAnsi="宋体" w:eastAsia="宋体" w:cs="宋体"/>
+          <w:sz w:val="28"/>
+          <w:szCs w:val="28"/>
+        </w:rPr>
+      </w:pPr>
+      <w:r>
+        <w:rPr>
+          <w:rFonts w:hint="eastAsia" w:ascii="宋体" w:hAnsi="宋体" w:eastAsia="宋体" w:cs="宋体"/>
+          <w:sz w:val="28"/>
+          <w:szCs w:val="28"/>
+        </w:rPr>
+        <w:t>阶段三：Sprint 3（03.30至04.05）—— 省局统筹与审计容错落地。集中攻克SRS中最复杂的“双轨容错机制”，确保所有越级修改具备绝对的日志留痕；同步完成系统通知模块的开发。本阶段末将完成系统内部所有业务逻辑的串联集成。</w:t>
+      </w:r>
+      <w:r>
+        <w:rPr>
+          <w:rFonts w:hint="eastAsia" w:ascii="宋体" w:hAnsi="宋体" w:eastAsia="宋体" w:cs="宋体"/>
+          <w:sz w:val="28"/>
+          <w:szCs w:val="28"/>
+        </w:rPr>
+        <w:br w:type="textWrapping"/>
+      </w:r>
+      <w:r>
+        <w:rPr>
+          <w:rFonts w:hint="eastAsia" w:ascii="宋体" w:hAnsi="宋体" w:eastAsia="宋体" w:cs="宋体"/>
+          <w:sz w:val="28"/>
+          <w:szCs w:val="28"/>
+        </w:rPr>
+        <w:t>阶段四：Sprint 4（04.06至04.12）—— 数据分析与部委接口联调。前端投入重兵渲染省局BI大屏；后端完成HTTPS部委上报接口封装，并着重测试在502网络超时环境下的“指数退避重试队列”是否正常运作。至此完成与外部系统的集成。</w:t>
+      </w:r>
+      <w:r>
+        <w:rPr>
+          <w:rFonts w:hint="eastAsia" w:ascii="宋体" w:hAnsi="宋体" w:eastAsia="宋体" w:cs="宋体"/>
+          <w:sz w:val="28"/>
+          <w:szCs w:val="28"/>
+        </w:rPr>
+        <w:br w:type="textWrapping"/>
+      </w:r>
+      <w:r>
+        <w:rPr>
+          <w:rFonts w:hint="eastAsia" w:ascii="宋体" w:hAnsi="宋体" w:eastAsia="宋体" w:cs="宋体"/>
+          <w:sz w:val="28"/>
+          <w:szCs w:val="28"/>
+        </w:rPr>
+        <w:t>阶段五：Sprint 5（04.13至04.19）—— 全量SIT测试与安全加固。开发团队停止新功能提交，全面配合QA组进行端到端系统集成测试（SIT）。重点排查越权访问漏洞与表单空指针异常，开展缺陷修复攻坚战。</w:t>
+      </w:r>
+      <w:r>
+        <w:rPr>
+          <w:rFonts w:hint="eastAsia" w:ascii="宋体" w:hAnsi="宋体" w:eastAsia="宋体" w:cs="宋体"/>
+          <w:sz w:val="28"/>
+          <w:szCs w:val="28"/>
+        </w:rPr>
+        <w:br w:type="textWrapping"/>
+      </w:r>
+      <w:r>
+        <w:rPr>
+          <w:rFonts w:hint="eastAsia" w:ascii="宋体" w:hAnsi="宋体" w:eastAsia="宋体" w:cs="宋体"/>
+          <w:sz w:val="28"/>
+          <w:szCs w:val="28"/>
+        </w:rPr>
+        <w:t>阶段六：Sprint 6（04.20至04.26）—— 性能压测与验收交付。执行最终的大规模并发压测，输出检测报告。引导客户开展UAT验收操作，输出操作手册，召开项目结项复盘会，冻结V1.0生产代码。</w:t>
+      </w:r>
+    </w:p>
+    <w:p>
+      <w:pPr>
+        <w:bidi w:val="0"/>
+        <w:rPr>
+          <w:rFonts w:hint="eastAsia" w:ascii="宋体" w:hAnsi="宋体" w:eastAsia="宋体" w:cs="宋体"/>
+          <w:sz w:val="28"/>
+          <w:szCs w:val="28"/>
+        </w:rPr>
+      </w:pPr>
+      <w:r>
+        <w:rPr>
+          <w:rStyle w:val="8"/>
+          <w:rFonts w:hint="eastAsia"/>
+        </w:rPr>
+        <w:t>3.2 系统集成策略</w:t>
+      </w:r>
+      <w:r>
+        <w:rPr>
+          <w:rFonts w:hint="eastAsia" w:ascii="宋体" w:hAnsi="宋体" w:eastAsia="宋体" w:cs="宋体"/>
+          <w:sz w:val="28"/>
+          <w:szCs w:val="28"/>
+        </w:rPr>
+        <w:br w:type="textWrapping"/>
+      </w:r>
+      <w:r>
+        <w:rPr>
+          <w:rFonts w:hint="eastAsia" w:ascii="宋体" w:hAnsi="宋体" w:eastAsia="宋体" w:cs="宋体"/>
+          <w:sz w:val="28"/>
+          <w:szCs w:val="28"/>
+        </w:rPr>
+        <w:t>秉承持续集成与持续交付（CI/CD）理念，前后端代码必须每天至少发起一次向develop分支的合并请求（Pull Request）。通过配置Webhook自动化构建，确保每晚生成最新的内测环境系统快照，避免出现“各自开发没问题，一拼装就崩溃”的传统瀑布流窘境。</w:t>
+      </w:r>
+    </w:p>
+    <w:p>
+      <w:pPr>
+        <w:pStyle w:val="4"/>
+        <w:bidi w:val="0"/>
+        <w:rPr>
+          <w:rFonts w:hint="eastAsia"/>
+        </w:rPr>
+      </w:pPr>
+      <w:r>
+        <w:rPr>
+          <w:rFonts w:hint="eastAsia"/>
+          <w:lang w:val="en-US" w:eastAsia="zh-CN"/>
+        </w:rPr>
+        <w:t>3.3</w:t>
+      </w:r>
+      <w:r>
+        <w:rPr>
+          <w:rFonts w:hint="eastAsia"/>
+        </w:rPr>
+        <w:t xml:space="preserve"> 微观集成与每日构建计划</w:t>
+      </w:r>
+    </w:p>
+    <w:p>
+      <w:pPr>
+        <w:pStyle w:val="5"/>
+        <w:keepNext w:val="0"/>
+        <w:keepLines w:val="0"/>
+        <w:widowControl/>
+        <w:suppressLineNumbers w:val="0"/>
+        <w:spacing w:before="0" w:beforeAutospacing="0" w:after="70" w:afterAutospacing="0" w:line="210" w:lineRule="atLeast"/>
+        <w:ind w:right="0"/>
+        <w:rPr>
+          <w:rFonts w:hint="eastAsia" w:ascii="宋体" w:hAnsi="宋体" w:eastAsia="宋体" w:cs="宋体"/>
+          <w:sz w:val="28"/>
+          <w:szCs w:val="28"/>
+        </w:rPr>
+      </w:pPr>
+      <w:r>
+        <w:rPr>
+          <w:rFonts w:hint="eastAsia" w:ascii="宋体" w:hAnsi="宋体" w:eastAsia="宋体" w:cs="宋体"/>
+          <w:i w:val="0"/>
+          <w:iCs w:val="0"/>
+          <w:caps w:val="0"/>
+          <w:color w:val="2B2D31"/>
+          <w:spacing w:val="0"/>
+          <w:sz w:val="28"/>
+          <w:szCs w:val="28"/>
+          <w:shd w:val="clear" w:fill="FFFFFF"/>
+        </w:rPr>
+        <w:t>前后端契约集成：本周二（3月24日）前，后端必须在 Apifox/Swagger 上发布所有本周涉及的 API Mock 接口。前端周三起必须脱离本地假数据，全面接入 Mock 联调。</w:t>
+      </w:r>
+    </w:p>
+    <w:p>
+      <w:pPr>
+        <w:pStyle w:val="5"/>
+        <w:keepNext w:val="0"/>
+        <w:keepLines w:val="0"/>
+        <w:widowControl/>
+        <w:suppressLineNumbers w:val="0"/>
+        <w:spacing w:before="0" w:beforeAutospacing="0" w:after="70" w:afterAutospacing="0" w:line="210" w:lineRule="atLeast"/>
+        <w:ind w:right="0"/>
+        <w:rPr>
+          <w:rFonts w:hint="eastAsia" w:ascii="宋体" w:hAnsi="宋体" w:eastAsia="宋体" w:cs="宋体"/>
+          <w:sz w:val="28"/>
+          <w:szCs w:val="28"/>
+        </w:rPr>
+      </w:pPr>
+      <w:r>
+        <w:rPr>
+          <w:rFonts w:hint="eastAsia" w:ascii="宋体" w:hAnsi="宋体" w:eastAsia="宋体" w:cs="宋体"/>
+          <w:i w:val="0"/>
+          <w:iCs w:val="0"/>
+          <w:caps w:val="0"/>
+          <w:color w:val="2B2D31"/>
+          <w:spacing w:val="0"/>
+          <w:sz w:val="28"/>
+          <w:szCs w:val="28"/>
+          <w:shd w:val="clear" w:fill="FFFFFF"/>
+        </w:rPr>
+        <w:t>每日代码合并：所有组员每天 18:00 前必须将当日代码 Commit 并提交 Pull Request 至 develop 分支，解决可能的 Git 冲突。</w:t>
+      </w:r>
+    </w:p>
+    <w:p>
+      <w:pPr>
+        <w:pStyle w:val="5"/>
+        <w:keepNext w:val="0"/>
+        <w:keepLines w:val="0"/>
+        <w:widowControl/>
+        <w:suppressLineNumbers w:val="0"/>
+        <w:spacing w:before="0" w:beforeAutospacing="0" w:after="70" w:afterAutospacing="0" w:line="210" w:lineRule="atLeast"/>
+        <w:ind w:right="0"/>
+        <w:rPr>
           <w:rFonts w:hint="eastAsia" w:ascii="宋体" w:hAnsi="宋体" w:eastAsia="宋体" w:cs="宋体"/>
           <w:sz w:val="28"/>
           <w:szCs w:val="28"/>
@@ -992,6 +1765,144 @@
     </w:p>
     <w:p>
       <w:pPr>
+        <w:pStyle w:val="4"/>
+        <w:bidi w:val="0"/>
+        <w:rPr>
+          <w:rFonts w:hint="eastAsia"/>
+          <w:lang w:val="en-US" w:eastAsia="zh-CN"/>
+        </w:rPr>
+      </w:pPr>
+      <w:r>
+        <w:rPr>
+          <w:rFonts w:hint="eastAsia"/>
+          <w:lang w:val="en-US" w:eastAsia="zh-CN"/>
+        </w:rPr>
+        <w:t>5.3核心业务专项防护与质量红线</w:t>
+      </w:r>
+    </w:p>
+    <w:p>
+      <w:pPr>
+        <w:bidi w:val="0"/>
+        <w:rPr>
+          <w:rFonts w:hint="eastAsia" w:ascii="宋体" w:hAnsi="宋体" w:cs="宋体"/>
+          <w:sz w:val="28"/>
+          <w:szCs w:val="28"/>
+          <w:lang w:val="en-US" w:eastAsia="zh-CN"/>
+        </w:rPr>
+      </w:pPr>
+      <w:r>
+        <w:rPr>
+          <w:rFonts w:hint="eastAsia" w:ascii="宋体" w:hAnsi="宋体" w:cs="宋体"/>
+          <w:sz w:val="28"/>
+          <w:szCs w:val="28"/>
+          <w:lang w:val="en-US" w:eastAsia="zh-CN"/>
+        </w:rPr>
+        <w:t>异常波动防呆红线：</w:t>
+      </w:r>
+    </w:p>
+    <w:p>
+      <w:pPr>
+        <w:bidi w:val="0"/>
+        <w:rPr>
+          <w:rFonts w:hint="eastAsia" w:ascii="宋体" w:hAnsi="宋体" w:cs="宋体"/>
+          <w:sz w:val="28"/>
+          <w:szCs w:val="28"/>
+          <w:lang w:val="en-US" w:eastAsia="zh-CN"/>
+        </w:rPr>
+      </w:pPr>
+      <w:r>
+        <w:rPr>
+          <w:rFonts w:hint="eastAsia" w:ascii="宋体" w:hAnsi="宋体" w:cs="宋体"/>
+          <w:sz w:val="28"/>
+          <w:szCs w:val="28"/>
+          <w:lang w:val="en-US" w:eastAsia="zh-CN"/>
+        </w:rPr>
+        <w:t>正向测试：当企业提交（|当期人数-建档人数| / 建档人数 ≥ 30%）时，系统必须弹出二次确认预警，否则判定为严重缺陷（Severity 1）。</w:t>
+      </w:r>
+    </w:p>
+    <w:p>
+      <w:pPr>
+        <w:bidi w:val="0"/>
+        <w:rPr>
+          <w:rFonts w:hint="eastAsia" w:ascii="宋体" w:hAnsi="宋体" w:cs="宋体"/>
+          <w:sz w:val="28"/>
+          <w:szCs w:val="28"/>
+          <w:lang w:val="en-US" w:eastAsia="zh-CN"/>
+        </w:rPr>
+      </w:pPr>
+      <w:r>
+        <w:rPr>
+          <w:rFonts w:hint="eastAsia" w:ascii="宋体" w:hAnsi="宋体" w:cs="宋体"/>
+          <w:sz w:val="28"/>
+          <w:szCs w:val="28"/>
+          <w:lang w:val="en-US" w:eastAsia="zh-CN"/>
+        </w:rPr>
+        <w:t>拦截测试：在未勾选“本人确认数据无误”强行发包，或直接通过抓包工具篡改绕过前端时，后端接口必须实施物理拦截并返回 400 非法状态码。</w:t>
+      </w:r>
+    </w:p>
+    <w:p>
+      <w:pPr>
+        <w:bidi w:val="0"/>
+        <w:rPr>
+          <w:rFonts w:hint="eastAsia" w:ascii="宋体" w:hAnsi="宋体" w:cs="宋体"/>
+          <w:sz w:val="28"/>
+          <w:szCs w:val="28"/>
+          <w:lang w:val="en-US" w:eastAsia="zh-CN"/>
+        </w:rPr>
+      </w:pPr>
+      <w:r>
+        <w:rPr>
+          <w:rFonts w:hint="eastAsia" w:ascii="宋体" w:hAnsi="宋体" w:cs="宋体"/>
+          <w:sz w:val="28"/>
+          <w:szCs w:val="28"/>
+          <w:lang w:val="en-US" w:eastAsia="zh-CN"/>
+        </w:rPr>
+        <w:t>状态机生命周期穿透阻断：</w:t>
+      </w:r>
+    </w:p>
+    <w:p>
+      <w:pPr>
+        <w:bidi w:val="0"/>
+        <w:rPr>
+          <w:rFonts w:hint="eastAsia" w:ascii="宋体" w:hAnsi="宋体" w:cs="宋体"/>
+          <w:sz w:val="28"/>
+          <w:szCs w:val="28"/>
+          <w:lang w:val="en-US" w:eastAsia="zh-CN"/>
+        </w:rPr>
+      </w:pPr>
+      <w:r>
+        <w:rPr>
+          <w:rFonts w:hint="eastAsia" w:ascii="宋体" w:hAnsi="宋体" w:cs="宋体"/>
+          <w:sz w:val="28"/>
+          <w:szCs w:val="28"/>
+          <w:lang w:val="en-US" w:eastAsia="zh-CN"/>
+        </w:rPr>
+        <w:t>越权与非法状态修改阻断：测试组必须构造恶意请求，尝试将处于[草稿] 状态的报表越级直接修改为 [审核通过]。后端校验逻辑若未将其拦截，将被记为高危安全漏洞。</w:t>
+      </w:r>
+    </w:p>
+    <w:p>
+      <w:pPr>
+        <w:bidi w:val="0"/>
+        <w:rPr>
+          <w:rFonts w:hint="eastAsia" w:ascii="宋体" w:hAnsi="宋体" w:eastAsia="宋体" w:cs="宋体"/>
+          <w:sz w:val="28"/>
+          <w:szCs w:val="28"/>
+        </w:rPr>
+      </w:pPr>
+      <w:r>
+        <w:rPr>
+          <w:rFonts w:hint="eastAsia" w:ascii="宋体" w:hAnsi="宋体" w:cs="宋体"/>
+          <w:sz w:val="28"/>
+          <w:szCs w:val="28"/>
+          <w:lang w:val="en-US" w:eastAsia="zh-CN"/>
+        </w:rPr>
+        <w:t>表单锁定验证：当数据处于 [待市局审核] 时，前端页面必须实现输入框的全面置灰锁定，[提交] 按钮强制禁用，防止异步并发修改导致的数据脏读。</w:t>
+      </w:r>
+      <w:bookmarkStart w:id="0" w:name="_GoBack"/>
+      <w:bookmarkEnd w:id="0"/>
+    </w:p>
+    <w:p>
+      <w:pPr>
         <w:pStyle w:val="3"/>
         <w:bidi w:val="0"/>
         <w:jc w:val="left"/>
@@ -1248,6 +2159,143 @@
           <w:szCs w:val="28"/>
         </w:rPr>
         <w:t>(3) 越级篡改与安全审计风险：省级账号特权过大，误操作将导致底层数据永久失真。应对策略为实行严苛的数据库双向落库法则，所有修改前快照强制写入独立审计表，并在前端UI加入显著的红色二次破坏性操作防呆确认弹窗。</w:t>
+      </w:r>
+    </w:p>
+    <w:p>
+      <w:pPr>
+        <w:pStyle w:val="4"/>
+        <w:bidi w:val="0"/>
+        <w:rPr>
+          <w:rFonts w:hint="eastAsia"/>
+          <w:lang w:val="en-US" w:eastAsia="zh-CN"/>
+        </w:rPr>
+      </w:pPr>
+      <w:r>
+        <w:rPr>
+          <w:rFonts w:hint="eastAsia"/>
+          <w:lang w:val="en-US" w:eastAsia="zh-CN"/>
+        </w:rPr>
+        <w:t>7.2 本周新增技术风险项</w:t>
+      </w:r>
+    </w:p>
+    <w:p>
+      <w:pPr>
+        <w:bidi w:val="0"/>
+        <w:rPr>
+          <w:rFonts w:hint="eastAsia" w:ascii="宋体" w:hAnsi="宋体" w:cs="宋体"/>
+          <w:sz w:val="28"/>
+          <w:szCs w:val="28"/>
+          <w:lang w:val="en-US" w:eastAsia="zh-CN"/>
+        </w:rPr>
+      </w:pPr>
+      <w:r>
+        <w:rPr>
+          <w:rFonts w:hint="eastAsia" w:ascii="宋体" w:hAnsi="宋体" w:cs="宋体"/>
+          <w:sz w:val="28"/>
+          <w:szCs w:val="28"/>
+          <w:lang w:val="en-US" w:eastAsia="zh-CN"/>
+        </w:rPr>
+        <w:t>风险 ID-R04：缓存一致性风险</w:t>
+      </w:r>
+    </w:p>
+    <w:p>
+      <w:pPr>
+        <w:bidi w:val="0"/>
+        <w:rPr>
+          <w:rFonts w:hint="eastAsia" w:ascii="宋体" w:hAnsi="宋体" w:cs="宋体"/>
+          <w:sz w:val="28"/>
+          <w:szCs w:val="28"/>
+          <w:lang w:val="en-US" w:eastAsia="zh-CN"/>
+        </w:rPr>
+      </w:pPr>
+      <w:r>
+        <w:rPr>
+          <w:rFonts w:hint="eastAsia" w:ascii="宋体" w:hAnsi="宋体" w:cs="宋体"/>
+          <w:sz w:val="28"/>
+          <w:szCs w:val="28"/>
+          <w:lang w:val="en-US" w:eastAsia="zh-CN"/>
+        </w:rPr>
+        <w:t>描述：Redis 字典缓存如果未与 MySQL 数据实时同步，可能导致前端级联下拉框报错或数据不匹配。</w:t>
+      </w:r>
+    </w:p>
+    <w:p>
+      <w:pPr>
+        <w:bidi w:val="0"/>
+        <w:rPr>
+          <w:rFonts w:hint="eastAsia" w:ascii="宋体" w:hAnsi="宋体" w:cs="宋体"/>
+          <w:sz w:val="28"/>
+          <w:szCs w:val="28"/>
+          <w:lang w:val="en-US" w:eastAsia="zh-CN"/>
+        </w:rPr>
+      </w:pPr>
+      <w:r>
+        <w:rPr>
+          <w:rFonts w:hint="eastAsia" w:ascii="宋体" w:hAnsi="宋体" w:cs="宋体"/>
+          <w:sz w:val="28"/>
+          <w:szCs w:val="28"/>
+          <w:lang w:val="en-US" w:eastAsia="zh-CN"/>
+        </w:rPr>
+        <w:t>应对策略：后端研发组（程思涵）需编写数据对齐校验脚本，并在应用层增加 Redis 击穿时的 MySQL 兜底查询逻辑。</w:t>
+      </w:r>
+    </w:p>
+    <w:p>
+      <w:pPr>
+        <w:bidi w:val="0"/>
+        <w:rPr>
+          <w:rFonts w:hint="eastAsia" w:ascii="宋体" w:hAnsi="宋体" w:cs="宋体"/>
+          <w:sz w:val="28"/>
+          <w:szCs w:val="28"/>
+          <w:lang w:val="en-US" w:eastAsia="zh-CN"/>
+        </w:rPr>
+      </w:pPr>
+      <w:r>
+        <w:rPr>
+          <w:rFonts w:hint="eastAsia" w:ascii="宋体" w:hAnsi="宋体" w:cs="宋体"/>
+          <w:sz w:val="28"/>
+          <w:szCs w:val="28"/>
+          <w:lang w:val="en-US" w:eastAsia="zh-CN"/>
+        </w:rPr>
+        <w:t>风险 ID-R05：正则强校验误杀风险</w:t>
+      </w:r>
+    </w:p>
+    <w:p>
+      <w:pPr>
+        <w:bidi w:val="0"/>
+        <w:rPr>
+          <w:rFonts w:hint="eastAsia" w:ascii="宋体" w:hAnsi="宋体" w:cs="宋体"/>
+          <w:sz w:val="28"/>
+          <w:szCs w:val="28"/>
+          <w:lang w:val="en-US" w:eastAsia="zh-CN"/>
+        </w:rPr>
+      </w:pPr>
+      <w:r>
+        <w:rPr>
+          <w:rFonts w:hint="eastAsia" w:ascii="宋体" w:hAnsi="宋体" w:cs="宋体"/>
+          <w:sz w:val="28"/>
+          <w:szCs w:val="28"/>
+          <w:lang w:val="en-US" w:eastAsia="zh-CN"/>
+        </w:rPr>
+        <w:t>描述：企业社会信用代码及区号固话的正则校验规则过严，可能导致少数特殊企业无法正常备案。</w:t>
+      </w:r>
+    </w:p>
+    <w:p>
+      <w:pPr>
+        <w:bidi w:val="0"/>
+        <w:rPr>
+          <w:rFonts w:hint="default" w:ascii="宋体" w:hAnsi="宋体" w:eastAsia="宋体" w:cs="宋体"/>
+          <w:sz w:val="28"/>
+          <w:szCs w:val="28"/>
+          <w:lang w:val="en-US" w:eastAsia="zh-CN"/>
+        </w:rPr>
+      </w:pPr>
+      <w:r>
+        <w:rPr>
+          <w:rFonts w:hint="eastAsia" w:ascii="宋体" w:hAnsi="宋体" w:cs="宋体"/>
+          <w:sz w:val="28"/>
+          <w:szCs w:val="28"/>
+          <w:lang w:val="en-US" w:eastAsia="zh-CN"/>
+        </w:rPr>
+        <w:t>应对策略：需求组（樊成珂）需再三核对国家标准（18位字母数字组合规则），测试组必须准备包含老版9位组织机构代码及带括号固话的异常兼容数据集进行宽泛性测试。</w:t>
       </w:r>
     </w:p>
     <w:p>

--- a/软件项目管理项目计划.docx
+++ b/软件项目管理项目计划.docx
@@ -17,8 +17,10 @@
           <w:sz w:val="28"/>
           <w:szCs w:val="28"/>
         </w:rPr>
-        <w:t>《云南省企业就业失业数据采集系统》项目计划书 (V1.0 基线版)</w:t>
-      </w:r>
+        <w:t>《云南省企业就业失业数据采集系统》项目计划书</w:t>
+      </w:r>
+      <w:bookmarkStart w:id="0" w:name="_GoBack"/>
+      <w:bookmarkEnd w:id="0"/>
     </w:p>
     <w:p>
       <w:pPr>
@@ -60,7 +62,7 @@
           <w:szCs w:val="28"/>
           <w:lang w:val="en-US" w:eastAsia="zh-CN"/>
         </w:rPr>
-        <w:t>.1</w:t>
+        <w:t>.2</w:t>
       </w:r>
       <w:r>
         <w:rPr>
@@ -85,7 +87,7 @@
           <w:szCs w:val="28"/>
           <w:lang w:val="en-US" w:eastAsia="zh-CN"/>
         </w:rPr>
-        <w:t>23</w:t>
+        <w:t>29</w:t>
       </w:r>
       <w:r>
         <w:rPr>
@@ -181,7 +183,7 @@
           <w:sz w:val="28"/>
           <w:szCs w:val="28"/>
         </w:rPr>
-        <w:t>根据敏捷管理“渐进明细”原则，在3月23日（第二周初），第一周的底层架构已初步跑通。本周暂未发生外部需求变更，因此本次计划迭代主要针对《项目计划书 V1.0》中的“进度安排与集成计划”及“质量管理计划”进行下钻细化。将原本粗略的模块级计划，拆解为落实到具体人天、具体GitHub Issue的任务包，并针对本周即将开发的高难度表单补充了详尽的测试边界要求。</w:t>
+        <w:t>本周（2026年3月30日至4月5日）处于项目核心业务闭环的攻坚阶段。在第二周成功跑通企业填报与市局初审数据流的基础上，第三周的迭代重心全面上移至省级管理端。目前项目未接收到任何外部范围变更，团队将严格围绕原定SRS需求，集中火力攻克本项目技术难度最高的“双轨容错审计”与“原始报文快照防篡改”机制。同时，本周需完成全省政务通知定向发布模块的开发。本阶段核心目标是：在本周五联调演示时，彻底贯通省、市、企三级主干业务状态机的流转闭环。</w:t>
       </w:r>
     </w:p>
     <w:p>
@@ -542,6 +544,86 @@
           <w:szCs w:val="28"/>
         </w:rPr>
         <w:t>，项目组将实施明确的绩效看板。通过GitHub Issue的流转燃尽图来衡量每位成员的工作饱和度与任务按期交付率，严重Bug引入率将作为扣减绩效的核心指标。</w:t>
+      </w:r>
+    </w:p>
+    <w:p>
+      <w:pPr>
+        <w:pStyle w:val="3"/>
+        <w:bidi w:val="0"/>
+        <w:rPr>
+          <w:rFonts w:hint="eastAsia"/>
+        </w:rPr>
+      </w:pPr>
+      <w:r>
+        <w:rPr>
+          <w:rFonts w:hint="eastAsia"/>
+        </w:rPr>
+        <w:t>第三章 时间进度与系统集成计划</w:t>
+      </w:r>
+    </w:p>
+    <w:p>
+      <w:pPr>
+        <w:bidi w:val="0"/>
+        <w:rPr>
+          <w:rFonts w:hint="eastAsia" w:ascii="宋体" w:hAnsi="宋体" w:eastAsia="宋体" w:cs="宋体"/>
+          <w:sz w:val="28"/>
+          <w:szCs w:val="28"/>
+        </w:rPr>
+      </w:pPr>
+      <w:r>
+        <w:rPr>
+          <w:rStyle w:val="8"/>
+          <w:rFonts w:hint="eastAsia"/>
+        </w:rPr>
+        <w:t>3.1 总体里程碑与迭代排期</w:t>
+      </w:r>
+      <w:r>
+        <w:rPr>
+          <w:rFonts w:hint="eastAsia" w:ascii="宋体" w:hAnsi="宋体" w:eastAsia="宋体" w:cs="宋体"/>
+          <w:sz w:val="28"/>
+          <w:szCs w:val="28"/>
+        </w:rPr>
+        <w:br w:type="textWrapping"/>
+      </w:r>
+      <w:r>
+        <w:rPr>
+          <w:rFonts w:hint="eastAsia" w:ascii="宋体" w:hAnsi="宋体" w:eastAsia="宋体" w:cs="宋体"/>
+          <w:sz w:val="28"/>
+          <w:szCs w:val="28"/>
+        </w:rPr>
+        <w:t>项目总体研发周期为6个自然周，采用敏捷模式，以“1周1个Sprint”的节奏快速推进。</w:t>
+      </w:r>
+      <w:r>
+        <w:rPr>
+          <w:rFonts w:hint="eastAsia" w:ascii="宋体" w:hAnsi="宋体" w:eastAsia="宋体" w:cs="宋体"/>
+          <w:sz w:val="28"/>
+          <w:szCs w:val="28"/>
+        </w:rPr>
+        <w:br w:type="textWrapping"/>
+      </w:r>
+      <w:r>
+        <w:rPr>
+          <w:rFonts w:hint="eastAsia" w:ascii="宋体" w:hAnsi="宋体" w:eastAsia="宋体" w:cs="宋体"/>
+          <w:sz w:val="28"/>
+          <w:szCs w:val="28"/>
+        </w:rPr>
+        <w:t>阶段一：Sprint 1（03.15至03.22）—— 核心架构与底层权限成型。本周全员进行需求反讲，后端完成数据库建表及Git库流水线初始化。开发任务聚焦于底层RBAC权限管理体系建设，以及企业台账基础备案功能的跑通。周五产出第一版系统框架集成包。</w:t>
+      </w:r>
+      <w:r>
+        <w:rPr>
+          <w:rFonts w:hint="eastAsia" w:ascii="宋体" w:hAnsi="宋体" w:eastAsia="宋体" w:cs="宋体"/>
+          <w:sz w:val="28"/>
+          <w:szCs w:val="28"/>
+        </w:rPr>
+        <w:br w:type="textWrapping"/>
+      </w:r>
+      <w:r>
+        <w:rPr>
+          <w:rFonts w:hint="eastAsia" w:ascii="宋体" w:hAnsi="宋体" w:eastAsia="宋体" w:cs="宋体"/>
+          <w:sz w:val="28"/>
+          <w:szCs w:val="28"/>
+        </w:rPr>
+        <w:t>阶段二：Sprint 2（03.23至03.29）—— 数据填报与市级流转攻坚。本周前端重点突破核心业务表单，实现各种异常数据的动态拦截；后端并行开发市局审核节点与进度大屏接口。本阶段末，需实现业务数据从“企业草稿”到“市局退回/通过”的初步闭环。</w:t>
       </w:r>
     </w:p>
     <w:p>
@@ -1214,144 +1296,6 @@
     </w:p>
     <w:p>
       <w:pPr>
-        <w:bidi w:val="0"/>
-        <w:rPr>
-          <w:rFonts w:hint="eastAsia" w:ascii="宋体" w:hAnsi="宋体" w:eastAsia="宋体" w:cs="宋体"/>
-          <w:sz w:val="28"/>
-          <w:szCs w:val="28"/>
-        </w:rPr>
-      </w:pPr>
-      <w:r>
-        <w:rPr>
-          <w:rFonts w:hint="eastAsia" w:ascii="等线" w:hAnsi="等线" w:eastAsia="等线" w:cs="等线"/>
-          <w:b/>
-          <w:bCs/>
-          <w:i w:val="0"/>
-          <w:iCs w:val="0"/>
-          <w:caps w:val="0"/>
-          <w:color w:val="FF0000"/>
-          <w:spacing w:val="0"/>
-          <w:sz w:val="20"/>
-          <w:szCs w:val="20"/>
-          <w:shd w:val="clear" w:fill="FFFFFF"/>
-        </w:rPr>
-        <w:t>以上所有 Issue，为每个 Issue 打上</w:t>
-      </w:r>
-      <w:r>
-        <w:rPr>
-          <w:rFonts w:hint="eastAsia" w:ascii="等线" w:hAnsi="等线" w:eastAsia="等线" w:cs="等线"/>
-          <w:b/>
-          <w:bCs/>
-          <w:i w:val="0"/>
-          <w:iCs w:val="0"/>
-          <w:caps w:val="0"/>
-          <w:color w:val="FF0000"/>
-          <w:spacing w:val="0"/>
-          <w:sz w:val="22"/>
-          <w:szCs w:val="22"/>
-          <w:shd w:val="clear" w:fill="FFFFFF"/>
-        </w:rPr>
-        <w:t>Sprint-2</w:t>
-      </w:r>
-      <w:r>
-        <w:rPr>
-          <w:rFonts w:hint="eastAsia" w:ascii="等线" w:hAnsi="等线" w:eastAsia="等线" w:cs="等线"/>
-          <w:b/>
-          <w:bCs/>
-          <w:i w:val="0"/>
-          <w:iCs w:val="0"/>
-          <w:caps w:val="0"/>
-          <w:color w:val="FF0000"/>
-          <w:spacing w:val="0"/>
-          <w:sz w:val="20"/>
-          <w:szCs w:val="20"/>
-          <w:shd w:val="clear" w:fill="FFFFFF"/>
-        </w:rPr>
-        <w:t>标签。每日跟踪燃尽图，确保周五能顺利产出可演示版本。</w:t>
-      </w:r>
-    </w:p>
-    <w:p>
-      <w:pPr>
-        <w:pStyle w:val="3"/>
-        <w:bidi w:val="0"/>
-        <w:rPr>
-          <w:rFonts w:hint="eastAsia"/>
-        </w:rPr>
-      </w:pPr>
-      <w:r>
-        <w:rPr>
-          <w:rFonts w:hint="eastAsia"/>
-        </w:rPr>
-        <w:t>第三章 时间进度与系统集成计划</w:t>
-      </w:r>
-    </w:p>
-    <w:p>
-      <w:pPr>
-        <w:bidi w:val="0"/>
-        <w:rPr>
-          <w:rFonts w:hint="eastAsia" w:ascii="宋体" w:hAnsi="宋体" w:eastAsia="宋体" w:cs="宋体"/>
-          <w:sz w:val="28"/>
-          <w:szCs w:val="28"/>
-        </w:rPr>
-      </w:pPr>
-      <w:r>
-        <w:rPr>
-          <w:rStyle w:val="8"/>
-          <w:rFonts w:hint="eastAsia"/>
-        </w:rPr>
-        <w:t>3.1 总体里程碑与迭代排期</w:t>
-      </w:r>
-      <w:r>
-        <w:rPr>
-          <w:rFonts w:hint="eastAsia" w:ascii="宋体" w:hAnsi="宋体" w:eastAsia="宋体" w:cs="宋体"/>
-          <w:sz w:val="28"/>
-          <w:szCs w:val="28"/>
-        </w:rPr>
-        <w:br w:type="textWrapping"/>
-      </w:r>
-      <w:r>
-        <w:rPr>
-          <w:rFonts w:hint="eastAsia" w:ascii="宋体" w:hAnsi="宋体" w:eastAsia="宋体" w:cs="宋体"/>
-          <w:sz w:val="28"/>
-          <w:szCs w:val="28"/>
-        </w:rPr>
-        <w:t>项目总体研发周期为6个自然周，采用敏捷模式，以“1周1个Sprint”的节奏快速推进。</w:t>
-      </w:r>
-      <w:r>
-        <w:rPr>
-          <w:rFonts w:hint="eastAsia" w:ascii="宋体" w:hAnsi="宋体" w:eastAsia="宋体" w:cs="宋体"/>
-          <w:sz w:val="28"/>
-          <w:szCs w:val="28"/>
-        </w:rPr>
-        <w:br w:type="textWrapping"/>
-      </w:r>
-      <w:r>
-        <w:rPr>
-          <w:rFonts w:hint="eastAsia" w:ascii="宋体" w:hAnsi="宋体" w:eastAsia="宋体" w:cs="宋体"/>
-          <w:sz w:val="28"/>
-          <w:szCs w:val="28"/>
-        </w:rPr>
-        <w:t>阶段一：Sprint 1（03.15至03.22）—— 核心架构与底层权限成型。本周全员进行需求反讲，后端完成数据库建表及Git库流水线初始化。开发任务聚焦于底层RBAC权限管理体系建设，以及企业台账基础备案功能的跑通。周五产出第一版系统框架集成包。</w:t>
-      </w:r>
-      <w:r>
-        <w:rPr>
-          <w:rFonts w:hint="eastAsia" w:ascii="宋体" w:hAnsi="宋体" w:eastAsia="宋体" w:cs="宋体"/>
-          <w:sz w:val="28"/>
-          <w:szCs w:val="28"/>
-        </w:rPr>
-        <w:br w:type="textWrapping"/>
-      </w:r>
-      <w:r>
-        <w:rPr>
-          <w:rFonts w:hint="eastAsia" w:ascii="宋体" w:hAnsi="宋体" w:eastAsia="宋体" w:cs="宋体"/>
-          <w:sz w:val="28"/>
-          <w:szCs w:val="28"/>
-        </w:rPr>
-        <w:t>阶段二：Sprint 2（03.23至03.29）—— 数据填报与市级流转攻坚。本周前端重点突破核心业务表单，实现各种异常数据的动态拦截；后端并行开发市局审核节点与进度大屏接口。本阶段末，需实现业务数据从“企业草稿”到“市局退回/通过”的初步闭环。</w:t>
-      </w:r>
-    </w:p>
-    <w:p>
-      <w:pPr>
         <w:pStyle w:val="5"/>
         <w:keepNext w:val="0"/>
         <w:keepLines w:val="0"/>
@@ -1373,109 +1317,6 @@
         </w:rPr>
         <w:t>阶段三：Sprint 3（03.30至04.05）—— 省局统筹与审计容错落地。集中攻克SRS中最复杂的“双轨容错机制”，确保所有越级修改具备绝对的日志留痕；同步完成系统通知模块的开发。本阶段末将完成系统内部所有业务逻辑的串联集成。</w:t>
       </w:r>
-      <w:r>
-        <w:rPr>
-          <w:rFonts w:hint="eastAsia" w:ascii="宋体" w:hAnsi="宋体" w:eastAsia="宋体" w:cs="宋体"/>
-          <w:sz w:val="28"/>
-          <w:szCs w:val="28"/>
-        </w:rPr>
-        <w:br w:type="textWrapping"/>
-      </w:r>
-      <w:r>
-        <w:rPr>
-          <w:rFonts w:hint="eastAsia" w:ascii="宋体" w:hAnsi="宋体" w:eastAsia="宋体" w:cs="宋体"/>
-          <w:sz w:val="28"/>
-          <w:szCs w:val="28"/>
-        </w:rPr>
-        <w:t>阶段四：Sprint 4（04.06至04.12）—— 数据分析与部委接口联调。前端投入重兵渲染省局BI大屏；后端完成HTTPS部委上报接口封装，并着重测试在502网络超时环境下的“指数退避重试队列”是否正常运作。至此完成与外部系统的集成。</w:t>
-      </w:r>
-      <w:r>
-        <w:rPr>
-          <w:rFonts w:hint="eastAsia" w:ascii="宋体" w:hAnsi="宋体" w:eastAsia="宋体" w:cs="宋体"/>
-          <w:sz w:val="28"/>
-          <w:szCs w:val="28"/>
-        </w:rPr>
-        <w:br w:type="textWrapping"/>
-      </w:r>
-      <w:r>
-        <w:rPr>
-          <w:rFonts w:hint="eastAsia" w:ascii="宋体" w:hAnsi="宋体" w:eastAsia="宋体" w:cs="宋体"/>
-          <w:sz w:val="28"/>
-          <w:szCs w:val="28"/>
-        </w:rPr>
-        <w:t>阶段五：Sprint 5（04.13至04.19）—— 全量SIT测试与安全加固。开发团队停止新功能提交，全面配合QA组进行端到端系统集成测试（SIT）。重点排查越权访问漏洞与表单空指针异常，开展缺陷修复攻坚战。</w:t>
-      </w:r>
-      <w:r>
-        <w:rPr>
-          <w:rFonts w:hint="eastAsia" w:ascii="宋体" w:hAnsi="宋体" w:eastAsia="宋体" w:cs="宋体"/>
-          <w:sz w:val="28"/>
-          <w:szCs w:val="28"/>
-        </w:rPr>
-        <w:br w:type="textWrapping"/>
-      </w:r>
-      <w:r>
-        <w:rPr>
-          <w:rFonts w:hint="eastAsia" w:ascii="宋体" w:hAnsi="宋体" w:eastAsia="宋体" w:cs="宋体"/>
-          <w:sz w:val="28"/>
-          <w:szCs w:val="28"/>
-        </w:rPr>
-        <w:t>阶段六：Sprint 6（04.20至04.26）—— 性能压测与验收交付。执行最终的大规模并发压测，输出检测报告。引导客户开展UAT验收操作，输出操作手册，召开项目结项复盘会，冻结V1.0生产代码。</w:t>
-      </w:r>
-    </w:p>
-    <w:p>
-      <w:pPr>
-        <w:bidi w:val="0"/>
-        <w:rPr>
-          <w:rFonts w:hint="eastAsia" w:ascii="宋体" w:hAnsi="宋体" w:eastAsia="宋体" w:cs="宋体"/>
-          <w:sz w:val="28"/>
-          <w:szCs w:val="28"/>
-        </w:rPr>
-      </w:pPr>
-      <w:r>
-        <w:rPr>
-          <w:rStyle w:val="8"/>
-          <w:rFonts w:hint="eastAsia"/>
-        </w:rPr>
-        <w:t>3.2 系统集成策略</w:t>
-      </w:r>
-      <w:r>
-        <w:rPr>
-          <w:rFonts w:hint="eastAsia" w:ascii="宋体" w:hAnsi="宋体" w:eastAsia="宋体" w:cs="宋体"/>
-          <w:sz w:val="28"/>
-          <w:szCs w:val="28"/>
-        </w:rPr>
-        <w:br w:type="textWrapping"/>
-      </w:r>
-      <w:r>
-        <w:rPr>
-          <w:rFonts w:hint="eastAsia" w:ascii="宋体" w:hAnsi="宋体" w:eastAsia="宋体" w:cs="宋体"/>
-          <w:sz w:val="28"/>
-          <w:szCs w:val="28"/>
-        </w:rPr>
-        <w:t>秉承持续集成与持续交付（CI/CD）理念，前后端代码必须每天至少发起一次向develop分支的合并请求（Pull Request）。通过配置Webhook自动化构建，确保每晚生成最新的内测环境系统快照，避免出现“各自开发没问题，一拼装就崩溃”的传统瀑布流窘境。</w:t>
-      </w:r>
-    </w:p>
-    <w:p>
-      <w:pPr>
-        <w:pStyle w:val="4"/>
-        <w:bidi w:val="0"/>
-        <w:rPr>
-          <w:rFonts w:hint="eastAsia"/>
-        </w:rPr>
-      </w:pPr>
-      <w:r>
-        <w:rPr>
-          <w:rFonts w:hint="eastAsia"/>
-          <w:lang w:val="en-US" w:eastAsia="zh-CN"/>
-        </w:rPr>
-        <w:t>3.3</w:t>
-      </w:r>
-      <w:r>
-        <w:rPr>
-          <w:rFonts w:hint="eastAsia"/>
-        </w:rPr>
-        <w:t xml:space="preserve"> 微观集成与每日构建计划</w:t>
-      </w:r>
     </w:p>
     <w:p>
       <w:pPr>
@@ -1487,24 +1328,28 @@
         <w:spacing w:before="0" w:beforeAutospacing="0" w:after="70" w:afterAutospacing="0" w:line="210" w:lineRule="atLeast"/>
         <w:ind w:right="0"/>
         <w:rPr>
-          <w:rFonts w:hint="eastAsia" w:ascii="宋体" w:hAnsi="宋体" w:eastAsia="宋体" w:cs="宋体"/>
-          <w:sz w:val="28"/>
-          <w:szCs w:val="28"/>
-        </w:rPr>
-      </w:pPr>
-      <w:r>
-        <w:rPr>
-          <w:rFonts w:hint="eastAsia" w:ascii="宋体" w:hAnsi="宋体" w:eastAsia="宋体" w:cs="宋体"/>
-          <w:i w:val="0"/>
-          <w:iCs w:val="0"/>
-          <w:caps w:val="0"/>
-          <w:color w:val="2B2D31"/>
-          <w:spacing w:val="0"/>
-          <w:sz w:val="28"/>
-          <w:szCs w:val="28"/>
-          <w:shd w:val="clear" w:fill="FFFFFF"/>
-        </w:rPr>
-        <w:t>前后端契约集成：本周二（3月24日）前，后端必须在 Apifox/Swagger 上发布所有本周涉及的 API Mock 接口。前端周三起必须脱离本地假数据，全面接入 Mock 联调。</w:t>
+          <w:rFonts w:hint="eastAsia" w:ascii="等线" w:hAnsi="等线" w:eastAsia="等线" w:cs="等线"/>
+          <w:sz w:val="22"/>
+          <w:szCs w:val="22"/>
+        </w:rPr>
+      </w:pPr>
+      <w:r>
+        <w:rPr>
+          <w:rFonts w:hint="eastAsia" w:ascii="等线" w:hAnsi="等线" w:eastAsia="等线" w:cs="等线"/>
+          <w:b/>
+          <w:bCs/>
+          <w:sz w:val="22"/>
+          <w:szCs w:val="22"/>
+        </w:rPr>
+        <w:t>后端研发组</w:t>
+      </w:r>
+      <w:r>
+        <w:rPr>
+          <w:rFonts w:hint="eastAsia" w:ascii="等线" w:hAnsi="等线" w:eastAsia="等线" w:cs="等线"/>
+          <w:sz w:val="22"/>
+          <w:szCs w:val="22"/>
+        </w:rPr>
+        <w:t xml:space="preserve"> (总投入：15人天)</w:t>
       </w:r>
     </w:p>
     <w:p>
@@ -1517,24 +1362,18 @@
         <w:spacing w:before="0" w:beforeAutospacing="0" w:after="70" w:afterAutospacing="0" w:line="210" w:lineRule="atLeast"/>
         <w:ind w:right="0"/>
         <w:rPr>
-          <w:rFonts w:hint="eastAsia" w:ascii="宋体" w:hAnsi="宋体" w:eastAsia="宋体" w:cs="宋体"/>
-          <w:sz w:val="28"/>
-          <w:szCs w:val="28"/>
-        </w:rPr>
-      </w:pPr>
-      <w:r>
-        <w:rPr>
-          <w:rFonts w:hint="eastAsia" w:ascii="宋体" w:hAnsi="宋体" w:eastAsia="宋体" w:cs="宋体"/>
-          <w:i w:val="0"/>
-          <w:iCs w:val="0"/>
-          <w:caps w:val="0"/>
-          <w:color w:val="2B2D31"/>
-          <w:spacing w:val="0"/>
-          <w:sz w:val="28"/>
-          <w:szCs w:val="28"/>
-          <w:shd w:val="clear" w:fill="FFFFFF"/>
-        </w:rPr>
-        <w:t>每日代码合并：所有组员每天 18:00 前必须将当日代码 Commit 并提交 Pull Request 至 develop 分支，解决可能的 Git 冲突。</w:t>
+          <w:rFonts w:hint="eastAsia" w:ascii="等线" w:hAnsi="等线" w:eastAsia="等线" w:cs="等线"/>
+          <w:sz w:val="22"/>
+          <w:szCs w:val="22"/>
+        </w:rPr>
+      </w:pPr>
+      <w:r>
+        <w:rPr>
+          <w:rFonts w:hint="eastAsia" w:ascii="等线" w:hAnsi="等线" w:eastAsia="等线" w:cs="等线"/>
+          <w:sz w:val="22"/>
+          <w:szCs w:val="22"/>
+        </w:rPr>
+        <w:t>林保良、程思涵：主攻省级双轨容错修改机制 (FR-PRV-02)。底层架构需设计严密的快照隔离存储方案，确保省局特权勘误修改时，绝对禁止覆盖企业原始上报的JSON报文。强行业务逻辑双向落库，在更新业务表的同时，强制生成包含操作人账号、IP地址、修改前原值与修改后新值的不可篡改审计日志。</w:t>
       </w:r>
     </w:p>
     <w:p>
@@ -1547,40 +1386,264 @@
         <w:spacing w:before="0" w:beforeAutospacing="0" w:after="70" w:afterAutospacing="0" w:line="210" w:lineRule="atLeast"/>
         <w:ind w:right="0"/>
         <w:rPr>
-          <w:rFonts w:hint="eastAsia" w:ascii="宋体" w:hAnsi="宋体" w:eastAsia="宋体" w:cs="宋体"/>
-          <w:sz w:val="28"/>
-          <w:szCs w:val="28"/>
-        </w:rPr>
-      </w:pPr>
-      <w:r>
-        <w:rPr>
-          <w:rFonts w:hint="eastAsia" w:ascii="宋体" w:hAnsi="宋体" w:eastAsia="宋体" w:cs="宋体"/>
-          <w:i w:val="0"/>
-          <w:iCs w:val="0"/>
-          <w:caps w:val="0"/>
-          <w:color w:val="2B2D31"/>
-          <w:spacing w:val="0"/>
-          <w:sz w:val="28"/>
-          <w:szCs w:val="28"/>
-          <w:shd w:val="clear" w:fill="FFFFFF"/>
-        </w:rPr>
-        <w:t>周末演示里程碑：本周五（3月27日）下午 15:00，系统必须能成功在测试服务器上启动。团队内部进行“企业草稿新建 -&gt; 提交预警触发 -&gt; 市局列表查看”的业务主线贯通演示。</w:t>
-      </w:r>
-    </w:p>
-    <w:p>
-      <w:pPr>
-        <w:pStyle w:val="3"/>
-        <w:bidi w:val="0"/>
-        <w:jc w:val="left"/>
-        <w:rPr>
-          <w:rFonts w:hint="eastAsia"/>
-        </w:rPr>
-      </w:pPr>
-      <w:r>
-        <w:rPr>
-          <w:rFonts w:hint="eastAsia"/>
-        </w:rPr>
-        <w:t>第四章 成本控制计划</w:t>
+          <w:rFonts w:hint="eastAsia" w:ascii="等线" w:hAnsi="等线" w:eastAsia="等线" w:cs="等线"/>
+          <w:sz w:val="22"/>
+          <w:szCs w:val="22"/>
+        </w:rPr>
+      </w:pPr>
+      <w:r>
+        <w:rPr>
+          <w:rFonts w:hint="eastAsia" w:ascii="等线" w:hAnsi="等线" w:eastAsia="等线" w:cs="等线"/>
+          <w:sz w:val="22"/>
+          <w:szCs w:val="22"/>
+        </w:rPr>
+        <w:t>何珊：开发全省通知发布与全局查询引擎 (FR-PRV-04、FR-CTY-02)。实现基于RBAC的通知可见范围控制算法（省局通告全系统，市局仅限本辖区），支持高达13个维度的千万级复合逻辑分页查询，并实现历史脏数据的软删除（逻辑删除）功能。</w:t>
+      </w:r>
+    </w:p>
+    <w:p>
+      <w:pPr>
+        <w:pStyle w:val="5"/>
+        <w:keepNext w:val="0"/>
+        <w:keepLines w:val="0"/>
+        <w:widowControl/>
+        <w:suppressLineNumbers w:val="0"/>
+        <w:spacing w:before="0" w:beforeAutospacing="0" w:after="70" w:afterAutospacing="0" w:line="210" w:lineRule="atLeast"/>
+        <w:ind w:right="0"/>
+        <w:rPr>
+          <w:rFonts w:hint="eastAsia" w:ascii="等线" w:hAnsi="等线" w:eastAsia="等线" w:cs="等线"/>
+          <w:sz w:val="22"/>
+          <w:szCs w:val="22"/>
+        </w:rPr>
+      </w:pPr>
+      <w:r>
+        <w:rPr>
+          <w:rFonts w:hint="eastAsia" w:ascii="等线" w:hAnsi="等线" w:eastAsia="等线" w:cs="等线"/>
+          <w:b/>
+          <w:bCs/>
+          <w:sz w:val="22"/>
+          <w:szCs w:val="22"/>
+        </w:rPr>
+        <w:t>前端研发组</w:t>
+      </w:r>
+      <w:r>
+        <w:rPr>
+          <w:rFonts w:hint="eastAsia" w:ascii="等线" w:hAnsi="等线" w:eastAsia="等线" w:cs="等线"/>
+          <w:sz w:val="22"/>
+          <w:szCs w:val="22"/>
+        </w:rPr>
+        <w:t xml:space="preserve"> (总投入：15人天)</w:t>
+      </w:r>
+    </w:p>
+    <w:p>
+      <w:pPr>
+        <w:pStyle w:val="5"/>
+        <w:keepNext w:val="0"/>
+        <w:keepLines w:val="0"/>
+        <w:widowControl/>
+        <w:suppressLineNumbers w:val="0"/>
+        <w:spacing w:before="0" w:beforeAutospacing="0" w:after="70" w:afterAutospacing="0" w:line="210" w:lineRule="atLeast"/>
+        <w:ind w:right="0"/>
+        <w:rPr>
+          <w:rFonts w:hint="eastAsia" w:ascii="等线" w:hAnsi="等线" w:eastAsia="等线" w:cs="等线"/>
+          <w:sz w:val="22"/>
+          <w:szCs w:val="22"/>
+        </w:rPr>
+      </w:pPr>
+      <w:r>
+        <w:rPr>
+          <w:rFonts w:hint="eastAsia" w:ascii="等线" w:hAnsi="等线" w:eastAsia="等线" w:cs="等线"/>
+          <w:sz w:val="22"/>
+          <w:szCs w:val="22"/>
+        </w:rPr>
+        <w:t>邓清月、崔晨曦：开发省级报表终审界面及特权修改表单。重点在一切具有破坏性的操作（如“退回报表”、“系统管理员修改数据”）执行前，必须封装并调用带有二次确认输入框的安全防呆校验组件。</w:t>
+      </w:r>
+    </w:p>
+    <w:p>
+      <w:pPr>
+        <w:pStyle w:val="5"/>
+        <w:keepNext w:val="0"/>
+        <w:keepLines w:val="0"/>
+        <w:widowControl/>
+        <w:suppressLineNumbers w:val="0"/>
+        <w:spacing w:before="0" w:beforeAutospacing="0" w:after="70" w:afterAutospacing="0" w:line="210" w:lineRule="atLeast"/>
+        <w:ind w:right="0"/>
+        <w:rPr>
+          <w:rFonts w:hint="eastAsia" w:ascii="等线" w:hAnsi="等线" w:eastAsia="等线" w:cs="等线"/>
+          <w:sz w:val="22"/>
+          <w:szCs w:val="22"/>
+        </w:rPr>
+      </w:pPr>
+      <w:r>
+        <w:rPr>
+          <w:rFonts w:hint="eastAsia" w:ascii="等线" w:hAnsi="等线" w:eastAsia="等线" w:cs="等线"/>
+          <w:sz w:val="22"/>
+          <w:szCs w:val="22"/>
+        </w:rPr>
+        <w:t>杜春雨：集成富文本编辑器组件，完成通知公告发布后台界面。前端需落地标题50字、正文2000字的截断校验逻辑，开发系统前端的消息接收气泡提醒与置顶标识渲染。</w:t>
+      </w:r>
+    </w:p>
+    <w:p>
+      <w:pPr>
+        <w:pStyle w:val="5"/>
+        <w:keepNext w:val="0"/>
+        <w:keepLines w:val="0"/>
+        <w:widowControl/>
+        <w:suppressLineNumbers w:val="0"/>
+        <w:spacing w:before="0" w:beforeAutospacing="0" w:after="70" w:afterAutospacing="0" w:line="210" w:lineRule="atLeast"/>
+        <w:ind w:right="0"/>
+        <w:rPr>
+          <w:rFonts w:hint="eastAsia" w:ascii="等线" w:hAnsi="等线" w:eastAsia="等线" w:cs="等线"/>
+          <w:sz w:val="22"/>
+          <w:szCs w:val="22"/>
+        </w:rPr>
+      </w:pPr>
+      <w:r>
+        <w:rPr>
+          <w:rFonts w:hint="eastAsia" w:ascii="等线" w:hAnsi="等线" w:eastAsia="等线" w:cs="等线"/>
+          <w:b/>
+          <w:bCs/>
+          <w:sz w:val="22"/>
+          <w:szCs w:val="22"/>
+        </w:rPr>
+        <w:t>测试与质量保障组</w:t>
+      </w:r>
+      <w:r>
+        <w:rPr>
+          <w:rFonts w:hint="eastAsia" w:ascii="等线" w:hAnsi="等线" w:eastAsia="等线" w:cs="等线"/>
+          <w:sz w:val="22"/>
+          <w:szCs w:val="22"/>
+        </w:rPr>
+        <w:t xml:space="preserve"> (总投入：10人天)</w:t>
+      </w:r>
+    </w:p>
+    <w:p>
+      <w:pPr>
+        <w:pStyle w:val="5"/>
+        <w:keepNext w:val="0"/>
+        <w:keepLines w:val="0"/>
+        <w:widowControl/>
+        <w:suppressLineNumbers w:val="0"/>
+        <w:spacing w:before="0" w:beforeAutospacing="0" w:after="70" w:afterAutospacing="0" w:line="210" w:lineRule="atLeast"/>
+        <w:ind w:right="0"/>
+        <w:rPr>
+          <w:rFonts w:hint="eastAsia" w:ascii="等线" w:hAnsi="等线" w:eastAsia="等线" w:cs="等线"/>
+          <w:sz w:val="22"/>
+          <w:szCs w:val="22"/>
+        </w:rPr>
+      </w:pPr>
+      <w:r>
+        <w:rPr>
+          <w:rFonts w:hint="eastAsia" w:ascii="等线" w:hAnsi="等线" w:eastAsia="等线" w:cs="等线"/>
+          <w:sz w:val="22"/>
+          <w:szCs w:val="22"/>
+        </w:rPr>
+        <w:t>张思哲、汪涵宇：设计跨越三级泳道的长链路业务流转测试用例。针对省局“直接退回至企业”与“逐级退回至市局”的两处逆向退回节点进行穷举测试，确保数据流转状态 (report_status) 回滚精准无误。同步开展双轨审计日志的比对测试，核验日志快照是否真实留痕。</w:t>
+      </w:r>
+    </w:p>
+    <w:p>
+      <w:pPr>
+        <w:pStyle w:val="5"/>
+        <w:keepNext w:val="0"/>
+        <w:keepLines w:val="0"/>
+        <w:widowControl/>
+        <w:suppressLineNumbers w:val="0"/>
+        <w:spacing w:before="0" w:beforeAutospacing="0" w:after="70" w:afterAutospacing="0" w:line="210" w:lineRule="atLeast"/>
+        <w:ind w:right="0"/>
+        <w:rPr>
+          <w:rFonts w:hint="eastAsia" w:ascii="等线" w:hAnsi="等线" w:eastAsia="等线" w:cs="等线"/>
+          <w:sz w:val="22"/>
+          <w:szCs w:val="22"/>
+        </w:rPr>
+      </w:pPr>
+      <w:r>
+        <w:rPr>
+          <w:rFonts w:hint="eastAsia" w:ascii="等线" w:hAnsi="等线" w:eastAsia="等线" w:cs="等线"/>
+          <w:b/>
+          <w:bCs/>
+          <w:sz w:val="22"/>
+          <w:szCs w:val="22"/>
+        </w:rPr>
+        <w:t>产品与需求组</w:t>
+      </w:r>
+      <w:r>
+        <w:rPr>
+          <w:rFonts w:hint="eastAsia" w:ascii="等线" w:hAnsi="等线" w:eastAsia="等线" w:cs="等线"/>
+          <w:sz w:val="22"/>
+          <w:szCs w:val="22"/>
+        </w:rPr>
+        <w:t xml:space="preserve"> (总投入：10人天)</w:t>
+      </w:r>
+    </w:p>
+    <w:p>
+      <w:pPr>
+        <w:pStyle w:val="5"/>
+        <w:keepNext w:val="0"/>
+        <w:keepLines w:val="0"/>
+        <w:widowControl/>
+        <w:suppressLineNumbers w:val="0"/>
+        <w:spacing w:before="0" w:beforeAutospacing="0" w:after="70" w:afterAutospacing="0" w:line="210" w:lineRule="atLeast"/>
+        <w:ind w:right="0"/>
+        <w:rPr>
+          <w:rFonts w:hint="eastAsia" w:ascii="宋体" w:hAnsi="宋体" w:eastAsia="宋体" w:cs="宋体"/>
+          <w:sz w:val="28"/>
+          <w:szCs w:val="28"/>
+        </w:rPr>
+      </w:pPr>
+      <w:r>
+        <w:rPr>
+          <w:rFonts w:hint="eastAsia" w:ascii="等线" w:hAnsi="等线" w:eastAsia="等线" w:cs="等线"/>
+          <w:sz w:val="22"/>
+          <w:szCs w:val="22"/>
+        </w:rPr>
+        <w:t>樊成珂、门金晓：细化通知管理表中的枚举定义与接收范围逻辑规则。协助研发逐一排查并确认省级超级查询引擎中包含单位名称、账期、所属行业等13个维度的复合筛选业务期望值，确保输出的导出EXCEL台账字段完整不缺漏。</w:t>
+      </w:r>
+      <w:r>
+        <w:rPr>
+          <w:rFonts w:hint="eastAsia" w:ascii="等线" w:hAnsi="等线" w:eastAsia="等线" w:cs="等线"/>
+          <w:sz w:val="22"/>
+          <w:szCs w:val="22"/>
+        </w:rPr>
+        <w:br w:type="textWrapping"/>
+      </w:r>
+      <w:r>
+        <w:rPr>
+          <w:rFonts w:hint="eastAsia" w:ascii="宋体" w:hAnsi="宋体" w:eastAsia="宋体" w:cs="宋体"/>
+          <w:sz w:val="28"/>
+          <w:szCs w:val="28"/>
+        </w:rPr>
+        <w:t>阶段四：Sprint 4（04.06至04.12）—— 数据分析与部委接口联调。前端投入重兵渲染省局BI大屏；后端完成HTTPS部委上报接口封装，并着重测试在502网络超时环境下的“指数退避重试队列”是否正常运作。至此完成与外部系统的集成。</w:t>
+      </w:r>
+      <w:r>
+        <w:rPr>
+          <w:rFonts w:hint="eastAsia" w:ascii="宋体" w:hAnsi="宋体" w:eastAsia="宋体" w:cs="宋体"/>
+          <w:sz w:val="28"/>
+          <w:szCs w:val="28"/>
+        </w:rPr>
+        <w:br w:type="textWrapping"/>
+      </w:r>
+      <w:r>
+        <w:rPr>
+          <w:rFonts w:hint="eastAsia" w:ascii="宋体" w:hAnsi="宋体" w:eastAsia="宋体" w:cs="宋体"/>
+          <w:sz w:val="28"/>
+          <w:szCs w:val="28"/>
+        </w:rPr>
+        <w:t>阶段五：Sprint 5（04.13至04.19）—— 全量SIT测试与安全加固。开发团队停止新功能提交，全面配合QA组进行端到端系统集成测试（SIT）。重点排查越权访问漏洞与表单空指针异常，开展缺陷修复攻坚战。</w:t>
+      </w:r>
+      <w:r>
+        <w:rPr>
+          <w:rFonts w:hint="eastAsia" w:ascii="宋体" w:hAnsi="宋体" w:eastAsia="宋体" w:cs="宋体"/>
+          <w:sz w:val="28"/>
+          <w:szCs w:val="28"/>
+        </w:rPr>
+        <w:br w:type="textWrapping"/>
+      </w:r>
+      <w:r>
+        <w:rPr>
+          <w:rFonts w:hint="eastAsia" w:ascii="宋体" w:hAnsi="宋体" w:eastAsia="宋体" w:cs="宋体"/>
+          <w:sz w:val="28"/>
+          <w:szCs w:val="28"/>
+        </w:rPr>
+        <w:t>阶段六：Sprint 6（04.20至04.26）—— 性能压测与验收交付。执行最终的大规模并发压测，输出检测报告。引导客户开展UAT验收操作，输出操作手册，召开项目结项复盘会，冻结V1.0生产代码。</w:t>
       </w:r>
     </w:p>
     <w:p>
@@ -1597,39 +1660,252 @@
           <w:rStyle w:val="8"/>
           <w:rFonts w:hint="eastAsia"/>
         </w:rPr>
-        <w:t>4.1 核心成本估算</w:t>
-      </w:r>
-      <w:r>
-        <w:rPr>
-          <w:rFonts w:hint="eastAsia" w:ascii="宋体" w:hAnsi="宋体" w:eastAsia="宋体" w:cs="宋体"/>
-          <w:sz w:val="28"/>
-          <w:szCs w:val="28"/>
-        </w:rPr>
-        <w:br w:type="textWrapping"/>
-      </w:r>
-      <w:r>
-        <w:rPr>
-          <w:rFonts w:hint="eastAsia" w:ascii="宋体" w:hAnsi="宋体" w:eastAsia="宋体" w:cs="宋体"/>
-          <w:sz w:val="28"/>
-          <w:szCs w:val="28"/>
-        </w:rPr>
-        <w:t>本项目最大成本投入为人力资源成本。按11人团队、为期6周（约30个有效工作日）计算，项目基准直接人力总工作量为330人天。其中，开发阶段分配165人天，需求与测试分配99人天，项目管理及其他开销分配66人天。</w:t>
-      </w:r>
-      <w:r>
-        <w:rPr>
-          <w:rFonts w:hint="eastAsia" w:ascii="宋体" w:hAnsi="宋体" w:eastAsia="宋体" w:cs="宋体"/>
-          <w:sz w:val="28"/>
-          <w:szCs w:val="28"/>
-        </w:rPr>
-        <w:br w:type="textWrapping"/>
-      </w:r>
-      <w:r>
-        <w:rPr>
-          <w:rFonts w:hint="eastAsia" w:ascii="宋体" w:hAnsi="宋体" w:eastAsia="宋体" w:cs="宋体"/>
-          <w:sz w:val="28"/>
-          <w:szCs w:val="28"/>
-        </w:rPr>
-        <w:t>服务器环境与第三方组件等物料成本需按照合同金额中的15%划拨专项采购资金，确保生产级环境满足双机热备高可用。</w:t>
+        <w:t>3.2 系统集成策略</w:t>
+      </w:r>
+      <w:r>
+        <w:rPr>
+          <w:rFonts w:hint="eastAsia" w:ascii="宋体" w:hAnsi="宋体" w:eastAsia="宋体" w:cs="宋体"/>
+          <w:sz w:val="28"/>
+          <w:szCs w:val="28"/>
+        </w:rPr>
+        <w:br w:type="textWrapping"/>
+      </w:r>
+      <w:r>
+        <w:rPr>
+          <w:rFonts w:hint="eastAsia" w:ascii="宋体" w:hAnsi="宋体" w:eastAsia="宋体" w:cs="宋体"/>
+          <w:sz w:val="28"/>
+          <w:szCs w:val="28"/>
+        </w:rPr>
+        <w:t>秉承持续集成与持续交付（CI/CD）理念，前后端代码必须每天至少发起一次向develop分支的合并请求（Pull Request）。通过配置Webhook自动化构建，确保每晚生成最新的内测环境系统快照，避免出现“各自开发没问题，一拼装就崩溃”的传统瀑布流窘境。</w:t>
+      </w:r>
+    </w:p>
+    <w:p>
+      <w:pPr>
+        <w:pStyle w:val="4"/>
+        <w:bidi w:val="0"/>
+        <w:rPr>
+          <w:rFonts w:hint="eastAsia"/>
+        </w:rPr>
+      </w:pPr>
+      <w:r>
+        <w:rPr>
+          <w:rFonts w:hint="eastAsia"/>
+          <w:lang w:val="en-US" w:eastAsia="zh-CN"/>
+        </w:rPr>
+        <w:t>3.3</w:t>
+      </w:r>
+      <w:r>
+        <w:rPr>
+          <w:rFonts w:hint="eastAsia"/>
+        </w:rPr>
+        <w:t xml:space="preserve"> 微观集成与每日构建计划</w:t>
+      </w:r>
+    </w:p>
+    <w:p>
+      <w:pPr>
+        <w:rPr>
+          <w:rFonts w:hint="eastAsia" w:ascii="宋体" w:hAnsi="宋体" w:eastAsia="宋体" w:cs="宋体"/>
+          <w:sz w:val="28"/>
+          <w:szCs w:val="32"/>
+          <w:lang w:val="en-US" w:eastAsia="zh-CN"/>
+        </w:rPr>
+      </w:pPr>
+      <w:r>
+        <w:rPr>
+          <w:rFonts w:hint="eastAsia" w:ascii="宋体" w:hAnsi="宋体" w:eastAsia="宋体" w:cs="宋体"/>
+          <w:sz w:val="28"/>
+          <w:szCs w:val="32"/>
+          <w:lang w:val="en-US" w:eastAsia="zh-CN"/>
+        </w:rPr>
+        <w:t>[迭代2]</w:t>
+      </w:r>
+    </w:p>
+    <w:p>
+      <w:pPr>
+        <w:pStyle w:val="5"/>
+        <w:keepNext w:val="0"/>
+        <w:keepLines w:val="0"/>
+        <w:widowControl/>
+        <w:suppressLineNumbers w:val="0"/>
+        <w:spacing w:before="0" w:beforeAutospacing="0" w:after="70" w:afterAutospacing="0" w:line="210" w:lineRule="atLeast"/>
+        <w:ind w:right="0"/>
+        <w:rPr>
+          <w:rFonts w:hint="eastAsia" w:ascii="宋体" w:hAnsi="宋体" w:eastAsia="宋体" w:cs="宋体"/>
+          <w:sz w:val="28"/>
+          <w:szCs w:val="28"/>
+        </w:rPr>
+      </w:pPr>
+      <w:r>
+        <w:rPr>
+          <w:rFonts w:hint="eastAsia" w:ascii="宋体" w:hAnsi="宋体" w:eastAsia="宋体" w:cs="宋体"/>
+          <w:i w:val="0"/>
+          <w:iCs w:val="0"/>
+          <w:caps w:val="0"/>
+          <w:color w:val="2B2D31"/>
+          <w:spacing w:val="0"/>
+          <w:sz w:val="28"/>
+          <w:szCs w:val="28"/>
+          <w:shd w:val="clear" w:fill="FFFFFF"/>
+        </w:rPr>
+        <w:t>前后端契约集成：本周二（3月24日）前，后端必须在 Apifox/Swagger 上发布所有本周涉及的 API Mock 接口。前端周三起必须脱离本地假数据，全面接入 Mock 联调。</w:t>
+      </w:r>
+    </w:p>
+    <w:p>
+      <w:pPr>
+        <w:pStyle w:val="5"/>
+        <w:keepNext w:val="0"/>
+        <w:keepLines w:val="0"/>
+        <w:widowControl/>
+        <w:suppressLineNumbers w:val="0"/>
+        <w:spacing w:before="0" w:beforeAutospacing="0" w:after="70" w:afterAutospacing="0" w:line="210" w:lineRule="atLeast"/>
+        <w:ind w:right="0"/>
+        <w:rPr>
+          <w:rFonts w:hint="eastAsia" w:ascii="宋体" w:hAnsi="宋体" w:eastAsia="宋体" w:cs="宋体"/>
+          <w:sz w:val="28"/>
+          <w:szCs w:val="28"/>
+        </w:rPr>
+      </w:pPr>
+      <w:r>
+        <w:rPr>
+          <w:rFonts w:hint="eastAsia" w:ascii="宋体" w:hAnsi="宋体" w:eastAsia="宋体" w:cs="宋体"/>
+          <w:i w:val="0"/>
+          <w:iCs w:val="0"/>
+          <w:caps w:val="0"/>
+          <w:color w:val="2B2D31"/>
+          <w:spacing w:val="0"/>
+          <w:sz w:val="28"/>
+          <w:szCs w:val="28"/>
+          <w:shd w:val="clear" w:fill="FFFFFF"/>
+        </w:rPr>
+        <w:t>每日代码合并：所有组员每天 18:00 前必须将当日代码 Commit 并提交 Pull Request 至 develop 分支，解决可能的 Git 冲突。</w:t>
+      </w:r>
+    </w:p>
+    <w:p>
+      <w:pPr>
+        <w:pStyle w:val="5"/>
+        <w:keepNext w:val="0"/>
+        <w:keepLines w:val="0"/>
+        <w:widowControl/>
+        <w:suppressLineNumbers w:val="0"/>
+        <w:spacing w:before="0" w:beforeAutospacing="0" w:after="70" w:afterAutospacing="0" w:line="210" w:lineRule="atLeast"/>
+        <w:ind w:right="0"/>
+        <w:rPr>
+          <w:rFonts w:hint="eastAsia" w:ascii="宋体" w:hAnsi="宋体" w:eastAsia="宋体" w:cs="宋体"/>
+          <w:i w:val="0"/>
+          <w:iCs w:val="0"/>
+          <w:caps w:val="0"/>
+          <w:color w:val="2B2D31"/>
+          <w:spacing w:val="0"/>
+          <w:sz w:val="28"/>
+          <w:szCs w:val="28"/>
+          <w:shd w:val="clear" w:fill="FFFFFF"/>
+        </w:rPr>
+      </w:pPr>
+      <w:r>
+        <w:rPr>
+          <w:rFonts w:hint="eastAsia" w:ascii="宋体" w:hAnsi="宋体" w:eastAsia="宋体" w:cs="宋体"/>
+          <w:i w:val="0"/>
+          <w:iCs w:val="0"/>
+          <w:caps w:val="0"/>
+          <w:color w:val="2B2D31"/>
+          <w:spacing w:val="0"/>
+          <w:sz w:val="28"/>
+          <w:szCs w:val="28"/>
+          <w:shd w:val="clear" w:fill="FFFFFF"/>
+        </w:rPr>
+        <w:t>周末演示里程碑：本周五（3月27日）下午 15:00，系统必须能成功在测试服务器上启动。团队内部进行“企业草稿新建 -&gt; 提交预警触发 -&gt; 市局列表查看”的业务主线贯通演示。</w:t>
+      </w:r>
+    </w:p>
+    <w:p>
+      <w:pPr>
+        <w:pStyle w:val="5"/>
+        <w:keepNext w:val="0"/>
+        <w:keepLines w:val="0"/>
+        <w:widowControl/>
+        <w:suppressLineNumbers w:val="0"/>
+        <w:spacing w:before="0" w:beforeAutospacing="0" w:after="70" w:afterAutospacing="0" w:line="210" w:lineRule="atLeast"/>
+        <w:ind w:right="0"/>
+        <w:rPr>
+          <w:rFonts w:hint="eastAsia" w:ascii="宋体" w:hAnsi="宋体" w:cs="宋体"/>
+          <w:i w:val="0"/>
+          <w:iCs w:val="0"/>
+          <w:caps w:val="0"/>
+          <w:color w:val="2B2D31"/>
+          <w:spacing w:val="0"/>
+          <w:sz w:val="28"/>
+          <w:szCs w:val="28"/>
+          <w:shd w:val="clear" w:fill="FFFFFF"/>
+          <w:lang w:val="en-US" w:eastAsia="zh-CN"/>
+        </w:rPr>
+      </w:pPr>
+      <w:r>
+        <w:rPr>
+          <w:rFonts w:hint="eastAsia" w:ascii="宋体" w:hAnsi="宋体" w:cs="宋体"/>
+          <w:i w:val="0"/>
+          <w:iCs w:val="0"/>
+          <w:caps w:val="0"/>
+          <w:color w:val="2B2D31"/>
+          <w:spacing w:val="0"/>
+          <w:sz w:val="28"/>
+          <w:szCs w:val="28"/>
+          <w:shd w:val="clear" w:fill="FFFFFF"/>
+          <w:lang w:val="en-US" w:eastAsia="zh-CN"/>
+        </w:rPr>
+        <w:t>[迭代3]</w:t>
+      </w:r>
+    </w:p>
+    <w:p>
+      <w:pPr>
+        <w:pStyle w:val="5"/>
+        <w:keepNext w:val="0"/>
+        <w:keepLines w:val="0"/>
+        <w:widowControl/>
+        <w:suppressLineNumbers w:val="0"/>
+        <w:spacing w:before="0" w:beforeAutospacing="0" w:after="70" w:afterAutospacing="0" w:line="210" w:lineRule="atLeast"/>
+        <w:ind w:right="0"/>
+        <w:rPr>
+          <w:rFonts w:hint="default" w:ascii="宋体" w:hAnsi="宋体" w:cs="宋体"/>
+          <w:i w:val="0"/>
+          <w:iCs w:val="0"/>
+          <w:caps w:val="0"/>
+          <w:color w:val="2B2D31"/>
+          <w:spacing w:val="0"/>
+          <w:sz w:val="28"/>
+          <w:szCs w:val="28"/>
+          <w:shd w:val="clear" w:fill="FFFFFF"/>
+          <w:lang w:val="en-US" w:eastAsia="zh-CN"/>
+        </w:rPr>
+      </w:pPr>
+      <w:r>
+        <w:rPr>
+          <w:rFonts w:hint="default" w:ascii="宋体" w:hAnsi="宋体" w:cs="宋体"/>
+          <w:i w:val="0"/>
+          <w:iCs w:val="0"/>
+          <w:caps w:val="0"/>
+          <w:color w:val="2B2D31"/>
+          <w:spacing w:val="0"/>
+          <w:sz w:val="28"/>
+          <w:szCs w:val="28"/>
+          <w:shd w:val="clear" w:fill="FFFFFF"/>
+          <w:lang w:val="en-US" w:eastAsia="zh-CN"/>
+        </w:rPr>
+        <w:t>三级业务全链路贯通：本周四（4月2日）下班前，后端必须完成省局终审接口部署及Mock发布。周五（4月3日）全天执行系统内部封闭联调，要求至少连续跑通三条完整的“企业草稿 -&gt; 提交市局 -&gt; 市局通过 -&gt; 省局驳回 -&gt; 企业修改重提 -&gt; 省局通过”全状态机生命周期闭环。</w:t>
+      </w:r>
+    </w:p>
+    <w:p>
+      <w:pPr>
+        <w:pStyle w:val="3"/>
+        <w:bidi w:val="0"/>
+        <w:jc w:val="left"/>
+        <w:rPr>
+          <w:rFonts w:hint="eastAsia"/>
+        </w:rPr>
+      </w:pPr>
+      <w:r>
+        <w:rPr>
+          <w:rFonts w:hint="eastAsia"/>
+        </w:rPr>
+        <w:t>第四章 成本控制计划</w:t>
       </w:r>
     </w:p>
     <w:p>
@@ -1646,39 +1922,39 @@
           <w:rStyle w:val="8"/>
           <w:rFonts w:hint="eastAsia"/>
         </w:rPr>
-        <w:t>4.2 缓冲储备金机制</w:t>
-      </w:r>
-      <w:r>
-        <w:rPr>
-          <w:rFonts w:hint="eastAsia" w:ascii="宋体" w:hAnsi="宋体" w:eastAsia="宋体" w:cs="宋体"/>
-          <w:sz w:val="28"/>
-          <w:szCs w:val="28"/>
-        </w:rPr>
-        <w:br w:type="textWrapping"/>
-      </w:r>
-      <w:r>
-        <w:rPr>
-          <w:rFonts w:hint="eastAsia" w:ascii="宋体" w:hAnsi="宋体" w:eastAsia="宋体" w:cs="宋体"/>
-          <w:sz w:val="28"/>
-          <w:szCs w:val="28"/>
-        </w:rPr>
-        <w:t>为防止后期不可预见的突发状况致使项目延期或预算超标，项目经理特设立15%的“时间与人力应急缓冲池”（约50人天）。此储备资源被严格隔离，主要针对可能出现的业务规则大幅重构（如客户突然修改填报频次）、外部国家部委接口联调严重受阻，或是额外终端（如移动端）适配需求等高消耗变动预留。</w:t>
-      </w:r>
-    </w:p>
-    <w:p>
-      <w:pPr>
-        <w:pStyle w:val="3"/>
-        <w:bidi w:val="0"/>
-        <w:jc w:val="left"/>
-        <w:rPr>
-          <w:rFonts w:hint="eastAsia"/>
-        </w:rPr>
-      </w:pPr>
-      <w:r>
-        <w:rPr>
-          <w:rFonts w:hint="eastAsia"/>
-        </w:rPr>
-        <w:t>第五章 质量保障计划</w:t>
+        <w:t>4.1 核心成本估算</w:t>
+      </w:r>
+      <w:r>
+        <w:rPr>
+          <w:rFonts w:hint="eastAsia" w:ascii="宋体" w:hAnsi="宋体" w:eastAsia="宋体" w:cs="宋体"/>
+          <w:sz w:val="28"/>
+          <w:szCs w:val="28"/>
+        </w:rPr>
+        <w:br w:type="textWrapping"/>
+      </w:r>
+      <w:r>
+        <w:rPr>
+          <w:rFonts w:hint="eastAsia" w:ascii="宋体" w:hAnsi="宋体" w:eastAsia="宋体" w:cs="宋体"/>
+          <w:sz w:val="28"/>
+          <w:szCs w:val="28"/>
+        </w:rPr>
+        <w:t>本项目最大成本投入为人力资源成本。按11人团队、为期6周（约30个有效工作日）计算，项目基准直接人力总工作量为330人天。其中，开发阶段分配165人天，需求与测试分配99人天，项目管理及其他开销分配66人天。</w:t>
+      </w:r>
+      <w:r>
+        <w:rPr>
+          <w:rFonts w:hint="eastAsia" w:ascii="宋体" w:hAnsi="宋体" w:eastAsia="宋体" w:cs="宋体"/>
+          <w:sz w:val="28"/>
+          <w:szCs w:val="28"/>
+        </w:rPr>
+        <w:br w:type="textWrapping"/>
+      </w:r>
+      <w:r>
+        <w:rPr>
+          <w:rFonts w:hint="eastAsia" w:ascii="宋体" w:hAnsi="宋体" w:eastAsia="宋体" w:cs="宋体"/>
+          <w:sz w:val="28"/>
+          <w:szCs w:val="28"/>
+        </w:rPr>
+        <w:t>服务器环境与第三方组件等物料成本需按照合同金额中的15%划拨专项采购资金，确保生产级环境满足双机热备高可用。</w:t>
       </w:r>
     </w:p>
     <w:p>
@@ -1695,39 +1971,39 @@
           <w:rStyle w:val="8"/>
           <w:rFonts w:hint="eastAsia"/>
         </w:rPr>
-        <w:t>5.1 DFX非功能质量红线</w:t>
-      </w:r>
-      <w:r>
-        <w:rPr>
-          <w:rFonts w:hint="eastAsia" w:ascii="宋体" w:hAnsi="宋体" w:eastAsia="宋体" w:cs="宋体"/>
-          <w:sz w:val="28"/>
-          <w:szCs w:val="28"/>
-        </w:rPr>
-        <w:br w:type="textWrapping"/>
-      </w:r>
-      <w:r>
-        <w:rPr>
-          <w:rFonts w:hint="eastAsia" w:ascii="宋体" w:hAnsi="宋体" w:eastAsia="宋体" w:cs="宋体"/>
-          <w:sz w:val="28"/>
-          <w:szCs w:val="28"/>
-        </w:rPr>
-        <w:t>严格落实SRS中规定的工业级DFX指标。在性能维度，系统必须满足在每月1日至5日填报高峰期内，支持不少于2000人的在线并发，核心表单提交吞吐量不得低于1500 TPS，且简单页面响应时间不得大于1.5秒。</w:t>
-      </w:r>
-      <w:r>
-        <w:rPr>
-          <w:rFonts w:hint="eastAsia" w:ascii="宋体" w:hAnsi="宋体" w:eastAsia="宋体" w:cs="宋体"/>
-          <w:sz w:val="28"/>
-          <w:szCs w:val="28"/>
-        </w:rPr>
-        <w:br w:type="textWrapping"/>
-      </w:r>
-      <w:r>
-        <w:rPr>
-          <w:rFonts w:hint="eastAsia" w:ascii="宋体" w:hAnsi="宋体" w:eastAsia="宋体" w:cs="宋体"/>
-          <w:sz w:val="28"/>
-          <w:szCs w:val="28"/>
-        </w:rPr>
-        <w:t>在可靠性维度，除保障99.9%的SLA外，灾难恢复时间目标（RTO）必须锁定在4小时以内，数据丢失容忍度（RPO）严格限制在1小时以内。</w:t>
+        <w:t>4.2 缓冲储备金机制</w:t>
+      </w:r>
+      <w:r>
+        <w:rPr>
+          <w:rFonts w:hint="eastAsia" w:ascii="宋体" w:hAnsi="宋体" w:eastAsia="宋体" w:cs="宋体"/>
+          <w:sz w:val="28"/>
+          <w:szCs w:val="28"/>
+        </w:rPr>
+        <w:br w:type="textWrapping"/>
+      </w:r>
+      <w:r>
+        <w:rPr>
+          <w:rFonts w:hint="eastAsia" w:ascii="宋体" w:hAnsi="宋体" w:eastAsia="宋体" w:cs="宋体"/>
+          <w:sz w:val="28"/>
+          <w:szCs w:val="28"/>
+        </w:rPr>
+        <w:t>为防止后期不可预见的突发状况致使项目延期或预算超标，项目经理特设立15%的“时间与人力应急缓冲池”（约50人天）。此储备资源被严格隔离，主要针对可能出现的业务规则大幅重构（如客户突然修改填报频次）、外部国家部委接口联调严重受阻，或是额外终端（如移动端）适配需求等高消耗变动预留。</w:t>
+      </w:r>
+    </w:p>
+    <w:p>
+      <w:pPr>
+        <w:pStyle w:val="3"/>
+        <w:bidi w:val="0"/>
+        <w:jc w:val="left"/>
+        <w:rPr>
+          <w:rFonts w:hint="eastAsia"/>
+        </w:rPr>
+      </w:pPr>
+      <w:r>
+        <w:rPr>
+          <w:rFonts w:hint="eastAsia"/>
+        </w:rPr>
+        <w:t>第五章 质量保障计划</w:t>
       </w:r>
     </w:p>
     <w:p>
@@ -1744,177 +2020,39 @@
           <w:rStyle w:val="8"/>
           <w:rFonts w:hint="eastAsia"/>
         </w:rPr>
-        <w:t>5.2 质量控制手段</w:t>
-      </w:r>
-      <w:r>
-        <w:rPr>
-          <w:rFonts w:hint="eastAsia" w:ascii="宋体" w:hAnsi="宋体" w:eastAsia="宋体" w:cs="宋体"/>
-          <w:sz w:val="28"/>
-          <w:szCs w:val="28"/>
-        </w:rPr>
-        <w:br w:type="textWrapping"/>
-      </w:r>
-      <w:r>
-        <w:rPr>
-          <w:rFonts w:hint="eastAsia" w:ascii="宋体" w:hAnsi="宋体" w:eastAsia="宋体" w:cs="宋体"/>
-          <w:sz w:val="28"/>
-          <w:szCs w:val="28"/>
-        </w:rPr>
-        <w:t>执行严格的三级测试防御网。第一级为开发人员的单元自测，要求核心业务逻辑覆盖率不低于80%；第二级为测试组的黑盒系统集成测试及安全防横向越权穿透测试；第三级为上线前的JMeter大规模基准压力测试与密码Bcrypt加密落盘审查。未达上述质量红线的模块一律被拒签，不得合并至主干分支。</w:t>
-      </w:r>
-    </w:p>
-    <w:p>
-      <w:pPr>
-        <w:pStyle w:val="4"/>
-        <w:bidi w:val="0"/>
-        <w:rPr>
-          <w:rFonts w:hint="eastAsia"/>
-          <w:lang w:val="en-US" w:eastAsia="zh-CN"/>
-        </w:rPr>
-      </w:pPr>
-      <w:r>
-        <w:rPr>
-          <w:rFonts w:hint="eastAsia"/>
-          <w:lang w:val="en-US" w:eastAsia="zh-CN"/>
-        </w:rPr>
-        <w:t>5.3核心业务专项防护与质量红线</w:t>
-      </w:r>
-    </w:p>
-    <w:p>
-      <w:pPr>
-        <w:bidi w:val="0"/>
-        <w:rPr>
-          <w:rFonts w:hint="eastAsia" w:ascii="宋体" w:hAnsi="宋体" w:cs="宋体"/>
-          <w:sz w:val="28"/>
-          <w:szCs w:val="28"/>
-          <w:lang w:val="en-US" w:eastAsia="zh-CN"/>
-        </w:rPr>
-      </w:pPr>
-      <w:r>
-        <w:rPr>
-          <w:rFonts w:hint="eastAsia" w:ascii="宋体" w:hAnsi="宋体" w:cs="宋体"/>
-          <w:sz w:val="28"/>
-          <w:szCs w:val="28"/>
-          <w:lang w:val="en-US" w:eastAsia="zh-CN"/>
-        </w:rPr>
-        <w:t>异常波动防呆红线：</w:t>
-      </w:r>
-    </w:p>
-    <w:p>
-      <w:pPr>
-        <w:bidi w:val="0"/>
-        <w:rPr>
-          <w:rFonts w:hint="eastAsia" w:ascii="宋体" w:hAnsi="宋体" w:cs="宋体"/>
-          <w:sz w:val="28"/>
-          <w:szCs w:val="28"/>
-          <w:lang w:val="en-US" w:eastAsia="zh-CN"/>
-        </w:rPr>
-      </w:pPr>
-      <w:r>
-        <w:rPr>
-          <w:rFonts w:hint="eastAsia" w:ascii="宋体" w:hAnsi="宋体" w:cs="宋体"/>
-          <w:sz w:val="28"/>
-          <w:szCs w:val="28"/>
-          <w:lang w:val="en-US" w:eastAsia="zh-CN"/>
-        </w:rPr>
-        <w:t>正向测试：当企业提交（|当期人数-建档人数| / 建档人数 ≥ 30%）时，系统必须弹出二次确认预警，否则判定为严重缺陷（Severity 1）。</w:t>
-      </w:r>
-    </w:p>
-    <w:p>
-      <w:pPr>
-        <w:bidi w:val="0"/>
-        <w:rPr>
-          <w:rFonts w:hint="eastAsia" w:ascii="宋体" w:hAnsi="宋体" w:cs="宋体"/>
-          <w:sz w:val="28"/>
-          <w:szCs w:val="28"/>
-          <w:lang w:val="en-US" w:eastAsia="zh-CN"/>
-        </w:rPr>
-      </w:pPr>
-      <w:r>
-        <w:rPr>
-          <w:rFonts w:hint="eastAsia" w:ascii="宋体" w:hAnsi="宋体" w:cs="宋体"/>
-          <w:sz w:val="28"/>
-          <w:szCs w:val="28"/>
-          <w:lang w:val="en-US" w:eastAsia="zh-CN"/>
-        </w:rPr>
-        <w:t>拦截测试：在未勾选“本人确认数据无误”强行发包，或直接通过抓包工具篡改绕过前端时，后端接口必须实施物理拦截并返回 400 非法状态码。</w:t>
-      </w:r>
-    </w:p>
-    <w:p>
-      <w:pPr>
-        <w:bidi w:val="0"/>
-        <w:rPr>
-          <w:rFonts w:hint="eastAsia" w:ascii="宋体" w:hAnsi="宋体" w:cs="宋体"/>
-          <w:sz w:val="28"/>
-          <w:szCs w:val="28"/>
-          <w:lang w:val="en-US" w:eastAsia="zh-CN"/>
-        </w:rPr>
-      </w:pPr>
-      <w:r>
-        <w:rPr>
-          <w:rFonts w:hint="eastAsia" w:ascii="宋体" w:hAnsi="宋体" w:cs="宋体"/>
-          <w:sz w:val="28"/>
-          <w:szCs w:val="28"/>
-          <w:lang w:val="en-US" w:eastAsia="zh-CN"/>
-        </w:rPr>
-        <w:t>状态机生命周期穿透阻断：</w:t>
-      </w:r>
-    </w:p>
-    <w:p>
-      <w:pPr>
-        <w:bidi w:val="0"/>
-        <w:rPr>
-          <w:rFonts w:hint="eastAsia" w:ascii="宋体" w:hAnsi="宋体" w:cs="宋体"/>
-          <w:sz w:val="28"/>
-          <w:szCs w:val="28"/>
-          <w:lang w:val="en-US" w:eastAsia="zh-CN"/>
-        </w:rPr>
-      </w:pPr>
-      <w:r>
-        <w:rPr>
-          <w:rFonts w:hint="eastAsia" w:ascii="宋体" w:hAnsi="宋体" w:cs="宋体"/>
-          <w:sz w:val="28"/>
-          <w:szCs w:val="28"/>
-          <w:lang w:val="en-US" w:eastAsia="zh-CN"/>
-        </w:rPr>
-        <w:t>越权与非法状态修改阻断：测试组必须构造恶意请求，尝试将处于[草稿] 状态的报表越级直接修改为 [审核通过]。后端校验逻辑若未将其拦截，将被记为高危安全漏洞。</w:t>
-      </w:r>
-    </w:p>
-    <w:p>
-      <w:pPr>
-        <w:bidi w:val="0"/>
-        <w:rPr>
-          <w:rFonts w:hint="eastAsia" w:ascii="宋体" w:hAnsi="宋体" w:eastAsia="宋体" w:cs="宋体"/>
-          <w:sz w:val="28"/>
-          <w:szCs w:val="28"/>
-        </w:rPr>
-      </w:pPr>
-      <w:r>
-        <w:rPr>
-          <w:rFonts w:hint="eastAsia" w:ascii="宋体" w:hAnsi="宋体" w:cs="宋体"/>
-          <w:sz w:val="28"/>
-          <w:szCs w:val="28"/>
-          <w:lang w:val="en-US" w:eastAsia="zh-CN"/>
-        </w:rPr>
-        <w:t>表单锁定验证：当数据处于 [待市局审核] 时，前端页面必须实现输入框的全面置灰锁定，[提交] 按钮强制禁用，防止异步并发修改导致的数据脏读。</w:t>
-      </w:r>
-      <w:bookmarkStart w:id="0" w:name="_GoBack"/>
-      <w:bookmarkEnd w:id="0"/>
-    </w:p>
-    <w:p>
-      <w:pPr>
-        <w:pStyle w:val="3"/>
-        <w:bidi w:val="0"/>
-        <w:jc w:val="left"/>
-        <w:rPr>
-          <w:rFonts w:hint="eastAsia"/>
-        </w:rPr>
-      </w:pPr>
-      <w:r>
-        <w:rPr>
-          <w:rFonts w:hint="eastAsia"/>
-        </w:rPr>
-        <w:t>第六章 沟通机制与配置管理计划</w:t>
+        <w:t>5.1 DFX非功能质量红线</w:t>
+      </w:r>
+      <w:r>
+        <w:rPr>
+          <w:rFonts w:hint="eastAsia" w:ascii="宋体" w:hAnsi="宋体" w:eastAsia="宋体" w:cs="宋体"/>
+          <w:sz w:val="28"/>
+          <w:szCs w:val="28"/>
+        </w:rPr>
+        <w:br w:type="textWrapping"/>
+      </w:r>
+      <w:r>
+        <w:rPr>
+          <w:rFonts w:hint="eastAsia" w:ascii="宋体" w:hAnsi="宋体" w:eastAsia="宋体" w:cs="宋体"/>
+          <w:sz w:val="28"/>
+          <w:szCs w:val="28"/>
+        </w:rPr>
+        <w:t>严格落实SRS中规定的工业级DFX指标。在性能维度，系统必须满足在每月1日至5日填报高峰期内，支持不少于2000人的在线并发，核心表单提交吞吐量不得低于1500 TPS，且简单页面响应时间不得大于1.5秒。</w:t>
+      </w:r>
+      <w:r>
+        <w:rPr>
+          <w:rFonts w:hint="eastAsia" w:ascii="宋体" w:hAnsi="宋体" w:eastAsia="宋体" w:cs="宋体"/>
+          <w:sz w:val="28"/>
+          <w:szCs w:val="28"/>
+        </w:rPr>
+        <w:br w:type="textWrapping"/>
+      </w:r>
+      <w:r>
+        <w:rPr>
+          <w:rFonts w:hint="eastAsia" w:ascii="宋体" w:hAnsi="宋体" w:eastAsia="宋体" w:cs="宋体"/>
+          <w:sz w:val="28"/>
+          <w:szCs w:val="28"/>
+        </w:rPr>
+        <w:t>在可靠性维度，除保障99.9%的SLA外，灾难恢复时间目标（RTO）必须锁定在4小时以内，数据丢失容忍度（RPO）严格限制在1小时以内。</w:t>
       </w:r>
     </w:p>
     <w:p>
@@ -1931,55 +2069,272 @@
           <w:rStyle w:val="8"/>
           <w:rFonts w:hint="eastAsia"/>
         </w:rPr>
-        <w:t>6.1 GitHub配置管理规划</w:t>
-      </w:r>
-      <w:r>
-        <w:rPr>
-          <w:rFonts w:hint="eastAsia" w:ascii="宋体" w:hAnsi="宋体" w:eastAsia="宋体" w:cs="宋体"/>
-          <w:sz w:val="28"/>
-          <w:szCs w:val="28"/>
-        </w:rPr>
-        <w:br w:type="textWrapping"/>
-      </w:r>
-      <w:r>
-        <w:rPr>
-          <w:rFonts w:hint="eastAsia" w:ascii="宋体" w:hAnsi="宋体" w:eastAsia="宋体" w:cs="宋体"/>
-          <w:sz w:val="28"/>
-          <w:szCs w:val="28"/>
-        </w:rPr>
-        <w:t>项目组全局抛弃零散的文件传输模式，指定GitHub作为唯一配置管理中枢。</w:t>
-      </w:r>
-      <w:r>
-        <w:rPr>
-          <w:rFonts w:hint="eastAsia" w:ascii="宋体" w:hAnsi="宋体" w:eastAsia="宋体" w:cs="宋体"/>
-          <w:sz w:val="28"/>
-          <w:szCs w:val="28"/>
-        </w:rPr>
-        <w:br w:type="textWrapping"/>
-      </w:r>
-      <w:r>
-        <w:rPr>
-          <w:rFonts w:hint="eastAsia" w:ascii="宋体" w:hAnsi="宋体" w:eastAsia="宋体" w:cs="宋体"/>
-          <w:sz w:val="28"/>
-          <w:szCs w:val="28"/>
-        </w:rPr>
-        <w:t>采用严谨的GitFlow分支管理规范。设置受保护的main分支作为生产基线，develop分支作为日常持续集成主线。所有具体功能的开发必须拉取类似feature/FR-ENT-01的独立分支进行，功能完成后必须经过至少一名高级组员的Code Review方可执行合并。</w:t>
-      </w:r>
-      <w:r>
-        <w:rPr>
-          <w:rFonts w:hint="eastAsia" w:ascii="宋体" w:hAnsi="宋体" w:eastAsia="宋体" w:cs="宋体"/>
-          <w:sz w:val="28"/>
-          <w:szCs w:val="28"/>
-        </w:rPr>
-        <w:br w:type="textWrapping"/>
-      </w:r>
-      <w:r>
-        <w:rPr>
-          <w:rFonts w:hint="eastAsia" w:ascii="宋体" w:hAnsi="宋体" w:eastAsia="宋体" w:cs="宋体"/>
-          <w:sz w:val="28"/>
-          <w:szCs w:val="28"/>
-        </w:rPr>
-        <w:t>项目各版本的文档资产（包括本计划书、需求说明书、测试报告等）一律采用Markdown等纯文本结构语言编写，并统一存入代码库的/docs专用目录下，实现代码与文档的同级追溯与基线对齐。</w:t>
+        <w:t>5.2 质量控制手段</w:t>
+      </w:r>
+      <w:r>
+        <w:rPr>
+          <w:rFonts w:hint="eastAsia" w:ascii="宋体" w:hAnsi="宋体" w:eastAsia="宋体" w:cs="宋体"/>
+          <w:sz w:val="28"/>
+          <w:szCs w:val="28"/>
+        </w:rPr>
+        <w:br w:type="textWrapping"/>
+      </w:r>
+      <w:r>
+        <w:rPr>
+          <w:rFonts w:hint="eastAsia" w:ascii="宋体" w:hAnsi="宋体" w:eastAsia="宋体" w:cs="宋体"/>
+          <w:sz w:val="28"/>
+          <w:szCs w:val="28"/>
+        </w:rPr>
+        <w:t>执行严格的三级测试防御网。第一级为开发人员的单元自测，要求核心业务逻辑覆盖率不低于80%；第二级为测试组的黑盒系统集成测试及安全防横向越权穿透测试；第三级为上线前的JMeter大规模基准压力测试与密码Bcrypt加密落盘审查。未达上述质量红线的模块一律被拒签，不得合并至主干分支。</w:t>
+      </w:r>
+    </w:p>
+    <w:p>
+      <w:pPr>
+        <w:pStyle w:val="4"/>
+        <w:bidi w:val="0"/>
+        <w:rPr>
+          <w:rFonts w:hint="eastAsia"/>
+          <w:lang w:val="en-US" w:eastAsia="zh-CN"/>
+        </w:rPr>
+      </w:pPr>
+      <w:r>
+        <w:rPr>
+          <w:rFonts w:hint="eastAsia"/>
+          <w:lang w:val="en-US" w:eastAsia="zh-CN"/>
+        </w:rPr>
+        <w:t>5.3核心业务专项防护与质量红线</w:t>
+      </w:r>
+    </w:p>
+    <w:p>
+      <w:pPr>
+        <w:bidi w:val="0"/>
+        <w:rPr>
+          <w:rFonts w:hint="eastAsia" w:ascii="宋体" w:hAnsi="宋体" w:cs="宋体"/>
+          <w:b/>
+          <w:bCs/>
+          <w:sz w:val="28"/>
+          <w:szCs w:val="28"/>
+          <w:lang w:val="en-US" w:eastAsia="zh-CN"/>
+        </w:rPr>
+      </w:pPr>
+      <w:r>
+        <w:rPr>
+          <w:rFonts w:hint="eastAsia" w:ascii="宋体" w:hAnsi="宋体" w:cs="宋体"/>
+          <w:b/>
+          <w:bCs/>
+          <w:sz w:val="28"/>
+          <w:szCs w:val="28"/>
+          <w:lang w:val="en-US" w:eastAsia="zh-CN"/>
+        </w:rPr>
+        <w:t>异常波动防呆红线：</w:t>
+      </w:r>
+    </w:p>
+    <w:p>
+      <w:pPr>
+        <w:bidi w:val="0"/>
+        <w:rPr>
+          <w:rFonts w:hint="eastAsia" w:ascii="宋体" w:hAnsi="宋体" w:cs="宋体"/>
+          <w:sz w:val="28"/>
+          <w:szCs w:val="28"/>
+          <w:lang w:val="en-US" w:eastAsia="zh-CN"/>
+        </w:rPr>
+      </w:pPr>
+      <w:r>
+        <w:rPr>
+          <w:rFonts w:hint="eastAsia" w:ascii="宋体" w:hAnsi="宋体" w:cs="宋体"/>
+          <w:sz w:val="28"/>
+          <w:szCs w:val="28"/>
+          <w:lang w:val="en-US" w:eastAsia="zh-CN"/>
+        </w:rPr>
+        <w:t>正向测试：当企业提交（|当期人数-建档人数| / 建档人数 ≥ 30%）时，系统必须弹出二次确认预警，否则判定为严重缺陷（Severity 1）。</w:t>
+      </w:r>
+    </w:p>
+    <w:p>
+      <w:pPr>
+        <w:bidi w:val="0"/>
+        <w:rPr>
+          <w:rFonts w:hint="eastAsia" w:ascii="宋体" w:hAnsi="宋体" w:cs="宋体"/>
+          <w:sz w:val="28"/>
+          <w:szCs w:val="28"/>
+          <w:lang w:val="en-US" w:eastAsia="zh-CN"/>
+        </w:rPr>
+      </w:pPr>
+      <w:r>
+        <w:rPr>
+          <w:rFonts w:hint="eastAsia" w:ascii="宋体" w:hAnsi="宋体" w:cs="宋体"/>
+          <w:sz w:val="28"/>
+          <w:szCs w:val="28"/>
+          <w:lang w:val="en-US" w:eastAsia="zh-CN"/>
+        </w:rPr>
+        <w:t>拦截测试：在未勾选“本人确认数据无误”强行发包，或直接通过抓包工具篡改绕过前端时，后端接口必须实施物理拦截并返回 400 非法状态码。</w:t>
+      </w:r>
+    </w:p>
+    <w:p>
+      <w:pPr>
+        <w:bidi w:val="0"/>
+        <w:rPr>
+          <w:rFonts w:hint="eastAsia" w:ascii="宋体" w:hAnsi="宋体" w:cs="宋体"/>
+          <w:b/>
+          <w:bCs/>
+          <w:sz w:val="28"/>
+          <w:szCs w:val="28"/>
+          <w:lang w:val="en-US" w:eastAsia="zh-CN"/>
+        </w:rPr>
+      </w:pPr>
+      <w:r>
+        <w:rPr>
+          <w:rFonts w:hint="eastAsia" w:ascii="宋体" w:hAnsi="宋体" w:cs="宋体"/>
+          <w:b/>
+          <w:bCs/>
+          <w:sz w:val="28"/>
+          <w:szCs w:val="28"/>
+          <w:lang w:val="en-US" w:eastAsia="zh-CN"/>
+        </w:rPr>
+        <w:t>状态机生命周期穿透阻断：</w:t>
+      </w:r>
+    </w:p>
+    <w:p>
+      <w:pPr>
+        <w:bidi w:val="0"/>
+        <w:rPr>
+          <w:rFonts w:hint="eastAsia" w:ascii="宋体" w:hAnsi="宋体" w:cs="宋体"/>
+          <w:sz w:val="28"/>
+          <w:szCs w:val="28"/>
+          <w:lang w:val="en-US" w:eastAsia="zh-CN"/>
+        </w:rPr>
+      </w:pPr>
+      <w:r>
+        <w:rPr>
+          <w:rFonts w:hint="eastAsia" w:ascii="宋体" w:hAnsi="宋体" w:cs="宋体"/>
+          <w:sz w:val="28"/>
+          <w:szCs w:val="28"/>
+          <w:lang w:val="en-US" w:eastAsia="zh-CN"/>
+        </w:rPr>
+        <w:t>越权与非法状态修改阻断：测试组必须构造恶意请求，尝试将处于[草稿] 状态的报表越级直接修改为 [审核通过]。后端校验逻辑若未将其拦截，将被记为高危安全漏洞。</w:t>
+      </w:r>
+    </w:p>
+    <w:p>
+      <w:pPr>
+        <w:bidi w:val="0"/>
+        <w:rPr>
+          <w:rFonts w:hint="eastAsia" w:ascii="宋体" w:hAnsi="宋体" w:cs="宋体"/>
+          <w:sz w:val="28"/>
+          <w:szCs w:val="28"/>
+          <w:lang w:val="en-US" w:eastAsia="zh-CN"/>
+        </w:rPr>
+      </w:pPr>
+      <w:r>
+        <w:rPr>
+          <w:rFonts w:hint="eastAsia" w:ascii="宋体" w:hAnsi="宋体" w:cs="宋体"/>
+          <w:sz w:val="28"/>
+          <w:szCs w:val="28"/>
+          <w:lang w:val="en-US" w:eastAsia="zh-CN"/>
+        </w:rPr>
+        <w:t>表单锁定验证：当数据处于 [待市局审核] 时，前端页面必须实现输入框的全面置灰锁定，[提交] 按钮强制禁用，防止异步并发修改导致的数据脏读。</w:t>
+      </w:r>
+    </w:p>
+    <w:p>
+      <w:pPr>
+        <w:bidi w:val="0"/>
+        <w:rPr>
+          <w:rFonts w:hint="eastAsia" w:ascii="宋体" w:hAnsi="宋体" w:cs="宋体"/>
+          <w:b/>
+          <w:bCs/>
+          <w:sz w:val="28"/>
+          <w:szCs w:val="28"/>
+          <w:lang w:val="en-US" w:eastAsia="zh-CN"/>
+        </w:rPr>
+      </w:pPr>
+      <w:r>
+        <w:rPr>
+          <w:rFonts w:hint="eastAsia" w:ascii="宋体" w:hAnsi="宋体" w:cs="宋体"/>
+          <w:b/>
+          <w:bCs/>
+          <w:sz w:val="28"/>
+          <w:szCs w:val="28"/>
+          <w:lang w:val="en-US" w:eastAsia="zh-CN"/>
+        </w:rPr>
+        <w:t>双向落库原子性红线：</w:t>
+      </w:r>
+    </w:p>
+    <w:p>
+      <w:pPr>
+        <w:bidi w:val="0"/>
+        <w:rPr>
+          <w:rFonts w:hint="eastAsia" w:ascii="宋体" w:hAnsi="宋体" w:cs="宋体"/>
+          <w:sz w:val="28"/>
+          <w:szCs w:val="28"/>
+          <w:lang w:val="en-US" w:eastAsia="zh-CN"/>
+        </w:rPr>
+      </w:pPr>
+      <w:r>
+        <w:rPr>
+          <w:rFonts w:hint="eastAsia" w:ascii="宋体" w:hAnsi="宋体" w:cs="宋体"/>
+          <w:sz w:val="28"/>
+          <w:szCs w:val="28"/>
+          <w:lang w:val="en-US" w:eastAsia="zh-CN"/>
+        </w:rPr>
+        <w:t>在省局执行数据容错勘误操作时，修改核心业务表与新增审计日志表的代码必须被包裹在同一个严密的数据库事务 (Transaction) 中。测试人员需模拟数据库宕机或断网异常，验证事务回滚机制是否生效，坚决杜绝出现“业务数据已篡改但未记录日志”或“记录了修改日志但业务旧数据未更新”的脏数据撕裂现象。</w:t>
+      </w:r>
+    </w:p>
+    <w:p>
+      <w:pPr>
+        <w:bidi w:val="0"/>
+        <w:rPr>
+          <w:rFonts w:hint="eastAsia" w:ascii="宋体" w:hAnsi="宋体" w:cs="宋体"/>
+          <w:b/>
+          <w:bCs/>
+          <w:sz w:val="28"/>
+          <w:szCs w:val="28"/>
+          <w:lang w:val="en-US" w:eastAsia="zh-CN"/>
+        </w:rPr>
+      </w:pPr>
+      <w:r>
+        <w:rPr>
+          <w:rFonts w:hint="eastAsia" w:ascii="宋体" w:hAnsi="宋体" w:cs="宋体"/>
+          <w:b/>
+          <w:bCs/>
+          <w:sz w:val="28"/>
+          <w:szCs w:val="28"/>
+          <w:lang w:val="en-US" w:eastAsia="zh-CN"/>
+        </w:rPr>
+        <w:t>通知范围与查询越权阻断：</w:t>
+      </w:r>
+    </w:p>
+    <w:p>
+      <w:pPr>
+        <w:bidi w:val="0"/>
+        <w:rPr>
+          <w:rFonts w:hint="eastAsia" w:ascii="宋体" w:hAnsi="宋体" w:cs="宋体"/>
+          <w:sz w:val="28"/>
+          <w:szCs w:val="28"/>
+          <w:lang w:val="en-US" w:eastAsia="zh-CN"/>
+        </w:rPr>
+      </w:pPr>
+      <w:r>
+        <w:rPr>
+          <w:rFonts w:hint="eastAsia" w:ascii="宋体" w:hAnsi="宋体" w:cs="宋体"/>
+          <w:sz w:val="28"/>
+          <w:szCs w:val="28"/>
+          <w:lang w:val="en-US" w:eastAsia="zh-CN"/>
+        </w:rPr>
+        <w:t>针对通知可见范围与查询引擎进行严格的鉴权边界测试。地市级账号尝试通过篡改接口参数跨越权限发布全省范围通告，或尝试拉取非本辖区企业的全局查询数据时，后端网关或权限拦截器必须立即抛出 403 Forbidden 异常并切断请求。</w:t>
+      </w:r>
+    </w:p>
+    <w:p>
+      <w:pPr>
+        <w:pStyle w:val="3"/>
+        <w:bidi w:val="0"/>
+        <w:jc w:val="left"/>
+        <w:rPr>
+          <w:rFonts w:hint="eastAsia"/>
+        </w:rPr>
+      </w:pPr>
+      <w:r>
+        <w:rPr>
+          <w:rFonts w:hint="eastAsia"/>
+        </w:rPr>
+        <w:t>第六章 沟通机制与配置管理计划</w:t>
       </w:r>
     </w:p>
     <w:p>
@@ -1996,23 +2351,55 @@
           <w:rStyle w:val="8"/>
           <w:rFonts w:hint="eastAsia"/>
         </w:rPr>
-        <w:t>6.2 变更控制与配置审计</w:t>
-      </w:r>
-      <w:r>
-        <w:rPr>
-          <w:rFonts w:hint="eastAsia" w:ascii="宋体" w:hAnsi="宋体" w:eastAsia="宋体" w:cs="宋体"/>
-          <w:sz w:val="28"/>
-          <w:szCs w:val="28"/>
-        </w:rPr>
-        <w:br w:type="textWrapping"/>
-      </w:r>
-      <w:r>
-        <w:rPr>
-          <w:rFonts w:hint="eastAsia" w:ascii="宋体" w:hAnsi="宋体" w:eastAsia="宋体" w:cs="宋体"/>
-          <w:sz w:val="28"/>
-          <w:szCs w:val="28"/>
-        </w:rPr>
-        <w:t>本V1.0计划书经评审确立后即成为范围基线。任何打破现有SRS框架的新增需求或逻辑改动，均属违规越界。若业务方确有变更诉求，必须启动正规的变更控制委员会（CCB）流程。申请方需正式提交业务变更申请单，由项目经理对变更影响域及工作量进行详尽评估。批准后方能在GitHub中立项专属的Change-Request追踪标签，并随之升级项目计划文档基线（如更新至V1.1版）。</w:t>
+        <w:t>6.1 GitHub配置管理规划</w:t>
+      </w:r>
+      <w:r>
+        <w:rPr>
+          <w:rFonts w:hint="eastAsia" w:ascii="宋体" w:hAnsi="宋体" w:eastAsia="宋体" w:cs="宋体"/>
+          <w:sz w:val="28"/>
+          <w:szCs w:val="28"/>
+        </w:rPr>
+        <w:br w:type="textWrapping"/>
+      </w:r>
+      <w:r>
+        <w:rPr>
+          <w:rFonts w:hint="eastAsia" w:ascii="宋体" w:hAnsi="宋体" w:eastAsia="宋体" w:cs="宋体"/>
+          <w:sz w:val="28"/>
+          <w:szCs w:val="28"/>
+        </w:rPr>
+        <w:t>项目组全局抛弃零散的文件传输模式，指定GitHub作为唯一配置管理中枢。</w:t>
+      </w:r>
+      <w:r>
+        <w:rPr>
+          <w:rFonts w:hint="eastAsia" w:ascii="宋体" w:hAnsi="宋体" w:eastAsia="宋体" w:cs="宋体"/>
+          <w:sz w:val="28"/>
+          <w:szCs w:val="28"/>
+        </w:rPr>
+        <w:br w:type="textWrapping"/>
+      </w:r>
+      <w:r>
+        <w:rPr>
+          <w:rFonts w:hint="eastAsia" w:ascii="宋体" w:hAnsi="宋体" w:eastAsia="宋体" w:cs="宋体"/>
+          <w:sz w:val="28"/>
+          <w:szCs w:val="28"/>
+        </w:rPr>
+        <w:t>采用严谨的GitFlow分支管理规范。设置受保护的main分支作为生产基线，develop分支作为日常持续集成主线。所有具体功能的开发必须拉取类似feature/FR-ENT-01的独立分支进行，功能完成后必须经过至少一名高级组员的Code Review方可执行合并。</w:t>
+      </w:r>
+      <w:r>
+        <w:rPr>
+          <w:rFonts w:hint="eastAsia" w:ascii="宋体" w:hAnsi="宋体" w:eastAsia="宋体" w:cs="宋体"/>
+          <w:sz w:val="28"/>
+          <w:szCs w:val="28"/>
+        </w:rPr>
+        <w:br w:type="textWrapping"/>
+      </w:r>
+      <w:r>
+        <w:rPr>
+          <w:rFonts w:hint="eastAsia" w:ascii="宋体" w:hAnsi="宋体" w:eastAsia="宋体" w:cs="宋体"/>
+          <w:sz w:val="28"/>
+          <w:szCs w:val="28"/>
+        </w:rPr>
+        <w:t>项目各版本的文档资产（包括本计划书、需求说明书、测试报告等）一律采用Markdown等纯文本结构语言编写，并统一存入代码库的/docs专用目录下，实现代码与文档的同级追溯与基线对齐。</w:t>
       </w:r>
     </w:p>
     <w:p>
@@ -2029,71 +2416,23 @@
           <w:rStyle w:val="8"/>
           <w:rFonts w:hint="eastAsia"/>
         </w:rPr>
-        <w:t>6.3 高频沟通矩阵</w:t>
-      </w:r>
-      <w:r>
-        <w:rPr>
-          <w:rFonts w:hint="eastAsia" w:ascii="宋体" w:hAnsi="宋体" w:eastAsia="宋体" w:cs="宋体"/>
-          <w:sz w:val="28"/>
-          <w:szCs w:val="28"/>
-        </w:rPr>
-        <w:br w:type="textWrapping"/>
-      </w:r>
-      <w:r>
-        <w:rPr>
-          <w:rFonts w:hint="eastAsia" w:ascii="宋体" w:hAnsi="宋体" w:eastAsia="宋体" w:cs="宋体"/>
-          <w:sz w:val="28"/>
-          <w:szCs w:val="28"/>
-        </w:rPr>
-        <w:t>(1) 敏捷站会：每个工作日上午10点召开15分钟会议，仅沟通三件事：昨天完成了什么、今天计划做什么、存在何种阻塞需要协调。</w:t>
-      </w:r>
-      <w:r>
-        <w:rPr>
-          <w:rFonts w:hint="eastAsia" w:ascii="宋体" w:hAnsi="宋体" w:eastAsia="宋体" w:cs="宋体"/>
-          <w:sz w:val="28"/>
-          <w:szCs w:val="28"/>
-        </w:rPr>
-        <w:br w:type="textWrapping"/>
-      </w:r>
-      <w:r>
-        <w:rPr>
-          <w:rFonts w:hint="eastAsia" w:ascii="宋体" w:hAnsi="宋体" w:eastAsia="宋体" w:cs="宋体"/>
-          <w:sz w:val="28"/>
-          <w:szCs w:val="28"/>
-        </w:rPr>
-        <w:t>(2) 迭代演示评审：每周五下午举行Sprint阶段演示，由前后端开发人员向产品人员及项目经理直接展示本周产出的可用软件片段。</w:t>
-      </w:r>
-      <w:r>
-        <w:rPr>
-          <w:rFonts w:hint="eastAsia" w:ascii="宋体" w:hAnsi="宋体" w:eastAsia="宋体" w:cs="宋体"/>
-          <w:sz w:val="28"/>
-          <w:szCs w:val="28"/>
-        </w:rPr>
-        <w:br w:type="textWrapping"/>
-      </w:r>
-      <w:r>
-        <w:rPr>
-          <w:rFonts w:hint="eastAsia" w:ascii="宋体" w:hAnsi="宋体" w:eastAsia="宋体" w:cs="宋体"/>
-          <w:sz w:val="28"/>
-          <w:szCs w:val="28"/>
-        </w:rPr>
-        <w:t>(3) 项目周报制度：每周五晚间，项目经理汇总GitHub看板数据，撰写详尽的项目周报，抄送全体组员及甲方项目干系人，对进度偏差率及隐患风险进行高亮预警。</w:t>
-      </w:r>
-    </w:p>
-    <w:p>
-      <w:pPr>
-        <w:pStyle w:val="3"/>
-        <w:bidi w:val="0"/>
-        <w:jc w:val="left"/>
-        <w:rPr>
-          <w:rFonts w:hint="eastAsia"/>
-        </w:rPr>
-      </w:pPr>
-      <w:r>
-        <w:rPr>
-          <w:rFonts w:hint="eastAsia"/>
-        </w:rPr>
-        <w:t>第七章 风险管理计划</w:t>
+        <w:t>6.2 变更控制与配置审计</w:t>
+      </w:r>
+      <w:r>
+        <w:rPr>
+          <w:rFonts w:hint="eastAsia" w:ascii="宋体" w:hAnsi="宋体" w:eastAsia="宋体" w:cs="宋体"/>
+          <w:sz w:val="28"/>
+          <w:szCs w:val="28"/>
+        </w:rPr>
+        <w:br w:type="textWrapping"/>
+      </w:r>
+      <w:r>
+        <w:rPr>
+          <w:rFonts w:hint="eastAsia" w:ascii="宋体" w:hAnsi="宋体" w:eastAsia="宋体" w:cs="宋体"/>
+          <w:sz w:val="28"/>
+          <w:szCs w:val="28"/>
+        </w:rPr>
+        <w:t>本V1.0计划书经评审确立后即成为范围基线。任何打破现有SRS框架的新增需求或逻辑改动，均属违规越界。若业务方确有变更诉求，必须启动正规的变更控制委员会（CCB）流程。申请方需正式提交业务变更申请单，由项目经理对变更影响域及工作量进行详尽评估。批准后方能在GitHub中立项专属的Change-Request追踪标签，并随之升级项目计划文档基线（如更新至V1.1版）。</w:t>
       </w:r>
     </w:p>
     <w:p>
@@ -2110,6 +2449,87 @@
           <w:rStyle w:val="8"/>
           <w:rFonts w:hint="eastAsia"/>
         </w:rPr>
+        <w:t>6.3 高频沟通矩阵</w:t>
+      </w:r>
+      <w:r>
+        <w:rPr>
+          <w:rFonts w:hint="eastAsia" w:ascii="宋体" w:hAnsi="宋体" w:eastAsia="宋体" w:cs="宋体"/>
+          <w:sz w:val="28"/>
+          <w:szCs w:val="28"/>
+        </w:rPr>
+        <w:br w:type="textWrapping"/>
+      </w:r>
+      <w:r>
+        <w:rPr>
+          <w:rFonts w:hint="eastAsia" w:ascii="宋体" w:hAnsi="宋体" w:eastAsia="宋体" w:cs="宋体"/>
+          <w:sz w:val="28"/>
+          <w:szCs w:val="28"/>
+        </w:rPr>
+        <w:t>(1) 敏捷站会：每个工作日上午10点召开15分钟会议，仅沟通三件事：昨天完成了什么、今天计划做什么、存在何种阻塞需要协调。</w:t>
+      </w:r>
+      <w:r>
+        <w:rPr>
+          <w:rFonts w:hint="eastAsia" w:ascii="宋体" w:hAnsi="宋体" w:eastAsia="宋体" w:cs="宋体"/>
+          <w:sz w:val="28"/>
+          <w:szCs w:val="28"/>
+        </w:rPr>
+        <w:br w:type="textWrapping"/>
+      </w:r>
+      <w:r>
+        <w:rPr>
+          <w:rFonts w:hint="eastAsia" w:ascii="宋体" w:hAnsi="宋体" w:eastAsia="宋体" w:cs="宋体"/>
+          <w:sz w:val="28"/>
+          <w:szCs w:val="28"/>
+        </w:rPr>
+        <w:t>(2) 迭代演示评审：每周五下午举行Sprint阶段演示，由前后端开发人员向产品人员及项目经理直接展示本周产出的可用软件片段。</w:t>
+      </w:r>
+      <w:r>
+        <w:rPr>
+          <w:rFonts w:hint="eastAsia" w:ascii="宋体" w:hAnsi="宋体" w:eastAsia="宋体" w:cs="宋体"/>
+          <w:sz w:val="28"/>
+          <w:szCs w:val="28"/>
+        </w:rPr>
+        <w:br w:type="textWrapping"/>
+      </w:r>
+      <w:r>
+        <w:rPr>
+          <w:rFonts w:hint="eastAsia" w:ascii="宋体" w:hAnsi="宋体" w:eastAsia="宋体" w:cs="宋体"/>
+          <w:sz w:val="28"/>
+          <w:szCs w:val="28"/>
+        </w:rPr>
+        <w:t>(3) 项目周报制度：每周五晚间，项目经理汇总GitHub看板数据，撰写详尽的项目周报，抄送全体组员及甲方项目干系人，对进度偏差率及隐患风险进行高亮预警。</w:t>
+      </w:r>
+    </w:p>
+    <w:p>
+      <w:pPr>
+        <w:pStyle w:val="3"/>
+        <w:bidi w:val="0"/>
+        <w:jc w:val="left"/>
+        <w:rPr>
+          <w:rFonts w:hint="eastAsia"/>
+        </w:rPr>
+      </w:pPr>
+      <w:r>
+        <w:rPr>
+          <w:rFonts w:hint="eastAsia"/>
+        </w:rPr>
+        <w:t>第七章 风险管理计划</w:t>
+      </w:r>
+    </w:p>
+    <w:p>
+      <w:pPr>
+        <w:bidi w:val="0"/>
+        <w:rPr>
+          <w:rFonts w:hint="eastAsia" w:ascii="宋体" w:hAnsi="宋体" w:eastAsia="宋体" w:cs="宋体"/>
+          <w:sz w:val="28"/>
+          <w:szCs w:val="28"/>
+        </w:rPr>
+      </w:pPr>
+      <w:r>
+        <w:rPr>
+          <w:rStyle w:val="8"/>
+          <w:rFonts w:hint="eastAsia"/>
+        </w:rPr>
         <w:t>7.1 风险识别与应对库</w:t>
       </w:r>
       <w:r>
@@ -2282,7 +2702,7 @@
       <w:pPr>
         <w:bidi w:val="0"/>
         <w:rPr>
-          <w:rFonts w:hint="default" w:ascii="宋体" w:hAnsi="宋体" w:eastAsia="宋体" w:cs="宋体"/>
+          <w:rFonts w:hint="eastAsia" w:ascii="宋体" w:hAnsi="宋体" w:cs="宋体"/>
           <w:sz w:val="28"/>
           <w:szCs w:val="28"/>
           <w:lang w:val="en-US" w:eastAsia="zh-CN"/>
@@ -2296,6 +2716,66 @@
           <w:lang w:val="en-US" w:eastAsia="zh-CN"/>
         </w:rPr>
         <w:t>应对策略：需求组（樊成珂）需再三核对国家标准（18位字母数字组合规则），测试组必须准备包含老版9位组织机构代码及带括号固话的异常兼容数据集进行宽泛性测试。</w:t>
+      </w:r>
+    </w:p>
+    <w:p>
+      <w:pPr>
+        <w:bidi w:val="0"/>
+        <w:rPr>
+          <w:rFonts w:hint="default" w:ascii="宋体" w:hAnsi="宋体" w:cs="宋体"/>
+          <w:sz w:val="28"/>
+          <w:szCs w:val="28"/>
+          <w:lang w:val="en-US" w:eastAsia="zh-CN"/>
+        </w:rPr>
+      </w:pPr>
+      <w:r>
+        <w:rPr>
+          <w:rFonts w:hint="default" w:ascii="宋体" w:hAnsi="宋体" w:cs="宋体"/>
+          <w:sz w:val="28"/>
+          <w:szCs w:val="28"/>
+          <w:lang w:val="en-US" w:eastAsia="zh-CN"/>
+        </w:rPr>
+        <w:t>风险 ID-R06：长事务导致的数据库并发死锁风险</w:t>
+      </w:r>
+    </w:p>
+    <w:p>
+      <w:pPr>
+        <w:bidi w:val="0"/>
+        <w:rPr>
+          <w:rFonts w:hint="default" w:ascii="宋体" w:hAnsi="宋体" w:cs="宋体"/>
+          <w:sz w:val="28"/>
+          <w:szCs w:val="28"/>
+          <w:lang w:val="en-US" w:eastAsia="zh-CN"/>
+        </w:rPr>
+      </w:pPr>
+      <w:r>
+        <w:rPr>
+          <w:rFonts w:hint="default" w:ascii="宋体" w:hAnsi="宋体" w:cs="宋体"/>
+          <w:sz w:val="28"/>
+          <w:szCs w:val="28"/>
+          <w:lang w:val="en-US" w:eastAsia="zh-CN"/>
+        </w:rPr>
+        <w:t>描述：双轨容错修改涉及对企业填报主表、历史快照表、审计日志表的多重读写依赖，在调查期月末终审出现高并发审核操作时，极易引发数据库行级锁升级或触发死锁报错。</w:t>
+      </w:r>
+    </w:p>
+    <w:p>
+      <w:pPr>
+        <w:bidi w:val="0"/>
+        <w:rPr>
+          <w:rFonts w:hint="default" w:ascii="宋体" w:hAnsi="宋体" w:cs="宋体"/>
+          <w:sz w:val="28"/>
+          <w:szCs w:val="28"/>
+          <w:lang w:val="en-US" w:eastAsia="zh-CN"/>
+        </w:rPr>
+      </w:pPr>
+      <w:r>
+        <w:rPr>
+          <w:rFonts w:hint="default" w:ascii="宋体" w:hAnsi="宋体" w:cs="宋体"/>
+          <w:sz w:val="28"/>
+          <w:szCs w:val="28"/>
+          <w:lang w:val="en-US" w:eastAsia="zh-CN"/>
+        </w:rPr>
+        <w:t>应对策略：后端研发需严格把控事务包裹粒度，采用乐观锁机制控制并发修改冲突。同时要求在应用层日志收集集成模块中，前置增加对执行时间大于3秒的慢查询SQL监控及Error级错误栈预警机制。</w:t>
       </w:r>
     </w:p>
     <w:p>

--- a/软件项目管理项目计划.docx
+++ b/软件项目管理项目计划.docx
@@ -19,284 +19,417 @@
         </w:rPr>
         <w:t>《云南省企业就业失业数据采集系统》项目计划书</w:t>
       </w:r>
+    </w:p>
+    <w:p>
+      <w:pPr>
+        <w:bidi w:val="0"/>
+        <w:rPr>
+          <w:rFonts w:hint="eastAsia" w:ascii="宋体" w:hAnsi="宋体" w:eastAsia="宋体" w:cs="宋体"/>
+          <w:sz w:val="28"/>
+          <w:szCs w:val="28"/>
+        </w:rPr>
+      </w:pPr>
+      <w:r>
+        <w:rPr>
+          <w:rFonts w:hint="eastAsia" w:ascii="宋体" w:hAnsi="宋体" w:eastAsia="宋体" w:cs="宋体"/>
+          <w:sz w:val="28"/>
+          <w:szCs w:val="28"/>
+        </w:rPr>
+        <w:t>文档控制信息</w:t>
+      </w:r>
+      <w:r>
+        <w:rPr>
+          <w:rFonts w:hint="eastAsia" w:ascii="宋体" w:hAnsi="宋体" w:eastAsia="宋体" w:cs="宋体"/>
+          <w:sz w:val="28"/>
+          <w:szCs w:val="28"/>
+        </w:rPr>
+        <w:br w:type="textWrapping"/>
+      </w:r>
+      <w:r>
+        <w:rPr>
+          <w:rFonts w:hint="eastAsia" w:ascii="宋体" w:hAnsi="宋体" w:eastAsia="宋体" w:cs="宋体"/>
+          <w:sz w:val="28"/>
+          <w:szCs w:val="28"/>
+        </w:rPr>
+        <w:t>版本编号：V1.0</w:t>
+      </w:r>
+      <w:r>
+        <w:rPr>
+          <w:rFonts w:hint="eastAsia" w:ascii="宋体" w:hAnsi="宋体" w:cs="宋体"/>
+          <w:sz w:val="28"/>
+          <w:szCs w:val="28"/>
+          <w:lang w:val="en-US" w:eastAsia="zh-CN"/>
+        </w:rPr>
+        <w:t>.3</w:t>
+      </w:r>
+      <w:r>
+        <w:rPr>
+          <w:rFonts w:hint="eastAsia" w:ascii="宋体" w:hAnsi="宋体" w:eastAsia="宋体" w:cs="宋体"/>
+          <w:sz w:val="28"/>
+          <w:szCs w:val="28"/>
+        </w:rPr>
+        <w:br w:type="textWrapping"/>
+      </w:r>
+      <w:r>
+        <w:rPr>
+          <w:rFonts w:hint="eastAsia" w:ascii="宋体" w:hAnsi="宋体" w:eastAsia="宋体" w:cs="宋体"/>
+          <w:sz w:val="28"/>
+          <w:szCs w:val="28"/>
+        </w:rPr>
+        <w:t>编制日期：2026年</w:t>
+      </w:r>
+      <w:r>
+        <w:rPr>
+          <w:rFonts w:hint="eastAsia" w:ascii="宋体" w:hAnsi="宋体" w:cs="宋体"/>
+          <w:sz w:val="28"/>
+          <w:szCs w:val="28"/>
+          <w:lang w:val="en-US" w:eastAsia="zh-CN"/>
+        </w:rPr>
+        <w:t>4</w:t>
+      </w:r>
+      <w:r>
+        <w:rPr>
+          <w:rFonts w:hint="eastAsia" w:ascii="宋体" w:hAnsi="宋体" w:eastAsia="宋体" w:cs="宋体"/>
+          <w:sz w:val="28"/>
+          <w:szCs w:val="28"/>
+        </w:rPr>
+        <w:t>月</w:t>
+      </w:r>
+      <w:r>
+        <w:rPr>
+          <w:rFonts w:hint="eastAsia" w:ascii="宋体" w:hAnsi="宋体" w:cs="宋体"/>
+          <w:sz w:val="28"/>
+          <w:szCs w:val="28"/>
+          <w:lang w:val="en-US" w:eastAsia="zh-CN"/>
+        </w:rPr>
+        <w:t>5</w:t>
+      </w:r>
+      <w:r>
+        <w:rPr>
+          <w:rFonts w:hint="eastAsia" w:ascii="宋体" w:hAnsi="宋体" w:eastAsia="宋体" w:cs="宋体"/>
+          <w:sz w:val="28"/>
+          <w:szCs w:val="28"/>
+        </w:rPr>
+        <w:t>日</w:t>
+      </w:r>
+      <w:r>
+        <w:rPr>
+          <w:rFonts w:hint="eastAsia" w:ascii="宋体" w:hAnsi="宋体" w:eastAsia="宋体" w:cs="宋体"/>
+          <w:sz w:val="28"/>
+          <w:szCs w:val="28"/>
+        </w:rPr>
+        <w:br w:type="textWrapping"/>
+      </w:r>
+      <w:r>
+        <w:rPr>
+          <w:rFonts w:hint="eastAsia" w:ascii="宋体" w:hAnsi="宋体" w:eastAsia="宋体" w:cs="宋体"/>
+          <w:sz w:val="28"/>
+          <w:szCs w:val="28"/>
+        </w:rPr>
+        <w:t>项目经理：田新哲</w:t>
+      </w:r>
+      <w:r>
+        <w:rPr>
+          <w:rFonts w:hint="eastAsia" w:ascii="宋体" w:hAnsi="宋体" w:eastAsia="宋体" w:cs="宋体"/>
+          <w:sz w:val="28"/>
+          <w:szCs w:val="28"/>
+        </w:rPr>
+        <w:br w:type="textWrapping"/>
+      </w:r>
+      <w:r>
+        <w:rPr>
+          <w:rFonts w:hint="eastAsia" w:ascii="宋体" w:hAnsi="宋体" w:eastAsia="宋体" w:cs="宋体"/>
+          <w:sz w:val="28"/>
+          <w:szCs w:val="28"/>
+        </w:rPr>
+        <w:t>项目周期：2026年3月15日 至 2026年4月26日</w:t>
+      </w:r>
+      <w:r>
+        <w:rPr>
+          <w:rFonts w:hint="eastAsia" w:ascii="宋体" w:hAnsi="宋体" w:eastAsia="宋体" w:cs="宋体"/>
+          <w:sz w:val="28"/>
+          <w:szCs w:val="28"/>
+        </w:rPr>
+        <w:br w:type="textWrapping"/>
+      </w:r>
+      <w:r>
+        <w:rPr>
+          <w:rFonts w:hint="eastAsia" w:ascii="宋体" w:hAnsi="宋体" w:eastAsia="宋体" w:cs="宋体"/>
+          <w:sz w:val="28"/>
+          <w:szCs w:val="28"/>
+        </w:rPr>
+        <w:t>管理工具：GitHub</w:t>
+      </w:r>
+    </w:p>
+    <w:p>
+      <w:pPr>
+        <w:bidi w:val="0"/>
+        <w:rPr>
+          <w:rFonts w:hint="default" w:ascii="宋体" w:hAnsi="宋体" w:eastAsia="宋体" w:cs="宋体"/>
+          <w:b/>
+          <w:bCs/>
+          <w:sz w:val="28"/>
+          <w:szCs w:val="28"/>
+        </w:rPr>
+      </w:pPr>
+      <w:r>
+        <w:rPr>
+          <w:rFonts w:hint="eastAsia" w:ascii="宋体" w:hAnsi="宋体" w:eastAsia="宋体" w:cs="宋体"/>
+          <w:b/>
+          <w:bCs/>
+          <w:sz w:val="28"/>
+          <w:szCs w:val="28"/>
+        </w:rPr>
+        <w:t>【更改背景说明】</w:t>
+      </w:r>
+      <w:r>
+        <w:rPr>
+          <w:rFonts w:hint="default" w:ascii="宋体" w:hAnsi="宋体" w:eastAsia="宋体" w:cs="宋体"/>
+          <w:b/>
+          <w:bCs/>
+          <w:sz w:val="28"/>
+          <w:szCs w:val="28"/>
+        </w:rPr>
+        <w:br w:type="textWrapping"/>
+      </w:r>
+      <w:r>
+        <w:rPr>
+          <w:rFonts w:hint="default" w:ascii="宋体" w:hAnsi="宋体" w:eastAsia="宋体" w:cs="宋体"/>
+          <w:b/>
+          <w:bCs/>
+          <w:sz w:val="28"/>
+          <w:szCs w:val="28"/>
+        </w:rPr>
+        <w:t>2026年4月3日（第三周周五），客户方正式提出重大需求变更（需求变更单号：CR-2026-001），要求打破原SRS中统一定义的“月度填报”规则，改为“1、2、3月实行半月报（即每月上、下旬各上报一次），4至12月恢复为整月报”。</w:t>
+      </w:r>
+    </w:p>
+    <w:p>
+      <w:pPr>
+        <w:bidi w:val="0"/>
+        <w:rPr>
+          <w:rFonts w:hint="eastAsia" w:ascii="宋体" w:hAnsi="宋体" w:eastAsia="宋体" w:cs="宋体"/>
+          <w:sz w:val="28"/>
+          <w:szCs w:val="28"/>
+        </w:rPr>
+      </w:pPr>
+      <w:r>
+        <w:rPr>
+          <w:rFonts w:hint="default" w:ascii="宋体" w:hAnsi="宋体" w:eastAsia="宋体" w:cs="宋体"/>
+          <w:b/>
+          <w:bCs/>
+          <w:sz w:val="28"/>
+          <w:szCs w:val="28"/>
+        </w:rPr>
+        <w:t>由于该变更直接推翻了前期设计的核心数据结构与定时器流转逻辑，项目经理田新哲于本周末紧急召开变更控制会议。经研判，正式启用项目计划中的缓冲储备金，对第四周（Sprint 4，4月6日至4月12日）的时间进度与人力分配进行强行打断与重构。原定于本周的“省局BI大屏完全体”将被迫部分延期，全员集中火力抢修底层频次逻辑，确保不影响系统整体交付基线。</w:t>
+      </w:r>
+    </w:p>
+    <w:p>
+      <w:pPr>
+        <w:pStyle w:val="3"/>
+        <w:bidi w:val="0"/>
+        <w:rPr>
+          <w:rFonts w:hint="eastAsia"/>
+        </w:rPr>
+      </w:pPr>
+      <w:r>
+        <w:rPr>
+          <w:rFonts w:hint="eastAsia"/>
+        </w:rPr>
+        <w:t>第一章 项目范围与合同计划</w:t>
+      </w:r>
+    </w:p>
+    <w:p>
+      <w:pPr>
+        <w:bidi w:val="0"/>
+        <w:rPr>
+          <w:rFonts w:hint="eastAsia" w:ascii="宋体" w:hAnsi="宋体" w:eastAsia="宋体" w:cs="宋体"/>
+          <w:sz w:val="28"/>
+          <w:szCs w:val="28"/>
+        </w:rPr>
+      </w:pPr>
+      <w:r>
+        <w:rPr>
+          <w:rStyle w:val="8"/>
+          <w:rFonts w:hint="eastAsia"/>
+          <w:lang w:val="en-US" w:eastAsia="zh-CN"/>
+        </w:rPr>
+        <w:t>1.1 项目范围边界与工作分解结构 (WBS)</w:t>
+      </w:r>
+      <w:r>
+        <w:rPr>
+          <w:rFonts w:hint="eastAsia" w:ascii="宋体" w:hAnsi="宋体" w:eastAsia="宋体" w:cs="宋体"/>
+          <w:sz w:val="28"/>
+          <w:szCs w:val="28"/>
+        </w:rPr>
+        <w:br w:type="textWrapping"/>
+      </w:r>
+      <w:r>
+        <w:rPr>
+          <w:rFonts w:hint="eastAsia" w:ascii="宋体" w:hAnsi="宋体" w:eastAsia="宋体" w:cs="宋体"/>
+          <w:sz w:val="28"/>
+          <w:szCs w:val="28"/>
+        </w:rPr>
+        <w:t>本项目立足于满足云南省人社厅对全省企业用工变动情况的宏观动态监测需求，严格对标《需求规格说明书 (SRS) V2.0》，系统级交付范围共划分为四大核心业务域。</w:t>
+      </w:r>
+      <w:r>
+        <w:rPr>
+          <w:rFonts w:hint="eastAsia" w:ascii="宋体" w:hAnsi="宋体" w:eastAsia="宋体" w:cs="宋体"/>
+          <w:sz w:val="28"/>
+          <w:szCs w:val="28"/>
+        </w:rPr>
+        <w:br w:type="textWrapping"/>
+      </w:r>
+      <w:r>
+        <w:rPr>
+          <w:rFonts w:hint="eastAsia" w:ascii="宋体" w:hAnsi="宋体" w:eastAsia="宋体" w:cs="宋体"/>
+          <w:sz w:val="28"/>
+          <w:szCs w:val="28"/>
+        </w:rPr>
+        <w:t>(1) 企业数据采集端模块：包含企业基础台账备案及信息维护、月度就业失业数据填报。此部分核心在于实现人数异常波动超过30%时的强防呆二次确认校验，以及就业失业减员原因的级联字典强逻辑绑定。此外，还需提供企业历史数据防越权查询与密码重置功能。</w:t>
+      </w:r>
+      <w:r>
+        <w:rPr>
+          <w:rFonts w:hint="eastAsia" w:ascii="宋体" w:hAnsi="宋体" w:eastAsia="宋体" w:cs="宋体"/>
+          <w:sz w:val="28"/>
+          <w:szCs w:val="28"/>
+        </w:rPr>
+        <w:br w:type="textWrapping"/>
+      </w:r>
+      <w:r>
+        <w:rPr>
+          <w:rFonts w:hint="eastAsia" w:ascii="宋体" w:hAnsi="宋体" w:eastAsia="宋体" w:cs="宋体"/>
+          <w:sz w:val="28"/>
+          <w:szCs w:val="28"/>
+        </w:rPr>
+        <w:t>(2) 市级属地管理端模块：包含辖区企业数据的初审流转、属地政策通知的定向发布。重点建设辖区企业催报督办看板，要求提供进度大屏视图，并实现未报企业的短信/站内信一键催报。</w:t>
+      </w:r>
+      <w:r>
+        <w:rPr>
+          <w:rFonts w:hint="eastAsia" w:ascii="宋体" w:hAnsi="宋体" w:eastAsia="宋体" w:cs="宋体"/>
+          <w:sz w:val="28"/>
+          <w:szCs w:val="28"/>
+        </w:rPr>
+        <w:br w:type="textWrapping"/>
+      </w:r>
+      <w:r>
+        <w:rPr>
+          <w:rFonts w:hint="eastAsia" w:ascii="宋体" w:hAnsi="宋体" w:eastAsia="宋体" w:cs="宋体"/>
+          <w:sz w:val="28"/>
+          <w:szCs w:val="28"/>
+        </w:rPr>
+        <w:t>(3) 省级全局管控端模块：包含全省报表数据终审与多维BI大屏展示（涵盖空间结构、静态切面及动态演进图表）。本模块的最核心范围是研发最高权限的数据双轨容错修改机制，必须做到物理层面的原快照保存与审计日志记录双管齐下。</w:t>
+      </w:r>
+      <w:r>
+        <w:rPr>
+          <w:rFonts w:hint="eastAsia" w:ascii="宋体" w:hAnsi="宋体" w:eastAsia="宋体" w:cs="宋体"/>
+          <w:sz w:val="28"/>
+          <w:szCs w:val="28"/>
+        </w:rPr>
+        <w:br w:type="textWrapping"/>
+      </w:r>
+      <w:r>
+        <w:rPr>
+          <w:rFonts w:hint="eastAsia" w:ascii="宋体" w:hAnsi="宋体" w:eastAsia="宋体" w:cs="宋体"/>
+          <w:sz w:val="28"/>
+          <w:szCs w:val="28"/>
+        </w:rPr>
+        <w:t>(4) 底层支撑与外部接口集成：实现统一的RBAC角色权限控制中心、系统全局监控看板，以及与国家人社部失业监测系统异构对接的数据总线。</w:t>
+      </w:r>
+    </w:p>
+    <w:p>
+      <w:pPr>
+        <w:bidi w:val="0"/>
+        <w:rPr>
+          <w:rFonts w:hint="eastAsia" w:ascii="宋体" w:hAnsi="宋体" w:eastAsia="宋体" w:cs="宋体"/>
+          <w:b/>
+          <w:bCs/>
+          <w:color w:val="FF0000"/>
+          <w:sz w:val="28"/>
+          <w:szCs w:val="28"/>
+        </w:rPr>
+      </w:pPr>
+      <w:r>
+        <w:rPr>
+          <w:rFonts w:hint="eastAsia" w:ascii="宋体" w:hAnsi="宋体" w:eastAsia="宋体" w:cs="宋体"/>
+          <w:b/>
+          <w:bCs/>
+          <w:color w:val="FF0000"/>
+          <w:sz w:val="28"/>
+          <w:szCs w:val="28"/>
+        </w:rPr>
+        <w:t xml:space="preserve">新增 </w:t>
+      </w:r>
+    </w:p>
+    <w:p>
+      <w:pPr>
+        <w:bidi w:val="0"/>
+        <w:rPr>
+          <w:rFonts w:hint="eastAsia" w:ascii="宋体" w:hAnsi="宋体" w:eastAsia="宋体" w:cs="宋体"/>
+          <w:b/>
+          <w:bCs/>
+          <w:color w:val="FF0000"/>
+          <w:sz w:val="28"/>
+          <w:szCs w:val="28"/>
+        </w:rPr>
+      </w:pPr>
+      <w:r>
+        <w:rPr>
+          <w:rFonts w:hint="eastAsia" w:ascii="宋体" w:hAnsi="宋体" w:cs="宋体"/>
+          <w:b/>
+          <w:bCs/>
+          <w:color w:val="FF0000"/>
+          <w:sz w:val="28"/>
+          <w:szCs w:val="28"/>
+          <w:lang w:val="en-US" w:eastAsia="zh-CN"/>
+        </w:rPr>
+        <w:t>(5)</w:t>
+      </w:r>
+      <w:r>
+        <w:rPr>
+          <w:rFonts w:hint="eastAsia" w:ascii="宋体" w:hAnsi="宋体" w:eastAsia="宋体" w:cs="宋体"/>
+          <w:b/>
+          <w:bCs/>
+          <w:color w:val="FF0000"/>
+          <w:sz w:val="28"/>
+          <w:szCs w:val="28"/>
+        </w:rPr>
+        <w:t>填报频次动态控制与周期重构</w:t>
+      </w:r>
+      <w:r>
+        <w:rPr>
+          <w:rFonts w:hint="eastAsia" w:ascii="宋体" w:hAnsi="宋体" w:cs="宋体"/>
+          <w:b/>
+          <w:bCs/>
+          <w:color w:val="FF0000"/>
+          <w:sz w:val="28"/>
+          <w:szCs w:val="28"/>
+          <w:lang w:val="en-US" w:eastAsia="zh-CN"/>
+        </w:rPr>
+        <w:t>:</w:t>
+      </w:r>
+      <w:r>
+        <w:rPr>
+          <w:rFonts w:hint="eastAsia" w:ascii="宋体" w:hAnsi="宋体" w:eastAsia="宋体" w:cs="宋体"/>
+          <w:b/>
+          <w:bCs/>
+          <w:color w:val="FF0000"/>
+          <w:sz w:val="28"/>
+          <w:szCs w:val="28"/>
+        </w:rPr>
+        <w:t>废弃原单一维度的 report_month 字段强校验逻辑。新增“调查期频次动态控制阀”机制，支持系统底层判断当前系统月份，自动切换“半月报”或“整月报”的时间窗口期校验策略。</w:t>
+      </w:r>
       <w:bookmarkStart w:id="0" w:name="_GoBack"/>
       <w:bookmarkEnd w:id="0"/>
-    </w:p>
-    <w:p>
-      <w:pPr>
-        <w:bidi w:val="0"/>
-        <w:rPr>
-          <w:rFonts w:hint="eastAsia" w:ascii="宋体" w:hAnsi="宋体" w:eastAsia="宋体" w:cs="宋体"/>
-          <w:sz w:val="28"/>
-          <w:szCs w:val="28"/>
-        </w:rPr>
-      </w:pPr>
-      <w:r>
-        <w:rPr>
-          <w:rFonts w:hint="eastAsia" w:ascii="宋体" w:hAnsi="宋体" w:eastAsia="宋体" w:cs="宋体"/>
-          <w:sz w:val="28"/>
-          <w:szCs w:val="28"/>
-        </w:rPr>
-        <w:t>文档控制信息</w:t>
-      </w:r>
-      <w:r>
-        <w:rPr>
-          <w:rFonts w:hint="eastAsia" w:ascii="宋体" w:hAnsi="宋体" w:eastAsia="宋体" w:cs="宋体"/>
-          <w:sz w:val="28"/>
-          <w:szCs w:val="28"/>
-        </w:rPr>
-        <w:br w:type="textWrapping"/>
-      </w:r>
-      <w:r>
-        <w:rPr>
-          <w:rFonts w:hint="eastAsia" w:ascii="宋体" w:hAnsi="宋体" w:eastAsia="宋体" w:cs="宋体"/>
-          <w:sz w:val="28"/>
-          <w:szCs w:val="28"/>
-        </w:rPr>
-        <w:t>版本编号：V1.0</w:t>
-      </w:r>
-      <w:r>
-        <w:rPr>
-          <w:rFonts w:hint="eastAsia" w:ascii="宋体" w:hAnsi="宋体" w:cs="宋体"/>
-          <w:sz w:val="28"/>
-          <w:szCs w:val="28"/>
-          <w:lang w:val="en-US" w:eastAsia="zh-CN"/>
-        </w:rPr>
-        <w:t>.2</w:t>
-      </w:r>
-      <w:r>
-        <w:rPr>
-          <w:rFonts w:hint="eastAsia" w:ascii="宋体" w:hAnsi="宋体" w:eastAsia="宋体" w:cs="宋体"/>
-          <w:sz w:val="28"/>
-          <w:szCs w:val="28"/>
-        </w:rPr>
-        <w:br w:type="textWrapping"/>
-      </w:r>
-      <w:r>
-        <w:rPr>
-          <w:rFonts w:hint="eastAsia" w:ascii="宋体" w:hAnsi="宋体" w:eastAsia="宋体" w:cs="宋体"/>
-          <w:sz w:val="28"/>
-          <w:szCs w:val="28"/>
-        </w:rPr>
-        <w:t>编制日期：2026年3月</w:t>
-      </w:r>
-      <w:r>
-        <w:rPr>
-          <w:rFonts w:hint="eastAsia" w:ascii="宋体" w:hAnsi="宋体" w:cs="宋体"/>
-          <w:sz w:val="28"/>
-          <w:szCs w:val="28"/>
-          <w:lang w:val="en-US" w:eastAsia="zh-CN"/>
-        </w:rPr>
-        <w:t>29</w:t>
-      </w:r>
-      <w:r>
-        <w:rPr>
-          <w:rFonts w:hint="eastAsia" w:ascii="宋体" w:hAnsi="宋体" w:eastAsia="宋体" w:cs="宋体"/>
-          <w:sz w:val="28"/>
-          <w:szCs w:val="28"/>
-        </w:rPr>
-        <w:t>日</w:t>
-      </w:r>
-      <w:r>
-        <w:rPr>
-          <w:rFonts w:hint="eastAsia" w:ascii="宋体" w:hAnsi="宋体" w:eastAsia="宋体" w:cs="宋体"/>
-          <w:sz w:val="28"/>
-          <w:szCs w:val="28"/>
-        </w:rPr>
-        <w:br w:type="textWrapping"/>
-      </w:r>
-      <w:r>
-        <w:rPr>
-          <w:rFonts w:hint="eastAsia" w:ascii="宋体" w:hAnsi="宋体" w:eastAsia="宋体" w:cs="宋体"/>
-          <w:sz w:val="28"/>
-          <w:szCs w:val="28"/>
-        </w:rPr>
-        <w:t>项目经理：田新哲</w:t>
-      </w:r>
-      <w:r>
-        <w:rPr>
-          <w:rFonts w:hint="eastAsia" w:ascii="宋体" w:hAnsi="宋体" w:eastAsia="宋体" w:cs="宋体"/>
-          <w:sz w:val="28"/>
-          <w:szCs w:val="28"/>
-        </w:rPr>
-        <w:br w:type="textWrapping"/>
-      </w:r>
-      <w:r>
-        <w:rPr>
-          <w:rFonts w:hint="eastAsia" w:ascii="宋体" w:hAnsi="宋体" w:eastAsia="宋体" w:cs="宋体"/>
-          <w:sz w:val="28"/>
-          <w:szCs w:val="28"/>
-        </w:rPr>
-        <w:t>项目周期：2026年3月15日 至 2026年4月26日</w:t>
-      </w:r>
-      <w:r>
-        <w:rPr>
-          <w:rFonts w:hint="eastAsia" w:ascii="宋体" w:hAnsi="宋体" w:eastAsia="宋体" w:cs="宋体"/>
-          <w:sz w:val="28"/>
-          <w:szCs w:val="28"/>
-        </w:rPr>
-        <w:br w:type="textWrapping"/>
-      </w:r>
-      <w:r>
-        <w:rPr>
-          <w:rFonts w:hint="eastAsia" w:ascii="宋体" w:hAnsi="宋体" w:eastAsia="宋体" w:cs="宋体"/>
-          <w:sz w:val="28"/>
-          <w:szCs w:val="28"/>
-        </w:rPr>
-        <w:t>管理工具：GitHub</w:t>
-      </w:r>
-    </w:p>
-    <w:p>
-      <w:pPr>
-        <w:bidi w:val="0"/>
-        <w:rPr>
-          <w:rFonts w:hint="eastAsia" w:ascii="宋体" w:hAnsi="宋体" w:eastAsia="宋体" w:cs="宋体"/>
-          <w:sz w:val="28"/>
-          <w:szCs w:val="28"/>
-        </w:rPr>
-      </w:pPr>
-      <w:r>
-        <w:rPr>
-          <w:rFonts w:hint="eastAsia" w:ascii="宋体" w:hAnsi="宋体" w:eastAsia="宋体" w:cs="宋体"/>
-          <w:b/>
-          <w:bCs/>
-          <w:sz w:val="28"/>
-          <w:szCs w:val="28"/>
-        </w:rPr>
-        <w:t>【更改背景说明】</w:t>
-      </w:r>
-      <w:r>
-        <w:rPr>
-          <w:rFonts w:hint="default" w:ascii="宋体" w:hAnsi="宋体" w:eastAsia="宋体" w:cs="宋体"/>
-          <w:b/>
-          <w:bCs/>
-          <w:sz w:val="28"/>
-          <w:szCs w:val="28"/>
-        </w:rPr>
-        <w:br w:type="textWrapping"/>
-      </w:r>
-      <w:r>
-        <w:rPr>
-          <w:rFonts w:hint="default" w:ascii="宋体" w:hAnsi="宋体" w:eastAsia="宋体" w:cs="宋体"/>
-          <w:b/>
-          <w:bCs/>
-          <w:sz w:val="28"/>
-          <w:szCs w:val="28"/>
-        </w:rPr>
-        <w:t>本周（2026年3月30日至4月5日）处于项目核心业务闭环的攻坚阶段。在第二周成功跑通企业填报与市局初审数据流的基础上，第三周的迭代重心全面上移至省级管理端。目前项目未接收到任何外部范围变更，团队将严格围绕原定SRS需求，集中火力攻克本项目技术难度最高的“双轨容错审计”与“原始报文快照防篡改”机制。同时，本周需完成全省政务通知定向发布模块的开发。本阶段核心目标是：在本周五联调演示时，彻底贯通省、市、企三级主干业务状态机的流转闭环。</w:t>
-      </w:r>
-    </w:p>
-    <w:p>
-      <w:pPr>
-        <w:pStyle w:val="3"/>
-        <w:bidi w:val="0"/>
-        <w:rPr>
-          <w:rFonts w:hint="eastAsia"/>
-        </w:rPr>
-      </w:pPr>
-      <w:r>
-        <w:rPr>
-          <w:rFonts w:hint="eastAsia"/>
-        </w:rPr>
-        <w:t>第一章 项目范围与合同计划</w:t>
-      </w:r>
-    </w:p>
-    <w:p>
-      <w:pPr>
-        <w:bidi w:val="0"/>
-        <w:rPr>
-          <w:rFonts w:hint="eastAsia" w:ascii="宋体" w:hAnsi="宋体" w:eastAsia="宋体" w:cs="宋体"/>
-          <w:sz w:val="28"/>
-          <w:szCs w:val="28"/>
-        </w:rPr>
-      </w:pPr>
-      <w:r>
-        <w:rPr>
-          <w:rStyle w:val="8"/>
-          <w:rFonts w:hint="eastAsia"/>
-          <w:lang w:val="en-US" w:eastAsia="zh-CN"/>
-        </w:rPr>
-        <w:t>1.1 项目范围边界与工作分解结构 (WBS)</w:t>
-      </w:r>
-      <w:r>
-        <w:rPr>
-          <w:rFonts w:hint="eastAsia" w:ascii="宋体" w:hAnsi="宋体" w:eastAsia="宋体" w:cs="宋体"/>
-          <w:sz w:val="28"/>
-          <w:szCs w:val="28"/>
-        </w:rPr>
-        <w:br w:type="textWrapping"/>
-      </w:r>
-      <w:r>
-        <w:rPr>
-          <w:rFonts w:hint="eastAsia" w:ascii="宋体" w:hAnsi="宋体" w:eastAsia="宋体" w:cs="宋体"/>
-          <w:sz w:val="28"/>
-          <w:szCs w:val="28"/>
-        </w:rPr>
-        <w:t>本项目立足于满足云南省人社厅对全省企业用工变动情况的宏观动态监测需求，严格对标《需求规格说明书 (SRS) V2.0》，系统级交付范围共划分为四大核心业务域。</w:t>
-      </w:r>
-      <w:r>
-        <w:rPr>
-          <w:rFonts w:hint="eastAsia" w:ascii="宋体" w:hAnsi="宋体" w:eastAsia="宋体" w:cs="宋体"/>
-          <w:sz w:val="28"/>
-          <w:szCs w:val="28"/>
-        </w:rPr>
-        <w:br w:type="textWrapping"/>
-      </w:r>
-      <w:r>
-        <w:rPr>
-          <w:rFonts w:hint="eastAsia" w:ascii="宋体" w:hAnsi="宋体" w:eastAsia="宋体" w:cs="宋体"/>
-          <w:sz w:val="28"/>
-          <w:szCs w:val="28"/>
-        </w:rPr>
-        <w:t>(1) 企业数据采集端模块：包含企业基础台账备案及信息维护、月度就业失业数据填报。此部分核心在于实现人数异常波动超过30%时的强防呆二次确认校验，以及就业失业减员原因的级联字典强逻辑绑定。此外，还需提供企业历史数据防越权查询与密码重置功能。</w:t>
-      </w:r>
-      <w:r>
-        <w:rPr>
-          <w:rFonts w:hint="eastAsia" w:ascii="宋体" w:hAnsi="宋体" w:eastAsia="宋体" w:cs="宋体"/>
-          <w:sz w:val="28"/>
-          <w:szCs w:val="28"/>
-        </w:rPr>
-        <w:br w:type="textWrapping"/>
-      </w:r>
-      <w:r>
-        <w:rPr>
-          <w:rFonts w:hint="eastAsia" w:ascii="宋体" w:hAnsi="宋体" w:eastAsia="宋体" w:cs="宋体"/>
-          <w:sz w:val="28"/>
-          <w:szCs w:val="28"/>
-        </w:rPr>
-        <w:t>(2) 市级属地管理端模块：包含辖区企业数据的初审流转、属地政策通知的定向发布。重点建设辖区企业催报督办看板，要求提供进度大屏视图，并实现未报企业的短信/站内信一键催报。</w:t>
-      </w:r>
-      <w:r>
-        <w:rPr>
-          <w:rFonts w:hint="eastAsia" w:ascii="宋体" w:hAnsi="宋体" w:eastAsia="宋体" w:cs="宋体"/>
-          <w:sz w:val="28"/>
-          <w:szCs w:val="28"/>
-        </w:rPr>
-        <w:br w:type="textWrapping"/>
-      </w:r>
-      <w:r>
-        <w:rPr>
-          <w:rFonts w:hint="eastAsia" w:ascii="宋体" w:hAnsi="宋体" w:eastAsia="宋体" w:cs="宋体"/>
-          <w:sz w:val="28"/>
-          <w:szCs w:val="28"/>
-        </w:rPr>
-        <w:t>(3) 省级全局管控端模块：包含全省报表数据终审与多维BI大屏展示（涵盖空间结构、静态切面及动态演进图表）。本模块的最核心范围是研发最高权限的数据双轨容错修改机制，必须做到物理层面的原快照保存与审计日志记录双管齐下。</w:t>
-      </w:r>
-      <w:r>
-        <w:rPr>
-          <w:rFonts w:hint="eastAsia" w:ascii="宋体" w:hAnsi="宋体" w:eastAsia="宋体" w:cs="宋体"/>
-          <w:sz w:val="28"/>
-          <w:szCs w:val="28"/>
-        </w:rPr>
-        <w:br w:type="textWrapping"/>
-      </w:r>
-      <w:r>
-        <w:rPr>
-          <w:rFonts w:hint="eastAsia" w:ascii="宋体" w:hAnsi="宋体" w:eastAsia="宋体" w:cs="宋体"/>
-          <w:sz w:val="28"/>
-          <w:szCs w:val="28"/>
-        </w:rPr>
-        <w:t>(4) 底层支撑与外部接口集成：实现统一的RBAC角色权限控制中心、系统全局监控看板，以及与国家人社部失业监测系统异构对接的数据总线。</w:t>
+      <w:r>
+        <w:rPr>
+          <w:rFonts w:hint="eastAsia" w:ascii="宋体" w:hAnsi="宋体" w:eastAsia="宋体" w:cs="宋体"/>
+          <w:b/>
+          <w:bCs/>
+          <w:color w:val="FF0000"/>
+          <w:sz w:val="28"/>
+          <w:szCs w:val="28"/>
+        </w:rPr>
+        <w:t>升级前端日历控件与后端填报记录表的主键策略，支持形如“202603-1（3月上半月）”、“202603-2（3月下半月）”的异构期数标识落库。</w:t>
       </w:r>
     </w:p>
     <w:p>
@@ -1608,116 +1741,13 @@
       <w:r>
         <w:rPr>
           <w:rFonts w:hint="eastAsia" w:ascii="宋体" w:hAnsi="宋体" w:eastAsia="宋体" w:cs="宋体"/>
-          <w:sz w:val="28"/>
-          <w:szCs w:val="28"/>
-        </w:rPr>
-        <w:t>阶段四：Sprint 4（04.06至04.12）—— 数据分析与部委接口联调。前端投入重兵渲染省局BI大屏；后端完成HTTPS部委上报接口封装，并着重测试在502网络超时环境下的“指数退避重试队列”是否正常运作。至此完成与外部系统的集成。</w:t>
-      </w:r>
-      <w:r>
-        <w:rPr>
-          <w:rFonts w:hint="eastAsia" w:ascii="宋体" w:hAnsi="宋体" w:eastAsia="宋体" w:cs="宋体"/>
-          <w:sz w:val="28"/>
-          <w:szCs w:val="28"/>
-        </w:rPr>
-        <w:br w:type="textWrapping"/>
-      </w:r>
-      <w:r>
-        <w:rPr>
-          <w:rFonts w:hint="eastAsia" w:ascii="宋体" w:hAnsi="宋体" w:eastAsia="宋体" w:cs="宋体"/>
-          <w:sz w:val="28"/>
-          <w:szCs w:val="28"/>
-        </w:rPr>
-        <w:t>阶段五：Sprint 5（04.13至04.19）—— 全量SIT测试与安全加固。开发团队停止新功能提交，全面配合QA组进行端到端系统集成测试（SIT）。重点排查越权访问漏洞与表单空指针异常，开展缺陷修复攻坚战。</w:t>
-      </w:r>
-      <w:r>
-        <w:rPr>
-          <w:rFonts w:hint="eastAsia" w:ascii="宋体" w:hAnsi="宋体" w:eastAsia="宋体" w:cs="宋体"/>
-          <w:sz w:val="28"/>
-          <w:szCs w:val="28"/>
-        </w:rPr>
-        <w:br w:type="textWrapping"/>
-      </w:r>
-      <w:r>
-        <w:rPr>
-          <w:rFonts w:hint="eastAsia" w:ascii="宋体" w:hAnsi="宋体" w:eastAsia="宋体" w:cs="宋体"/>
-          <w:sz w:val="28"/>
-          <w:szCs w:val="28"/>
-        </w:rPr>
-        <w:t>阶段六：Sprint 6（04.20至04.26）—— 性能压测与验收交付。执行最终的大规模并发压测，输出检测报告。引导客户开展UAT验收操作，输出操作手册，召开项目结项复盘会，冻结V1.0生产代码。</w:t>
-      </w:r>
-    </w:p>
-    <w:p>
-      <w:pPr>
-        <w:bidi w:val="0"/>
-        <w:rPr>
-          <w:rFonts w:hint="eastAsia" w:ascii="宋体" w:hAnsi="宋体" w:eastAsia="宋体" w:cs="宋体"/>
-          <w:sz w:val="28"/>
-          <w:szCs w:val="28"/>
-        </w:rPr>
-      </w:pPr>
-      <w:r>
-        <w:rPr>
-          <w:rStyle w:val="8"/>
-          <w:rFonts w:hint="eastAsia"/>
-        </w:rPr>
-        <w:t>3.2 系统集成策略</w:t>
-      </w:r>
-      <w:r>
-        <w:rPr>
-          <w:rFonts w:hint="eastAsia" w:ascii="宋体" w:hAnsi="宋体" w:eastAsia="宋体" w:cs="宋体"/>
-          <w:sz w:val="28"/>
-          <w:szCs w:val="28"/>
-        </w:rPr>
-        <w:br w:type="textWrapping"/>
-      </w:r>
-      <w:r>
-        <w:rPr>
-          <w:rFonts w:hint="eastAsia" w:ascii="宋体" w:hAnsi="宋体" w:eastAsia="宋体" w:cs="宋体"/>
-          <w:sz w:val="28"/>
-          <w:szCs w:val="28"/>
-        </w:rPr>
-        <w:t>秉承持续集成与持续交付（CI/CD）理念，前后端代码必须每天至少发起一次向develop分支的合并请求（Pull Request）。通过配置Webhook自动化构建，确保每晚生成最新的内测环境系统快照，避免出现“各自开发没问题，一拼装就崩溃”的传统瀑布流窘境。</w:t>
-      </w:r>
-    </w:p>
-    <w:p>
-      <w:pPr>
-        <w:pStyle w:val="4"/>
-        <w:bidi w:val="0"/>
-        <w:rPr>
-          <w:rFonts w:hint="eastAsia"/>
-        </w:rPr>
-      </w:pPr>
-      <w:r>
-        <w:rPr>
-          <w:rFonts w:hint="eastAsia"/>
-          <w:lang w:val="en-US" w:eastAsia="zh-CN"/>
-        </w:rPr>
-        <w:t>3.3</w:t>
-      </w:r>
-      <w:r>
-        <w:rPr>
-          <w:rFonts w:hint="eastAsia"/>
-        </w:rPr>
-        <w:t xml:space="preserve"> 微观集成与每日构建计划</w:t>
-      </w:r>
-    </w:p>
-    <w:p>
-      <w:pPr>
-        <w:rPr>
-          <w:rFonts w:hint="eastAsia" w:ascii="宋体" w:hAnsi="宋体" w:eastAsia="宋体" w:cs="宋体"/>
-          <w:sz w:val="28"/>
-          <w:szCs w:val="32"/>
-          <w:lang w:val="en-US" w:eastAsia="zh-CN"/>
-        </w:rPr>
-      </w:pPr>
-      <w:r>
-        <w:rPr>
-          <w:rFonts w:hint="eastAsia" w:ascii="宋体" w:hAnsi="宋体" w:eastAsia="宋体" w:cs="宋体"/>
-          <w:sz w:val="28"/>
-          <w:szCs w:val="32"/>
-          <w:lang w:val="en-US" w:eastAsia="zh-CN"/>
-        </w:rPr>
-        <w:t>[迭代2]</w:t>
+          <w:b/>
+          <w:bCs/>
+          <w:color w:val="FF0000"/>
+          <w:sz w:val="28"/>
+          <w:szCs w:val="28"/>
+        </w:rPr>
+        <w:t>（重写 Sprint 4 阶段目标，并重新分配本周 55 人天工作量）</w:t>
       </w:r>
     </w:p>
     <w:p>
@@ -1738,16 +1768,10 @@
       <w:r>
         <w:rPr>
           <w:rFonts w:hint="eastAsia" w:ascii="宋体" w:hAnsi="宋体" w:eastAsia="宋体" w:cs="宋体"/>
-          <w:i w:val="0"/>
-          <w:iCs w:val="0"/>
-          <w:caps w:val="0"/>
-          <w:color w:val="2B2D31"/>
-          <w:spacing w:val="0"/>
-          <w:sz w:val="28"/>
-          <w:szCs w:val="28"/>
-          <w:shd w:val="clear" w:fill="FFFFFF"/>
-        </w:rPr>
-        <w:t>前后端契约集成：本周二（3月24日）前，后端必须在 Apifox/Swagger 上发布所有本周涉及的 API Mock 接口。前端周三起必须脱离本地假数据，全面接入 Mock 联调。</w:t>
+          <w:sz w:val="28"/>
+          <w:szCs w:val="28"/>
+        </w:rPr>
+        <w:t>阶段四：Sprint 4（04.06至04.12）—— 变更消化重构与部委接口联调（变更后版）。本周最高优先级从纯新功能开发转为消化 CR-2026-001 变更。前端重构填报日历与进度大屏；后端重写调查期开启/关闭定时任务。受此挤压，原定的 BI 图表分析模块部分高级图表延期至 Sprint 5，部委外部接口联调时间压缩，需团队本周四、周五通过加班赶工弥补进度损失</w:t>
       </w:r>
     </w:p>
     <w:p>
@@ -1760,24 +1784,18 @@
         <w:spacing w:before="0" w:beforeAutospacing="0" w:after="70" w:afterAutospacing="0" w:line="210" w:lineRule="atLeast"/>
         <w:ind w:right="0"/>
         <w:rPr>
-          <w:rFonts w:hint="eastAsia" w:ascii="宋体" w:hAnsi="宋体" w:eastAsia="宋体" w:cs="宋体"/>
-          <w:sz w:val="28"/>
-          <w:szCs w:val="28"/>
-        </w:rPr>
-      </w:pPr>
-      <w:r>
-        <w:rPr>
-          <w:rFonts w:hint="eastAsia" w:ascii="宋体" w:hAnsi="宋体" w:eastAsia="宋体" w:cs="宋体"/>
-          <w:i w:val="0"/>
-          <w:iCs w:val="0"/>
-          <w:caps w:val="0"/>
-          <w:color w:val="2B2D31"/>
-          <w:spacing w:val="0"/>
-          <w:sz w:val="28"/>
-          <w:szCs w:val="28"/>
-          <w:shd w:val="clear" w:fill="FFFFFF"/>
-        </w:rPr>
-        <w:t>每日代码合并：所有组员每天 18:00 前必须将当日代码 Commit 并提交 Pull Request 至 develop 分支，解决可能的 Git 冲突。</w:t>
+          <w:rFonts w:hint="eastAsia" w:ascii="等线" w:hAnsi="等线" w:eastAsia="等线" w:cs="等线"/>
+          <w:sz w:val="22"/>
+          <w:szCs w:val="22"/>
+        </w:rPr>
+      </w:pPr>
+      <w:r>
+        <w:rPr>
+          <w:rFonts w:hint="eastAsia" w:ascii="等线" w:hAnsi="等线" w:eastAsia="等线" w:cs="等线"/>
+          <w:sz w:val="22"/>
+          <w:szCs w:val="22"/>
+        </w:rPr>
+        <w:t>进度安排更新：</w:t>
       </w:r>
     </w:p>
     <w:p>
@@ -1790,30 +1808,28 @@
         <w:spacing w:before="0" w:beforeAutospacing="0" w:after="70" w:afterAutospacing="0" w:line="210" w:lineRule="atLeast"/>
         <w:ind w:right="0"/>
         <w:rPr>
-          <w:rFonts w:hint="eastAsia" w:ascii="宋体" w:hAnsi="宋体" w:eastAsia="宋体" w:cs="宋体"/>
-          <w:i w:val="0"/>
-          <w:iCs w:val="0"/>
-          <w:caps w:val="0"/>
-          <w:color w:val="2B2D31"/>
-          <w:spacing w:val="0"/>
-          <w:sz w:val="28"/>
-          <w:szCs w:val="28"/>
-          <w:shd w:val="clear" w:fill="FFFFFF"/>
-        </w:rPr>
-      </w:pPr>
-      <w:r>
-        <w:rPr>
-          <w:rFonts w:hint="eastAsia" w:ascii="宋体" w:hAnsi="宋体" w:eastAsia="宋体" w:cs="宋体"/>
-          <w:i w:val="0"/>
-          <w:iCs w:val="0"/>
-          <w:caps w:val="0"/>
-          <w:color w:val="2B2D31"/>
-          <w:spacing w:val="0"/>
-          <w:sz w:val="28"/>
-          <w:szCs w:val="28"/>
-          <w:shd w:val="clear" w:fill="FFFFFF"/>
-        </w:rPr>
-        <w:t>周末演示里程碑：本周五（3月27日）下午 15:00，系统必须能成功在测试服务器上启动。团队内部进行“企业草稿新建 -&gt; 提交预警触发 -&gt; 市局列表查看”的业务主线贯通演示。</w:t>
+          <w:rFonts w:hint="eastAsia" w:ascii="等线" w:hAnsi="等线" w:eastAsia="等线" w:cs="等线"/>
+          <w:sz w:val="22"/>
+          <w:szCs w:val="22"/>
+        </w:rPr>
+      </w:pPr>
+      <w:r>
+        <w:rPr>
+          <w:rFonts w:hint="eastAsia" w:ascii="等线" w:hAnsi="等线" w:eastAsia="等线" w:cs="等线"/>
+          <w:b/>
+          <w:bCs/>
+          <w:sz w:val="22"/>
+          <w:szCs w:val="22"/>
+        </w:rPr>
+        <w:t>前端研发组</w:t>
+      </w:r>
+      <w:r>
+        <w:rPr>
+          <w:rFonts w:hint="eastAsia" w:ascii="等线" w:hAnsi="等线" w:eastAsia="等线" w:cs="等线"/>
+          <w:sz w:val="22"/>
+          <w:szCs w:val="22"/>
+        </w:rPr>
+        <w:t xml:space="preserve"> (变更投入分配)</w:t>
       </w:r>
     </w:p>
     <w:p>
@@ -1826,32 +1842,18 @@
         <w:spacing w:before="0" w:beforeAutospacing="0" w:after="70" w:afterAutospacing="0" w:line="210" w:lineRule="atLeast"/>
         <w:ind w:right="0"/>
         <w:rPr>
-          <w:rFonts w:hint="eastAsia" w:ascii="宋体" w:hAnsi="宋体" w:cs="宋体"/>
-          <w:i w:val="0"/>
-          <w:iCs w:val="0"/>
-          <w:caps w:val="0"/>
-          <w:color w:val="2B2D31"/>
-          <w:spacing w:val="0"/>
-          <w:sz w:val="28"/>
-          <w:szCs w:val="28"/>
-          <w:shd w:val="clear" w:fill="FFFFFF"/>
-          <w:lang w:val="en-US" w:eastAsia="zh-CN"/>
-        </w:rPr>
-      </w:pPr>
-      <w:r>
-        <w:rPr>
-          <w:rFonts w:hint="eastAsia" w:ascii="宋体" w:hAnsi="宋体" w:cs="宋体"/>
-          <w:i w:val="0"/>
-          <w:iCs w:val="0"/>
-          <w:caps w:val="0"/>
-          <w:color w:val="2B2D31"/>
-          <w:spacing w:val="0"/>
-          <w:sz w:val="28"/>
-          <w:szCs w:val="28"/>
-          <w:shd w:val="clear" w:fill="FFFFFF"/>
-          <w:lang w:val="en-US" w:eastAsia="zh-CN"/>
-        </w:rPr>
-        <w:t>[迭代3]</w:t>
+          <w:rFonts w:hint="eastAsia" w:ascii="等线" w:hAnsi="等线" w:eastAsia="等线" w:cs="等线"/>
+          <w:sz w:val="22"/>
+          <w:szCs w:val="22"/>
+        </w:rPr>
+      </w:pPr>
+      <w:r>
+        <w:rPr>
+          <w:rFonts w:hint="eastAsia" w:ascii="等线" w:hAnsi="等线" w:eastAsia="等线" w:cs="等线"/>
+          <w:sz w:val="22"/>
+          <w:szCs w:val="22"/>
+        </w:rPr>
+        <w:t>邓清月：暂停原 BI 大屏开发，全职投入重构企业端填报日历组件。引入半月选择器，并修改所有涉及 report_month 参数的 API 传参逻辑。</w:t>
       </w:r>
     </w:p>
     <w:p>
@@ -1864,48 +1866,190 @@
         <w:spacing w:before="0" w:beforeAutospacing="0" w:after="70" w:afterAutospacing="0" w:line="210" w:lineRule="atLeast"/>
         <w:ind w:right="0"/>
         <w:rPr>
-          <w:rFonts w:hint="default" w:ascii="宋体" w:hAnsi="宋体" w:cs="宋体"/>
-          <w:i w:val="0"/>
-          <w:iCs w:val="0"/>
-          <w:caps w:val="0"/>
-          <w:color w:val="2B2D31"/>
-          <w:spacing w:val="0"/>
-          <w:sz w:val="28"/>
-          <w:szCs w:val="28"/>
-          <w:shd w:val="clear" w:fill="FFFFFF"/>
-          <w:lang w:val="en-US" w:eastAsia="zh-CN"/>
-        </w:rPr>
-      </w:pPr>
-      <w:r>
-        <w:rPr>
-          <w:rFonts w:hint="default" w:ascii="宋体" w:hAnsi="宋体" w:cs="宋体"/>
-          <w:i w:val="0"/>
-          <w:iCs w:val="0"/>
-          <w:caps w:val="0"/>
-          <w:color w:val="2B2D31"/>
-          <w:spacing w:val="0"/>
-          <w:sz w:val="28"/>
-          <w:szCs w:val="28"/>
-          <w:shd w:val="clear" w:fill="FFFFFF"/>
-          <w:lang w:val="en-US" w:eastAsia="zh-CN"/>
-        </w:rPr>
-        <w:t>三级业务全链路贯通：本周四（4月2日）下班前，后端必须完成省局终审接口部署及Mock发布。周五（4月3日）全天执行系统内部封闭联调，要求至少连续跑通三条完整的“企业草稿 -&gt; 提交市局 -&gt; 市局通过 -&gt; 省局驳回 -&gt; 企业修改重提 -&gt; 省局通过”全状态机生命周期闭环。</w:t>
-      </w:r>
-    </w:p>
-    <w:p>
-      <w:pPr>
-        <w:pStyle w:val="3"/>
-        <w:bidi w:val="0"/>
-        <w:jc w:val="left"/>
-        <w:rPr>
-          <w:rFonts w:hint="eastAsia"/>
-        </w:rPr>
-      </w:pPr>
-      <w:r>
-        <w:rPr>
-          <w:rFonts w:hint="eastAsia"/>
-        </w:rPr>
-        <w:t>第四章 成本控制计划</w:t>
+          <w:rFonts w:hint="eastAsia" w:ascii="等线" w:hAnsi="等线" w:eastAsia="等线" w:cs="等线"/>
+          <w:sz w:val="22"/>
+          <w:szCs w:val="22"/>
+        </w:rPr>
+      </w:pPr>
+      <w:r>
+        <w:rPr>
+          <w:rFonts w:hint="eastAsia" w:ascii="等线" w:hAnsi="等线" w:eastAsia="等线" w:cs="等线"/>
+          <w:sz w:val="22"/>
+          <w:szCs w:val="22"/>
+        </w:rPr>
+        <w:t>崔晨曦：修改市局端“辖区催报督办大屏”，使进度条能兼容同一月份内两次催报的清零与重置计算。</w:t>
+      </w:r>
+    </w:p>
+    <w:p>
+      <w:pPr>
+        <w:pStyle w:val="5"/>
+        <w:keepNext w:val="0"/>
+        <w:keepLines w:val="0"/>
+        <w:widowControl/>
+        <w:suppressLineNumbers w:val="0"/>
+        <w:spacing w:before="0" w:beforeAutospacing="0" w:after="70" w:afterAutospacing="0" w:line="210" w:lineRule="atLeast"/>
+        <w:ind w:right="0"/>
+        <w:rPr>
+          <w:rFonts w:hint="eastAsia" w:ascii="等线" w:hAnsi="等线" w:eastAsia="等线" w:cs="等线"/>
+          <w:sz w:val="22"/>
+          <w:szCs w:val="22"/>
+        </w:rPr>
+      </w:pPr>
+      <w:r>
+        <w:rPr>
+          <w:rFonts w:hint="eastAsia" w:ascii="等线" w:hAnsi="等线" w:eastAsia="等线" w:cs="等线"/>
+          <w:b/>
+          <w:bCs/>
+          <w:sz w:val="22"/>
+          <w:szCs w:val="22"/>
+        </w:rPr>
+        <w:t>后端研发组</w:t>
+      </w:r>
+      <w:r>
+        <w:rPr>
+          <w:rFonts w:hint="eastAsia" w:ascii="等线" w:hAnsi="等线" w:eastAsia="等线" w:cs="等线"/>
+          <w:sz w:val="22"/>
+          <w:szCs w:val="22"/>
+        </w:rPr>
+        <w:t xml:space="preserve"> (变更投入分配)</w:t>
+      </w:r>
+    </w:p>
+    <w:p>
+      <w:pPr>
+        <w:pStyle w:val="5"/>
+        <w:keepNext w:val="0"/>
+        <w:keepLines w:val="0"/>
+        <w:widowControl/>
+        <w:suppressLineNumbers w:val="0"/>
+        <w:spacing w:before="0" w:beforeAutospacing="0" w:after="70" w:afterAutospacing="0" w:line="210" w:lineRule="atLeast"/>
+        <w:ind w:right="0"/>
+        <w:rPr>
+          <w:rFonts w:hint="eastAsia" w:ascii="等线" w:hAnsi="等线" w:eastAsia="等线" w:cs="等线"/>
+          <w:sz w:val="22"/>
+          <w:szCs w:val="22"/>
+        </w:rPr>
+      </w:pPr>
+      <w:r>
+        <w:rPr>
+          <w:rFonts w:hint="eastAsia" w:ascii="等线" w:hAnsi="等线" w:eastAsia="等线" w:cs="等线"/>
+          <w:sz w:val="22"/>
+          <w:szCs w:val="22"/>
+        </w:rPr>
+        <w:t>何珊、程思涵：紧急重构原定于每月初触发的“定时开启调查期”Cron Job 表达式。新增判断逻辑：若处于一季度，则在每月1日与16日分别开启两次独立生命周期的报表状态机。同时修改数据库防重校验逻辑，允许一季度单月存在两条记录。</w:t>
+      </w:r>
+    </w:p>
+    <w:p>
+      <w:pPr>
+        <w:pStyle w:val="5"/>
+        <w:keepNext w:val="0"/>
+        <w:keepLines w:val="0"/>
+        <w:widowControl/>
+        <w:suppressLineNumbers w:val="0"/>
+        <w:spacing w:before="0" w:beforeAutospacing="0" w:after="70" w:afterAutospacing="0" w:line="210" w:lineRule="atLeast"/>
+        <w:ind w:right="0"/>
+        <w:rPr>
+          <w:rFonts w:hint="eastAsia" w:ascii="等线" w:hAnsi="等线" w:eastAsia="等线" w:cs="等线"/>
+          <w:sz w:val="22"/>
+          <w:szCs w:val="22"/>
+        </w:rPr>
+      </w:pPr>
+      <w:r>
+        <w:rPr>
+          <w:rFonts w:hint="eastAsia" w:ascii="等线" w:hAnsi="等线" w:eastAsia="等线" w:cs="等线"/>
+          <w:sz w:val="22"/>
+          <w:szCs w:val="22"/>
+        </w:rPr>
+        <w:t>林保良：在消化变更的基础上，继续压缩时间完成与国家部委的 HTTPS 上报接口封装及死信重试队列联调。</w:t>
+      </w:r>
+    </w:p>
+    <w:p>
+      <w:pPr>
+        <w:pStyle w:val="5"/>
+        <w:keepNext w:val="0"/>
+        <w:keepLines w:val="0"/>
+        <w:widowControl/>
+        <w:suppressLineNumbers w:val="0"/>
+        <w:spacing w:before="0" w:beforeAutospacing="0" w:after="70" w:afterAutospacing="0" w:line="210" w:lineRule="atLeast"/>
+        <w:ind w:right="0"/>
+        <w:rPr>
+          <w:rFonts w:hint="eastAsia" w:ascii="等线" w:hAnsi="等线" w:eastAsia="等线" w:cs="等线"/>
+          <w:sz w:val="22"/>
+          <w:szCs w:val="22"/>
+        </w:rPr>
+      </w:pPr>
+      <w:r>
+        <w:rPr>
+          <w:rFonts w:hint="eastAsia" w:ascii="等线" w:hAnsi="等线" w:eastAsia="等线" w:cs="等线"/>
+          <w:b/>
+          <w:bCs/>
+          <w:sz w:val="22"/>
+          <w:szCs w:val="22"/>
+        </w:rPr>
+        <w:t>测试与质量保障组</w:t>
+      </w:r>
+      <w:r>
+        <w:rPr>
+          <w:rFonts w:hint="eastAsia" w:ascii="等线" w:hAnsi="等线" w:eastAsia="等线" w:cs="等线"/>
+          <w:sz w:val="22"/>
+          <w:szCs w:val="22"/>
+        </w:rPr>
+        <w:t xml:space="preserve"> (变更投入分配)</w:t>
+      </w:r>
+    </w:p>
+    <w:p>
+      <w:pPr>
+        <w:pStyle w:val="5"/>
+        <w:keepNext w:val="0"/>
+        <w:keepLines w:val="0"/>
+        <w:widowControl/>
+        <w:suppressLineNumbers w:val="0"/>
+        <w:spacing w:before="0" w:beforeAutospacing="0" w:after="70" w:afterAutospacing="0" w:line="210" w:lineRule="atLeast"/>
+        <w:ind w:right="0"/>
+        <w:rPr>
+          <w:rFonts w:hint="eastAsia" w:ascii="宋体" w:hAnsi="宋体" w:eastAsia="宋体" w:cs="宋体"/>
+          <w:sz w:val="28"/>
+          <w:szCs w:val="28"/>
+        </w:rPr>
+      </w:pPr>
+      <w:r>
+        <w:rPr>
+          <w:rFonts w:hint="eastAsia" w:ascii="等线" w:hAnsi="等线" w:eastAsia="等线" w:cs="等线"/>
+          <w:sz w:val="22"/>
+          <w:szCs w:val="22"/>
+        </w:rPr>
+        <w:t>汪涵宇：专门针对新老报表频次交叉处的边缘月份（即3月跨4月的节点）进行回归测试。设计边界用例，验证3月下半月填报完成后，系统是否能正确将4月的填报基数重置为全月规则。</w:t>
+      </w:r>
+      <w:r>
+        <w:rPr>
+          <w:rFonts w:hint="eastAsia" w:ascii="等线" w:hAnsi="等线" w:eastAsia="等线" w:cs="等线"/>
+          <w:sz w:val="22"/>
+          <w:szCs w:val="22"/>
+        </w:rPr>
+        <w:br w:type="textWrapping"/>
+      </w:r>
+      <w:r>
+        <w:rPr>
+          <w:rFonts w:hint="eastAsia" w:ascii="宋体" w:hAnsi="宋体" w:eastAsia="宋体" w:cs="宋体"/>
+          <w:sz w:val="28"/>
+          <w:szCs w:val="28"/>
+        </w:rPr>
+        <w:t>阶段五：Sprint 5（04.13至04.19）—— 全量SIT测试与安全加固。开发团队停止新功能提交，全面配合QA组进行端到端系统集成测试（SIT）。重点排查越权访问漏洞与表单空指针异常，开展缺陷修复攻坚战。</w:t>
+      </w:r>
+      <w:r>
+        <w:rPr>
+          <w:rFonts w:hint="eastAsia" w:ascii="宋体" w:hAnsi="宋体" w:eastAsia="宋体" w:cs="宋体"/>
+          <w:sz w:val="28"/>
+          <w:szCs w:val="28"/>
+        </w:rPr>
+        <w:br w:type="textWrapping"/>
+      </w:r>
+      <w:r>
+        <w:rPr>
+          <w:rFonts w:hint="eastAsia" w:ascii="宋体" w:hAnsi="宋体" w:eastAsia="宋体" w:cs="宋体"/>
+          <w:sz w:val="28"/>
+          <w:szCs w:val="28"/>
+        </w:rPr>
+        <w:t>阶段六：Sprint 6（04.20至04.26）—— 性能压测与验收交付。执行最终的大规模并发压测，输出检测报告。引导客户开展UAT验收操作，输出操作手册，召开项目结项复盘会，冻结V1.0生产代码。</w:t>
       </w:r>
     </w:p>
     <w:p>
@@ -1922,39 +2066,252 @@
           <w:rStyle w:val="8"/>
           <w:rFonts w:hint="eastAsia"/>
         </w:rPr>
-        <w:t>4.1 核心成本估算</w:t>
-      </w:r>
-      <w:r>
-        <w:rPr>
-          <w:rFonts w:hint="eastAsia" w:ascii="宋体" w:hAnsi="宋体" w:eastAsia="宋体" w:cs="宋体"/>
-          <w:sz w:val="28"/>
-          <w:szCs w:val="28"/>
-        </w:rPr>
-        <w:br w:type="textWrapping"/>
-      </w:r>
-      <w:r>
-        <w:rPr>
-          <w:rFonts w:hint="eastAsia" w:ascii="宋体" w:hAnsi="宋体" w:eastAsia="宋体" w:cs="宋体"/>
-          <w:sz w:val="28"/>
-          <w:szCs w:val="28"/>
-        </w:rPr>
-        <w:t>本项目最大成本投入为人力资源成本。按11人团队、为期6周（约30个有效工作日）计算，项目基准直接人力总工作量为330人天。其中，开发阶段分配165人天，需求与测试分配99人天，项目管理及其他开销分配66人天。</w:t>
-      </w:r>
-      <w:r>
-        <w:rPr>
-          <w:rFonts w:hint="eastAsia" w:ascii="宋体" w:hAnsi="宋体" w:eastAsia="宋体" w:cs="宋体"/>
-          <w:sz w:val="28"/>
-          <w:szCs w:val="28"/>
-        </w:rPr>
-        <w:br w:type="textWrapping"/>
-      </w:r>
-      <w:r>
-        <w:rPr>
-          <w:rFonts w:hint="eastAsia" w:ascii="宋体" w:hAnsi="宋体" w:eastAsia="宋体" w:cs="宋体"/>
-          <w:sz w:val="28"/>
-          <w:szCs w:val="28"/>
-        </w:rPr>
-        <w:t>服务器环境与第三方组件等物料成本需按照合同金额中的15%划拨专项采购资金，确保生产级环境满足双机热备高可用。</w:t>
+        <w:t>3.2 系统集成策略</w:t>
+      </w:r>
+      <w:r>
+        <w:rPr>
+          <w:rFonts w:hint="eastAsia" w:ascii="宋体" w:hAnsi="宋体" w:eastAsia="宋体" w:cs="宋体"/>
+          <w:sz w:val="28"/>
+          <w:szCs w:val="28"/>
+        </w:rPr>
+        <w:br w:type="textWrapping"/>
+      </w:r>
+      <w:r>
+        <w:rPr>
+          <w:rFonts w:hint="eastAsia" w:ascii="宋体" w:hAnsi="宋体" w:eastAsia="宋体" w:cs="宋体"/>
+          <w:sz w:val="28"/>
+          <w:szCs w:val="28"/>
+        </w:rPr>
+        <w:t>秉承持续集成与持续交付（CI/CD）理念，前后端代码必须每天至少发起一次向develop分支的合并请求（Pull Request）。通过配置Webhook自动化构建，确保每晚生成最新的内测环境系统快照，避免出现“各自开发没问题，一拼装就崩溃”的传统瀑布流窘境。</w:t>
+      </w:r>
+    </w:p>
+    <w:p>
+      <w:pPr>
+        <w:pStyle w:val="4"/>
+        <w:bidi w:val="0"/>
+        <w:rPr>
+          <w:rFonts w:hint="eastAsia"/>
+        </w:rPr>
+      </w:pPr>
+      <w:r>
+        <w:rPr>
+          <w:rFonts w:hint="eastAsia"/>
+          <w:lang w:val="en-US" w:eastAsia="zh-CN"/>
+        </w:rPr>
+        <w:t>3.3</w:t>
+      </w:r>
+      <w:r>
+        <w:rPr>
+          <w:rFonts w:hint="eastAsia"/>
+        </w:rPr>
+        <w:t xml:space="preserve"> 微观集成与每日构建计划</w:t>
+      </w:r>
+    </w:p>
+    <w:p>
+      <w:pPr>
+        <w:rPr>
+          <w:rFonts w:hint="eastAsia" w:ascii="宋体" w:hAnsi="宋体" w:eastAsia="宋体" w:cs="宋体"/>
+          <w:sz w:val="28"/>
+          <w:szCs w:val="32"/>
+          <w:lang w:val="en-US" w:eastAsia="zh-CN"/>
+        </w:rPr>
+      </w:pPr>
+      <w:r>
+        <w:rPr>
+          <w:rFonts w:hint="eastAsia" w:ascii="宋体" w:hAnsi="宋体" w:eastAsia="宋体" w:cs="宋体"/>
+          <w:sz w:val="28"/>
+          <w:szCs w:val="32"/>
+          <w:lang w:val="en-US" w:eastAsia="zh-CN"/>
+        </w:rPr>
+        <w:t>[迭代2]</w:t>
+      </w:r>
+    </w:p>
+    <w:p>
+      <w:pPr>
+        <w:pStyle w:val="5"/>
+        <w:keepNext w:val="0"/>
+        <w:keepLines w:val="0"/>
+        <w:widowControl/>
+        <w:suppressLineNumbers w:val="0"/>
+        <w:spacing w:before="0" w:beforeAutospacing="0" w:after="70" w:afterAutospacing="0" w:line="210" w:lineRule="atLeast"/>
+        <w:ind w:right="0"/>
+        <w:rPr>
+          <w:rFonts w:hint="eastAsia" w:ascii="宋体" w:hAnsi="宋体" w:eastAsia="宋体" w:cs="宋体"/>
+          <w:sz w:val="28"/>
+          <w:szCs w:val="28"/>
+        </w:rPr>
+      </w:pPr>
+      <w:r>
+        <w:rPr>
+          <w:rFonts w:hint="eastAsia" w:ascii="宋体" w:hAnsi="宋体" w:eastAsia="宋体" w:cs="宋体"/>
+          <w:i w:val="0"/>
+          <w:iCs w:val="0"/>
+          <w:caps w:val="0"/>
+          <w:color w:val="2B2D31"/>
+          <w:spacing w:val="0"/>
+          <w:sz w:val="28"/>
+          <w:szCs w:val="28"/>
+          <w:shd w:val="clear" w:fill="FFFFFF"/>
+        </w:rPr>
+        <w:t>前后端契约集成：本周二（3月24日）前，后端必须在 Apifox/Swagger 上发布所有本周涉及的 API Mock 接口。前端周三起必须脱离本地假数据，全面接入 Mock 联调。</w:t>
+      </w:r>
+    </w:p>
+    <w:p>
+      <w:pPr>
+        <w:pStyle w:val="5"/>
+        <w:keepNext w:val="0"/>
+        <w:keepLines w:val="0"/>
+        <w:widowControl/>
+        <w:suppressLineNumbers w:val="0"/>
+        <w:spacing w:before="0" w:beforeAutospacing="0" w:after="70" w:afterAutospacing="0" w:line="210" w:lineRule="atLeast"/>
+        <w:ind w:right="0"/>
+        <w:rPr>
+          <w:rFonts w:hint="eastAsia" w:ascii="宋体" w:hAnsi="宋体" w:eastAsia="宋体" w:cs="宋体"/>
+          <w:sz w:val="28"/>
+          <w:szCs w:val="28"/>
+        </w:rPr>
+      </w:pPr>
+      <w:r>
+        <w:rPr>
+          <w:rFonts w:hint="eastAsia" w:ascii="宋体" w:hAnsi="宋体" w:eastAsia="宋体" w:cs="宋体"/>
+          <w:i w:val="0"/>
+          <w:iCs w:val="0"/>
+          <w:caps w:val="0"/>
+          <w:color w:val="2B2D31"/>
+          <w:spacing w:val="0"/>
+          <w:sz w:val="28"/>
+          <w:szCs w:val="28"/>
+          <w:shd w:val="clear" w:fill="FFFFFF"/>
+        </w:rPr>
+        <w:t>每日代码合并：所有组员每天 18:00 前必须将当日代码 Commit 并提交 Pull Request 至 develop 分支，解决可能的 Git 冲突。</w:t>
+      </w:r>
+    </w:p>
+    <w:p>
+      <w:pPr>
+        <w:pStyle w:val="5"/>
+        <w:keepNext w:val="0"/>
+        <w:keepLines w:val="0"/>
+        <w:widowControl/>
+        <w:suppressLineNumbers w:val="0"/>
+        <w:spacing w:before="0" w:beforeAutospacing="0" w:after="70" w:afterAutospacing="0" w:line="210" w:lineRule="atLeast"/>
+        <w:ind w:right="0"/>
+        <w:rPr>
+          <w:rFonts w:hint="eastAsia" w:ascii="宋体" w:hAnsi="宋体" w:eastAsia="宋体" w:cs="宋体"/>
+          <w:i w:val="0"/>
+          <w:iCs w:val="0"/>
+          <w:caps w:val="0"/>
+          <w:color w:val="2B2D31"/>
+          <w:spacing w:val="0"/>
+          <w:sz w:val="28"/>
+          <w:szCs w:val="28"/>
+          <w:shd w:val="clear" w:fill="FFFFFF"/>
+        </w:rPr>
+      </w:pPr>
+      <w:r>
+        <w:rPr>
+          <w:rFonts w:hint="eastAsia" w:ascii="宋体" w:hAnsi="宋体" w:eastAsia="宋体" w:cs="宋体"/>
+          <w:i w:val="0"/>
+          <w:iCs w:val="0"/>
+          <w:caps w:val="0"/>
+          <w:color w:val="2B2D31"/>
+          <w:spacing w:val="0"/>
+          <w:sz w:val="28"/>
+          <w:szCs w:val="28"/>
+          <w:shd w:val="clear" w:fill="FFFFFF"/>
+        </w:rPr>
+        <w:t>周末演示里程碑：本周五（3月27日）下午 15:00，系统必须能成功在测试服务器上启动。团队内部进行“企业草稿新建 -&gt; 提交预警触发 -&gt; 市局列表查看”的业务主线贯通演示。</w:t>
+      </w:r>
+    </w:p>
+    <w:p>
+      <w:pPr>
+        <w:pStyle w:val="5"/>
+        <w:keepNext w:val="0"/>
+        <w:keepLines w:val="0"/>
+        <w:widowControl/>
+        <w:suppressLineNumbers w:val="0"/>
+        <w:spacing w:before="0" w:beforeAutospacing="0" w:after="70" w:afterAutospacing="0" w:line="210" w:lineRule="atLeast"/>
+        <w:ind w:right="0"/>
+        <w:rPr>
+          <w:rFonts w:hint="eastAsia" w:ascii="宋体" w:hAnsi="宋体" w:cs="宋体"/>
+          <w:i w:val="0"/>
+          <w:iCs w:val="0"/>
+          <w:caps w:val="0"/>
+          <w:color w:val="2B2D31"/>
+          <w:spacing w:val="0"/>
+          <w:sz w:val="28"/>
+          <w:szCs w:val="28"/>
+          <w:shd w:val="clear" w:fill="FFFFFF"/>
+          <w:lang w:val="en-US" w:eastAsia="zh-CN"/>
+        </w:rPr>
+      </w:pPr>
+      <w:r>
+        <w:rPr>
+          <w:rFonts w:hint="eastAsia" w:ascii="宋体" w:hAnsi="宋体" w:cs="宋体"/>
+          <w:i w:val="0"/>
+          <w:iCs w:val="0"/>
+          <w:caps w:val="0"/>
+          <w:color w:val="2B2D31"/>
+          <w:spacing w:val="0"/>
+          <w:sz w:val="28"/>
+          <w:szCs w:val="28"/>
+          <w:shd w:val="clear" w:fill="FFFFFF"/>
+          <w:lang w:val="en-US" w:eastAsia="zh-CN"/>
+        </w:rPr>
+        <w:t>[迭代3]</w:t>
+      </w:r>
+    </w:p>
+    <w:p>
+      <w:pPr>
+        <w:pStyle w:val="5"/>
+        <w:keepNext w:val="0"/>
+        <w:keepLines w:val="0"/>
+        <w:widowControl/>
+        <w:suppressLineNumbers w:val="0"/>
+        <w:spacing w:before="0" w:beforeAutospacing="0" w:after="70" w:afterAutospacing="0" w:line="210" w:lineRule="atLeast"/>
+        <w:ind w:right="0"/>
+        <w:rPr>
+          <w:rFonts w:hint="default" w:ascii="宋体" w:hAnsi="宋体" w:cs="宋体"/>
+          <w:i w:val="0"/>
+          <w:iCs w:val="0"/>
+          <w:caps w:val="0"/>
+          <w:color w:val="2B2D31"/>
+          <w:spacing w:val="0"/>
+          <w:sz w:val="28"/>
+          <w:szCs w:val="28"/>
+          <w:shd w:val="clear" w:fill="FFFFFF"/>
+          <w:lang w:val="en-US" w:eastAsia="zh-CN"/>
+        </w:rPr>
+      </w:pPr>
+      <w:r>
+        <w:rPr>
+          <w:rFonts w:hint="default" w:ascii="宋体" w:hAnsi="宋体" w:cs="宋体"/>
+          <w:i w:val="0"/>
+          <w:iCs w:val="0"/>
+          <w:caps w:val="0"/>
+          <w:color w:val="2B2D31"/>
+          <w:spacing w:val="0"/>
+          <w:sz w:val="28"/>
+          <w:szCs w:val="28"/>
+          <w:shd w:val="clear" w:fill="FFFFFF"/>
+          <w:lang w:val="en-US" w:eastAsia="zh-CN"/>
+        </w:rPr>
+        <w:t>三级业务全链路贯通：本周四（4月2日）下班前，后端必须完成省局终审接口部署及Mock发布。周五（4月3日）全天执行系统内部封闭联调，要求至少连续跑通三条完整的“企业草稿 -&gt; 提交市局 -&gt; 市局通过 -&gt; 省局驳回 -&gt; 企业修改重提 -&gt; 省局通过”全状态机生命周期闭环。</w:t>
+      </w:r>
+    </w:p>
+    <w:p>
+      <w:pPr>
+        <w:pStyle w:val="3"/>
+        <w:bidi w:val="0"/>
+        <w:jc w:val="left"/>
+        <w:rPr>
+          <w:rFonts w:hint="eastAsia"/>
+        </w:rPr>
+      </w:pPr>
+      <w:r>
+        <w:rPr>
+          <w:rFonts w:hint="eastAsia"/>
+        </w:rPr>
+        <w:t>第四章 成本控制计划</w:t>
       </w:r>
     </w:p>
     <w:p>
@@ -1971,39 +2328,39 @@
           <w:rStyle w:val="8"/>
           <w:rFonts w:hint="eastAsia"/>
         </w:rPr>
-        <w:t>4.2 缓冲储备金机制</w:t>
-      </w:r>
-      <w:r>
-        <w:rPr>
-          <w:rFonts w:hint="eastAsia" w:ascii="宋体" w:hAnsi="宋体" w:eastAsia="宋体" w:cs="宋体"/>
-          <w:sz w:val="28"/>
-          <w:szCs w:val="28"/>
-        </w:rPr>
-        <w:br w:type="textWrapping"/>
-      </w:r>
-      <w:r>
-        <w:rPr>
-          <w:rFonts w:hint="eastAsia" w:ascii="宋体" w:hAnsi="宋体" w:eastAsia="宋体" w:cs="宋体"/>
-          <w:sz w:val="28"/>
-          <w:szCs w:val="28"/>
-        </w:rPr>
-        <w:t>为防止后期不可预见的突发状况致使项目延期或预算超标，项目经理特设立15%的“时间与人力应急缓冲池”（约50人天）。此储备资源被严格隔离，主要针对可能出现的业务规则大幅重构（如客户突然修改填报频次）、外部国家部委接口联调严重受阻，或是额外终端（如移动端）适配需求等高消耗变动预留。</w:t>
-      </w:r>
-    </w:p>
-    <w:p>
-      <w:pPr>
-        <w:pStyle w:val="3"/>
-        <w:bidi w:val="0"/>
-        <w:jc w:val="left"/>
-        <w:rPr>
-          <w:rFonts w:hint="eastAsia"/>
-        </w:rPr>
-      </w:pPr>
-      <w:r>
-        <w:rPr>
-          <w:rFonts w:hint="eastAsia"/>
-        </w:rPr>
-        <w:t>第五章 质量保障计划</w:t>
+        <w:t>4.1 核心成本估算</w:t>
+      </w:r>
+      <w:r>
+        <w:rPr>
+          <w:rFonts w:hint="eastAsia" w:ascii="宋体" w:hAnsi="宋体" w:eastAsia="宋体" w:cs="宋体"/>
+          <w:sz w:val="28"/>
+          <w:szCs w:val="28"/>
+        </w:rPr>
+        <w:br w:type="textWrapping"/>
+      </w:r>
+      <w:r>
+        <w:rPr>
+          <w:rFonts w:hint="eastAsia" w:ascii="宋体" w:hAnsi="宋体" w:eastAsia="宋体" w:cs="宋体"/>
+          <w:sz w:val="28"/>
+          <w:szCs w:val="28"/>
+        </w:rPr>
+        <w:t>本项目最大成本投入为人力资源成本。按11人团队、为期6周（约30个有效工作日）计算，项目基准直接人力总工作量为330人天。其中，开发阶段分配165人天，需求与测试分配99人天，项目管理及其他开销分配66人天。</w:t>
+      </w:r>
+      <w:r>
+        <w:rPr>
+          <w:rFonts w:hint="eastAsia" w:ascii="宋体" w:hAnsi="宋体" w:eastAsia="宋体" w:cs="宋体"/>
+          <w:sz w:val="28"/>
+          <w:szCs w:val="28"/>
+        </w:rPr>
+        <w:br w:type="textWrapping"/>
+      </w:r>
+      <w:r>
+        <w:rPr>
+          <w:rFonts w:hint="eastAsia" w:ascii="宋体" w:hAnsi="宋体" w:eastAsia="宋体" w:cs="宋体"/>
+          <w:sz w:val="28"/>
+          <w:szCs w:val="28"/>
+        </w:rPr>
+        <w:t>服务器环境与第三方组件等物料成本需按照合同金额中的15%划拨专项采购资金，确保生产级环境满足双机热备高可用。</w:t>
       </w:r>
     </w:p>
     <w:p>
@@ -2020,39 +2377,132 @@
           <w:rStyle w:val="8"/>
           <w:rFonts w:hint="eastAsia"/>
         </w:rPr>
-        <w:t>5.1 DFX非功能质量红线</w:t>
-      </w:r>
-      <w:r>
-        <w:rPr>
-          <w:rFonts w:hint="eastAsia" w:ascii="宋体" w:hAnsi="宋体" w:eastAsia="宋体" w:cs="宋体"/>
-          <w:sz w:val="28"/>
-          <w:szCs w:val="28"/>
-        </w:rPr>
-        <w:br w:type="textWrapping"/>
-      </w:r>
-      <w:r>
-        <w:rPr>
-          <w:rFonts w:hint="eastAsia" w:ascii="宋体" w:hAnsi="宋体" w:eastAsia="宋体" w:cs="宋体"/>
-          <w:sz w:val="28"/>
-          <w:szCs w:val="28"/>
-        </w:rPr>
-        <w:t>严格落实SRS中规定的工业级DFX指标。在性能维度，系统必须满足在每月1日至5日填报高峰期内，支持不少于2000人的在线并发，核心表单提交吞吐量不得低于1500 TPS，且简单页面响应时间不得大于1.5秒。</w:t>
-      </w:r>
-      <w:r>
-        <w:rPr>
-          <w:rFonts w:hint="eastAsia" w:ascii="宋体" w:hAnsi="宋体" w:eastAsia="宋体" w:cs="宋体"/>
-          <w:sz w:val="28"/>
-          <w:szCs w:val="28"/>
-        </w:rPr>
-        <w:br w:type="textWrapping"/>
-      </w:r>
-      <w:r>
-        <w:rPr>
-          <w:rFonts w:hint="eastAsia" w:ascii="宋体" w:hAnsi="宋体" w:eastAsia="宋体" w:cs="宋体"/>
-          <w:sz w:val="28"/>
-          <w:szCs w:val="28"/>
-        </w:rPr>
-        <w:t>在可靠性维度，除保障99.9%的SLA外，灾难恢复时间目标（RTO）必须锁定在4小时以内，数据丢失容忍度（RPO）严格限制在1小时以内。</w:t>
+        <w:t>4.2 缓冲储备金机制</w:t>
+      </w:r>
+      <w:r>
+        <w:rPr>
+          <w:rFonts w:hint="eastAsia" w:ascii="宋体" w:hAnsi="宋体" w:eastAsia="宋体" w:cs="宋体"/>
+          <w:sz w:val="28"/>
+          <w:szCs w:val="28"/>
+        </w:rPr>
+        <w:br w:type="textWrapping"/>
+      </w:r>
+      <w:r>
+        <w:rPr>
+          <w:rFonts w:hint="eastAsia" w:ascii="宋体" w:hAnsi="宋体" w:eastAsia="宋体" w:cs="宋体"/>
+          <w:sz w:val="28"/>
+          <w:szCs w:val="28"/>
+        </w:rPr>
+        <w:t>为防止后期不可预见的突发状况致使项目延期或预算超标，项目经理特设立15%的“时间与人力应急缓冲池”（约50人天）。此储备资源被严格隔离，主要针对可能出现的业务规则大幅重构（如客户突然修改填报频次）、外部国家部委接口联调严重受阻，或是额外终端（如移动端）适配需求等高消耗变动预留。</w:t>
+      </w:r>
+    </w:p>
+    <w:p>
+      <w:pPr>
+        <w:bidi w:val="0"/>
+        <w:rPr>
+          <w:rFonts w:hint="eastAsia" w:ascii="宋体" w:hAnsi="宋体" w:eastAsia="宋体" w:cs="宋体"/>
+          <w:sz w:val="28"/>
+          <w:szCs w:val="28"/>
+        </w:rPr>
+      </w:pPr>
+      <w:r>
+        <w:rPr>
+          <w:rFonts w:hint="eastAsia" w:ascii="宋体" w:hAnsi="宋体" w:eastAsia="宋体" w:cs="宋体"/>
+          <w:b/>
+          <w:bCs/>
+          <w:color w:val="FF0000"/>
+          <w:sz w:val="28"/>
+          <w:szCs w:val="28"/>
+        </w:rPr>
+        <w:t>缓冲成本扣减执行记录（4月5日更新）</w:t>
+      </w:r>
+      <w:r>
+        <w:rPr>
+          <w:rFonts w:hint="eastAsia" w:ascii="宋体" w:hAnsi="宋体" w:eastAsia="宋体" w:cs="宋体"/>
+          <w:color w:val="FF0000"/>
+          <w:sz w:val="28"/>
+          <w:szCs w:val="28"/>
+        </w:rPr>
+        <w:t>：</w:t>
+      </w:r>
+    </w:p>
+    <w:p>
+      <w:pPr>
+        <w:bidi w:val="0"/>
+        <w:rPr>
+          <w:rFonts w:hint="eastAsia" w:ascii="宋体" w:hAnsi="宋体" w:eastAsia="宋体" w:cs="宋体"/>
+          <w:sz w:val="28"/>
+          <w:szCs w:val="28"/>
+        </w:rPr>
+      </w:pPr>
+      <w:r>
+        <w:rPr>
+          <w:rFonts w:hint="eastAsia" w:ascii="宋体" w:hAnsi="宋体" w:cs="宋体"/>
+          <w:sz w:val="28"/>
+          <w:szCs w:val="28"/>
+          <w:lang w:eastAsia="zh-CN"/>
+        </w:rPr>
+        <w:t>第一次</w:t>
+      </w:r>
+      <w:r>
+        <w:rPr>
+          <w:rFonts w:hint="eastAsia" w:ascii="宋体" w:hAnsi="宋体" w:eastAsia="宋体" w:cs="宋体"/>
+          <w:sz w:val="28"/>
+          <w:szCs w:val="28"/>
+        </w:rPr>
+        <w:t>“半月报”变更经评估共需耗费 6 人天（前端 2 人天，后端 3 人天，测试 1 人天）的额外工作量。</w:t>
+      </w:r>
+    </w:p>
+    <w:p>
+      <w:pPr>
+        <w:bidi w:val="0"/>
+        <w:rPr>
+          <w:rFonts w:hint="eastAsia" w:ascii="宋体" w:hAnsi="宋体" w:eastAsia="宋体" w:cs="宋体"/>
+          <w:sz w:val="28"/>
+          <w:szCs w:val="28"/>
+        </w:rPr>
+      </w:pPr>
+      <w:r>
+        <w:rPr>
+          <w:rFonts w:hint="eastAsia" w:ascii="宋体" w:hAnsi="宋体" w:eastAsia="宋体" w:cs="宋体"/>
+          <w:sz w:val="28"/>
+          <w:szCs w:val="28"/>
+        </w:rPr>
+        <w:t>决议从原计划预留的 15% 应急缓冲池（50 人天）中正式扣减 6 人天。</w:t>
+      </w:r>
+    </w:p>
+    <w:p>
+      <w:pPr>
+        <w:bidi w:val="0"/>
+        <w:rPr>
+          <w:rFonts w:hint="eastAsia" w:ascii="宋体" w:hAnsi="宋体" w:eastAsia="宋体" w:cs="宋体"/>
+          <w:sz w:val="28"/>
+          <w:szCs w:val="28"/>
+        </w:rPr>
+      </w:pPr>
+      <w:r>
+        <w:rPr>
+          <w:rFonts w:hint="eastAsia" w:ascii="宋体" w:hAnsi="宋体" w:eastAsia="宋体" w:cs="宋体"/>
+          <w:sz w:val="28"/>
+          <w:szCs w:val="28"/>
+        </w:rPr>
+        <w:t>当前应急缓冲池余量更新为：44 人天。项目总体直接人力成本预算（330人天）不变，未发生超支。</w:t>
+      </w:r>
+    </w:p>
+    <w:p>
+      <w:pPr>
+        <w:pStyle w:val="3"/>
+        <w:bidi w:val="0"/>
+        <w:jc w:val="left"/>
+        <w:rPr>
+          <w:rFonts w:hint="eastAsia"/>
+        </w:rPr>
+      </w:pPr>
+      <w:r>
+        <w:rPr>
+          <w:rFonts w:hint="eastAsia"/>
+        </w:rPr>
+        <w:t>第五章 质量保障计划</w:t>
       </w:r>
     </w:p>
     <w:p>
@@ -2069,272 +2519,39 @@
           <w:rStyle w:val="8"/>
           <w:rFonts w:hint="eastAsia"/>
         </w:rPr>
-        <w:t>5.2 质量控制手段</w:t>
-      </w:r>
-      <w:r>
-        <w:rPr>
-          <w:rFonts w:hint="eastAsia" w:ascii="宋体" w:hAnsi="宋体" w:eastAsia="宋体" w:cs="宋体"/>
-          <w:sz w:val="28"/>
-          <w:szCs w:val="28"/>
-        </w:rPr>
-        <w:br w:type="textWrapping"/>
-      </w:r>
-      <w:r>
-        <w:rPr>
-          <w:rFonts w:hint="eastAsia" w:ascii="宋体" w:hAnsi="宋体" w:eastAsia="宋体" w:cs="宋体"/>
-          <w:sz w:val="28"/>
-          <w:szCs w:val="28"/>
-        </w:rPr>
-        <w:t>执行严格的三级测试防御网。第一级为开发人员的单元自测，要求核心业务逻辑覆盖率不低于80%；第二级为测试组的黑盒系统集成测试及安全防横向越权穿透测试；第三级为上线前的JMeter大规模基准压力测试与密码Bcrypt加密落盘审查。未达上述质量红线的模块一律被拒签，不得合并至主干分支。</w:t>
-      </w:r>
-    </w:p>
-    <w:p>
-      <w:pPr>
-        <w:pStyle w:val="4"/>
-        <w:bidi w:val="0"/>
-        <w:rPr>
-          <w:rFonts w:hint="eastAsia"/>
-          <w:lang w:val="en-US" w:eastAsia="zh-CN"/>
-        </w:rPr>
-      </w:pPr>
-      <w:r>
-        <w:rPr>
-          <w:rFonts w:hint="eastAsia"/>
-          <w:lang w:val="en-US" w:eastAsia="zh-CN"/>
-        </w:rPr>
-        <w:t>5.3核心业务专项防护与质量红线</w:t>
-      </w:r>
-    </w:p>
-    <w:p>
-      <w:pPr>
-        <w:bidi w:val="0"/>
-        <w:rPr>
-          <w:rFonts w:hint="eastAsia" w:ascii="宋体" w:hAnsi="宋体" w:cs="宋体"/>
-          <w:b/>
-          <w:bCs/>
-          <w:sz w:val="28"/>
-          <w:szCs w:val="28"/>
-          <w:lang w:val="en-US" w:eastAsia="zh-CN"/>
-        </w:rPr>
-      </w:pPr>
-      <w:r>
-        <w:rPr>
-          <w:rFonts w:hint="eastAsia" w:ascii="宋体" w:hAnsi="宋体" w:cs="宋体"/>
-          <w:b/>
-          <w:bCs/>
-          <w:sz w:val="28"/>
-          <w:szCs w:val="28"/>
-          <w:lang w:val="en-US" w:eastAsia="zh-CN"/>
-        </w:rPr>
-        <w:t>异常波动防呆红线：</w:t>
-      </w:r>
-    </w:p>
-    <w:p>
-      <w:pPr>
-        <w:bidi w:val="0"/>
-        <w:rPr>
-          <w:rFonts w:hint="eastAsia" w:ascii="宋体" w:hAnsi="宋体" w:cs="宋体"/>
-          <w:sz w:val="28"/>
-          <w:szCs w:val="28"/>
-          <w:lang w:val="en-US" w:eastAsia="zh-CN"/>
-        </w:rPr>
-      </w:pPr>
-      <w:r>
-        <w:rPr>
-          <w:rFonts w:hint="eastAsia" w:ascii="宋体" w:hAnsi="宋体" w:cs="宋体"/>
-          <w:sz w:val="28"/>
-          <w:szCs w:val="28"/>
-          <w:lang w:val="en-US" w:eastAsia="zh-CN"/>
-        </w:rPr>
-        <w:t>正向测试：当企业提交（|当期人数-建档人数| / 建档人数 ≥ 30%）时，系统必须弹出二次确认预警，否则判定为严重缺陷（Severity 1）。</w:t>
-      </w:r>
-    </w:p>
-    <w:p>
-      <w:pPr>
-        <w:bidi w:val="0"/>
-        <w:rPr>
-          <w:rFonts w:hint="eastAsia" w:ascii="宋体" w:hAnsi="宋体" w:cs="宋体"/>
-          <w:sz w:val="28"/>
-          <w:szCs w:val="28"/>
-          <w:lang w:val="en-US" w:eastAsia="zh-CN"/>
-        </w:rPr>
-      </w:pPr>
-      <w:r>
-        <w:rPr>
-          <w:rFonts w:hint="eastAsia" w:ascii="宋体" w:hAnsi="宋体" w:cs="宋体"/>
-          <w:sz w:val="28"/>
-          <w:szCs w:val="28"/>
-          <w:lang w:val="en-US" w:eastAsia="zh-CN"/>
-        </w:rPr>
-        <w:t>拦截测试：在未勾选“本人确认数据无误”强行发包，或直接通过抓包工具篡改绕过前端时，后端接口必须实施物理拦截并返回 400 非法状态码。</w:t>
-      </w:r>
-    </w:p>
-    <w:p>
-      <w:pPr>
-        <w:bidi w:val="0"/>
-        <w:rPr>
-          <w:rFonts w:hint="eastAsia" w:ascii="宋体" w:hAnsi="宋体" w:cs="宋体"/>
-          <w:b/>
-          <w:bCs/>
-          <w:sz w:val="28"/>
-          <w:szCs w:val="28"/>
-          <w:lang w:val="en-US" w:eastAsia="zh-CN"/>
-        </w:rPr>
-      </w:pPr>
-      <w:r>
-        <w:rPr>
-          <w:rFonts w:hint="eastAsia" w:ascii="宋体" w:hAnsi="宋体" w:cs="宋体"/>
-          <w:b/>
-          <w:bCs/>
-          <w:sz w:val="28"/>
-          <w:szCs w:val="28"/>
-          <w:lang w:val="en-US" w:eastAsia="zh-CN"/>
-        </w:rPr>
-        <w:t>状态机生命周期穿透阻断：</w:t>
-      </w:r>
-    </w:p>
-    <w:p>
-      <w:pPr>
-        <w:bidi w:val="0"/>
-        <w:rPr>
-          <w:rFonts w:hint="eastAsia" w:ascii="宋体" w:hAnsi="宋体" w:cs="宋体"/>
-          <w:sz w:val="28"/>
-          <w:szCs w:val="28"/>
-          <w:lang w:val="en-US" w:eastAsia="zh-CN"/>
-        </w:rPr>
-      </w:pPr>
-      <w:r>
-        <w:rPr>
-          <w:rFonts w:hint="eastAsia" w:ascii="宋体" w:hAnsi="宋体" w:cs="宋体"/>
-          <w:sz w:val="28"/>
-          <w:szCs w:val="28"/>
-          <w:lang w:val="en-US" w:eastAsia="zh-CN"/>
-        </w:rPr>
-        <w:t>越权与非法状态修改阻断：测试组必须构造恶意请求，尝试将处于[草稿] 状态的报表越级直接修改为 [审核通过]。后端校验逻辑若未将其拦截，将被记为高危安全漏洞。</w:t>
-      </w:r>
-    </w:p>
-    <w:p>
-      <w:pPr>
-        <w:bidi w:val="0"/>
-        <w:rPr>
-          <w:rFonts w:hint="eastAsia" w:ascii="宋体" w:hAnsi="宋体" w:cs="宋体"/>
-          <w:sz w:val="28"/>
-          <w:szCs w:val="28"/>
-          <w:lang w:val="en-US" w:eastAsia="zh-CN"/>
-        </w:rPr>
-      </w:pPr>
-      <w:r>
-        <w:rPr>
-          <w:rFonts w:hint="eastAsia" w:ascii="宋体" w:hAnsi="宋体" w:cs="宋体"/>
-          <w:sz w:val="28"/>
-          <w:szCs w:val="28"/>
-          <w:lang w:val="en-US" w:eastAsia="zh-CN"/>
-        </w:rPr>
-        <w:t>表单锁定验证：当数据处于 [待市局审核] 时，前端页面必须实现输入框的全面置灰锁定，[提交] 按钮强制禁用，防止异步并发修改导致的数据脏读。</w:t>
-      </w:r>
-    </w:p>
-    <w:p>
-      <w:pPr>
-        <w:bidi w:val="0"/>
-        <w:rPr>
-          <w:rFonts w:hint="eastAsia" w:ascii="宋体" w:hAnsi="宋体" w:cs="宋体"/>
-          <w:b/>
-          <w:bCs/>
-          <w:sz w:val="28"/>
-          <w:szCs w:val="28"/>
-          <w:lang w:val="en-US" w:eastAsia="zh-CN"/>
-        </w:rPr>
-      </w:pPr>
-      <w:r>
-        <w:rPr>
-          <w:rFonts w:hint="eastAsia" w:ascii="宋体" w:hAnsi="宋体" w:cs="宋体"/>
-          <w:b/>
-          <w:bCs/>
-          <w:sz w:val="28"/>
-          <w:szCs w:val="28"/>
-          <w:lang w:val="en-US" w:eastAsia="zh-CN"/>
-        </w:rPr>
-        <w:t>双向落库原子性红线：</w:t>
-      </w:r>
-    </w:p>
-    <w:p>
-      <w:pPr>
-        <w:bidi w:val="0"/>
-        <w:rPr>
-          <w:rFonts w:hint="eastAsia" w:ascii="宋体" w:hAnsi="宋体" w:cs="宋体"/>
-          <w:sz w:val="28"/>
-          <w:szCs w:val="28"/>
-          <w:lang w:val="en-US" w:eastAsia="zh-CN"/>
-        </w:rPr>
-      </w:pPr>
-      <w:r>
-        <w:rPr>
-          <w:rFonts w:hint="eastAsia" w:ascii="宋体" w:hAnsi="宋体" w:cs="宋体"/>
-          <w:sz w:val="28"/>
-          <w:szCs w:val="28"/>
-          <w:lang w:val="en-US" w:eastAsia="zh-CN"/>
-        </w:rPr>
-        <w:t>在省局执行数据容错勘误操作时，修改核心业务表与新增审计日志表的代码必须被包裹在同一个严密的数据库事务 (Transaction) 中。测试人员需模拟数据库宕机或断网异常，验证事务回滚机制是否生效，坚决杜绝出现“业务数据已篡改但未记录日志”或“记录了修改日志但业务旧数据未更新”的脏数据撕裂现象。</w:t>
-      </w:r>
-    </w:p>
-    <w:p>
-      <w:pPr>
-        <w:bidi w:val="0"/>
-        <w:rPr>
-          <w:rFonts w:hint="eastAsia" w:ascii="宋体" w:hAnsi="宋体" w:cs="宋体"/>
-          <w:b/>
-          <w:bCs/>
-          <w:sz w:val="28"/>
-          <w:szCs w:val="28"/>
-          <w:lang w:val="en-US" w:eastAsia="zh-CN"/>
-        </w:rPr>
-      </w:pPr>
-      <w:r>
-        <w:rPr>
-          <w:rFonts w:hint="eastAsia" w:ascii="宋体" w:hAnsi="宋体" w:cs="宋体"/>
-          <w:b/>
-          <w:bCs/>
-          <w:sz w:val="28"/>
-          <w:szCs w:val="28"/>
-          <w:lang w:val="en-US" w:eastAsia="zh-CN"/>
-        </w:rPr>
-        <w:t>通知范围与查询越权阻断：</w:t>
-      </w:r>
-    </w:p>
-    <w:p>
-      <w:pPr>
-        <w:bidi w:val="0"/>
-        <w:rPr>
-          <w:rFonts w:hint="eastAsia" w:ascii="宋体" w:hAnsi="宋体" w:cs="宋体"/>
-          <w:sz w:val="28"/>
-          <w:szCs w:val="28"/>
-          <w:lang w:val="en-US" w:eastAsia="zh-CN"/>
-        </w:rPr>
-      </w:pPr>
-      <w:r>
-        <w:rPr>
-          <w:rFonts w:hint="eastAsia" w:ascii="宋体" w:hAnsi="宋体" w:cs="宋体"/>
-          <w:sz w:val="28"/>
-          <w:szCs w:val="28"/>
-          <w:lang w:val="en-US" w:eastAsia="zh-CN"/>
-        </w:rPr>
-        <w:t>针对通知可见范围与查询引擎进行严格的鉴权边界测试。地市级账号尝试通过篡改接口参数跨越权限发布全省范围通告，或尝试拉取非本辖区企业的全局查询数据时，后端网关或权限拦截器必须立即抛出 403 Forbidden 异常并切断请求。</w:t>
-      </w:r>
-    </w:p>
-    <w:p>
-      <w:pPr>
-        <w:pStyle w:val="3"/>
-        <w:bidi w:val="0"/>
-        <w:jc w:val="left"/>
-        <w:rPr>
-          <w:rFonts w:hint="eastAsia"/>
-        </w:rPr>
-      </w:pPr>
-      <w:r>
-        <w:rPr>
-          <w:rFonts w:hint="eastAsia"/>
-        </w:rPr>
-        <w:t>第六章 沟通机制与配置管理计划</w:t>
+        <w:t>5.1 DFX非功能质量红线</w:t>
+      </w:r>
+      <w:r>
+        <w:rPr>
+          <w:rFonts w:hint="eastAsia" w:ascii="宋体" w:hAnsi="宋体" w:eastAsia="宋体" w:cs="宋体"/>
+          <w:sz w:val="28"/>
+          <w:szCs w:val="28"/>
+        </w:rPr>
+        <w:br w:type="textWrapping"/>
+      </w:r>
+      <w:r>
+        <w:rPr>
+          <w:rFonts w:hint="eastAsia" w:ascii="宋体" w:hAnsi="宋体" w:eastAsia="宋体" w:cs="宋体"/>
+          <w:sz w:val="28"/>
+          <w:szCs w:val="28"/>
+        </w:rPr>
+        <w:t>严格落实SRS中规定的工业级DFX指标。在性能维度，系统必须满足在每月1日至5日填报高峰期内，支持不少于2000人的在线并发，核心表单提交吞吐量不得低于1500 TPS，且简单页面响应时间不得大于1.5秒。</w:t>
+      </w:r>
+      <w:r>
+        <w:rPr>
+          <w:rFonts w:hint="eastAsia" w:ascii="宋体" w:hAnsi="宋体" w:eastAsia="宋体" w:cs="宋体"/>
+          <w:sz w:val="28"/>
+          <w:szCs w:val="28"/>
+        </w:rPr>
+        <w:br w:type="textWrapping"/>
+      </w:r>
+      <w:r>
+        <w:rPr>
+          <w:rFonts w:hint="eastAsia" w:ascii="宋体" w:hAnsi="宋体" w:eastAsia="宋体" w:cs="宋体"/>
+          <w:sz w:val="28"/>
+          <w:szCs w:val="28"/>
+        </w:rPr>
+        <w:t>在可靠性维度，除保障99.9%的SLA外，灾难恢复时间目标（RTO）必须锁定在4小时以内，数据丢失容忍度（RPO）严格限制在1小时以内。</w:t>
       </w:r>
     </w:p>
     <w:p>
@@ -2351,55 +2568,272 @@
           <w:rStyle w:val="8"/>
           <w:rFonts w:hint="eastAsia"/>
         </w:rPr>
-        <w:t>6.1 GitHub配置管理规划</w:t>
-      </w:r>
-      <w:r>
-        <w:rPr>
-          <w:rFonts w:hint="eastAsia" w:ascii="宋体" w:hAnsi="宋体" w:eastAsia="宋体" w:cs="宋体"/>
-          <w:sz w:val="28"/>
-          <w:szCs w:val="28"/>
-        </w:rPr>
-        <w:br w:type="textWrapping"/>
-      </w:r>
-      <w:r>
-        <w:rPr>
-          <w:rFonts w:hint="eastAsia" w:ascii="宋体" w:hAnsi="宋体" w:eastAsia="宋体" w:cs="宋体"/>
-          <w:sz w:val="28"/>
-          <w:szCs w:val="28"/>
-        </w:rPr>
-        <w:t>项目组全局抛弃零散的文件传输模式，指定GitHub作为唯一配置管理中枢。</w:t>
-      </w:r>
-      <w:r>
-        <w:rPr>
-          <w:rFonts w:hint="eastAsia" w:ascii="宋体" w:hAnsi="宋体" w:eastAsia="宋体" w:cs="宋体"/>
-          <w:sz w:val="28"/>
-          <w:szCs w:val="28"/>
-        </w:rPr>
-        <w:br w:type="textWrapping"/>
-      </w:r>
-      <w:r>
-        <w:rPr>
-          <w:rFonts w:hint="eastAsia" w:ascii="宋体" w:hAnsi="宋体" w:eastAsia="宋体" w:cs="宋体"/>
-          <w:sz w:val="28"/>
-          <w:szCs w:val="28"/>
-        </w:rPr>
-        <w:t>采用严谨的GitFlow分支管理规范。设置受保护的main分支作为生产基线，develop分支作为日常持续集成主线。所有具体功能的开发必须拉取类似feature/FR-ENT-01的独立分支进行，功能完成后必须经过至少一名高级组员的Code Review方可执行合并。</w:t>
-      </w:r>
-      <w:r>
-        <w:rPr>
-          <w:rFonts w:hint="eastAsia" w:ascii="宋体" w:hAnsi="宋体" w:eastAsia="宋体" w:cs="宋体"/>
-          <w:sz w:val="28"/>
-          <w:szCs w:val="28"/>
-        </w:rPr>
-        <w:br w:type="textWrapping"/>
-      </w:r>
-      <w:r>
-        <w:rPr>
-          <w:rFonts w:hint="eastAsia" w:ascii="宋体" w:hAnsi="宋体" w:eastAsia="宋体" w:cs="宋体"/>
-          <w:sz w:val="28"/>
-          <w:szCs w:val="28"/>
-        </w:rPr>
-        <w:t>项目各版本的文档资产（包括本计划书、需求说明书、测试报告等）一律采用Markdown等纯文本结构语言编写，并统一存入代码库的/docs专用目录下，实现代码与文档的同级追溯与基线对齐。</w:t>
+        <w:t>5.2 质量控制手段</w:t>
+      </w:r>
+      <w:r>
+        <w:rPr>
+          <w:rFonts w:hint="eastAsia" w:ascii="宋体" w:hAnsi="宋体" w:eastAsia="宋体" w:cs="宋体"/>
+          <w:sz w:val="28"/>
+          <w:szCs w:val="28"/>
+        </w:rPr>
+        <w:br w:type="textWrapping"/>
+      </w:r>
+      <w:r>
+        <w:rPr>
+          <w:rFonts w:hint="eastAsia" w:ascii="宋体" w:hAnsi="宋体" w:eastAsia="宋体" w:cs="宋体"/>
+          <w:sz w:val="28"/>
+          <w:szCs w:val="28"/>
+        </w:rPr>
+        <w:t>执行严格的三级测试防御网。第一级为开发人员的单元自测，要求核心业务逻辑覆盖率不低于80%；第二级为测试组的黑盒系统集成测试及安全防横向越权穿透测试；第三级为上线前的JMeter大规模基准压力测试与密码Bcrypt加密落盘审查。未达上述质量红线的模块一律被拒签，不得合并至主干分支。</w:t>
+      </w:r>
+    </w:p>
+    <w:p>
+      <w:pPr>
+        <w:pStyle w:val="4"/>
+        <w:bidi w:val="0"/>
+        <w:rPr>
+          <w:rFonts w:hint="eastAsia"/>
+          <w:lang w:val="en-US" w:eastAsia="zh-CN"/>
+        </w:rPr>
+      </w:pPr>
+      <w:r>
+        <w:rPr>
+          <w:rFonts w:hint="eastAsia"/>
+          <w:lang w:val="en-US" w:eastAsia="zh-CN"/>
+        </w:rPr>
+        <w:t>5.3核心业务专项防护与质量红线</w:t>
+      </w:r>
+    </w:p>
+    <w:p>
+      <w:pPr>
+        <w:bidi w:val="0"/>
+        <w:rPr>
+          <w:rFonts w:hint="eastAsia" w:ascii="宋体" w:hAnsi="宋体" w:cs="宋体"/>
+          <w:b/>
+          <w:bCs/>
+          <w:sz w:val="28"/>
+          <w:szCs w:val="28"/>
+          <w:lang w:val="en-US" w:eastAsia="zh-CN"/>
+        </w:rPr>
+      </w:pPr>
+      <w:r>
+        <w:rPr>
+          <w:rFonts w:hint="eastAsia" w:ascii="宋体" w:hAnsi="宋体" w:cs="宋体"/>
+          <w:b/>
+          <w:bCs/>
+          <w:sz w:val="28"/>
+          <w:szCs w:val="28"/>
+          <w:lang w:val="en-US" w:eastAsia="zh-CN"/>
+        </w:rPr>
+        <w:t>异常波动防呆红线：</w:t>
+      </w:r>
+    </w:p>
+    <w:p>
+      <w:pPr>
+        <w:bidi w:val="0"/>
+        <w:rPr>
+          <w:rFonts w:hint="eastAsia" w:ascii="宋体" w:hAnsi="宋体" w:cs="宋体"/>
+          <w:sz w:val="28"/>
+          <w:szCs w:val="28"/>
+          <w:lang w:val="en-US" w:eastAsia="zh-CN"/>
+        </w:rPr>
+      </w:pPr>
+      <w:r>
+        <w:rPr>
+          <w:rFonts w:hint="eastAsia" w:ascii="宋体" w:hAnsi="宋体" w:cs="宋体"/>
+          <w:sz w:val="28"/>
+          <w:szCs w:val="28"/>
+          <w:lang w:val="en-US" w:eastAsia="zh-CN"/>
+        </w:rPr>
+        <w:t>正向测试：当企业提交（|当期人数-建档人数| / 建档人数 ≥ 30%）时，系统必须弹出二次确认预警，否则判定为严重缺陷（Severity 1）。</w:t>
+      </w:r>
+    </w:p>
+    <w:p>
+      <w:pPr>
+        <w:bidi w:val="0"/>
+        <w:rPr>
+          <w:rFonts w:hint="eastAsia" w:ascii="宋体" w:hAnsi="宋体" w:cs="宋体"/>
+          <w:sz w:val="28"/>
+          <w:szCs w:val="28"/>
+          <w:lang w:val="en-US" w:eastAsia="zh-CN"/>
+        </w:rPr>
+      </w:pPr>
+      <w:r>
+        <w:rPr>
+          <w:rFonts w:hint="eastAsia" w:ascii="宋体" w:hAnsi="宋体" w:cs="宋体"/>
+          <w:sz w:val="28"/>
+          <w:szCs w:val="28"/>
+          <w:lang w:val="en-US" w:eastAsia="zh-CN"/>
+        </w:rPr>
+        <w:t>拦截测试：在未勾选“本人确认数据无误”强行发包，或直接通过抓包工具篡改绕过前端时，后端接口必须实施物理拦截并返回 400 非法状态码。</w:t>
+      </w:r>
+    </w:p>
+    <w:p>
+      <w:pPr>
+        <w:bidi w:val="0"/>
+        <w:rPr>
+          <w:rFonts w:hint="eastAsia" w:ascii="宋体" w:hAnsi="宋体" w:cs="宋体"/>
+          <w:b/>
+          <w:bCs/>
+          <w:sz w:val="28"/>
+          <w:szCs w:val="28"/>
+          <w:lang w:val="en-US" w:eastAsia="zh-CN"/>
+        </w:rPr>
+      </w:pPr>
+      <w:r>
+        <w:rPr>
+          <w:rFonts w:hint="eastAsia" w:ascii="宋体" w:hAnsi="宋体" w:cs="宋体"/>
+          <w:b/>
+          <w:bCs/>
+          <w:sz w:val="28"/>
+          <w:szCs w:val="28"/>
+          <w:lang w:val="en-US" w:eastAsia="zh-CN"/>
+        </w:rPr>
+        <w:t>状态机生命周期穿透阻断：</w:t>
+      </w:r>
+    </w:p>
+    <w:p>
+      <w:pPr>
+        <w:bidi w:val="0"/>
+        <w:rPr>
+          <w:rFonts w:hint="eastAsia" w:ascii="宋体" w:hAnsi="宋体" w:cs="宋体"/>
+          <w:sz w:val="28"/>
+          <w:szCs w:val="28"/>
+          <w:lang w:val="en-US" w:eastAsia="zh-CN"/>
+        </w:rPr>
+      </w:pPr>
+      <w:r>
+        <w:rPr>
+          <w:rFonts w:hint="eastAsia" w:ascii="宋体" w:hAnsi="宋体" w:cs="宋体"/>
+          <w:sz w:val="28"/>
+          <w:szCs w:val="28"/>
+          <w:lang w:val="en-US" w:eastAsia="zh-CN"/>
+        </w:rPr>
+        <w:t>越权与非法状态修改阻断：测试组必须构造恶意请求，尝试将处于[草稿] 状态的报表越级直接修改为 [审核通过]。后端校验逻辑若未将其拦截，将被记为高危安全漏洞。</w:t>
+      </w:r>
+    </w:p>
+    <w:p>
+      <w:pPr>
+        <w:bidi w:val="0"/>
+        <w:rPr>
+          <w:rFonts w:hint="eastAsia" w:ascii="宋体" w:hAnsi="宋体" w:cs="宋体"/>
+          <w:sz w:val="28"/>
+          <w:szCs w:val="28"/>
+          <w:lang w:val="en-US" w:eastAsia="zh-CN"/>
+        </w:rPr>
+      </w:pPr>
+      <w:r>
+        <w:rPr>
+          <w:rFonts w:hint="eastAsia" w:ascii="宋体" w:hAnsi="宋体" w:cs="宋体"/>
+          <w:sz w:val="28"/>
+          <w:szCs w:val="28"/>
+          <w:lang w:val="en-US" w:eastAsia="zh-CN"/>
+        </w:rPr>
+        <w:t>表单锁定验证：当数据处于 [待市局审核] 时，前端页面必须实现输入框的全面置灰锁定，[提交] 按钮强制禁用，防止异步并发修改导致的数据脏读。</w:t>
+      </w:r>
+    </w:p>
+    <w:p>
+      <w:pPr>
+        <w:bidi w:val="0"/>
+        <w:rPr>
+          <w:rFonts w:hint="eastAsia" w:ascii="宋体" w:hAnsi="宋体" w:cs="宋体"/>
+          <w:b/>
+          <w:bCs/>
+          <w:sz w:val="28"/>
+          <w:szCs w:val="28"/>
+          <w:lang w:val="en-US" w:eastAsia="zh-CN"/>
+        </w:rPr>
+      </w:pPr>
+      <w:r>
+        <w:rPr>
+          <w:rFonts w:hint="eastAsia" w:ascii="宋体" w:hAnsi="宋体" w:cs="宋体"/>
+          <w:b/>
+          <w:bCs/>
+          <w:sz w:val="28"/>
+          <w:szCs w:val="28"/>
+          <w:lang w:val="en-US" w:eastAsia="zh-CN"/>
+        </w:rPr>
+        <w:t>双向落库原子性红线：</w:t>
+      </w:r>
+    </w:p>
+    <w:p>
+      <w:pPr>
+        <w:bidi w:val="0"/>
+        <w:rPr>
+          <w:rFonts w:hint="eastAsia" w:ascii="宋体" w:hAnsi="宋体" w:cs="宋体"/>
+          <w:sz w:val="28"/>
+          <w:szCs w:val="28"/>
+          <w:lang w:val="en-US" w:eastAsia="zh-CN"/>
+        </w:rPr>
+      </w:pPr>
+      <w:r>
+        <w:rPr>
+          <w:rFonts w:hint="eastAsia" w:ascii="宋体" w:hAnsi="宋体" w:cs="宋体"/>
+          <w:sz w:val="28"/>
+          <w:szCs w:val="28"/>
+          <w:lang w:val="en-US" w:eastAsia="zh-CN"/>
+        </w:rPr>
+        <w:t>在省局执行数据容错勘误操作时，修改核心业务表与新增审计日志表的代码必须被包裹在同一个严密的数据库事务 (Transaction) 中。测试人员需模拟数据库宕机或断网异常，验证事务回滚机制是否生效，坚决杜绝出现“业务数据已篡改但未记录日志”或“记录了修改日志但业务旧数据未更新”的脏数据撕裂现象。</w:t>
+      </w:r>
+    </w:p>
+    <w:p>
+      <w:pPr>
+        <w:bidi w:val="0"/>
+        <w:rPr>
+          <w:rFonts w:hint="eastAsia" w:ascii="宋体" w:hAnsi="宋体" w:cs="宋体"/>
+          <w:b/>
+          <w:bCs/>
+          <w:sz w:val="28"/>
+          <w:szCs w:val="28"/>
+          <w:lang w:val="en-US" w:eastAsia="zh-CN"/>
+        </w:rPr>
+      </w:pPr>
+      <w:r>
+        <w:rPr>
+          <w:rFonts w:hint="eastAsia" w:ascii="宋体" w:hAnsi="宋体" w:cs="宋体"/>
+          <w:b/>
+          <w:bCs/>
+          <w:sz w:val="28"/>
+          <w:szCs w:val="28"/>
+          <w:lang w:val="en-US" w:eastAsia="zh-CN"/>
+        </w:rPr>
+        <w:t>通知范围与查询越权阻断：</w:t>
+      </w:r>
+    </w:p>
+    <w:p>
+      <w:pPr>
+        <w:bidi w:val="0"/>
+        <w:rPr>
+          <w:rFonts w:hint="eastAsia" w:ascii="宋体" w:hAnsi="宋体" w:cs="宋体"/>
+          <w:sz w:val="28"/>
+          <w:szCs w:val="28"/>
+          <w:lang w:val="en-US" w:eastAsia="zh-CN"/>
+        </w:rPr>
+      </w:pPr>
+      <w:r>
+        <w:rPr>
+          <w:rFonts w:hint="eastAsia" w:ascii="宋体" w:hAnsi="宋体" w:cs="宋体"/>
+          <w:sz w:val="28"/>
+          <w:szCs w:val="28"/>
+          <w:lang w:val="en-US" w:eastAsia="zh-CN"/>
+        </w:rPr>
+        <w:t>针对通知可见范围与查询引擎进行严格的鉴权边界测试。地市级账号尝试通过篡改接口参数跨越权限发布全省范围通告，或尝试拉取非本辖区企业的全局查询数据时，后端网关或权限拦截器必须立即抛出 403 Forbidden 异常并切断请求。</w:t>
+      </w:r>
+    </w:p>
+    <w:p>
+      <w:pPr>
+        <w:pStyle w:val="3"/>
+        <w:bidi w:val="0"/>
+        <w:jc w:val="left"/>
+        <w:rPr>
+          <w:rFonts w:hint="eastAsia"/>
+        </w:rPr>
+      </w:pPr>
+      <w:r>
+        <w:rPr>
+          <w:rFonts w:hint="eastAsia"/>
+        </w:rPr>
+        <w:t>第六章 沟通机制与配置管理计划</w:t>
       </w:r>
     </w:p>
     <w:p>
@@ -2416,23 +2850,55 @@
           <w:rStyle w:val="8"/>
           <w:rFonts w:hint="eastAsia"/>
         </w:rPr>
-        <w:t>6.2 变更控制与配置审计</w:t>
-      </w:r>
-      <w:r>
-        <w:rPr>
-          <w:rFonts w:hint="eastAsia" w:ascii="宋体" w:hAnsi="宋体" w:eastAsia="宋体" w:cs="宋体"/>
-          <w:sz w:val="28"/>
-          <w:szCs w:val="28"/>
-        </w:rPr>
-        <w:br w:type="textWrapping"/>
-      </w:r>
-      <w:r>
-        <w:rPr>
-          <w:rFonts w:hint="eastAsia" w:ascii="宋体" w:hAnsi="宋体" w:eastAsia="宋体" w:cs="宋体"/>
-          <w:sz w:val="28"/>
-          <w:szCs w:val="28"/>
-        </w:rPr>
-        <w:t>本V1.0计划书经评审确立后即成为范围基线。任何打破现有SRS框架的新增需求或逻辑改动，均属违规越界。若业务方确有变更诉求，必须启动正规的变更控制委员会（CCB）流程。申请方需正式提交业务变更申请单，由项目经理对变更影响域及工作量进行详尽评估。批准后方能在GitHub中立项专属的Change-Request追踪标签，并随之升级项目计划文档基线（如更新至V1.1版）。</w:t>
+        <w:t>6.1 GitHub配置管理规划</w:t>
+      </w:r>
+      <w:r>
+        <w:rPr>
+          <w:rFonts w:hint="eastAsia" w:ascii="宋体" w:hAnsi="宋体" w:eastAsia="宋体" w:cs="宋体"/>
+          <w:sz w:val="28"/>
+          <w:szCs w:val="28"/>
+        </w:rPr>
+        <w:br w:type="textWrapping"/>
+      </w:r>
+      <w:r>
+        <w:rPr>
+          <w:rFonts w:hint="eastAsia" w:ascii="宋体" w:hAnsi="宋体" w:eastAsia="宋体" w:cs="宋体"/>
+          <w:sz w:val="28"/>
+          <w:szCs w:val="28"/>
+        </w:rPr>
+        <w:t>项目组全局抛弃零散的文件传输模式，指定GitHub作为唯一配置管理中枢。</w:t>
+      </w:r>
+      <w:r>
+        <w:rPr>
+          <w:rFonts w:hint="eastAsia" w:ascii="宋体" w:hAnsi="宋体" w:eastAsia="宋体" w:cs="宋体"/>
+          <w:sz w:val="28"/>
+          <w:szCs w:val="28"/>
+        </w:rPr>
+        <w:br w:type="textWrapping"/>
+      </w:r>
+      <w:r>
+        <w:rPr>
+          <w:rFonts w:hint="eastAsia" w:ascii="宋体" w:hAnsi="宋体" w:eastAsia="宋体" w:cs="宋体"/>
+          <w:sz w:val="28"/>
+          <w:szCs w:val="28"/>
+        </w:rPr>
+        <w:t>采用严谨的GitFlow分支管理规范。设置受保护的main分支作为生产基线，develop分支作为日常持续集成主线。所有具体功能的开发必须拉取类似feature/FR-ENT-01的独立分支进行，功能完成后必须经过至少一名高级组员的Code Review方可执行合并。</w:t>
+      </w:r>
+      <w:r>
+        <w:rPr>
+          <w:rFonts w:hint="eastAsia" w:ascii="宋体" w:hAnsi="宋体" w:eastAsia="宋体" w:cs="宋体"/>
+          <w:sz w:val="28"/>
+          <w:szCs w:val="28"/>
+        </w:rPr>
+        <w:br w:type="textWrapping"/>
+      </w:r>
+      <w:r>
+        <w:rPr>
+          <w:rFonts w:hint="eastAsia" w:ascii="宋体" w:hAnsi="宋体" w:eastAsia="宋体" w:cs="宋体"/>
+          <w:sz w:val="28"/>
+          <w:szCs w:val="28"/>
+        </w:rPr>
+        <w:t>项目各版本的文档资产（包括本计划书、需求说明书、测试报告等）一律采用Markdown等纯文本结构语言编写，并统一存入代码库的/docs专用目录下，实现代码与文档的同级追溯与基线对齐。</w:t>
       </w:r>
     </w:p>
     <w:p>
@@ -2449,71 +2915,23 @@
           <w:rStyle w:val="8"/>
           <w:rFonts w:hint="eastAsia"/>
         </w:rPr>
-        <w:t>6.3 高频沟通矩阵</w:t>
-      </w:r>
-      <w:r>
-        <w:rPr>
-          <w:rFonts w:hint="eastAsia" w:ascii="宋体" w:hAnsi="宋体" w:eastAsia="宋体" w:cs="宋体"/>
-          <w:sz w:val="28"/>
-          <w:szCs w:val="28"/>
-        </w:rPr>
-        <w:br w:type="textWrapping"/>
-      </w:r>
-      <w:r>
-        <w:rPr>
-          <w:rFonts w:hint="eastAsia" w:ascii="宋体" w:hAnsi="宋体" w:eastAsia="宋体" w:cs="宋体"/>
-          <w:sz w:val="28"/>
-          <w:szCs w:val="28"/>
-        </w:rPr>
-        <w:t>(1) 敏捷站会：每个工作日上午10点召开15分钟会议，仅沟通三件事：昨天完成了什么、今天计划做什么、存在何种阻塞需要协调。</w:t>
-      </w:r>
-      <w:r>
-        <w:rPr>
-          <w:rFonts w:hint="eastAsia" w:ascii="宋体" w:hAnsi="宋体" w:eastAsia="宋体" w:cs="宋体"/>
-          <w:sz w:val="28"/>
-          <w:szCs w:val="28"/>
-        </w:rPr>
-        <w:br w:type="textWrapping"/>
-      </w:r>
-      <w:r>
-        <w:rPr>
-          <w:rFonts w:hint="eastAsia" w:ascii="宋体" w:hAnsi="宋体" w:eastAsia="宋体" w:cs="宋体"/>
-          <w:sz w:val="28"/>
-          <w:szCs w:val="28"/>
-        </w:rPr>
-        <w:t>(2) 迭代演示评审：每周五下午举行Sprint阶段演示，由前后端开发人员向产品人员及项目经理直接展示本周产出的可用软件片段。</w:t>
-      </w:r>
-      <w:r>
-        <w:rPr>
-          <w:rFonts w:hint="eastAsia" w:ascii="宋体" w:hAnsi="宋体" w:eastAsia="宋体" w:cs="宋体"/>
-          <w:sz w:val="28"/>
-          <w:szCs w:val="28"/>
-        </w:rPr>
-        <w:br w:type="textWrapping"/>
-      </w:r>
-      <w:r>
-        <w:rPr>
-          <w:rFonts w:hint="eastAsia" w:ascii="宋体" w:hAnsi="宋体" w:eastAsia="宋体" w:cs="宋体"/>
-          <w:sz w:val="28"/>
-          <w:szCs w:val="28"/>
-        </w:rPr>
-        <w:t>(3) 项目周报制度：每周五晚间，项目经理汇总GitHub看板数据，撰写详尽的项目周报，抄送全体组员及甲方项目干系人，对进度偏差率及隐患风险进行高亮预警。</w:t>
-      </w:r>
-    </w:p>
-    <w:p>
-      <w:pPr>
-        <w:pStyle w:val="3"/>
-        <w:bidi w:val="0"/>
-        <w:jc w:val="left"/>
-        <w:rPr>
-          <w:rFonts w:hint="eastAsia"/>
-        </w:rPr>
-      </w:pPr>
-      <w:r>
-        <w:rPr>
-          <w:rFonts w:hint="eastAsia"/>
-        </w:rPr>
-        <w:t>第七章 风险管理计划</w:t>
+        <w:t>6.2 变更控制与配置审计</w:t>
+      </w:r>
+      <w:r>
+        <w:rPr>
+          <w:rFonts w:hint="eastAsia" w:ascii="宋体" w:hAnsi="宋体" w:eastAsia="宋体" w:cs="宋体"/>
+          <w:sz w:val="28"/>
+          <w:szCs w:val="28"/>
+        </w:rPr>
+        <w:br w:type="textWrapping"/>
+      </w:r>
+      <w:r>
+        <w:rPr>
+          <w:rFonts w:hint="eastAsia" w:ascii="宋体" w:hAnsi="宋体" w:eastAsia="宋体" w:cs="宋体"/>
+          <w:sz w:val="28"/>
+          <w:szCs w:val="28"/>
+        </w:rPr>
+        <w:t>本V1.0计划书经评审确立后即成为范围基线。任何打破现有SRS框架的新增需求或逻辑改动，均属违规越界。若业务方确有变更诉求，必须启动正规的变更控制委员会（CCB）流程。申请方需正式提交业务变更申请单，由项目经理对变更影响域及工作量进行详尽评估。批准后方能在GitHub中立项专属的Change-Request追踪标签，并随之升级项目计划文档基线（如更新至V1.1版）。</w:t>
       </w:r>
     </w:p>
     <w:p>
@@ -2530,6 +2948,87 @@
           <w:rStyle w:val="8"/>
           <w:rFonts w:hint="eastAsia"/>
         </w:rPr>
+        <w:t>6.3 高频沟通矩阵</w:t>
+      </w:r>
+      <w:r>
+        <w:rPr>
+          <w:rFonts w:hint="eastAsia" w:ascii="宋体" w:hAnsi="宋体" w:eastAsia="宋体" w:cs="宋体"/>
+          <w:sz w:val="28"/>
+          <w:szCs w:val="28"/>
+        </w:rPr>
+        <w:br w:type="textWrapping"/>
+      </w:r>
+      <w:r>
+        <w:rPr>
+          <w:rFonts w:hint="eastAsia" w:ascii="宋体" w:hAnsi="宋体" w:eastAsia="宋体" w:cs="宋体"/>
+          <w:sz w:val="28"/>
+          <w:szCs w:val="28"/>
+        </w:rPr>
+        <w:t>(1) 敏捷站会：每个工作日上午10点召开15分钟会议，仅沟通三件事：昨天完成了什么、今天计划做什么、存在何种阻塞需要协调。</w:t>
+      </w:r>
+      <w:r>
+        <w:rPr>
+          <w:rFonts w:hint="eastAsia" w:ascii="宋体" w:hAnsi="宋体" w:eastAsia="宋体" w:cs="宋体"/>
+          <w:sz w:val="28"/>
+          <w:szCs w:val="28"/>
+        </w:rPr>
+        <w:br w:type="textWrapping"/>
+      </w:r>
+      <w:r>
+        <w:rPr>
+          <w:rFonts w:hint="eastAsia" w:ascii="宋体" w:hAnsi="宋体" w:eastAsia="宋体" w:cs="宋体"/>
+          <w:sz w:val="28"/>
+          <w:szCs w:val="28"/>
+        </w:rPr>
+        <w:t>(2) 迭代演示评审：每周五下午举行Sprint阶段演示，由前后端开发人员向产品人员及项目经理直接展示本周产出的可用软件片段。</w:t>
+      </w:r>
+      <w:r>
+        <w:rPr>
+          <w:rFonts w:hint="eastAsia" w:ascii="宋体" w:hAnsi="宋体" w:eastAsia="宋体" w:cs="宋体"/>
+          <w:sz w:val="28"/>
+          <w:szCs w:val="28"/>
+        </w:rPr>
+        <w:br w:type="textWrapping"/>
+      </w:r>
+      <w:r>
+        <w:rPr>
+          <w:rFonts w:hint="eastAsia" w:ascii="宋体" w:hAnsi="宋体" w:eastAsia="宋体" w:cs="宋体"/>
+          <w:sz w:val="28"/>
+          <w:szCs w:val="28"/>
+        </w:rPr>
+        <w:t>(3) 项目周报制度：每周五晚间，项目经理汇总GitHub看板数据，撰写详尽的项目周报，抄送全体组员及甲方项目干系人，对进度偏差率及隐患风险进行高亮预警。</w:t>
+      </w:r>
+    </w:p>
+    <w:p>
+      <w:pPr>
+        <w:pStyle w:val="3"/>
+        <w:bidi w:val="0"/>
+        <w:jc w:val="left"/>
+        <w:rPr>
+          <w:rFonts w:hint="eastAsia"/>
+        </w:rPr>
+      </w:pPr>
+      <w:r>
+        <w:rPr>
+          <w:rFonts w:hint="eastAsia"/>
+        </w:rPr>
+        <w:t>第七章 风险管理计划</w:t>
+      </w:r>
+    </w:p>
+    <w:p>
+      <w:pPr>
+        <w:bidi w:val="0"/>
+        <w:rPr>
+          <w:rFonts w:hint="eastAsia" w:ascii="宋体" w:hAnsi="宋体" w:eastAsia="宋体" w:cs="宋体"/>
+          <w:sz w:val="28"/>
+          <w:szCs w:val="28"/>
+        </w:rPr>
+      </w:pPr>
+      <w:r>
+        <w:rPr>
+          <w:rStyle w:val="8"/>
+          <w:rFonts w:hint="eastAsia"/>
+        </w:rPr>
         <w:t>7.1 风险识别与应对库</w:t>
       </w:r>
       <w:r>
@@ -2603,14 +3102,18 @@
         <w:bidi w:val="0"/>
         <w:rPr>
           <w:rFonts w:hint="eastAsia" w:ascii="宋体" w:hAnsi="宋体" w:cs="宋体"/>
-          <w:sz w:val="28"/>
-          <w:szCs w:val="28"/>
-          <w:lang w:val="en-US" w:eastAsia="zh-CN"/>
-        </w:rPr>
-      </w:pPr>
-      <w:r>
-        <w:rPr>
-          <w:rFonts w:hint="eastAsia" w:ascii="宋体" w:hAnsi="宋体" w:cs="宋体"/>
+          <w:b/>
+          <w:bCs/>
+          <w:sz w:val="28"/>
+          <w:szCs w:val="28"/>
+          <w:lang w:val="en-US" w:eastAsia="zh-CN"/>
+        </w:rPr>
+      </w:pPr>
+      <w:r>
+        <w:rPr>
+          <w:rFonts w:hint="eastAsia" w:ascii="宋体" w:hAnsi="宋体" w:cs="宋体"/>
+          <w:b/>
+          <w:bCs/>
           <w:sz w:val="28"/>
           <w:szCs w:val="28"/>
           <w:lang w:val="en-US" w:eastAsia="zh-CN"/>
@@ -2663,14 +3166,18 @@
         <w:bidi w:val="0"/>
         <w:rPr>
           <w:rFonts w:hint="eastAsia" w:ascii="宋体" w:hAnsi="宋体" w:cs="宋体"/>
-          <w:sz w:val="28"/>
-          <w:szCs w:val="28"/>
-          <w:lang w:val="en-US" w:eastAsia="zh-CN"/>
-        </w:rPr>
-      </w:pPr>
-      <w:r>
-        <w:rPr>
-          <w:rFonts w:hint="eastAsia" w:ascii="宋体" w:hAnsi="宋体" w:cs="宋体"/>
+          <w:b/>
+          <w:bCs/>
+          <w:sz w:val="28"/>
+          <w:szCs w:val="28"/>
+          <w:lang w:val="en-US" w:eastAsia="zh-CN"/>
+        </w:rPr>
+      </w:pPr>
+      <w:r>
+        <w:rPr>
+          <w:rFonts w:hint="eastAsia" w:ascii="宋体" w:hAnsi="宋体" w:cs="宋体"/>
+          <w:b/>
+          <w:bCs/>
           <w:sz w:val="28"/>
           <w:szCs w:val="28"/>
           <w:lang w:val="en-US" w:eastAsia="zh-CN"/>
@@ -2723,6 +3230,8 @@
         <w:bidi w:val="0"/>
         <w:rPr>
           <w:rFonts w:hint="default" w:ascii="宋体" w:hAnsi="宋体" w:cs="宋体"/>
+          <w:b/>
+          <w:bCs/>
           <w:sz w:val="28"/>
           <w:szCs w:val="28"/>
           <w:lang w:val="en-US" w:eastAsia="zh-CN"/>
@@ -2731,6 +3240,8 @@
       <w:r>
         <w:rPr>
           <w:rFonts w:hint="default" w:ascii="宋体" w:hAnsi="宋体" w:cs="宋体"/>
+          <w:b/>
+          <w:bCs/>
           <w:sz w:val="28"/>
           <w:szCs w:val="28"/>
           <w:lang w:val="en-US" w:eastAsia="zh-CN"/>
@@ -2776,6 +3287,70 @@
           <w:lang w:val="en-US" w:eastAsia="zh-CN"/>
         </w:rPr>
         <w:t>应对策略：后端研发需严格把控事务包裹粒度，采用乐观锁机制控制并发修改冲突。同时要求在应用层日志收集集成模块中，前置增加对执行时间大于3秒的慢查询SQL监控及Error级错误栈预警机制。</w:t>
+      </w:r>
+    </w:p>
+    <w:p>
+      <w:pPr>
+        <w:bidi w:val="0"/>
+        <w:rPr>
+          <w:rFonts w:hint="default" w:ascii="宋体" w:hAnsi="宋体" w:cs="宋体"/>
+          <w:b/>
+          <w:bCs/>
+          <w:sz w:val="28"/>
+          <w:szCs w:val="28"/>
+          <w:lang w:val="en-US" w:eastAsia="zh-CN"/>
+        </w:rPr>
+      </w:pPr>
+      <w:r>
+        <w:rPr>
+          <w:rFonts w:hint="default" w:ascii="宋体" w:hAnsi="宋体" w:cs="宋体"/>
+          <w:b/>
+          <w:bCs/>
+          <w:sz w:val="28"/>
+          <w:szCs w:val="28"/>
+          <w:lang w:val="en-US" w:eastAsia="zh-CN"/>
+        </w:rPr>
+        <w:t>风险 ID-R07：历史数据错位与统计口径撕裂风险 (高概率/高影响)</w:t>
+      </w:r>
+    </w:p>
+    <w:p>
+      <w:pPr>
+        <w:bidi w:val="0"/>
+        <w:rPr>
+          <w:rFonts w:hint="default" w:ascii="宋体" w:hAnsi="宋体" w:cs="宋体"/>
+          <w:sz w:val="28"/>
+          <w:szCs w:val="28"/>
+          <w:lang w:val="en-US" w:eastAsia="zh-CN"/>
+        </w:rPr>
+      </w:pPr>
+      <w:r>
+        <w:rPr>
+          <w:rFonts w:hint="default" w:ascii="宋体" w:hAnsi="宋体" w:cs="宋体"/>
+          <w:sz w:val="28"/>
+          <w:szCs w:val="28"/>
+          <w:lang w:val="en-US" w:eastAsia="zh-CN"/>
+        </w:rPr>
+        <w:t>描述：由“全月”改为“一季度半月”后，省局的 ECharts BI 大屏在做全省数据聚合与时序趋势折线图时，会因为第一季度拥有双倍的数据切片，导致图表X轴刻度畸变与数据统计口径撕裂。</w:t>
+      </w:r>
+    </w:p>
+    <w:p>
+      <w:pPr>
+        <w:bidi w:val="0"/>
+        <w:rPr>
+          <w:rFonts w:hint="default" w:ascii="宋体" w:hAnsi="宋体" w:cs="宋体"/>
+          <w:sz w:val="28"/>
+          <w:szCs w:val="28"/>
+          <w:lang w:val="en-US" w:eastAsia="zh-CN"/>
+        </w:rPr>
+      </w:pPr>
+      <w:r>
+        <w:rPr>
+          <w:rFonts w:hint="default" w:ascii="宋体" w:hAnsi="宋体" w:cs="宋体"/>
+          <w:sz w:val="28"/>
+          <w:szCs w:val="28"/>
+          <w:lang w:val="en-US" w:eastAsia="zh-CN"/>
+        </w:rPr>
+        <w:t>应对策略：后端在编写数据清洗聚合 SQL 时，强制加入时间维度转换中间件（MapReduce逻辑）。将1-3月的两个半月数据在底层聚合成一个虚拟的“全月汇总数据”后，再统一提供给前端大屏渲染，以保障宏观趋势分析口径的绝对平滑统一。</w:t>
       </w:r>
     </w:p>
     <w:p>

--- a/软件项目管理项目计划.docx
+++ b/软件项目管理项目计划.docx
@@ -60,7 +60,7 @@
           <w:szCs w:val="28"/>
           <w:lang w:val="en-US" w:eastAsia="zh-CN"/>
         </w:rPr>
-        <w:t>.3</w:t>
+        <w:t>.4</w:t>
       </w:r>
       <w:r>
         <w:rPr>
@@ -102,7 +102,7 @@
           <w:szCs w:val="28"/>
           <w:lang w:val="en-US" w:eastAsia="zh-CN"/>
         </w:rPr>
-        <w:t>5</w:t>
+        <w:t>12</w:t>
       </w:r>
       <w:r>
         <w:rPr>
@@ -200,19 +200,12 @@
           <w:sz w:val="28"/>
           <w:szCs w:val="28"/>
         </w:rPr>
-        <w:t>2026年4月3日（第三周周五），客户方正式提出重大需求变更（需求变更单号：CR-2026-001），要求打破原SRS中统一定义的“月度填报”规则，改为“1、2、3月实行半月报（即每月上、下旬各上报一次），4至12月恢复为整月报”。</w:t>
-      </w:r>
-    </w:p>
-    <w:p>
-      <w:pPr>
-        <w:bidi w:val="0"/>
-        <w:rPr>
-          <w:rFonts w:hint="eastAsia" w:ascii="宋体" w:hAnsi="宋体" w:eastAsia="宋体" w:cs="宋体"/>
-          <w:sz w:val="28"/>
-          <w:szCs w:val="28"/>
-        </w:rPr>
-      </w:pPr>
-      <w:r>
+        <w:t>2026年4月10日（第四周周五），客户方提出第二次重大需求变更（需求变更单号：CR-2026-002）。要求系统在原有PC端基础上，全面支持企业填报、市级初审及省局终审三大核心业务的移动端（手机H5/政务钉钉）适配操作。</w:t>
+      </w:r>
+    </w:p>
+    <w:p>
+      <w:pPr>
+        <w:bidi w:val="0"/>
         <w:rPr>
           <w:rFonts w:hint="default" w:ascii="宋体" w:hAnsi="宋体" w:eastAsia="宋体" w:cs="宋体"/>
           <w:b/>
@@ -220,7 +213,38 @@
           <w:sz w:val="28"/>
           <w:szCs w:val="28"/>
         </w:rPr>
-        <w:t>由于该变更直接推翻了前期设计的核心数据结构与定时器流转逻辑，项目经理田新哲于本周末紧急召开变更控制会议。经研判，正式启用项目计划中的缓冲储备金，对第四周（Sprint 4，4月6日至4月12日）的时间进度与人力分配进行强行打断与重构。原定于本周的“省局BI大屏完全体”将被迫部分延期，全员集中火力抢修底层频次逻辑，确保不影响系统整体交付基线。</w:t>
+      </w:pPr>
+      <w:r>
+        <w:rPr>
+          <w:rFonts w:hint="default" w:ascii="宋体" w:hAnsi="宋体" w:eastAsia="宋体" w:cs="宋体"/>
+          <w:b/>
+          <w:bCs/>
+          <w:sz w:val="28"/>
+          <w:szCs w:val="28"/>
+        </w:rPr>
+        <w:t>此时项目已进入第五周（Sprint 5，4月13日至4月19日），原定计划为全量系统集成测试（SIT）与性能压测周。经项目经理田新哲与CCB评估，移动端适配涉及大量前端组件重构及移动端专用的安全鉴权开发，属于高强度范围蔓延。</w:t>
+      </w:r>
+    </w:p>
+    <w:p>
+      <w:pPr>
+        <w:bidi w:val="0"/>
+        <w:rPr>
+          <w:rFonts w:hint="default" w:ascii="宋体" w:hAnsi="宋体" w:eastAsia="宋体" w:cs="宋体"/>
+          <w:b/>
+          <w:bCs/>
+          <w:sz w:val="28"/>
+          <w:szCs w:val="28"/>
+        </w:rPr>
+      </w:pPr>
+      <w:r>
+        <w:rPr>
+          <w:rFonts w:hint="default" w:ascii="宋体" w:hAnsi="宋体" w:eastAsia="宋体" w:cs="宋体"/>
+          <w:b/>
+          <w:bCs/>
+          <w:sz w:val="28"/>
+          <w:szCs w:val="28"/>
+        </w:rPr>
+        <w:t>本周计划被迫进行“双轨并行”调整：一方面启动移动端响应式架构开发，另一方面在功能尚未封版的情况下同步开展增量集成测试。项目计划正式迭代升级为移动化重构基线版。</w:t>
       </w:r>
     </w:p>
     <w:p>
@@ -249,7 +273,7 @@
       </w:pPr>
       <w:r>
         <w:rPr>
-          <w:rStyle w:val="8"/>
+          <w:rStyle w:val="9"/>
           <w:rFonts w:hint="eastAsia"/>
           <w:lang w:val="en-US" w:eastAsia="zh-CN"/>
         </w:rPr>
@@ -341,109 +365,227 @@
         <w:bidi w:val="0"/>
         <w:rPr>
           <w:rFonts w:hint="eastAsia" w:ascii="宋体" w:hAnsi="宋体" w:eastAsia="宋体" w:cs="宋体"/>
-          <w:b/>
-          <w:bCs/>
+          <w:b w:val="0"/>
+          <w:bCs w:val="0"/>
+          <w:color w:val="000000" w:themeColor="text1"/>
+          <w:sz w:val="28"/>
+          <w:szCs w:val="28"/>
+          <w14:textFill>
+            <w14:solidFill>
+              <w14:schemeClr w14:val="tx1"/>
+            </w14:solidFill>
+          </w14:textFill>
+        </w:rPr>
+      </w:pPr>
+      <w:r>
+        <w:rPr>
+          <w:rFonts w:hint="eastAsia" w:ascii="宋体" w:hAnsi="宋体" w:cs="宋体"/>
+          <w:b w:val="0"/>
+          <w:bCs w:val="0"/>
+          <w:color w:val="000000" w:themeColor="text1"/>
+          <w:sz w:val="28"/>
+          <w:szCs w:val="28"/>
+          <w:lang w:val="en-US" w:eastAsia="zh-CN"/>
+          <w14:textFill>
+            <w14:solidFill>
+              <w14:schemeClr w14:val="tx1"/>
+            </w14:solidFill>
+          </w14:textFill>
+        </w:rPr>
+        <w:t>(5)</w:t>
+      </w:r>
+      <w:r>
+        <w:rPr>
+          <w:rFonts w:hint="eastAsia" w:ascii="宋体" w:hAnsi="宋体" w:eastAsia="宋体" w:cs="宋体"/>
+          <w:b w:val="0"/>
+          <w:bCs w:val="0"/>
+          <w:color w:val="000000" w:themeColor="text1"/>
+          <w:sz w:val="28"/>
+          <w:szCs w:val="28"/>
+          <w14:textFill>
+            <w14:solidFill>
+              <w14:schemeClr w14:val="tx1"/>
+            </w14:solidFill>
+          </w14:textFill>
+        </w:rPr>
+        <w:t>填报频次动态控制与周期重构</w:t>
+      </w:r>
+      <w:r>
+        <w:rPr>
+          <w:rFonts w:hint="eastAsia" w:ascii="宋体" w:hAnsi="宋体" w:cs="宋体"/>
+          <w:b w:val="0"/>
+          <w:bCs w:val="0"/>
+          <w:color w:val="000000" w:themeColor="text1"/>
+          <w:sz w:val="28"/>
+          <w:szCs w:val="28"/>
+          <w:lang w:val="en-US" w:eastAsia="zh-CN"/>
+          <w14:textFill>
+            <w14:solidFill>
+              <w14:schemeClr w14:val="tx1"/>
+            </w14:solidFill>
+          </w14:textFill>
+        </w:rPr>
+        <w:t>:</w:t>
+      </w:r>
+      <w:r>
+        <w:rPr>
+          <w:rFonts w:hint="eastAsia" w:ascii="宋体" w:hAnsi="宋体" w:eastAsia="宋体" w:cs="宋体"/>
+          <w:b w:val="0"/>
+          <w:bCs w:val="0"/>
+          <w:color w:val="000000" w:themeColor="text1"/>
+          <w:sz w:val="28"/>
+          <w:szCs w:val="28"/>
+          <w14:textFill>
+            <w14:solidFill>
+              <w14:schemeClr w14:val="tx1"/>
+            </w14:solidFill>
+          </w14:textFill>
+        </w:rPr>
+        <w:t>废弃原单一维度的 report_month 字段强校验逻辑。新增“调查期频次动态控制阀”机制，支持系统底层判断当前系统月份，自动切换“半月报”或“整月报”的时间窗口期校验策略。升级前端日历控件与后端填报记录表的主键策略，支持形如“202603-1（3月上半月）”、“202603-2（3月下半月）”的异构期数标识落库。</w:t>
+      </w:r>
+    </w:p>
+    <w:p>
+      <w:pPr>
+        <w:bidi w:val="0"/>
+        <w:rPr>
+          <w:rFonts w:hint="eastAsia" w:ascii="宋体" w:hAnsi="宋体" w:eastAsia="宋体" w:cs="宋体"/>
+          <w:b w:val="0"/>
+          <w:bCs w:val="0"/>
           <w:color w:val="FF0000"/>
           <w:sz w:val="28"/>
           <w:szCs w:val="28"/>
-        </w:rPr>
-      </w:pPr>
-      <w:r>
-        <w:rPr>
-          <w:rFonts w:hint="eastAsia" w:ascii="宋体" w:hAnsi="宋体" w:eastAsia="宋体" w:cs="宋体"/>
-          <w:b/>
-          <w:bCs/>
+          <w:lang w:eastAsia="zh-CN"/>
+        </w:rPr>
+      </w:pPr>
+      <w:r>
+        <w:rPr>
+          <w:rFonts w:hint="eastAsia" w:ascii="宋体" w:hAnsi="宋体" w:cs="宋体"/>
+          <w:b w:val="0"/>
+          <w:bCs w:val="0"/>
           <w:color w:val="FF0000"/>
           <w:sz w:val="28"/>
           <w:szCs w:val="28"/>
-        </w:rPr>
-        <w:t xml:space="preserve">新增 </w:t>
-      </w:r>
-    </w:p>
-    <w:p>
-      <w:pPr>
-        <w:bidi w:val="0"/>
-        <w:rPr>
-          <w:rFonts w:hint="eastAsia" w:ascii="宋体" w:hAnsi="宋体" w:eastAsia="宋体" w:cs="宋体"/>
-          <w:b/>
-          <w:bCs/>
+          <w:lang w:eastAsia="zh-CN"/>
+        </w:rPr>
+        <w:t>新增</w:t>
+      </w:r>
+    </w:p>
+    <w:p>
+      <w:pPr>
+        <w:bidi w:val="0"/>
+        <w:rPr>
+          <w:rFonts w:hint="eastAsia" w:ascii="宋体" w:hAnsi="宋体" w:cs="宋体"/>
+          <w:b w:val="0"/>
+          <w:bCs w:val="0"/>
           <w:color w:val="FF0000"/>
           <w:sz w:val="28"/>
           <w:szCs w:val="28"/>
-        </w:rPr>
-      </w:pPr>
-      <w:r>
-        <w:rPr>
-          <w:rFonts w:hint="eastAsia" w:ascii="宋体" w:hAnsi="宋体" w:cs="宋体"/>
-          <w:b/>
-          <w:bCs/>
+          <w:lang w:val="en-US" w:eastAsia="zh-CN"/>
+        </w:rPr>
+      </w:pPr>
+      <w:r>
+        <w:rPr>
+          <w:rFonts w:hint="eastAsia" w:ascii="宋体" w:hAnsi="宋体" w:cs="宋体"/>
+          <w:b w:val="0"/>
+          <w:bCs w:val="0"/>
           <w:color w:val="FF0000"/>
           <w:sz w:val="28"/>
           <w:szCs w:val="28"/>
           <w:lang w:val="en-US" w:eastAsia="zh-CN"/>
         </w:rPr>
-        <w:t>(5)</w:t>
-      </w:r>
-      <w:r>
-        <w:rPr>
-          <w:rFonts w:hint="eastAsia" w:ascii="宋体" w:hAnsi="宋体" w:eastAsia="宋体" w:cs="宋体"/>
-          <w:b/>
-          <w:bCs/>
+        <w:t>(6)移动端全业务适配模块</w:t>
+      </w:r>
+    </w:p>
+    <w:p>
+      <w:pPr>
+        <w:bidi w:val="0"/>
+        <w:rPr>
+          <w:rFonts w:hint="eastAsia" w:ascii="宋体" w:hAnsi="宋体" w:cs="宋体"/>
+          <w:b w:val="0"/>
+          <w:bCs w:val="0"/>
           <w:color w:val="FF0000"/>
           <w:sz w:val="28"/>
           <w:szCs w:val="28"/>
-        </w:rPr>
-        <w:t>填报频次动态控制与周期重构</w:t>
-      </w:r>
-      <w:r>
-        <w:rPr>
-          <w:rFonts w:hint="eastAsia" w:ascii="宋体" w:hAnsi="宋体" w:cs="宋体"/>
-          <w:b/>
-          <w:bCs/>
+          <w:lang w:val="en-US" w:eastAsia="zh-CN"/>
+        </w:rPr>
+      </w:pPr>
+      <w:r>
+        <w:rPr>
+          <w:rFonts w:hint="eastAsia" w:ascii="宋体" w:hAnsi="宋体" w:cs="宋体"/>
+          <w:b w:val="0"/>
+          <w:bCs w:val="0"/>
           <w:color w:val="FF0000"/>
           <w:sz w:val="28"/>
           <w:szCs w:val="28"/>
           <w:lang w:val="en-US" w:eastAsia="zh-CN"/>
         </w:rPr>
-        <w:t>:</w:t>
-      </w:r>
-      <w:r>
-        <w:rPr>
-          <w:rFonts w:hint="eastAsia" w:ascii="宋体" w:hAnsi="宋体" w:eastAsia="宋体" w:cs="宋体"/>
-          <w:b/>
-          <w:bCs/>
+        <w:t>移动端 UI/UX 重构：引入移动端 UI 组件库（如 Vant/AntD Mobile），实现企业端 12 个核心填报表单的移动端自适应布局，确保在不同尺寸手机屏幕下的交互可用性。</w:t>
+      </w:r>
+    </w:p>
+    <w:p>
+      <w:pPr>
+        <w:bidi w:val="0"/>
+        <w:rPr>
+          <w:rFonts w:hint="eastAsia" w:ascii="宋体" w:hAnsi="宋体" w:cs="宋体"/>
+          <w:b w:val="0"/>
+          <w:bCs w:val="0"/>
           <w:color w:val="FF0000"/>
           <w:sz w:val="28"/>
           <w:szCs w:val="28"/>
-        </w:rPr>
-        <w:t>废弃原单一维度的 report_month 字段强校验逻辑。新增“调查期频次动态控制阀”机制，支持系统底层判断当前系统月份，自动切换“半月报”或“整月报”的时间窗口期校验策略。</w:t>
-      </w:r>
-      <w:bookmarkStart w:id="0" w:name="_GoBack"/>
-      <w:bookmarkEnd w:id="0"/>
-      <w:r>
-        <w:rPr>
-          <w:rFonts w:hint="eastAsia" w:ascii="宋体" w:hAnsi="宋体" w:eastAsia="宋体" w:cs="宋体"/>
-          <w:b/>
-          <w:bCs/>
+          <w:lang w:val="en-US" w:eastAsia="zh-CN"/>
+        </w:rPr>
+      </w:pPr>
+      <w:r>
+        <w:rPr>
+          <w:rFonts w:hint="eastAsia" w:ascii="宋体" w:hAnsi="宋体" w:cs="宋体"/>
+          <w:b w:val="0"/>
+          <w:bCs w:val="0"/>
           <w:color w:val="FF0000"/>
           <w:sz w:val="28"/>
           <w:szCs w:val="28"/>
-        </w:rPr>
-        <w:t>升级前端日历控件与后端填报记录表的主键策略，支持形如“202603-1（3月上半月）”、“202603-2（3月下半月）”的异构期数标识落库。</w:t>
-      </w:r>
-    </w:p>
-    <w:p>
-      <w:pPr>
-        <w:bidi w:val="0"/>
-        <w:rPr>
-          <w:rFonts w:hint="eastAsia" w:ascii="宋体" w:hAnsi="宋体" w:eastAsia="宋体" w:cs="宋体"/>
-          <w:sz w:val="28"/>
-          <w:szCs w:val="28"/>
-        </w:rPr>
-      </w:pPr>
-      <w:r>
-        <w:rPr>
-          <w:rStyle w:val="8"/>
+          <w:lang w:val="en-US" w:eastAsia="zh-CN"/>
+        </w:rPr>
+        <w:t>移动端身份鉴权安全加固：针对移动端无 Cookie 的特性，研发基于 JWT (JSON Web Token) 的移动端专用认证机制。</w:t>
+      </w:r>
+    </w:p>
+    <w:p>
+      <w:pPr>
+        <w:bidi w:val="0"/>
+        <w:rPr>
+          <w:rFonts w:hint="default" w:ascii="宋体" w:hAnsi="宋体" w:eastAsia="宋体" w:cs="宋体"/>
+          <w:b w:val="0"/>
+          <w:bCs w:val="0"/>
+          <w:color w:val="FF0000"/>
+          <w:sz w:val="28"/>
+          <w:szCs w:val="28"/>
+          <w:lang w:val="en-US" w:eastAsia="zh-CN"/>
+        </w:rPr>
+      </w:pPr>
+      <w:r>
+        <w:rPr>
+          <w:rFonts w:hint="eastAsia" w:ascii="宋体" w:hAnsi="宋体" w:cs="宋体"/>
+          <w:b w:val="0"/>
+          <w:bCs w:val="0"/>
+          <w:color w:val="FF0000"/>
+          <w:sz w:val="28"/>
+          <w:szCs w:val="28"/>
+          <w:lang w:val="en-US" w:eastAsia="zh-CN"/>
+        </w:rPr>
+        <w:t>移动端业务流转适配：移植市级初审、省局终审业务逻辑至手机端，实现移动端一键审核与退回功能。</w:t>
+      </w:r>
+    </w:p>
+    <w:p>
+      <w:pPr>
+        <w:bidi w:val="0"/>
+        <w:rPr>
+          <w:rFonts w:hint="eastAsia" w:ascii="宋体" w:hAnsi="宋体" w:eastAsia="宋体" w:cs="宋体"/>
+          <w:sz w:val="28"/>
+          <w:szCs w:val="28"/>
+        </w:rPr>
+      </w:pPr>
+      <w:r>
+        <w:rPr>
+          <w:rStyle w:val="9"/>
           <w:rFonts w:hint="eastAsia"/>
           <w:lang w:val="en-US" w:eastAsia="zh-CN"/>
         </w:rPr>
@@ -508,7 +650,7 @@
       </w:pPr>
       <w:r>
         <w:rPr>
-          <w:rStyle w:val="8"/>
+          <w:rStyle w:val="9"/>
           <w:rFonts w:hint="eastAsia"/>
           <w:lang w:val="en-US" w:eastAsia="zh-CN"/>
         </w:rPr>
@@ -622,7 +764,7 @@
       </w:pPr>
       <w:r>
         <w:rPr>
-          <w:rStyle w:val="8"/>
+          <w:rStyle w:val="9"/>
           <w:rFonts w:hint="eastAsia"/>
           <w:lang w:val="en-US" w:eastAsia="zh-CN"/>
         </w:rPr>
@@ -705,7 +847,7 @@
       </w:pPr>
       <w:r>
         <w:rPr>
-          <w:rStyle w:val="8"/>
+          <w:rStyle w:val="9"/>
           <w:rFonts w:hint="eastAsia"/>
         </w:rPr>
         <w:t>3.1 总体里程碑与迭代排期</w:t>
@@ -801,7 +943,7 @@
     </w:p>
     <w:p>
       <w:pPr>
-        <w:pStyle w:val="5"/>
+        <w:pStyle w:val="6"/>
         <w:keepNext w:val="0"/>
         <w:keepLines w:val="0"/>
         <w:widowControl/>
@@ -931,7 +1073,7 @@
     </w:p>
     <w:p>
       <w:pPr>
-        <w:pStyle w:val="5"/>
+        <w:pStyle w:val="6"/>
         <w:keepNext w:val="0"/>
         <w:keepLines w:val="0"/>
         <w:widowControl/>
@@ -1089,7 +1231,7 @@
     </w:p>
     <w:p>
       <w:pPr>
-        <w:pStyle w:val="5"/>
+        <w:pStyle w:val="6"/>
         <w:keepNext w:val="0"/>
         <w:keepLines w:val="0"/>
         <w:widowControl/>
@@ -1219,7 +1361,7 @@
     </w:p>
     <w:p>
       <w:pPr>
-        <w:pStyle w:val="5"/>
+        <w:pStyle w:val="6"/>
         <w:keepNext w:val="0"/>
         <w:keepLines w:val="0"/>
         <w:widowControl/>
@@ -1349,7 +1491,7 @@
     </w:p>
     <w:p>
       <w:pPr>
-        <w:pStyle w:val="5"/>
+        <w:pStyle w:val="6"/>
         <w:keepNext w:val="0"/>
         <w:keepLines w:val="0"/>
         <w:widowControl/>
@@ -1429,7 +1571,7 @@
     </w:p>
     <w:p>
       <w:pPr>
-        <w:pStyle w:val="5"/>
+        <w:pStyle w:val="6"/>
         <w:keepNext w:val="0"/>
         <w:keepLines w:val="0"/>
         <w:widowControl/>
@@ -1453,7 +1595,7 @@
     </w:p>
     <w:p>
       <w:pPr>
-        <w:pStyle w:val="5"/>
+        <w:pStyle w:val="6"/>
         <w:keepNext w:val="0"/>
         <w:keepLines w:val="0"/>
         <w:widowControl/>
@@ -1487,7 +1629,7 @@
     </w:p>
     <w:p>
       <w:pPr>
-        <w:pStyle w:val="5"/>
+        <w:pStyle w:val="6"/>
         <w:keepNext w:val="0"/>
         <w:keepLines w:val="0"/>
         <w:widowControl/>
@@ -1511,7 +1653,7 @@
     </w:p>
     <w:p>
       <w:pPr>
-        <w:pStyle w:val="5"/>
+        <w:pStyle w:val="6"/>
         <w:keepNext w:val="0"/>
         <w:keepLines w:val="0"/>
         <w:widowControl/>
@@ -1535,7 +1677,7 @@
     </w:p>
     <w:p>
       <w:pPr>
-        <w:pStyle w:val="5"/>
+        <w:pStyle w:val="6"/>
         <w:keepNext w:val="0"/>
         <w:keepLines w:val="0"/>
         <w:widowControl/>
@@ -1569,7 +1711,7 @@
     </w:p>
     <w:p>
       <w:pPr>
-        <w:pStyle w:val="5"/>
+        <w:pStyle w:val="6"/>
         <w:keepNext w:val="0"/>
         <w:keepLines w:val="0"/>
         <w:widowControl/>
@@ -1593,7 +1735,7 @@
     </w:p>
     <w:p>
       <w:pPr>
-        <w:pStyle w:val="5"/>
+        <w:pStyle w:val="6"/>
         <w:keepNext w:val="0"/>
         <w:keepLines w:val="0"/>
         <w:widowControl/>
@@ -1617,7 +1759,7 @@
     </w:p>
     <w:p>
       <w:pPr>
-        <w:pStyle w:val="5"/>
+        <w:pStyle w:val="6"/>
         <w:keepNext w:val="0"/>
         <w:keepLines w:val="0"/>
         <w:widowControl/>
@@ -1651,7 +1793,7 @@
     </w:p>
     <w:p>
       <w:pPr>
-        <w:pStyle w:val="5"/>
+        <w:pStyle w:val="6"/>
         <w:keepNext w:val="0"/>
         <w:keepLines w:val="0"/>
         <w:widowControl/>
@@ -1675,7 +1817,7 @@
     </w:p>
     <w:p>
       <w:pPr>
-        <w:pStyle w:val="5"/>
+        <w:pStyle w:val="6"/>
         <w:keepNext w:val="0"/>
         <w:keepLines w:val="0"/>
         <w:widowControl/>
@@ -1709,7 +1851,7 @@
     </w:p>
     <w:p>
       <w:pPr>
-        <w:pStyle w:val="5"/>
+        <w:pStyle w:val="6"/>
         <w:keepNext w:val="0"/>
         <w:keepLines w:val="0"/>
         <w:widowControl/>
@@ -1752,7 +1894,7 @@
     </w:p>
     <w:p>
       <w:pPr>
-        <w:pStyle w:val="5"/>
+        <w:pStyle w:val="6"/>
         <w:keepNext w:val="0"/>
         <w:keepLines w:val="0"/>
         <w:widowControl/>
@@ -1776,7 +1918,7 @@
     </w:p>
     <w:p>
       <w:pPr>
-        <w:pStyle w:val="5"/>
+        <w:pStyle w:val="6"/>
         <w:keepNext w:val="0"/>
         <w:keepLines w:val="0"/>
         <w:widowControl/>
@@ -1800,7 +1942,7 @@
     </w:p>
     <w:p>
       <w:pPr>
-        <w:pStyle w:val="5"/>
+        <w:pStyle w:val="6"/>
         <w:keepNext w:val="0"/>
         <w:keepLines w:val="0"/>
         <w:widowControl/>
@@ -1834,7 +1976,7 @@
     </w:p>
     <w:p>
       <w:pPr>
-        <w:pStyle w:val="5"/>
+        <w:pStyle w:val="6"/>
         <w:keepNext w:val="0"/>
         <w:keepLines w:val="0"/>
         <w:widowControl/>
@@ -1858,7 +2000,7 @@
     </w:p>
     <w:p>
       <w:pPr>
-        <w:pStyle w:val="5"/>
+        <w:pStyle w:val="6"/>
         <w:keepNext w:val="0"/>
         <w:keepLines w:val="0"/>
         <w:widowControl/>
@@ -1882,7 +2024,7 @@
     </w:p>
     <w:p>
       <w:pPr>
-        <w:pStyle w:val="5"/>
+        <w:pStyle w:val="6"/>
         <w:keepNext w:val="0"/>
         <w:keepLines w:val="0"/>
         <w:widowControl/>
@@ -1916,7 +2058,7 @@
     </w:p>
     <w:p>
       <w:pPr>
-        <w:pStyle w:val="5"/>
+        <w:pStyle w:val="6"/>
         <w:keepNext w:val="0"/>
         <w:keepLines w:val="0"/>
         <w:widowControl/>
@@ -1940,7 +2082,7 @@
     </w:p>
     <w:p>
       <w:pPr>
-        <w:pStyle w:val="5"/>
+        <w:pStyle w:val="6"/>
         <w:keepNext w:val="0"/>
         <w:keepLines w:val="0"/>
         <w:widowControl/>
@@ -1964,7 +2106,7 @@
     </w:p>
     <w:p>
       <w:pPr>
-        <w:pStyle w:val="5"/>
+        <w:pStyle w:val="6"/>
         <w:keepNext w:val="0"/>
         <w:keepLines w:val="0"/>
         <w:widowControl/>
@@ -1998,7 +2140,7 @@
     </w:p>
     <w:p>
       <w:pPr>
-        <w:pStyle w:val="5"/>
+        <w:pStyle w:val="6"/>
         <w:keepNext w:val="0"/>
         <w:keepLines w:val="0"/>
         <w:widowControl/>
@@ -2030,105 +2172,16 @@
       <w:r>
         <w:rPr>
           <w:rFonts w:hint="eastAsia" w:ascii="宋体" w:hAnsi="宋体" w:eastAsia="宋体" w:cs="宋体"/>
-          <w:sz w:val="28"/>
-          <w:szCs w:val="28"/>
-        </w:rPr>
-        <w:t>阶段五：Sprint 5（04.13至04.19）—— 全量SIT测试与安全加固。开发团队停止新功能提交，全面配合QA组进行端到端系统集成测试（SIT）。重点排查越权访问漏洞与表单空指针异常，开展缺陷修复攻坚战。</w:t>
-      </w:r>
-      <w:r>
-        <w:rPr>
-          <w:rFonts w:hint="eastAsia" w:ascii="宋体" w:hAnsi="宋体" w:eastAsia="宋体" w:cs="宋体"/>
-          <w:sz w:val="28"/>
-          <w:szCs w:val="28"/>
-        </w:rPr>
-        <w:br w:type="textWrapping"/>
-      </w:r>
-      <w:r>
-        <w:rPr>
-          <w:rFonts w:hint="eastAsia" w:ascii="宋体" w:hAnsi="宋体" w:eastAsia="宋体" w:cs="宋体"/>
-          <w:sz w:val="28"/>
-          <w:szCs w:val="28"/>
-        </w:rPr>
-        <w:t>阶段六：Sprint 6（04.20至04.26）—— 性能压测与验收交付。执行最终的大规模并发压测，输出检测报告。引导客户开展UAT验收操作，输出操作手册，召开项目结项复盘会，冻结V1.0生产代码。</w:t>
-      </w:r>
-    </w:p>
-    <w:p>
-      <w:pPr>
-        <w:bidi w:val="0"/>
-        <w:rPr>
-          <w:rFonts w:hint="eastAsia" w:ascii="宋体" w:hAnsi="宋体" w:eastAsia="宋体" w:cs="宋体"/>
-          <w:sz w:val="28"/>
-          <w:szCs w:val="28"/>
-        </w:rPr>
-      </w:pPr>
-      <w:r>
-        <w:rPr>
-          <w:rStyle w:val="8"/>
-          <w:rFonts w:hint="eastAsia"/>
-        </w:rPr>
-        <w:t>3.2 系统集成策略</w:t>
-      </w:r>
-      <w:r>
-        <w:rPr>
-          <w:rFonts w:hint="eastAsia" w:ascii="宋体" w:hAnsi="宋体" w:eastAsia="宋体" w:cs="宋体"/>
-          <w:sz w:val="28"/>
-          <w:szCs w:val="28"/>
-        </w:rPr>
-        <w:br w:type="textWrapping"/>
-      </w:r>
-      <w:r>
-        <w:rPr>
-          <w:rFonts w:hint="eastAsia" w:ascii="宋体" w:hAnsi="宋体" w:eastAsia="宋体" w:cs="宋体"/>
-          <w:sz w:val="28"/>
-          <w:szCs w:val="28"/>
-        </w:rPr>
-        <w:t>秉承持续集成与持续交付（CI/CD）理念，前后端代码必须每天至少发起一次向develop分支的合并请求（Pull Request）。通过配置Webhook自动化构建，确保每晚生成最新的内测环境系统快照，避免出现“各自开发没问题，一拼装就崩溃”的传统瀑布流窘境。</w:t>
-      </w:r>
-    </w:p>
-    <w:p>
-      <w:pPr>
-        <w:pStyle w:val="4"/>
-        <w:bidi w:val="0"/>
-        <w:rPr>
-          <w:rFonts w:hint="eastAsia"/>
-        </w:rPr>
-      </w:pPr>
-      <w:r>
-        <w:rPr>
-          <w:rFonts w:hint="eastAsia"/>
-          <w:lang w:val="en-US" w:eastAsia="zh-CN"/>
-        </w:rPr>
-        <w:t>3.3</w:t>
-      </w:r>
-      <w:r>
-        <w:rPr>
-          <w:rFonts w:hint="eastAsia"/>
-        </w:rPr>
-        <w:t xml:space="preserve"> 微观集成与每日构建计划</w:t>
-      </w:r>
-    </w:p>
-    <w:p>
-      <w:pPr>
-        <w:rPr>
-          <w:rFonts w:hint="eastAsia" w:ascii="宋体" w:hAnsi="宋体" w:eastAsia="宋体" w:cs="宋体"/>
-          <w:sz w:val="28"/>
-          <w:szCs w:val="32"/>
-          <w:lang w:val="en-US" w:eastAsia="zh-CN"/>
-        </w:rPr>
-      </w:pPr>
-      <w:r>
-        <w:rPr>
-          <w:rFonts w:hint="eastAsia" w:ascii="宋体" w:hAnsi="宋体" w:eastAsia="宋体" w:cs="宋体"/>
-          <w:sz w:val="28"/>
-          <w:szCs w:val="32"/>
-          <w:lang w:val="en-US" w:eastAsia="zh-CN"/>
-        </w:rPr>
-        <w:t>[迭代2]</w:t>
-      </w:r>
-    </w:p>
-    <w:p>
-      <w:pPr>
-        <w:pStyle w:val="5"/>
+          <w:color w:val="FF0000"/>
+          <w:sz w:val="28"/>
+          <w:szCs w:val="28"/>
+        </w:rPr>
+        <w:t>（重写 Sprint 5 任务分配，压缩测试时间用于开发）</w:t>
+      </w:r>
+    </w:p>
+    <w:p>
+      <w:pPr>
+        <w:pStyle w:val="6"/>
         <w:keepNext w:val="0"/>
         <w:keepLines w:val="0"/>
         <w:widowControl/>
@@ -2144,21 +2197,15 @@
       <w:r>
         <w:rPr>
           <w:rFonts w:hint="eastAsia" w:ascii="宋体" w:hAnsi="宋体" w:eastAsia="宋体" w:cs="宋体"/>
-          <w:i w:val="0"/>
-          <w:iCs w:val="0"/>
-          <w:caps w:val="0"/>
-          <w:color w:val="2B2D31"/>
-          <w:spacing w:val="0"/>
-          <w:sz w:val="28"/>
-          <w:szCs w:val="28"/>
-          <w:shd w:val="clear" w:fill="FFFFFF"/>
-        </w:rPr>
-        <w:t>前后端契约集成：本周二（3月24日）前，后端必须在 Apifox/Swagger 上发布所有本周涉及的 API Mock 接口。前端周三起必须脱离本地假数据，全面接入 Mock 联调。</w:t>
-      </w:r>
-    </w:p>
-    <w:p>
-      <w:pPr>
-        <w:pStyle w:val="5"/>
+          <w:sz w:val="28"/>
+          <w:szCs w:val="28"/>
+        </w:rPr>
+        <w:t>阶段五：Sprint 5（04.13至04.19）—— 移动端重构与集成测试同步周。本周原定的“冻结新功能”计划被迫打破。前端组全员投入移动端页面开发；后端组配合优化移动端 API 报文大小并增加 Token 校验逻辑。受此影响，全量 SIT 测试将被迫采取“边开发、边集成、边测试”的高压模式。</w:t>
+      </w:r>
+    </w:p>
+    <w:p>
+      <w:pPr>
+        <w:pStyle w:val="6"/>
         <w:keepNext w:val="0"/>
         <w:keepLines w:val="0"/>
         <w:widowControl/>
@@ -2166,29 +2213,33 @@
         <w:spacing w:before="0" w:beforeAutospacing="0" w:after="70" w:afterAutospacing="0" w:line="210" w:lineRule="atLeast"/>
         <w:ind w:right="0"/>
         <w:rPr>
-          <w:rFonts w:hint="eastAsia" w:ascii="宋体" w:hAnsi="宋体" w:eastAsia="宋体" w:cs="宋体"/>
-          <w:sz w:val="28"/>
-          <w:szCs w:val="28"/>
-        </w:rPr>
-      </w:pPr>
-      <w:r>
-        <w:rPr>
-          <w:rFonts w:hint="eastAsia" w:ascii="宋体" w:hAnsi="宋体" w:eastAsia="宋体" w:cs="宋体"/>
-          <w:i w:val="0"/>
-          <w:iCs w:val="0"/>
-          <w:caps w:val="0"/>
-          <w:color w:val="2B2D31"/>
-          <w:spacing w:val="0"/>
-          <w:sz w:val="28"/>
-          <w:szCs w:val="28"/>
-          <w:shd w:val="clear" w:fill="FFFFFF"/>
-        </w:rPr>
-        <w:t>每日代码合并：所有组员每天 18:00 前必须将当日代码 Commit 并提交 Pull Request 至 develop 分支，解决可能的 Git 冲突。</w:t>
-      </w:r>
-    </w:p>
-    <w:p>
-      <w:pPr>
-        <w:pStyle w:val="5"/>
+          <w:rFonts w:hint="eastAsia" w:ascii="等线" w:hAnsi="等线" w:eastAsia="等线" w:cs="等线"/>
+          <w:sz w:val="22"/>
+          <w:szCs w:val="22"/>
+        </w:rPr>
+      </w:pPr>
+      <w:r>
+        <w:rPr>
+          <w:rFonts w:hint="eastAsia" w:ascii="等线" w:hAnsi="等线" w:eastAsia="等线" w:cs="等线"/>
+          <w:b/>
+          <w:bCs/>
+          <w:sz w:val="22"/>
+          <w:szCs w:val="22"/>
+        </w:rPr>
+        <w:t>前端研发组</w:t>
+      </w:r>
+      <w:r>
+        <w:rPr>
+          <w:rFonts w:hint="eastAsia" w:ascii="等线" w:hAnsi="等线" w:eastAsia="等线" w:cs="等线"/>
+          <w:sz w:val="22"/>
+          <w:szCs w:val="22"/>
+        </w:rPr>
+        <w:t xml:space="preserve"> (移动端攻坚投入)</w:t>
+      </w:r>
+    </w:p>
+    <w:p>
+      <w:pPr>
+        <w:pStyle w:val="6"/>
         <w:keepNext w:val="0"/>
         <w:keepLines w:val="0"/>
         <w:widowControl/>
@@ -2196,35 +2247,23 @@
         <w:spacing w:before="0" w:beforeAutospacing="0" w:after="70" w:afterAutospacing="0" w:line="210" w:lineRule="atLeast"/>
         <w:ind w:right="0"/>
         <w:rPr>
-          <w:rFonts w:hint="eastAsia" w:ascii="宋体" w:hAnsi="宋体" w:eastAsia="宋体" w:cs="宋体"/>
-          <w:i w:val="0"/>
-          <w:iCs w:val="0"/>
-          <w:caps w:val="0"/>
-          <w:color w:val="2B2D31"/>
-          <w:spacing w:val="0"/>
-          <w:sz w:val="28"/>
-          <w:szCs w:val="28"/>
-          <w:shd w:val="clear" w:fill="FFFFFF"/>
-        </w:rPr>
-      </w:pPr>
-      <w:r>
-        <w:rPr>
-          <w:rFonts w:hint="eastAsia" w:ascii="宋体" w:hAnsi="宋体" w:eastAsia="宋体" w:cs="宋体"/>
-          <w:i w:val="0"/>
-          <w:iCs w:val="0"/>
-          <w:caps w:val="0"/>
-          <w:color w:val="2B2D31"/>
-          <w:spacing w:val="0"/>
-          <w:sz w:val="28"/>
-          <w:szCs w:val="28"/>
-          <w:shd w:val="clear" w:fill="FFFFFF"/>
-        </w:rPr>
-        <w:t>周末演示里程碑：本周五（3月27日）下午 15:00，系统必须能成功在测试服务器上启动。团队内部进行“企业草稿新建 -&gt; 提交预警触发 -&gt; 市局列表查看”的业务主线贯通演示。</w:t>
-      </w:r>
-    </w:p>
-    <w:p>
-      <w:pPr>
-        <w:pStyle w:val="5"/>
+          <w:rFonts w:hint="eastAsia" w:ascii="等线" w:hAnsi="等线" w:eastAsia="等线" w:cs="等线"/>
+          <w:sz w:val="22"/>
+          <w:szCs w:val="22"/>
+        </w:rPr>
+      </w:pPr>
+      <w:r>
+        <w:rPr>
+          <w:rFonts w:hint="eastAsia" w:ascii="等线" w:hAnsi="等线" w:eastAsia="等线" w:cs="等线"/>
+          <w:sz w:val="22"/>
+          <w:szCs w:val="22"/>
+        </w:rPr>
+        <w:t>邓清月、杜春雨、崔晨曦：全员暂停 PC 端细节优化，三名开发人员分别对应企业端、市级端、省级端的移动版页面重构。重点解决移动端级联选择器（Picker）与长表单的滚动性能问题。</w:t>
+      </w:r>
+    </w:p>
+    <w:p>
+      <w:pPr>
+        <w:pStyle w:val="6"/>
         <w:keepNext w:val="0"/>
         <w:keepLines w:val="0"/>
         <w:widowControl/>
@@ -2232,37 +2271,33 @@
         <w:spacing w:before="0" w:beforeAutospacing="0" w:after="70" w:afterAutospacing="0" w:line="210" w:lineRule="atLeast"/>
         <w:ind w:right="0"/>
         <w:rPr>
-          <w:rFonts w:hint="eastAsia" w:ascii="宋体" w:hAnsi="宋体" w:cs="宋体"/>
-          <w:i w:val="0"/>
-          <w:iCs w:val="0"/>
-          <w:caps w:val="0"/>
-          <w:color w:val="2B2D31"/>
-          <w:spacing w:val="0"/>
-          <w:sz w:val="28"/>
-          <w:szCs w:val="28"/>
-          <w:shd w:val="clear" w:fill="FFFFFF"/>
-          <w:lang w:val="en-US" w:eastAsia="zh-CN"/>
-        </w:rPr>
-      </w:pPr>
-      <w:r>
-        <w:rPr>
-          <w:rFonts w:hint="eastAsia" w:ascii="宋体" w:hAnsi="宋体" w:cs="宋体"/>
-          <w:i w:val="0"/>
-          <w:iCs w:val="0"/>
-          <w:caps w:val="0"/>
-          <w:color w:val="2B2D31"/>
-          <w:spacing w:val="0"/>
-          <w:sz w:val="28"/>
-          <w:szCs w:val="28"/>
-          <w:shd w:val="clear" w:fill="FFFFFF"/>
-          <w:lang w:val="en-US" w:eastAsia="zh-CN"/>
-        </w:rPr>
-        <w:t>[迭代3]</w:t>
-      </w:r>
-    </w:p>
-    <w:p>
-      <w:pPr>
-        <w:pStyle w:val="5"/>
+          <w:rFonts w:hint="eastAsia" w:ascii="等线" w:hAnsi="等线" w:eastAsia="等线" w:cs="等线"/>
+          <w:sz w:val="22"/>
+          <w:szCs w:val="22"/>
+        </w:rPr>
+      </w:pPr>
+      <w:r>
+        <w:rPr>
+          <w:rFonts w:hint="eastAsia" w:ascii="等线" w:hAnsi="等线" w:eastAsia="等线" w:cs="等线"/>
+          <w:b/>
+          <w:bCs/>
+          <w:sz w:val="22"/>
+          <w:szCs w:val="22"/>
+        </w:rPr>
+        <w:t>后端研发组</w:t>
+      </w:r>
+      <w:r>
+        <w:rPr>
+          <w:rFonts w:hint="eastAsia" w:ascii="等线" w:hAnsi="等线" w:eastAsia="等线" w:cs="等线"/>
+          <w:sz w:val="22"/>
+          <w:szCs w:val="22"/>
+        </w:rPr>
+        <w:t xml:space="preserve"> (接口适配投入)</w:t>
+      </w:r>
+    </w:p>
+    <w:p>
+      <w:pPr>
+        <w:pStyle w:val="6"/>
         <w:keepNext w:val="0"/>
         <w:keepLines w:val="0"/>
         <w:widowControl/>
@@ -2270,6 +2305,336 @@
         <w:spacing w:before="0" w:beforeAutospacing="0" w:after="70" w:afterAutospacing="0" w:line="210" w:lineRule="atLeast"/>
         <w:ind w:right="0"/>
         <w:rPr>
+          <w:rFonts w:hint="eastAsia" w:ascii="等线" w:hAnsi="等线" w:eastAsia="等线" w:cs="等线"/>
+          <w:sz w:val="22"/>
+          <w:szCs w:val="22"/>
+        </w:rPr>
+      </w:pPr>
+      <w:r>
+        <w:rPr>
+          <w:rFonts w:hint="eastAsia" w:ascii="等线" w:hAnsi="等线" w:eastAsia="等线" w:cs="等线"/>
+          <w:sz w:val="22"/>
+          <w:szCs w:val="22"/>
+        </w:rPr>
+        <w:t>何珊：研发移动端专用的安全拦截器，防止移动端请求被非法截获。</w:t>
+      </w:r>
+    </w:p>
+    <w:p>
+      <w:pPr>
+        <w:pStyle w:val="6"/>
+        <w:keepNext w:val="0"/>
+        <w:keepLines w:val="0"/>
+        <w:widowControl/>
+        <w:suppressLineNumbers w:val="0"/>
+        <w:spacing w:before="0" w:beforeAutospacing="0" w:after="70" w:afterAutospacing="0" w:line="210" w:lineRule="atLeast"/>
+        <w:ind w:right="0"/>
+        <w:rPr>
+          <w:rFonts w:hint="eastAsia" w:ascii="等线" w:hAnsi="等线" w:eastAsia="等线" w:cs="等线"/>
+          <w:sz w:val="22"/>
+          <w:szCs w:val="22"/>
+        </w:rPr>
+      </w:pPr>
+      <w:r>
+        <w:rPr>
+          <w:rFonts w:hint="eastAsia" w:ascii="等线" w:hAnsi="等线" w:eastAsia="等线" w:cs="等线"/>
+          <w:sz w:val="22"/>
+          <w:szCs w:val="22"/>
+        </w:rPr>
+        <w:t>程思涵、林保良：优化后端查询算法，针对移动端网络环境，精简 API 返回字段，减少首屏加载流量。</w:t>
+      </w:r>
+    </w:p>
+    <w:p>
+      <w:pPr>
+        <w:pStyle w:val="6"/>
+        <w:keepNext w:val="0"/>
+        <w:keepLines w:val="0"/>
+        <w:widowControl/>
+        <w:suppressLineNumbers w:val="0"/>
+        <w:spacing w:before="0" w:beforeAutospacing="0" w:after="70" w:afterAutospacing="0" w:line="210" w:lineRule="atLeast"/>
+        <w:ind w:right="0"/>
+        <w:rPr>
+          <w:rFonts w:hint="eastAsia" w:ascii="等线" w:hAnsi="等线" w:eastAsia="等线" w:cs="等线"/>
+          <w:sz w:val="22"/>
+          <w:szCs w:val="22"/>
+        </w:rPr>
+      </w:pPr>
+      <w:r>
+        <w:rPr>
+          <w:rFonts w:hint="eastAsia" w:ascii="等线" w:hAnsi="等线" w:eastAsia="等线" w:cs="等线"/>
+          <w:b/>
+          <w:bCs/>
+          <w:sz w:val="22"/>
+          <w:szCs w:val="22"/>
+        </w:rPr>
+        <w:t>测试与质量保障组</w:t>
+      </w:r>
+      <w:r>
+        <w:rPr>
+          <w:rFonts w:hint="eastAsia" w:ascii="等线" w:hAnsi="等线" w:eastAsia="等线" w:cs="等线"/>
+          <w:sz w:val="22"/>
+          <w:szCs w:val="22"/>
+        </w:rPr>
+        <w:t xml:space="preserve"> (测试任务重组)</w:t>
+      </w:r>
+    </w:p>
+    <w:p>
+      <w:pPr>
+        <w:pStyle w:val="6"/>
+        <w:keepNext w:val="0"/>
+        <w:keepLines w:val="0"/>
+        <w:widowControl/>
+        <w:suppressLineNumbers w:val="0"/>
+        <w:spacing w:before="0" w:beforeAutospacing="0" w:after="70" w:afterAutospacing="0" w:line="210" w:lineRule="atLeast"/>
+        <w:ind w:right="0"/>
+        <w:rPr>
+          <w:rFonts w:hint="eastAsia" w:ascii="宋体" w:hAnsi="宋体" w:eastAsia="宋体" w:cs="宋体"/>
+          <w:sz w:val="28"/>
+          <w:szCs w:val="28"/>
+        </w:rPr>
+      </w:pPr>
+      <w:r>
+        <w:rPr>
+          <w:rFonts w:hint="eastAsia" w:ascii="等线" w:hAnsi="等线" w:eastAsia="等线" w:cs="等线"/>
+          <w:sz w:val="22"/>
+          <w:szCs w:val="22"/>
+        </w:rPr>
+        <w:t>张思哲、汪涵宇：在执行 PC 端集成测试的同时，紧急引入移动端兼容性测试（需覆盖 iOS 及 Android 主流版本浏览器）。重点测试移动端在 4G/5G 弱网环境下的表单提交稳定性，防止出现重复提交导致的脏数据。</w:t>
+      </w:r>
+      <w:r>
+        <w:rPr>
+          <w:rFonts w:hint="eastAsia" w:ascii="宋体" w:hAnsi="宋体" w:eastAsia="宋体" w:cs="宋体"/>
+          <w:sz w:val="28"/>
+          <w:szCs w:val="28"/>
+        </w:rPr>
+        <w:br w:type="textWrapping"/>
+      </w:r>
+      <w:r>
+        <w:rPr>
+          <w:rFonts w:hint="eastAsia" w:ascii="宋体" w:hAnsi="宋体" w:eastAsia="宋体" w:cs="宋体"/>
+          <w:sz w:val="28"/>
+          <w:szCs w:val="28"/>
+        </w:rPr>
+        <w:t>阶段六：Sprint 6（04.20至04.26）—— 性能压测与验收交付。执行最终的大规模并发压测，输出检测报告。引导客户开展UAT验收操作，输出操作手册，召开项目结项复盘会，冻结V1.0生产代码。</w:t>
+      </w:r>
+    </w:p>
+    <w:p>
+      <w:pPr>
+        <w:bidi w:val="0"/>
+        <w:rPr>
+          <w:rFonts w:hint="eastAsia" w:ascii="宋体" w:hAnsi="宋体" w:eastAsia="宋体" w:cs="宋体"/>
+          <w:sz w:val="28"/>
+          <w:szCs w:val="28"/>
+        </w:rPr>
+      </w:pPr>
+      <w:r>
+        <w:rPr>
+          <w:rStyle w:val="9"/>
+          <w:rFonts w:hint="eastAsia"/>
+        </w:rPr>
+        <w:t>3.2 系统集成策略</w:t>
+      </w:r>
+      <w:r>
+        <w:rPr>
+          <w:rFonts w:hint="eastAsia" w:ascii="宋体" w:hAnsi="宋体" w:eastAsia="宋体" w:cs="宋体"/>
+          <w:sz w:val="28"/>
+          <w:szCs w:val="28"/>
+        </w:rPr>
+        <w:br w:type="textWrapping"/>
+      </w:r>
+      <w:r>
+        <w:rPr>
+          <w:rFonts w:hint="eastAsia" w:ascii="宋体" w:hAnsi="宋体" w:eastAsia="宋体" w:cs="宋体"/>
+          <w:sz w:val="28"/>
+          <w:szCs w:val="28"/>
+        </w:rPr>
+        <w:t>秉承持续集成与持续交付（CI/CD）理念，前后端代码必须每天至少发起一次向develop分支的合并请求（Pull Request）。通过配置Webhook自动化构建，确保每晚生成最新的内测环境系统快照，避免出现“各自开发没问题，一拼装就崩溃”的传统瀑布流窘境。</w:t>
+      </w:r>
+    </w:p>
+    <w:p>
+      <w:pPr>
+        <w:pStyle w:val="4"/>
+        <w:bidi w:val="0"/>
+        <w:rPr>
+          <w:rFonts w:hint="eastAsia"/>
+        </w:rPr>
+      </w:pPr>
+      <w:r>
+        <w:rPr>
+          <w:rFonts w:hint="eastAsia"/>
+          <w:lang w:val="en-US" w:eastAsia="zh-CN"/>
+        </w:rPr>
+        <w:t>3.3</w:t>
+      </w:r>
+      <w:r>
+        <w:rPr>
+          <w:rFonts w:hint="eastAsia"/>
+        </w:rPr>
+        <w:t xml:space="preserve"> 微观集成与每日构建计划</w:t>
+      </w:r>
+    </w:p>
+    <w:p>
+      <w:pPr>
+        <w:rPr>
+          <w:rFonts w:hint="eastAsia" w:ascii="宋体" w:hAnsi="宋体" w:eastAsia="宋体" w:cs="宋体"/>
+          <w:sz w:val="28"/>
+          <w:szCs w:val="32"/>
+          <w:lang w:val="en-US" w:eastAsia="zh-CN"/>
+        </w:rPr>
+      </w:pPr>
+      <w:r>
+        <w:rPr>
+          <w:rFonts w:hint="eastAsia" w:ascii="宋体" w:hAnsi="宋体" w:eastAsia="宋体" w:cs="宋体"/>
+          <w:sz w:val="28"/>
+          <w:szCs w:val="32"/>
+          <w:lang w:val="en-US" w:eastAsia="zh-CN"/>
+        </w:rPr>
+        <w:t>[迭代2]</w:t>
+      </w:r>
+    </w:p>
+    <w:p>
+      <w:pPr>
+        <w:pStyle w:val="6"/>
+        <w:keepNext w:val="0"/>
+        <w:keepLines w:val="0"/>
+        <w:widowControl/>
+        <w:suppressLineNumbers w:val="0"/>
+        <w:spacing w:before="0" w:beforeAutospacing="0" w:after="70" w:afterAutospacing="0" w:line="210" w:lineRule="atLeast"/>
+        <w:ind w:right="0"/>
+        <w:rPr>
+          <w:rFonts w:hint="eastAsia" w:ascii="宋体" w:hAnsi="宋体" w:eastAsia="宋体" w:cs="宋体"/>
+          <w:sz w:val="28"/>
+          <w:szCs w:val="28"/>
+        </w:rPr>
+      </w:pPr>
+      <w:r>
+        <w:rPr>
+          <w:rFonts w:hint="eastAsia" w:ascii="宋体" w:hAnsi="宋体" w:eastAsia="宋体" w:cs="宋体"/>
+          <w:i w:val="0"/>
+          <w:iCs w:val="0"/>
+          <w:caps w:val="0"/>
+          <w:color w:val="2B2D31"/>
+          <w:spacing w:val="0"/>
+          <w:sz w:val="28"/>
+          <w:szCs w:val="28"/>
+          <w:shd w:val="clear" w:fill="FFFFFF"/>
+        </w:rPr>
+        <w:t>前后端契约集成：本周二（3月24日）前，后端必须在 Apifox/Swagger 上发布所有本周涉及的 API Mock 接口。前端周三起必须脱离本地假数据，全面接入 Mock 联调。</w:t>
+      </w:r>
+    </w:p>
+    <w:p>
+      <w:pPr>
+        <w:pStyle w:val="6"/>
+        <w:keepNext w:val="0"/>
+        <w:keepLines w:val="0"/>
+        <w:widowControl/>
+        <w:suppressLineNumbers w:val="0"/>
+        <w:spacing w:before="0" w:beforeAutospacing="0" w:after="70" w:afterAutospacing="0" w:line="210" w:lineRule="atLeast"/>
+        <w:ind w:right="0"/>
+        <w:rPr>
+          <w:rFonts w:hint="eastAsia" w:ascii="宋体" w:hAnsi="宋体" w:eastAsia="宋体" w:cs="宋体"/>
+          <w:sz w:val="28"/>
+          <w:szCs w:val="28"/>
+        </w:rPr>
+      </w:pPr>
+      <w:r>
+        <w:rPr>
+          <w:rFonts w:hint="eastAsia" w:ascii="宋体" w:hAnsi="宋体" w:eastAsia="宋体" w:cs="宋体"/>
+          <w:i w:val="0"/>
+          <w:iCs w:val="0"/>
+          <w:caps w:val="0"/>
+          <w:color w:val="2B2D31"/>
+          <w:spacing w:val="0"/>
+          <w:sz w:val="28"/>
+          <w:szCs w:val="28"/>
+          <w:shd w:val="clear" w:fill="FFFFFF"/>
+        </w:rPr>
+        <w:t>每日代码合并：所有组员每天 18:00 前必须将当日代码 Commit 并提交 Pull Request 至 develop 分支，解决可能的 Git 冲突。</w:t>
+      </w:r>
+    </w:p>
+    <w:p>
+      <w:pPr>
+        <w:pStyle w:val="6"/>
+        <w:keepNext w:val="0"/>
+        <w:keepLines w:val="0"/>
+        <w:widowControl/>
+        <w:suppressLineNumbers w:val="0"/>
+        <w:spacing w:before="0" w:beforeAutospacing="0" w:after="70" w:afterAutospacing="0" w:line="210" w:lineRule="atLeast"/>
+        <w:ind w:right="0"/>
+        <w:rPr>
+          <w:rFonts w:hint="eastAsia" w:ascii="宋体" w:hAnsi="宋体" w:eastAsia="宋体" w:cs="宋体"/>
+          <w:i w:val="0"/>
+          <w:iCs w:val="0"/>
+          <w:caps w:val="0"/>
+          <w:color w:val="2B2D31"/>
+          <w:spacing w:val="0"/>
+          <w:sz w:val="28"/>
+          <w:szCs w:val="28"/>
+          <w:shd w:val="clear" w:fill="FFFFFF"/>
+        </w:rPr>
+      </w:pPr>
+      <w:r>
+        <w:rPr>
+          <w:rFonts w:hint="eastAsia" w:ascii="宋体" w:hAnsi="宋体" w:eastAsia="宋体" w:cs="宋体"/>
+          <w:i w:val="0"/>
+          <w:iCs w:val="0"/>
+          <w:caps w:val="0"/>
+          <w:color w:val="2B2D31"/>
+          <w:spacing w:val="0"/>
+          <w:sz w:val="28"/>
+          <w:szCs w:val="28"/>
+          <w:shd w:val="clear" w:fill="FFFFFF"/>
+        </w:rPr>
+        <w:t>周末演示里程碑：本周五（3月27日）下午 15:00，系统必须能成功在测试服务器上启动。团队内部进行“企业草稿新建 -&gt; 提交预警触发 -&gt; 市局列表查看”的业务主线贯通演示。</w:t>
+      </w:r>
+    </w:p>
+    <w:p>
+      <w:pPr>
+        <w:pStyle w:val="6"/>
+        <w:keepNext w:val="0"/>
+        <w:keepLines w:val="0"/>
+        <w:widowControl/>
+        <w:suppressLineNumbers w:val="0"/>
+        <w:spacing w:before="0" w:beforeAutospacing="0" w:after="70" w:afterAutospacing="0" w:line="210" w:lineRule="atLeast"/>
+        <w:ind w:right="0"/>
+        <w:rPr>
+          <w:rFonts w:hint="eastAsia" w:ascii="宋体" w:hAnsi="宋体" w:cs="宋体"/>
+          <w:i w:val="0"/>
+          <w:iCs w:val="0"/>
+          <w:caps w:val="0"/>
+          <w:color w:val="2B2D31"/>
+          <w:spacing w:val="0"/>
+          <w:sz w:val="28"/>
+          <w:szCs w:val="28"/>
+          <w:shd w:val="clear" w:fill="FFFFFF"/>
+          <w:lang w:val="en-US" w:eastAsia="zh-CN"/>
+        </w:rPr>
+      </w:pPr>
+      <w:r>
+        <w:rPr>
+          <w:rFonts w:hint="eastAsia" w:ascii="宋体" w:hAnsi="宋体" w:cs="宋体"/>
+          <w:i w:val="0"/>
+          <w:iCs w:val="0"/>
+          <w:caps w:val="0"/>
+          <w:color w:val="2B2D31"/>
+          <w:spacing w:val="0"/>
+          <w:sz w:val="28"/>
+          <w:szCs w:val="28"/>
+          <w:shd w:val="clear" w:fill="FFFFFF"/>
+          <w:lang w:val="en-US" w:eastAsia="zh-CN"/>
+        </w:rPr>
+        <w:t>[迭代3]</w:t>
+      </w:r>
+    </w:p>
+    <w:p>
+      <w:pPr>
+        <w:pStyle w:val="6"/>
+        <w:keepNext w:val="0"/>
+        <w:keepLines w:val="0"/>
+        <w:widowControl/>
+        <w:suppressLineNumbers w:val="0"/>
+        <w:spacing w:before="0" w:beforeAutospacing="0" w:after="70" w:afterAutospacing="0" w:line="210" w:lineRule="atLeast"/>
+        <w:ind w:right="0"/>
+        <w:rPr>
           <w:rFonts w:hint="default" w:ascii="宋体" w:hAnsi="宋体" w:cs="宋体"/>
           <w:i w:val="0"/>
           <w:iCs w:val="0"/>
@@ -2325,7 +2690,7 @@
       </w:pPr>
       <w:r>
         <w:rPr>
-          <w:rStyle w:val="8"/>
+          <w:rStyle w:val="9"/>
           <w:rFonts w:hint="eastAsia"/>
         </w:rPr>
         <w:t>4.1 核心成本估算</w:t>
@@ -2374,7 +2739,7 @@
       </w:pPr>
       <w:r>
         <w:rPr>
-          <w:rStyle w:val="8"/>
+          <w:rStyle w:val="9"/>
           <w:rFonts w:hint="eastAsia"/>
         </w:rPr>
         <w:t>4.2 缓冲储备金机制</w:t>
@@ -2491,6 +2856,102 @@
     </w:p>
     <w:p>
       <w:pPr>
+        <w:bidi w:val="0"/>
+        <w:rPr>
+          <w:rFonts w:hint="eastAsia" w:ascii="宋体" w:hAnsi="宋体" w:eastAsia="宋体" w:cs="宋体"/>
+          <w:b/>
+          <w:bCs/>
+          <w:color w:val="FF0000"/>
+          <w:sz w:val="28"/>
+          <w:szCs w:val="28"/>
+        </w:rPr>
+      </w:pPr>
+      <w:r>
+        <w:rPr>
+          <w:rFonts w:hint="eastAsia" w:ascii="宋体" w:hAnsi="宋体" w:eastAsia="宋体" w:cs="宋体"/>
+          <w:b/>
+          <w:bCs/>
+          <w:color w:val="FF0000"/>
+          <w:sz w:val="28"/>
+          <w:szCs w:val="28"/>
+        </w:rPr>
+        <w:t>缓冲成本扣减执行记录（4月12日更新）：</w:t>
+      </w:r>
+    </w:p>
+    <w:p>
+      <w:pPr>
+        <w:bidi w:val="0"/>
+        <w:rPr>
+          <w:rFonts w:hint="eastAsia" w:ascii="宋体" w:hAnsi="宋体" w:eastAsia="宋体" w:cs="宋体"/>
+          <w:sz w:val="28"/>
+          <w:szCs w:val="28"/>
+        </w:rPr>
+      </w:pPr>
+      <w:r>
+        <w:rPr>
+          <w:rFonts w:hint="eastAsia" w:ascii="宋体" w:hAnsi="宋体" w:eastAsia="宋体" w:cs="宋体"/>
+          <w:sz w:val="28"/>
+          <w:szCs w:val="28"/>
+        </w:rPr>
+        <w:t>本次“全业务移动端适配”变更规模巨大，经评估需耗费 10 人天（前端 7 人天，后端 2 人天，测试 1 人天）的额外工作量。</w:t>
+      </w:r>
+    </w:p>
+    <w:p>
+      <w:pPr>
+        <w:bidi w:val="0"/>
+        <w:rPr>
+          <w:rFonts w:hint="eastAsia" w:ascii="宋体" w:hAnsi="宋体" w:eastAsia="宋体" w:cs="宋体"/>
+          <w:sz w:val="28"/>
+          <w:szCs w:val="28"/>
+        </w:rPr>
+      </w:pPr>
+      <w:r>
+        <w:rPr>
+          <w:rFonts w:hint="eastAsia" w:ascii="宋体" w:hAnsi="宋体" w:eastAsia="宋体" w:cs="宋体"/>
+          <w:sz w:val="28"/>
+          <w:szCs w:val="28"/>
+        </w:rPr>
+        <w:t>决议从应急缓冲池余量（44 人天）中再次扣减 10 人天。</w:t>
+      </w:r>
+    </w:p>
+    <w:p>
+      <w:pPr>
+        <w:bidi w:val="0"/>
+        <w:rPr>
+          <w:rFonts w:hint="eastAsia" w:ascii="宋体" w:hAnsi="宋体" w:eastAsia="宋体" w:cs="宋体"/>
+          <w:sz w:val="28"/>
+          <w:szCs w:val="28"/>
+        </w:rPr>
+      </w:pPr>
+      <w:r>
+        <w:rPr>
+          <w:rFonts w:hint="eastAsia" w:ascii="宋体" w:hAnsi="宋体" w:eastAsia="宋体" w:cs="宋体"/>
+          <w:sz w:val="28"/>
+          <w:szCs w:val="28"/>
+        </w:rPr>
+        <w:t>当前应急缓冲池累计剩余：34 人天。</w:t>
+      </w:r>
+    </w:p>
+    <w:p>
+      <w:pPr>
+        <w:bidi w:val="0"/>
+        <w:rPr>
+          <w:rFonts w:hint="eastAsia" w:ascii="宋体" w:hAnsi="宋体" w:eastAsia="宋体" w:cs="宋体"/>
+          <w:sz w:val="28"/>
+          <w:szCs w:val="28"/>
+        </w:rPr>
+      </w:pPr>
+      <w:r>
+        <w:rPr>
+          <w:rFonts w:hint="eastAsia" w:ascii="宋体" w:hAnsi="宋体" w:eastAsia="宋体" w:cs="宋体"/>
+          <w:sz w:val="28"/>
+          <w:szCs w:val="28"/>
+        </w:rPr>
+        <w:t>警告：连续两次重大变更已消耗近 1/3 的储备，项目经理需严控后续非必要需求。</w:t>
+      </w:r>
+    </w:p>
+    <w:p>
+      <w:pPr>
         <w:pStyle w:val="3"/>
         <w:bidi w:val="0"/>
         <w:jc w:val="left"/>
@@ -2516,7 +2977,7 @@
       </w:pPr>
       <w:r>
         <w:rPr>
-          <w:rStyle w:val="8"/>
+          <w:rStyle w:val="9"/>
           <w:rFonts w:hint="eastAsia"/>
         </w:rPr>
         <w:t>5.1 DFX非功能质量红线</w:t>
@@ -2565,7 +3026,7 @@
       </w:pPr>
       <w:r>
         <w:rPr>
-          <w:rStyle w:val="8"/>
+          <w:rStyle w:val="9"/>
           <w:rFonts w:hint="eastAsia"/>
         </w:rPr>
         <w:t>5.2 质量控制手段</w:t>
@@ -2822,6 +3283,82 @@
     </w:p>
     <w:p>
       <w:pPr>
+        <w:pStyle w:val="4"/>
+        <w:bidi w:val="0"/>
+        <w:rPr>
+          <w:rFonts w:hint="eastAsia"/>
+          <w:lang w:val="en-US" w:eastAsia="zh-CN"/>
+        </w:rPr>
+      </w:pPr>
+      <w:r>
+        <w:rPr>
+          <w:rFonts w:hint="eastAsia"/>
+          <w:lang w:val="en-US" w:eastAsia="zh-CN"/>
+        </w:rPr>
+        <w:t>5.4 移动端专项质量指标</w:t>
+      </w:r>
+    </w:p>
+    <w:p>
+      <w:pPr>
+        <w:bidi w:val="0"/>
+        <w:rPr>
+          <w:rFonts w:hint="eastAsia" w:ascii="宋体" w:hAnsi="宋体" w:cs="宋体"/>
+          <w:sz w:val="28"/>
+          <w:szCs w:val="28"/>
+          <w:lang w:val="en-US" w:eastAsia="zh-CN"/>
+        </w:rPr>
+      </w:pPr>
+      <w:r>
+        <w:rPr>
+          <w:rStyle w:val="10"/>
+          <w:rFonts w:hint="eastAsia" w:ascii="宋体" w:hAnsi="宋体" w:eastAsia="宋体" w:cs="宋体"/>
+          <w:lang w:val="en-US" w:eastAsia="zh-CN"/>
+        </w:rPr>
+        <w:t>移动端响应速度：</w:t>
+      </w:r>
+      <w:r>
+        <w:rPr>
+          <w:rFonts w:hint="eastAsia" w:ascii="宋体" w:hAnsi="宋体" w:cs="宋体"/>
+          <w:sz w:val="28"/>
+          <w:szCs w:val="28"/>
+          <w:lang w:val="en-US" w:eastAsia="zh-CN"/>
+        </w:rPr>
+        <w:t>在 4G 网络环境下，移动端首页首屏渲染耗时不得超过 2.5 秒，表单提交接口响应不得超过 3 秒。</w:t>
+      </w:r>
+    </w:p>
+    <w:p>
+      <w:pPr>
+        <w:bidi w:val="0"/>
+        <w:rPr>
+          <w:rFonts w:hint="eastAsia" w:ascii="宋体" w:hAnsi="宋体" w:cs="宋体"/>
+          <w:sz w:val="28"/>
+          <w:szCs w:val="28"/>
+          <w:lang w:val="en-US" w:eastAsia="zh-CN"/>
+        </w:rPr>
+      </w:pPr>
+      <w:r>
+        <w:rPr>
+          <w:rFonts w:hint="eastAsia" w:ascii="宋体" w:hAnsi="宋体" w:cs="宋体"/>
+          <w:b/>
+          <w:bCs/>
+          <w:sz w:val="28"/>
+          <w:szCs w:val="28"/>
+          <w:lang w:val="en-US" w:eastAsia="zh-CN"/>
+        </w:rPr>
+        <w:t>移动端安全红线：</w:t>
+      </w:r>
+      <w:r>
+        <w:rPr>
+          <w:rFonts w:hint="eastAsia" w:ascii="宋体" w:hAnsi="宋体" w:cs="宋体"/>
+          <w:sz w:val="28"/>
+          <w:szCs w:val="28"/>
+          <w:lang w:val="en-US" w:eastAsia="zh-CN"/>
+        </w:rPr>
+        <w:t>必须通过越权测试，确保市级账号无法通过移动端接口越权操作省级审核动作。移动端 Token 有效期需严格控制，过期自动强制退出。</w:t>
+      </w:r>
+    </w:p>
+    <w:p>
+      <w:pPr>
         <w:pStyle w:val="3"/>
         <w:bidi w:val="0"/>
         <w:jc w:val="left"/>
@@ -2847,7 +3384,7 @@
       </w:pPr>
       <w:r>
         <w:rPr>
-          <w:rStyle w:val="8"/>
+          <w:rStyle w:val="9"/>
           <w:rFonts w:hint="eastAsia"/>
         </w:rPr>
         <w:t>6.1 GitHub配置管理规划</w:t>
@@ -2912,7 +3449,7 @@
       </w:pPr>
       <w:r>
         <w:rPr>
-          <w:rStyle w:val="8"/>
+          <w:rStyle w:val="9"/>
           <w:rFonts w:hint="eastAsia"/>
         </w:rPr>
         <w:t>6.2 变更控制与配置审计</w:t>
@@ -2945,7 +3482,7 @@
       </w:pPr>
       <w:r>
         <w:rPr>
-          <w:rStyle w:val="8"/>
+          <w:rStyle w:val="9"/>
           <w:rFonts w:hint="eastAsia"/>
         </w:rPr>
         <w:t>6.3 高频沟通矩阵</w:t>
@@ -3026,7 +3563,7 @@
       </w:pPr>
       <w:r>
         <w:rPr>
-          <w:rStyle w:val="8"/>
+          <w:rStyle w:val="9"/>
           <w:rFonts w:hint="eastAsia"/>
         </w:rPr>
         <w:t>7.1 风险识别与应对库</w:t>
@@ -3351,6 +3888,147 @@
           <w:lang w:val="en-US" w:eastAsia="zh-CN"/>
         </w:rPr>
         <w:t>应对策略：后端在编写数据清洗聚合 SQL 时，强制加入时间维度转换中间件（MapReduce逻辑）。将1-3月的两个半月数据在底层聚合成一个虚拟的“全月汇总数据”后，再统一提供给前端大屏渲染，以保障宏观趋势分析口径的绝对平滑统一。</w:t>
+      </w:r>
+    </w:p>
+    <w:p>
+      <w:pPr>
+        <w:bidi w:val="0"/>
+        <w:rPr>
+          <w:rFonts w:hint="default" w:ascii="宋体" w:hAnsi="宋体" w:cs="宋体"/>
+          <w:b/>
+          <w:bCs/>
+          <w:sz w:val="28"/>
+          <w:szCs w:val="28"/>
+          <w:lang w:val="en-US" w:eastAsia="zh-CN"/>
+        </w:rPr>
+      </w:pPr>
+      <w:r>
+        <w:rPr>
+          <w:rFonts w:hint="default" w:ascii="宋体" w:hAnsi="宋体" w:cs="宋体"/>
+          <w:b/>
+          <w:bCs/>
+          <w:sz w:val="28"/>
+          <w:szCs w:val="28"/>
+          <w:lang w:val="en-US" w:eastAsia="zh-CN"/>
+        </w:rPr>
+        <w:t>风险 ID-R08：移动端多</w:t>
+      </w:r>
+      <w:bookmarkStart w:id="0" w:name="_GoBack"/>
+      <w:bookmarkEnd w:id="0"/>
+      <w:r>
+        <w:rPr>
+          <w:rFonts w:hint="default" w:ascii="宋体" w:hAnsi="宋体" w:cs="宋体"/>
+          <w:b/>
+          <w:bCs/>
+          <w:sz w:val="28"/>
+          <w:szCs w:val="28"/>
+          <w:lang w:val="en-US" w:eastAsia="zh-CN"/>
+        </w:rPr>
+        <w:t>机型显示适配风险 (极高概率/中影响)</w:t>
+      </w:r>
+    </w:p>
+    <w:p>
+      <w:pPr>
+        <w:bidi w:val="0"/>
+        <w:rPr>
+          <w:rFonts w:hint="default" w:ascii="宋体" w:hAnsi="宋体" w:cs="宋体"/>
+          <w:sz w:val="28"/>
+          <w:szCs w:val="28"/>
+          <w:lang w:val="en-US" w:eastAsia="zh-CN"/>
+        </w:rPr>
+      </w:pPr>
+      <w:r>
+        <w:rPr>
+          <w:rFonts w:hint="default" w:ascii="宋体" w:hAnsi="宋体" w:cs="宋体"/>
+          <w:sz w:val="28"/>
+          <w:szCs w:val="28"/>
+          <w:lang w:val="en-US" w:eastAsia="zh-CN"/>
+        </w:rPr>
+        <w:t>描述：由于各品牌手机浏览器内核差异，可能导致企业填报表单在某些老旧机型上出现错位、按钮无法点击等体验问题。</w:t>
+      </w:r>
+    </w:p>
+    <w:p>
+      <w:pPr>
+        <w:bidi w:val="0"/>
+        <w:rPr>
+          <w:rFonts w:hint="default" w:ascii="宋体" w:hAnsi="宋体" w:cs="宋体"/>
+          <w:sz w:val="28"/>
+          <w:szCs w:val="28"/>
+          <w:lang w:val="en-US" w:eastAsia="zh-CN"/>
+        </w:rPr>
+      </w:pPr>
+      <w:r>
+        <w:rPr>
+          <w:rFonts w:hint="default" w:ascii="宋体" w:hAnsi="宋体" w:cs="宋体"/>
+          <w:sz w:val="28"/>
+          <w:szCs w:val="28"/>
+          <w:lang w:val="en-US" w:eastAsia="zh-CN"/>
+        </w:rPr>
+        <w:t>应对策略：测试组利用云测平台（如云真机）进行快速机型扫描，优先保障政务钉钉及微信内置浏览器的显示正常。</w:t>
+      </w:r>
+    </w:p>
+    <w:p>
+      <w:pPr>
+        <w:bidi w:val="0"/>
+        <w:rPr>
+          <w:rFonts w:hint="default" w:ascii="宋体" w:hAnsi="宋体" w:cs="宋体"/>
+          <w:b/>
+          <w:bCs/>
+          <w:sz w:val="28"/>
+          <w:szCs w:val="28"/>
+          <w:lang w:val="en-US" w:eastAsia="zh-CN"/>
+        </w:rPr>
+      </w:pPr>
+      <w:r>
+        <w:rPr>
+          <w:rFonts w:hint="default" w:ascii="宋体" w:hAnsi="宋体" w:cs="宋体"/>
+          <w:b/>
+          <w:bCs/>
+          <w:sz w:val="28"/>
+          <w:szCs w:val="28"/>
+          <w:lang w:val="en-US" w:eastAsia="zh-CN"/>
+        </w:rPr>
+        <w:t>风险 ID-R09：集成测试不充分导致的遗留缺陷风险 (高概率/高影响)</w:t>
+      </w:r>
+    </w:p>
+    <w:p>
+      <w:pPr>
+        <w:bidi w:val="0"/>
+        <w:rPr>
+          <w:rFonts w:hint="default" w:ascii="宋体" w:hAnsi="宋体" w:cs="宋体"/>
+          <w:sz w:val="28"/>
+          <w:szCs w:val="28"/>
+          <w:lang w:val="en-US" w:eastAsia="zh-CN"/>
+        </w:rPr>
+      </w:pPr>
+      <w:r>
+        <w:rPr>
+          <w:rFonts w:hint="default" w:ascii="宋体" w:hAnsi="宋体" w:cs="宋体"/>
+          <w:sz w:val="28"/>
+          <w:szCs w:val="28"/>
+          <w:lang w:val="en-US" w:eastAsia="zh-CN"/>
+        </w:rPr>
+        <w:t>描述：因移动端开发占用了原定的测试周，可能导致 PC 端某些冷门功能在上线前未经过深度压力测试。</w:t>
+      </w:r>
+    </w:p>
+    <w:p>
+      <w:pPr>
+        <w:bidi w:val="0"/>
+        <w:rPr>
+          <w:rFonts w:hint="default" w:ascii="宋体" w:hAnsi="宋体" w:cs="宋体"/>
+          <w:sz w:val="28"/>
+          <w:szCs w:val="28"/>
+          <w:lang w:val="en-US" w:eastAsia="zh-CN"/>
+        </w:rPr>
+      </w:pPr>
+      <w:r>
+        <w:rPr>
+          <w:rFonts w:hint="default" w:ascii="宋体" w:hAnsi="宋体" w:cs="宋体"/>
+          <w:sz w:val="28"/>
+          <w:szCs w:val="28"/>
+          <w:lang w:val="en-US" w:eastAsia="zh-CN"/>
+        </w:rPr>
+        <w:t>应对策略：项目经理申请 Sprint 5 期间全员每日延长工作时间 2 小时，集中进行 Bug 会战，并优先确保“填报”与“审核”两条关键路径的 100% 测试通过。</w:t>
       </w:r>
     </w:p>
     <w:p>
@@ -3694,7 +4372,7 @@
     <w:name w:val="heading 3"/>
     <w:basedOn w:val="1"/>
     <w:next w:val="1"/>
-    <w:link w:val="8"/>
+    <w:link w:val="9"/>
     <w:unhideWhenUsed/>
     <w:qFormat/>
     <w:uiPriority w:val="0"/>
@@ -3712,13 +4390,34 @@
       <w:lang w:val="en-US" w:eastAsia="zh-CN" w:bidi="ar"/>
     </w:rPr>
   </w:style>
-  <w:style w:type="character" w:default="1" w:styleId="7">
+  <w:style w:type="paragraph" w:styleId="5">
+    <w:name w:val="heading 4"/>
+    <w:basedOn w:val="1"/>
+    <w:next w:val="1"/>
+    <w:link w:val="10"/>
+    <w:semiHidden/>
+    <w:unhideWhenUsed/>
+    <w:qFormat/>
+    <w:uiPriority w:val="0"/>
+    <w:pPr>
+      <w:keepNext/>
+      <w:keepLines/>
+      <w:spacing w:before="280" w:beforeLines="0" w:beforeAutospacing="0" w:after="290" w:afterLines="0" w:afterAutospacing="0" w:line="372" w:lineRule="auto"/>
+      <w:outlineLvl w:val="3"/>
+    </w:pPr>
+    <w:rPr>
+      <w:rFonts w:ascii="Arial" w:hAnsi="Arial" w:eastAsia="黑体"/>
+      <w:b/>
+      <w:sz w:val="28"/>
+    </w:rPr>
+  </w:style>
+  <w:style w:type="character" w:default="1" w:styleId="8">
     <w:name w:val="Default Paragraph Font"/>
     <w:semiHidden/>
     <w:qFormat/>
     <w:uiPriority w:val="0"/>
   </w:style>
-  <w:style w:type="table" w:default="1" w:styleId="6">
+  <w:style w:type="table" w:default="1" w:styleId="7">
     <w:name w:val="Normal Table"/>
     <w:semiHidden/>
     <w:qFormat/>
@@ -3732,7 +4431,7 @@
       </w:tblCellMar>
     </w:tblPr>
   </w:style>
-  <w:style w:type="paragraph" w:styleId="5">
+  <w:style w:type="paragraph" w:styleId="6">
     <w:name w:val="Normal (Web)"/>
     <w:basedOn w:val="1"/>
     <w:qFormat/>
@@ -3741,7 +4440,7 @@
       <w:sz w:val="24"/>
     </w:rPr>
   </w:style>
-  <w:style w:type="character" w:customStyle="1" w:styleId="8">
+  <w:style w:type="character" w:customStyle="1" w:styleId="9">
     <w:name w:val="标题 3 Char"/>
     <w:link w:val="4"/>
     <w:qFormat/>
@@ -3754,6 +4453,16 @@
       <w:sz w:val="27"/>
       <w:szCs w:val="27"/>
       <w:lang w:val="en-US" w:eastAsia="zh-CN" w:bidi="ar"/>
+    </w:rPr>
+  </w:style>
+  <w:style w:type="character" w:customStyle="1" w:styleId="10">
+    <w:name w:val="标题 4 Char"/>
+    <w:link w:val="5"/>
+    <w:uiPriority w:val="0"/>
+    <w:rPr>
+      <w:rFonts w:ascii="Arial" w:hAnsi="Arial" w:eastAsia="黑体"/>
+      <w:b/>
+      <w:sz w:val="28"/>
     </w:rPr>
   </w:style>
 </w:styles>

--- a/软件项目管理项目计划.docx
+++ b/软件项目管理项目计划.docx
@@ -60,7 +60,7 @@
           <w:szCs w:val="28"/>
           <w:lang w:val="en-US" w:eastAsia="zh-CN"/>
         </w:rPr>
-        <w:t>.4</w:t>
+        <w:t>.5</w:t>
       </w:r>
       <w:r>
         <w:rPr>
@@ -102,7 +102,7 @@
           <w:szCs w:val="28"/>
           <w:lang w:val="en-US" w:eastAsia="zh-CN"/>
         </w:rPr>
-        <w:t>12</w:t>
+        <w:t>20</w:t>
       </w:r>
       <w:r>
         <w:rPr>
@@ -200,7 +200,7 @@
           <w:sz w:val="28"/>
           <w:szCs w:val="28"/>
         </w:rPr>
-        <w:t>2026年4月10日（第四周周五），客户方提出第二次重大需求变更（需求变更单号：CR-2026-002）。要求系统在原有PC端基础上，全面支持企业填报、市级初审及省局终审三大核心业务的移动端（手机H5/政务钉钉）适配操作。</w:t>
+        <w:t>本周（2026年4月20日至4月26日）是项目的最后冲刺阶段。在经历了第四周“半月报逻辑重构”与第五周“全业务移动端适配”两次重大需求变更后，系统功能开发已于4月19日深夜全面封版。</w:t>
       </w:r>
     </w:p>
     <w:p>
@@ -222,12 +222,20 @@
           <w:sz w:val="28"/>
           <w:szCs w:val="28"/>
         </w:rPr>
-        <w:t>此时项目已进入第五周（Sprint 5，4月13日至4月19日），原定计划为全量系统集成测试（SIT）与性能压测周。经项目经理田新哲与CCB评估，移动端适配涉及大量前端组件重构及移动端专用的安全鉴权开发，属于高强度范围蔓延。</w:t>
-      </w:r>
-    </w:p>
-    <w:p>
-      <w:pPr>
-        <w:bidi w:val="0"/>
+        <w:t>本周的计划核心由</w:t>
+      </w:r>
+      <w:r>
+        <w:rPr>
+          <w:rFonts w:hint="eastAsia" w:ascii="宋体" w:hAnsi="宋体" w:cs="宋体"/>
+          <w:b/>
+          <w:bCs/>
+          <w:sz w:val="28"/>
+          <w:szCs w:val="28"/>
+          <w:lang w:eastAsia="zh-CN"/>
+        </w:rPr>
+        <w:t>“</w:t>
+      </w:r>
+      <w:r>
         <w:rPr>
           <w:rFonts w:hint="default" w:ascii="宋体" w:hAnsi="宋体" w:eastAsia="宋体" w:cs="宋体"/>
           <w:b/>
@@ -235,7 +243,19 @@
           <w:sz w:val="28"/>
           <w:szCs w:val="28"/>
         </w:rPr>
-      </w:pPr>
+        <w:t>功能开发</w:t>
+      </w:r>
+      <w:r>
+        <w:rPr>
+          <w:rFonts w:hint="eastAsia" w:ascii="宋体" w:hAnsi="宋体" w:cs="宋体"/>
+          <w:b/>
+          <w:bCs/>
+          <w:sz w:val="28"/>
+          <w:szCs w:val="28"/>
+          <w:lang w:eastAsia="zh-CN"/>
+        </w:rPr>
+        <w:t>”</w:t>
+      </w:r>
       <w:r>
         <w:rPr>
           <w:rFonts w:hint="default" w:ascii="宋体" w:hAnsi="宋体" w:eastAsia="宋体" w:cs="宋体"/>
@@ -244,7 +264,70 @@
           <w:sz w:val="28"/>
           <w:szCs w:val="28"/>
         </w:rPr>
-        <w:t>本周计划被迫进行“双轨并行”调整：一方面启动移动端响应式架构开发，另一方面在功能尚未封版的情况下同步开展增量集成测试。项目计划正式迭代升级为移动化重构基线版。</w:t>
+        <w:t>彻底转向</w:t>
+      </w:r>
+      <w:r>
+        <w:rPr>
+          <w:rFonts w:hint="eastAsia" w:ascii="宋体" w:hAnsi="宋体" w:cs="宋体"/>
+          <w:b/>
+          <w:bCs/>
+          <w:sz w:val="28"/>
+          <w:szCs w:val="28"/>
+          <w:lang w:eastAsia="zh-CN"/>
+        </w:rPr>
+        <w:t>“</w:t>
+      </w:r>
+      <w:r>
+        <w:rPr>
+          <w:rFonts w:hint="default" w:ascii="宋体" w:hAnsi="宋体" w:eastAsia="宋体" w:cs="宋体"/>
+          <w:b/>
+          <w:bCs/>
+          <w:sz w:val="28"/>
+          <w:szCs w:val="28"/>
+        </w:rPr>
+        <w:t>质量收红</w:t>
+      </w:r>
+      <w:r>
+        <w:rPr>
+          <w:rFonts w:hint="eastAsia" w:ascii="宋体" w:hAnsi="宋体" w:cs="宋体"/>
+          <w:b/>
+          <w:bCs/>
+          <w:sz w:val="28"/>
+          <w:szCs w:val="28"/>
+          <w:lang w:eastAsia="zh-CN"/>
+        </w:rPr>
+        <w:t>”</w:t>
+      </w:r>
+      <w:r>
+        <w:rPr>
+          <w:rFonts w:hint="default" w:ascii="宋体" w:hAnsi="宋体" w:eastAsia="宋体" w:cs="宋体"/>
+          <w:b/>
+          <w:bCs/>
+          <w:sz w:val="28"/>
+          <w:szCs w:val="28"/>
+        </w:rPr>
+        <w:t>与“结项交付”。重点任务包括：针对移动端与PC端的全量回归测试、模拟1-5日高峰期的1500 TPS高并发压力测试、编制全套交付文档以及引导甲方进行最终的UAT（用户验收测试）。项目经理田新哲将组织全员进行Issue清零行动，确保所有遗留缺陷在4月24日前关闭，达成</w:t>
+      </w:r>
+      <w:r>
+        <w:rPr>
+          <w:rFonts w:hint="eastAsia" w:ascii="宋体" w:hAnsi="宋体" w:cs="宋体"/>
+          <w:b/>
+          <w:bCs/>
+          <w:sz w:val="28"/>
+          <w:szCs w:val="28"/>
+          <w:lang w:eastAsia="zh-CN"/>
+        </w:rPr>
+        <w:t>新</w:t>
+      </w:r>
+      <w:r>
+        <w:rPr>
+          <w:rFonts w:hint="default" w:ascii="宋体" w:hAnsi="宋体" w:eastAsia="宋体" w:cs="宋体"/>
+          <w:b/>
+          <w:bCs/>
+          <w:sz w:val="28"/>
+          <w:szCs w:val="28"/>
+        </w:rPr>
+        <w:t>版本的正式发布。</w:t>
       </w:r>
     </w:p>
     <w:p>
@@ -306,67 +389,8 @@
       <w:r>
         <w:rPr>
           <w:rFonts w:hint="eastAsia" w:ascii="宋体" w:hAnsi="宋体" w:eastAsia="宋体" w:cs="宋体"/>
-          <w:sz w:val="28"/>
-          <w:szCs w:val="28"/>
-        </w:rPr>
-        <w:t>(1) 企业数据采集端模块：包含企业基础台账备案及信息维护、月度就业失业数据填报。此部分核心在于实现人数异常波动超过30%时的强防呆二次确认校验，以及就业失业减员原因的级联字典强逻辑绑定。此外，还需提供企业历史数据防越权查询与密码重置功能。</w:t>
-      </w:r>
-      <w:r>
-        <w:rPr>
-          <w:rFonts w:hint="eastAsia" w:ascii="宋体" w:hAnsi="宋体" w:eastAsia="宋体" w:cs="宋体"/>
-          <w:sz w:val="28"/>
-          <w:szCs w:val="28"/>
-        </w:rPr>
-        <w:br w:type="textWrapping"/>
-      </w:r>
-      <w:r>
-        <w:rPr>
-          <w:rFonts w:hint="eastAsia" w:ascii="宋体" w:hAnsi="宋体" w:eastAsia="宋体" w:cs="宋体"/>
-          <w:sz w:val="28"/>
-          <w:szCs w:val="28"/>
-        </w:rPr>
-        <w:t>(2) 市级属地管理端模块：包含辖区企业数据的初审流转、属地政策通知的定向发布。重点建设辖区企业催报督办看板，要求提供进度大屏视图，并实现未报企业的短信/站内信一键催报。</w:t>
-      </w:r>
-      <w:r>
-        <w:rPr>
-          <w:rFonts w:hint="eastAsia" w:ascii="宋体" w:hAnsi="宋体" w:eastAsia="宋体" w:cs="宋体"/>
-          <w:sz w:val="28"/>
-          <w:szCs w:val="28"/>
-        </w:rPr>
-        <w:br w:type="textWrapping"/>
-      </w:r>
-      <w:r>
-        <w:rPr>
-          <w:rFonts w:hint="eastAsia" w:ascii="宋体" w:hAnsi="宋体" w:eastAsia="宋体" w:cs="宋体"/>
-          <w:sz w:val="28"/>
-          <w:szCs w:val="28"/>
-        </w:rPr>
-        <w:t>(3) 省级全局管控端模块：包含全省报表数据终审与多维BI大屏展示（涵盖空间结构、静态切面及动态演进图表）。本模块的最核心范围是研发最高权限的数据双轨容错修改机制，必须做到物理层面的原快照保存与审计日志记录双管齐下。</w:t>
-      </w:r>
-      <w:r>
-        <w:rPr>
-          <w:rFonts w:hint="eastAsia" w:ascii="宋体" w:hAnsi="宋体" w:eastAsia="宋体" w:cs="宋体"/>
-          <w:sz w:val="28"/>
-          <w:szCs w:val="28"/>
-        </w:rPr>
-        <w:br w:type="textWrapping"/>
-      </w:r>
-      <w:r>
-        <w:rPr>
-          <w:rFonts w:hint="eastAsia" w:ascii="宋体" w:hAnsi="宋体" w:eastAsia="宋体" w:cs="宋体"/>
-          <w:sz w:val="28"/>
-          <w:szCs w:val="28"/>
-        </w:rPr>
-        <w:t>(4) 底层支撑与外部接口集成：实现统一的RBAC角色权限控制中心、系统全局监控看板，以及与国家人社部失业监测系统异构对接的数据总线。</w:t>
-      </w:r>
-    </w:p>
-    <w:p>
-      <w:pPr>
-        <w:bidi w:val="0"/>
-        <w:rPr>
-          <w:rFonts w:hint="eastAsia" w:ascii="宋体" w:hAnsi="宋体" w:eastAsia="宋体" w:cs="宋体"/>
-          <w:b w:val="0"/>
-          <w:bCs w:val="0"/>
+          <w:b/>
+          <w:bCs/>
           <w:color w:val="000000" w:themeColor="text1"/>
           <w:sz w:val="28"/>
           <w:szCs w:val="28"/>
@@ -376,12 +400,16 @@
             </w14:solidFill>
           </w14:textFill>
         </w:rPr>
-      </w:pPr>
-      <w:r>
-        <w:rPr>
-          <w:rFonts w:hint="eastAsia" w:ascii="宋体" w:hAnsi="宋体" w:cs="宋体"/>
-          <w:b w:val="0"/>
-          <w:bCs w:val="0"/>
+        <w:t>(1) 企业数据采集端模块：</w:t>
+      </w:r>
+    </w:p>
+    <w:p>
+      <w:pPr>
+        <w:bidi w:val="0"/>
+        <w:rPr>
+          <w:rFonts w:hint="eastAsia" w:ascii="宋体" w:hAnsi="宋体" w:cs="宋体"/>
+          <w:b/>
+          <w:bCs/>
           <w:color w:val="000000" w:themeColor="text1"/>
           <w:sz w:val="28"/>
           <w:szCs w:val="28"/>
@@ -392,29 +420,107 @@
             </w14:solidFill>
           </w14:textFill>
         </w:rPr>
-        <w:t>(5)</w:t>
-      </w:r>
-      <w:r>
-        <w:rPr>
-          <w:rFonts w:hint="eastAsia" w:ascii="宋体" w:hAnsi="宋体" w:eastAsia="宋体" w:cs="宋体"/>
-          <w:b w:val="0"/>
-          <w:bCs w:val="0"/>
+      </w:pPr>
+      <w:r>
+        <w:rPr>
+          <w:rFonts w:hint="eastAsia" w:ascii="宋体" w:hAnsi="宋体" w:eastAsia="宋体" w:cs="宋体"/>
+          <w:sz w:val="28"/>
+          <w:szCs w:val="28"/>
+        </w:rPr>
+        <w:t>包含企业基础台账备案及信息维护、月度就业失业数据填报。此部分核心在于实现人数异常波动超过30%时的强防呆二次确认校验，以及就业失业减员原因的级联字典强逻辑绑定。此外，还需提供企业历史数据防越权查询与密码重置功能。</w:t>
+      </w:r>
+      <w:r>
+        <w:rPr>
+          <w:rFonts w:hint="eastAsia" w:ascii="宋体" w:hAnsi="宋体" w:eastAsia="宋体" w:cs="宋体"/>
+          <w:sz w:val="28"/>
+          <w:szCs w:val="28"/>
+        </w:rPr>
+        <w:br w:type="textWrapping"/>
+      </w:r>
+      <w:r>
+        <w:rPr>
+          <w:rFonts w:hint="eastAsia" w:ascii="宋体" w:hAnsi="宋体" w:cs="宋体"/>
+          <w:b/>
+          <w:bCs/>
           <w:color w:val="000000" w:themeColor="text1"/>
           <w:sz w:val="28"/>
           <w:szCs w:val="28"/>
+          <w:lang w:val="en-US" w:eastAsia="zh-CN"/>
           <w14:textFill>
             <w14:solidFill>
               <w14:schemeClr w14:val="tx1"/>
             </w14:solidFill>
           </w14:textFill>
         </w:rPr>
-        <w:t>填报频次动态控制与周期重构</w:t>
-      </w:r>
-      <w:r>
-        <w:rPr>
-          <w:rFonts w:hint="eastAsia" w:ascii="宋体" w:hAnsi="宋体" w:cs="宋体"/>
-          <w:b w:val="0"/>
-          <w:bCs w:val="0"/>
+        <w:t>(2) 市级属地管理端模块：</w:t>
+      </w:r>
+    </w:p>
+    <w:p>
+      <w:pPr>
+        <w:bidi w:val="0"/>
+        <w:rPr>
+          <w:rFonts w:hint="eastAsia" w:ascii="宋体" w:hAnsi="宋体" w:eastAsia="宋体" w:cs="宋体"/>
+          <w:sz w:val="28"/>
+          <w:szCs w:val="28"/>
+        </w:rPr>
+      </w:pPr>
+      <w:r>
+        <w:rPr>
+          <w:rFonts w:hint="eastAsia" w:ascii="宋体" w:hAnsi="宋体" w:eastAsia="宋体" w:cs="宋体"/>
+          <w:sz w:val="28"/>
+          <w:szCs w:val="28"/>
+        </w:rPr>
+        <w:t>包含辖区企业数据的初审流转、属地政策通知的定向发布。重点建设辖区企业催报督办看板，要求提供进度大屏视图，并实现未报企业的短信/站内信一键催报。</w:t>
+      </w:r>
+      <w:r>
+        <w:rPr>
+          <w:rFonts w:hint="eastAsia" w:ascii="宋体" w:hAnsi="宋体" w:eastAsia="宋体" w:cs="宋体"/>
+          <w:sz w:val="28"/>
+          <w:szCs w:val="28"/>
+        </w:rPr>
+        <w:br w:type="textWrapping"/>
+      </w:r>
+      <w:r>
+        <w:rPr>
+          <w:rFonts w:hint="eastAsia" w:ascii="宋体" w:hAnsi="宋体" w:eastAsia="宋体" w:cs="宋体"/>
+          <w:b/>
+          <w:bCs/>
+          <w:sz w:val="28"/>
+          <w:szCs w:val="28"/>
+        </w:rPr>
+        <w:t>(3) 省级全局管控端模块：</w:t>
+      </w:r>
+    </w:p>
+    <w:p>
+      <w:pPr>
+        <w:bidi w:val="0"/>
+        <w:rPr>
+          <w:rFonts w:hint="eastAsia" w:ascii="宋体" w:hAnsi="宋体" w:eastAsia="宋体" w:cs="宋体"/>
+          <w:sz w:val="28"/>
+          <w:szCs w:val="28"/>
+        </w:rPr>
+      </w:pPr>
+      <w:r>
+        <w:rPr>
+          <w:rFonts w:hint="eastAsia" w:ascii="宋体" w:hAnsi="宋体" w:eastAsia="宋体" w:cs="宋体"/>
+          <w:sz w:val="28"/>
+          <w:szCs w:val="28"/>
+        </w:rPr>
+        <w:t>包含全省报表数据终审与多维BI大屏展示（涵盖空间结构、静态切面及动态演进图表）。本模块的最核心范围是研发最高权限的数据双轨容错修改机制，必须做到物理层面的原快照保存与审计日志记录双管齐下。</w:t>
+      </w:r>
+      <w:r>
+        <w:rPr>
+          <w:rFonts w:hint="eastAsia" w:ascii="宋体" w:hAnsi="宋体" w:eastAsia="宋体" w:cs="宋体"/>
+          <w:sz w:val="28"/>
+          <w:szCs w:val="28"/>
+        </w:rPr>
+        <w:br w:type="textWrapping"/>
+      </w:r>
+      <w:r>
+        <w:rPr>
+          <w:rFonts w:hint="eastAsia" w:ascii="宋体" w:hAnsi="宋体" w:cs="宋体"/>
+          <w:b/>
+          <w:bCs/>
           <w:color w:val="000000" w:themeColor="text1"/>
           <w:sz w:val="28"/>
           <w:szCs w:val="28"/>
@@ -425,23 +531,61 @@
             </w14:solidFill>
           </w14:textFill>
         </w:rPr>
-        <w:t>:</w:t>
-      </w:r>
-      <w:r>
-        <w:rPr>
-          <w:rFonts w:hint="eastAsia" w:ascii="宋体" w:hAnsi="宋体" w:eastAsia="宋体" w:cs="宋体"/>
-          <w:b w:val="0"/>
-          <w:bCs w:val="0"/>
+        <w:t>(4) 底层支撑与外部接口集成：</w:t>
+      </w:r>
+    </w:p>
+    <w:p>
+      <w:pPr>
+        <w:bidi w:val="0"/>
+        <w:rPr>
+          <w:rFonts w:hint="eastAsia" w:ascii="宋体" w:hAnsi="宋体" w:eastAsia="宋体" w:cs="宋体"/>
+          <w:sz w:val="28"/>
+          <w:szCs w:val="28"/>
+        </w:rPr>
+      </w:pPr>
+      <w:r>
+        <w:rPr>
+          <w:rFonts w:hint="eastAsia" w:ascii="宋体" w:hAnsi="宋体" w:eastAsia="宋体" w:cs="宋体"/>
+          <w:sz w:val="28"/>
+          <w:szCs w:val="28"/>
+        </w:rPr>
+        <w:t>实现统一的RBAC角色权限控制中心、系统全局监控看板，以及与国家人社部失业监测系统异构对接的数据总线。</w:t>
+      </w:r>
+    </w:p>
+    <w:p>
+      <w:pPr>
+        <w:bidi w:val="0"/>
+        <w:rPr>
+          <w:rFonts w:hint="eastAsia" w:ascii="宋体" w:hAnsi="宋体" w:cs="宋体"/>
+          <w:b/>
+          <w:bCs/>
           <w:color w:val="000000" w:themeColor="text1"/>
           <w:sz w:val="28"/>
           <w:szCs w:val="28"/>
+          <w:lang w:val="en-US" w:eastAsia="zh-CN"/>
           <w14:textFill>
             <w14:solidFill>
               <w14:schemeClr w14:val="tx1"/>
             </w14:solidFill>
           </w14:textFill>
         </w:rPr>
-        <w:t>废弃原单一维度的 report_month 字段强校验逻辑。新增“调查期频次动态控制阀”机制，支持系统底层判断当前系统月份，自动切换“半月报”或“整月报”的时间窗口期校验策略。升级前端日历控件与后端填报记录表的主键策略，支持形如“202603-1（3月上半月）”、“202603-2（3月下半月）”的异构期数标识落库。</w:t>
+      </w:pPr>
+      <w:r>
+        <w:rPr>
+          <w:rFonts w:hint="eastAsia" w:ascii="宋体" w:hAnsi="宋体" w:cs="宋体"/>
+          <w:b/>
+          <w:bCs/>
+          <w:color w:val="000000" w:themeColor="text1"/>
+          <w:sz w:val="28"/>
+          <w:szCs w:val="28"/>
+          <w:lang w:val="en-US" w:eastAsia="zh-CN"/>
+          <w14:textFill>
+            <w14:solidFill>
+              <w14:schemeClr w14:val="tx1"/>
+            </w14:solidFill>
+          </w14:textFill>
+        </w:rPr>
+        <w:t>(5)填报频次动态控制与周期重构:</w:t>
       </w:r>
     </w:p>
     <w:p>
@@ -451,23 +595,67 @@
           <w:rFonts w:hint="eastAsia" w:ascii="宋体" w:hAnsi="宋体" w:eastAsia="宋体" w:cs="宋体"/>
           <w:b w:val="0"/>
           <w:bCs w:val="0"/>
-          <w:color w:val="FF0000"/>
-          <w:sz w:val="28"/>
-          <w:szCs w:val="28"/>
-          <w:lang w:eastAsia="zh-CN"/>
-        </w:rPr>
-      </w:pPr>
-      <w:r>
-        <w:rPr>
-          <w:rFonts w:hint="eastAsia" w:ascii="宋体" w:hAnsi="宋体" w:cs="宋体"/>
+          <w:color w:val="000000" w:themeColor="text1"/>
+          <w:sz w:val="28"/>
+          <w:szCs w:val="28"/>
+          <w14:textFill>
+            <w14:solidFill>
+              <w14:schemeClr w14:val="tx1"/>
+            </w14:solidFill>
+          </w14:textFill>
+        </w:rPr>
+      </w:pPr>
+      <w:r>
+        <w:rPr>
+          <w:rFonts w:hint="eastAsia" w:ascii="宋体" w:hAnsi="宋体" w:eastAsia="宋体" w:cs="宋体"/>
           <w:b w:val="0"/>
           <w:bCs w:val="0"/>
-          <w:color w:val="FF0000"/>
-          <w:sz w:val="28"/>
-          <w:szCs w:val="28"/>
-          <w:lang w:eastAsia="zh-CN"/>
-        </w:rPr>
-        <w:t>新增</w:t>
+          <w:color w:val="000000" w:themeColor="text1"/>
+          <w:sz w:val="28"/>
+          <w:szCs w:val="28"/>
+          <w14:textFill>
+            <w14:solidFill>
+              <w14:schemeClr w14:val="tx1"/>
+            </w14:solidFill>
+          </w14:textFill>
+        </w:rPr>
+        <w:t>废弃原单一维度的 report_month 字段强校验逻辑。新增“调查期频次动态控制阀”机制，支持系统底层判断当前系统月份，自动切换“半月报”或“整月报”的时间窗口期校验策略。升级前端日历控件与后端填报记录表的主键策略，支持形如“202603-1（3月上半月）”、“202603-2（3月下半月）”的异构期数标识落库。</w:t>
+      </w:r>
+    </w:p>
+    <w:p>
+      <w:pPr>
+        <w:bidi w:val="0"/>
+        <w:rPr>
+          <w:rFonts w:hint="default" w:ascii="宋体" w:hAnsi="宋体" w:cs="宋体"/>
+          <w:b/>
+          <w:bCs/>
+          <w:color w:val="000000" w:themeColor="text1"/>
+          <w:sz w:val="28"/>
+          <w:szCs w:val="28"/>
+          <w:lang w:val="en-US" w:eastAsia="zh-CN"/>
+          <w14:textFill>
+            <w14:solidFill>
+              <w14:schemeClr w14:val="tx1"/>
+            </w14:solidFill>
+          </w14:textFill>
+        </w:rPr>
+      </w:pPr>
+      <w:r>
+        <w:rPr>
+          <w:rFonts w:hint="eastAsia" w:ascii="宋体" w:hAnsi="宋体" w:cs="宋体"/>
+          <w:b/>
+          <w:bCs/>
+          <w:color w:val="000000" w:themeColor="text1"/>
+          <w:sz w:val="28"/>
+          <w:szCs w:val="28"/>
+          <w:lang w:val="en-US" w:eastAsia="zh-CN"/>
+          <w14:textFill>
+            <w14:solidFill>
+              <w14:schemeClr w14:val="tx1"/>
+            </w14:solidFill>
+          </w14:textFill>
+        </w:rPr>
+        <w:t>(6)移动端全业务适配模块:</w:t>
       </w:r>
     </w:p>
     <w:p>
@@ -477,10 +665,15 @@
           <w:rFonts w:hint="eastAsia" w:ascii="宋体" w:hAnsi="宋体" w:cs="宋体"/>
           <w:b w:val="0"/>
           <w:bCs w:val="0"/>
-          <w:color w:val="FF0000"/>
-          <w:sz w:val="28"/>
-          <w:szCs w:val="28"/>
-          <w:lang w:val="en-US" w:eastAsia="zh-CN"/>
+          <w:color w:val="000000" w:themeColor="text1"/>
+          <w:sz w:val="28"/>
+          <w:szCs w:val="28"/>
+          <w:lang w:val="en-US" w:eastAsia="zh-CN"/>
+          <w14:textFill>
+            <w14:solidFill>
+              <w14:schemeClr w14:val="tx1"/>
+            </w14:solidFill>
+          </w14:textFill>
         </w:rPr>
       </w:pPr>
       <w:r>
@@ -488,12 +681,17 @@
           <w:rFonts w:hint="eastAsia" w:ascii="宋体" w:hAnsi="宋体" w:cs="宋体"/>
           <w:b w:val="0"/>
           <w:bCs w:val="0"/>
-          <w:color w:val="FF0000"/>
-          <w:sz w:val="28"/>
-          <w:szCs w:val="28"/>
-          <w:lang w:val="en-US" w:eastAsia="zh-CN"/>
-        </w:rPr>
-        <w:t>(6)移动端全业务适配模块</w:t>
+          <w:color w:val="000000" w:themeColor="text1"/>
+          <w:sz w:val="28"/>
+          <w:szCs w:val="28"/>
+          <w:lang w:val="en-US" w:eastAsia="zh-CN"/>
+          <w14:textFill>
+            <w14:solidFill>
+              <w14:schemeClr w14:val="tx1"/>
+            </w14:solidFill>
+          </w14:textFill>
+        </w:rPr>
+        <w:t>移动端 UI/UX 重构：引入移动端 UI 组件库（如 Vant/AntD Mobile），实现企业端 12 个核心填报表单的移动端自适应布局，确保在不同尺寸手机屏幕下的交互可用性。</w:t>
       </w:r>
     </w:p>
     <w:p>
@@ -503,10 +701,15 @@
           <w:rFonts w:hint="eastAsia" w:ascii="宋体" w:hAnsi="宋体" w:cs="宋体"/>
           <w:b w:val="0"/>
           <w:bCs w:val="0"/>
-          <w:color w:val="FF0000"/>
-          <w:sz w:val="28"/>
-          <w:szCs w:val="28"/>
-          <w:lang w:val="en-US" w:eastAsia="zh-CN"/>
+          <w:color w:val="000000" w:themeColor="text1"/>
+          <w:sz w:val="28"/>
+          <w:szCs w:val="28"/>
+          <w:lang w:val="en-US" w:eastAsia="zh-CN"/>
+          <w14:textFill>
+            <w14:solidFill>
+              <w14:schemeClr w14:val="tx1"/>
+            </w14:solidFill>
+          </w14:textFill>
         </w:rPr>
       </w:pPr>
       <w:r>
@@ -514,12 +717,17 @@
           <w:rFonts w:hint="eastAsia" w:ascii="宋体" w:hAnsi="宋体" w:cs="宋体"/>
           <w:b w:val="0"/>
           <w:bCs w:val="0"/>
-          <w:color w:val="FF0000"/>
-          <w:sz w:val="28"/>
-          <w:szCs w:val="28"/>
-          <w:lang w:val="en-US" w:eastAsia="zh-CN"/>
-        </w:rPr>
-        <w:t>移动端 UI/UX 重构：引入移动端 UI 组件库（如 Vant/AntD Mobile），实现企业端 12 个核心填报表单的移动端自适应布局，确保在不同尺寸手机屏幕下的交互可用性。</w:t>
+          <w:color w:val="000000" w:themeColor="text1"/>
+          <w:sz w:val="28"/>
+          <w:szCs w:val="28"/>
+          <w:lang w:val="en-US" w:eastAsia="zh-CN"/>
+          <w14:textFill>
+            <w14:solidFill>
+              <w14:schemeClr w14:val="tx1"/>
+            </w14:solidFill>
+          </w14:textFill>
+        </w:rPr>
+        <w:t>移动端身份鉴权安全加固：针对移动端无 Cookie 的特性，研发基于 JWT (JSON Web Token) 的移动端专用认证机制。</w:t>
       </w:r>
     </w:p>
     <w:p>
@@ -529,10 +737,15 @@
           <w:rFonts w:hint="eastAsia" w:ascii="宋体" w:hAnsi="宋体" w:cs="宋体"/>
           <w:b w:val="0"/>
           <w:bCs w:val="0"/>
-          <w:color w:val="FF0000"/>
-          <w:sz w:val="28"/>
-          <w:szCs w:val="28"/>
-          <w:lang w:val="en-US" w:eastAsia="zh-CN"/>
+          <w:color w:val="000000" w:themeColor="text1"/>
+          <w:sz w:val="28"/>
+          <w:szCs w:val="28"/>
+          <w:lang w:val="en-US" w:eastAsia="zh-CN"/>
+          <w14:textFill>
+            <w14:solidFill>
+              <w14:schemeClr w14:val="tx1"/>
+            </w14:solidFill>
+          </w14:textFill>
         </w:rPr>
       </w:pPr>
       <w:r>
@@ -540,25 +753,35 @@
           <w:rFonts w:hint="eastAsia" w:ascii="宋体" w:hAnsi="宋体" w:cs="宋体"/>
           <w:b w:val="0"/>
           <w:bCs w:val="0"/>
-          <w:color w:val="FF0000"/>
-          <w:sz w:val="28"/>
-          <w:szCs w:val="28"/>
-          <w:lang w:val="en-US" w:eastAsia="zh-CN"/>
-        </w:rPr>
-        <w:t>移动端身份鉴权安全加固：针对移动端无 Cookie 的特性，研发基于 JWT (JSON Web Token) 的移动端专用认证机制。</w:t>
-      </w:r>
-    </w:p>
-    <w:p>
-      <w:pPr>
-        <w:bidi w:val="0"/>
-        <w:rPr>
-          <w:rFonts w:hint="default" w:ascii="宋体" w:hAnsi="宋体" w:eastAsia="宋体" w:cs="宋体"/>
+          <w:color w:val="000000" w:themeColor="text1"/>
+          <w:sz w:val="28"/>
+          <w:szCs w:val="28"/>
+          <w:lang w:val="en-US" w:eastAsia="zh-CN"/>
+          <w14:textFill>
+            <w14:solidFill>
+              <w14:schemeClr w14:val="tx1"/>
+            </w14:solidFill>
+          </w14:textFill>
+        </w:rPr>
+        <w:t>移动端业务流转适配：移植市级初审、省局终审业务逻辑至手机端，实现移动端一键审核与退回功能。</w:t>
+      </w:r>
+    </w:p>
+    <w:p>
+      <w:pPr>
+        <w:bidi w:val="0"/>
+        <w:rPr>
+          <w:rFonts w:hint="eastAsia" w:ascii="宋体" w:hAnsi="宋体" w:cs="宋体"/>
           <w:b w:val="0"/>
           <w:bCs w:val="0"/>
-          <w:color w:val="FF0000"/>
-          <w:sz w:val="28"/>
-          <w:szCs w:val="28"/>
-          <w:lang w:val="en-US" w:eastAsia="zh-CN"/>
+          <w:color w:val="000000" w:themeColor="text1"/>
+          <w:sz w:val="28"/>
+          <w:szCs w:val="28"/>
+          <w:lang w:val="en-US" w:eastAsia="zh-CN"/>
+          <w14:textFill>
+            <w14:solidFill>
+              <w14:schemeClr w14:val="tx1"/>
+            </w14:solidFill>
+          </w14:textFill>
         </w:rPr>
       </w:pPr>
       <w:r>
@@ -566,12 +789,125 @@
           <w:rFonts w:hint="eastAsia" w:ascii="宋体" w:hAnsi="宋体" w:cs="宋体"/>
           <w:b w:val="0"/>
           <w:bCs w:val="0"/>
-          <w:color w:val="FF0000"/>
-          <w:sz w:val="28"/>
-          <w:szCs w:val="28"/>
-          <w:lang w:val="en-US" w:eastAsia="zh-CN"/>
-        </w:rPr>
-        <w:t>移动端业务流转适配：移植市级初审、省局终审业务逻辑至手机端，实现移动端一键审核与退回功能。</w:t>
+          <w:color w:val="000000" w:themeColor="text1"/>
+          <w:sz w:val="28"/>
+          <w:szCs w:val="28"/>
+          <w:lang w:val="en-US" w:eastAsia="zh-CN"/>
+          <w14:textFill>
+            <w14:solidFill>
+              <w14:schemeClr w14:val="tx1"/>
+            </w14:solidFill>
+          </w14:textFill>
+        </w:rPr>
+        <w:t>(7)项目交付与结项管理</w:t>
+      </w:r>
+    </w:p>
+    <w:p>
+      <w:pPr>
+        <w:bidi w:val="0"/>
+        <w:rPr>
+          <w:rFonts w:hint="eastAsia" w:ascii="宋体" w:hAnsi="宋体" w:cs="宋体"/>
+          <w:b w:val="0"/>
+          <w:bCs w:val="0"/>
+          <w:color w:val="000000" w:themeColor="text1"/>
+          <w:sz w:val="28"/>
+          <w:szCs w:val="28"/>
+          <w:lang w:val="en-US" w:eastAsia="zh-CN"/>
+          <w14:textFill>
+            <w14:solidFill>
+              <w14:schemeClr w14:val="tx1"/>
+            </w14:solidFill>
+          </w14:textFill>
+        </w:rPr>
+      </w:pPr>
+      <w:r>
+        <w:rPr>
+          <w:rFonts w:hint="eastAsia" w:ascii="宋体" w:hAnsi="宋体" w:cs="宋体"/>
+          <w:b w:val="0"/>
+          <w:bCs w:val="0"/>
+          <w:color w:val="000000" w:themeColor="text1"/>
+          <w:sz w:val="28"/>
+          <w:szCs w:val="28"/>
+          <w:lang w:val="en-US" w:eastAsia="zh-CN"/>
+          <w14:textFill>
+            <w14:solidFill>
+              <w14:schemeClr w14:val="tx1"/>
+            </w14:solidFill>
+          </w14:textFill>
+        </w:rPr>
+        <w:t>软件资产交付：整理 GitHub 全库源代码、数据库 SQL 初始化脚本、配置文件说明。</w:t>
+      </w:r>
+    </w:p>
+    <w:p>
+      <w:pPr>
+        <w:bidi w:val="0"/>
+        <w:rPr>
+          <w:rFonts w:hint="eastAsia" w:ascii="宋体" w:hAnsi="宋体" w:cs="宋体"/>
+          <w:b w:val="0"/>
+          <w:bCs w:val="0"/>
+          <w:color w:val="000000" w:themeColor="text1"/>
+          <w:sz w:val="28"/>
+          <w:szCs w:val="28"/>
+          <w:lang w:val="en-US" w:eastAsia="zh-CN"/>
+          <w14:textFill>
+            <w14:solidFill>
+              <w14:schemeClr w14:val="tx1"/>
+            </w14:solidFill>
+          </w14:textFill>
+        </w:rPr>
+      </w:pPr>
+      <w:r>
+        <w:rPr>
+          <w:rFonts w:hint="eastAsia" w:ascii="宋体" w:hAnsi="宋体" w:cs="宋体"/>
+          <w:b w:val="0"/>
+          <w:bCs w:val="0"/>
+          <w:color w:val="000000" w:themeColor="text1"/>
+          <w:sz w:val="28"/>
+          <w:szCs w:val="28"/>
+          <w:lang w:val="en-US" w:eastAsia="zh-CN"/>
+          <w14:textFill>
+            <w14:solidFill>
+              <w14:schemeClr w14:val="tx1"/>
+            </w14:solidFill>
+          </w14:textFill>
+        </w:rPr>
+        <w:t>文档资产交付：更新最终版《SRS需求规格说明书》、《系统设计文档》、《测试报告（含性能压测数据）》、《用户操作手册（PC+移动版）》。</w:t>
+      </w:r>
+    </w:p>
+    <w:p>
+      <w:pPr>
+        <w:bidi w:val="0"/>
+        <w:rPr>
+          <w:rFonts w:hint="default" w:ascii="宋体" w:hAnsi="宋体" w:cs="宋体"/>
+          <w:b w:val="0"/>
+          <w:bCs w:val="0"/>
+          <w:color w:val="000000" w:themeColor="text1"/>
+          <w:sz w:val="28"/>
+          <w:szCs w:val="28"/>
+          <w:lang w:val="en-US" w:eastAsia="zh-CN"/>
+          <w14:textFill>
+            <w14:solidFill>
+              <w14:schemeClr w14:val="tx1"/>
+            </w14:solidFill>
+          </w14:textFill>
+        </w:rPr>
+      </w:pPr>
+      <w:r>
+        <w:rPr>
+          <w:rFonts w:hint="eastAsia" w:ascii="宋体" w:hAnsi="宋体" w:cs="宋体"/>
+          <w:b w:val="0"/>
+          <w:bCs w:val="0"/>
+          <w:color w:val="000000" w:themeColor="text1"/>
+          <w:sz w:val="28"/>
+          <w:szCs w:val="28"/>
+          <w:lang w:val="en-US" w:eastAsia="zh-CN"/>
+          <w14:textFill>
+            <w14:solidFill>
+              <w14:schemeClr w14:val="tx1"/>
+            </w14:solidFill>
+          </w14:textFill>
+        </w:rPr>
+        <w:t>环境移交：完成生产环境部署包封装，协助甲方完成服务器正式环境迁移。</w:t>
       </w:r>
     </w:p>
     <w:p>
@@ -683,10 +1019,20 @@
       <w:r>
         <w:rPr>
           <w:rFonts w:hint="eastAsia" w:ascii="宋体" w:hAnsi="宋体" w:eastAsia="宋体" w:cs="宋体"/>
-          <w:sz w:val="28"/>
-          <w:szCs w:val="28"/>
-        </w:rPr>
-        <w:t>(1) 项目管理组：由田新哲担任项目经理（PM）兼Scrum Master。全面统筹整个开发生命周期的进度跟踪、绩效考核、资源调配以及核心配置库的权限审批，是项目成败的第一责任人。</w:t>
+          <w:b/>
+          <w:bCs/>
+          <w:sz w:val="28"/>
+          <w:szCs w:val="28"/>
+        </w:rPr>
+        <w:t>(1) 项目管理组：</w:t>
+      </w:r>
+      <w:r>
+        <w:rPr>
+          <w:rFonts w:hint="eastAsia" w:ascii="宋体" w:hAnsi="宋体" w:eastAsia="宋体" w:cs="宋体"/>
+          <w:sz w:val="28"/>
+          <w:szCs w:val="28"/>
+        </w:rPr>
+        <w:t>由田新哲担任项目经理（PM）兼Scrum Master。全面统筹整个开发生命周期的进度跟踪、绩效考核、资源调配以及核心配置库的权限审批，是项目成败的第一责任人。</w:t>
       </w:r>
       <w:r>
         <w:rPr>
@@ -699,10 +1045,20 @@
       <w:r>
         <w:rPr>
           <w:rFonts w:hint="eastAsia" w:ascii="宋体" w:hAnsi="宋体" w:eastAsia="宋体" w:cs="宋体"/>
-          <w:sz w:val="28"/>
-          <w:szCs w:val="28"/>
-        </w:rPr>
-        <w:t>(2) 需求与产品组：樊成珂与门金晓担任业务分析师（BA）。负责将繁杂的SRS文档转化为开发可理解的原型图与接口数据契约，制定详细的字典级联对应表，并在项目末期主导用户验收测试。</w:t>
+          <w:b/>
+          <w:bCs/>
+          <w:sz w:val="28"/>
+          <w:szCs w:val="28"/>
+        </w:rPr>
+        <w:t>(2) 需求与产品组：</w:t>
+      </w:r>
+      <w:r>
+        <w:rPr>
+          <w:rFonts w:hint="eastAsia" w:ascii="宋体" w:hAnsi="宋体" w:eastAsia="宋体" w:cs="宋体"/>
+          <w:sz w:val="28"/>
+          <w:szCs w:val="28"/>
+        </w:rPr>
+        <w:t>樊成珂与门金晓担任业务分析师（BA）。负责将繁杂的SRS文档转化为开发可理解的原型图与接口数据契约，制定详细的字典级联对应表，并在项目末期主导用户验收测试。</w:t>
       </w:r>
       <w:r>
         <w:rPr>
@@ -715,10 +1071,30 @@
       <w:r>
         <w:rPr>
           <w:rFonts w:hint="eastAsia" w:ascii="宋体" w:hAnsi="宋体" w:eastAsia="宋体" w:cs="宋体"/>
-          <w:sz w:val="28"/>
-          <w:szCs w:val="28"/>
-        </w:rPr>
-        <w:t>(3) 前端研发组：邓清月、杜春雨、崔晨曦负责前端表现层开发。技术栈锁定为Vue/React，职责涵盖PC端高保真UI还原、复杂表单状态机校验阻断，以及引入ECharts引擎实现高级多维数据可视化。</w:t>
+          <w:b/>
+          <w:bCs/>
+          <w:sz w:val="28"/>
+          <w:szCs w:val="28"/>
+        </w:rPr>
+        <w:t>(3) 前端研发组：</w:t>
+      </w:r>
+      <w:r>
+        <w:rPr>
+          <w:rFonts w:hint="eastAsia" w:ascii="宋体" w:hAnsi="宋体" w:eastAsia="宋体" w:cs="宋体"/>
+          <w:b w:val="0"/>
+          <w:bCs w:val="0"/>
+          <w:sz w:val="28"/>
+          <w:szCs w:val="28"/>
+        </w:rPr>
+        <w:t>邓</w:t>
+      </w:r>
+      <w:r>
+        <w:rPr>
+          <w:rFonts w:hint="eastAsia" w:ascii="宋体" w:hAnsi="宋体" w:eastAsia="宋体" w:cs="宋体"/>
+          <w:sz w:val="28"/>
+          <w:szCs w:val="28"/>
+        </w:rPr>
+        <w:t>清月、杜春雨、崔晨曦负责前端表现层开发。技术栈锁定为Vue/React，职责涵盖PC端高保真UI还原、复杂表单状态机校验阻断，以及引入ECharts引擎实现高级多维数据可视化。</w:t>
       </w:r>
       <w:r>
         <w:rPr>
@@ -731,10 +1107,20 @@
       <w:r>
         <w:rPr>
           <w:rFonts w:hint="eastAsia" w:ascii="宋体" w:hAnsi="宋体" w:eastAsia="宋体" w:cs="宋体"/>
-          <w:sz w:val="28"/>
-          <w:szCs w:val="28"/>
-        </w:rPr>
-        <w:t>(4) 后端研发组：何珊、程思涵、林保良负责服务端架构与业务逻辑支撑。基于Spring Boot体系，主攻底层E-R模型映射、死信重试队列的架构搭建、防篡改审计日志系统的落盘以及与部委异构系统的标准化通信。</w:t>
+          <w:b/>
+          <w:bCs/>
+          <w:sz w:val="28"/>
+          <w:szCs w:val="28"/>
+        </w:rPr>
+        <w:t>(4) 后端研发组：</w:t>
+      </w:r>
+      <w:r>
+        <w:rPr>
+          <w:rFonts w:hint="eastAsia" w:ascii="宋体" w:hAnsi="宋体" w:eastAsia="宋体" w:cs="宋体"/>
+          <w:sz w:val="28"/>
+          <w:szCs w:val="28"/>
+        </w:rPr>
+        <w:t>何珊、程思涵、林保良负责服务端架构与业务逻辑支撑。基于Spring Boot体系，主攻底层E-R模型映射、死信重试队列的架构搭建、防篡改审计日志系统的落盘以及与部委异构系统的标准化通信。</w:t>
       </w:r>
       <w:r>
         <w:rPr>
@@ -747,10 +1133,20 @@
       <w:r>
         <w:rPr>
           <w:rFonts w:hint="eastAsia" w:ascii="宋体" w:hAnsi="宋体" w:eastAsia="宋体" w:cs="宋体"/>
-          <w:sz w:val="28"/>
-          <w:szCs w:val="28"/>
-        </w:rPr>
-        <w:t>(5) 测试与质量保障组：张思哲、汪涵宇出任QA工程师。负责贯穿全流程的质量测试，编写测试用例追踪矩阵（RTM），并主导后期的JMeter高并发压力验证。</w:t>
+          <w:b/>
+          <w:bCs/>
+          <w:sz w:val="28"/>
+          <w:szCs w:val="28"/>
+        </w:rPr>
+        <w:t>(5) 测试与质量保障组：</w:t>
+      </w:r>
+      <w:r>
+        <w:rPr>
+          <w:rFonts w:hint="eastAsia" w:ascii="宋体" w:hAnsi="宋体" w:eastAsia="宋体" w:cs="宋体"/>
+          <w:sz w:val="28"/>
+          <w:szCs w:val="28"/>
+        </w:rPr>
+        <w:t>张思哲、汪涵宇出任QA工程师。负责贯穿全流程的质量测试，编写测试用例追踪矩阵（RTM），并主导后期的JMeter高并发压力验证。</w:t>
       </w:r>
     </w:p>
     <w:p>
@@ -2419,80 +2815,6 @@
     </w:p>
     <w:p>
       <w:pPr>
-        <w:bidi w:val="0"/>
-        <w:rPr>
-          <w:rFonts w:hint="eastAsia" w:ascii="宋体" w:hAnsi="宋体" w:eastAsia="宋体" w:cs="宋体"/>
-          <w:sz w:val="28"/>
-          <w:szCs w:val="28"/>
-        </w:rPr>
-      </w:pPr>
-      <w:r>
-        <w:rPr>
-          <w:rStyle w:val="9"/>
-          <w:rFonts w:hint="eastAsia"/>
-        </w:rPr>
-        <w:t>3.2 系统集成策略</w:t>
-      </w:r>
-      <w:r>
-        <w:rPr>
-          <w:rFonts w:hint="eastAsia" w:ascii="宋体" w:hAnsi="宋体" w:eastAsia="宋体" w:cs="宋体"/>
-          <w:sz w:val="28"/>
-          <w:szCs w:val="28"/>
-        </w:rPr>
-        <w:br w:type="textWrapping"/>
-      </w:r>
-      <w:r>
-        <w:rPr>
-          <w:rFonts w:hint="eastAsia" w:ascii="宋体" w:hAnsi="宋体" w:eastAsia="宋体" w:cs="宋体"/>
-          <w:sz w:val="28"/>
-          <w:szCs w:val="28"/>
-        </w:rPr>
-        <w:t>秉承持续集成与持续交付（CI/CD）理念，前后端代码必须每天至少发起一次向develop分支的合并请求（Pull Request）。通过配置Webhook自动化构建，确保每晚生成最新的内测环境系统快照，避免出现“各自开发没问题，一拼装就崩溃”的传统瀑布流窘境。</w:t>
-      </w:r>
-    </w:p>
-    <w:p>
-      <w:pPr>
-        <w:pStyle w:val="4"/>
-        <w:bidi w:val="0"/>
-        <w:rPr>
-          <w:rFonts w:hint="eastAsia"/>
-        </w:rPr>
-      </w:pPr>
-      <w:r>
-        <w:rPr>
-          <w:rFonts w:hint="eastAsia"/>
-          <w:lang w:val="en-US" w:eastAsia="zh-CN"/>
-        </w:rPr>
-        <w:t>3.3</w:t>
-      </w:r>
-      <w:r>
-        <w:rPr>
-          <w:rFonts w:hint="eastAsia"/>
-        </w:rPr>
-        <w:t xml:space="preserve"> 微观集成与每日构建计划</w:t>
-      </w:r>
-    </w:p>
-    <w:p>
-      <w:pPr>
-        <w:rPr>
-          <w:rFonts w:hint="eastAsia" w:ascii="宋体" w:hAnsi="宋体" w:eastAsia="宋体" w:cs="宋体"/>
-          <w:sz w:val="28"/>
-          <w:szCs w:val="32"/>
-          <w:lang w:val="en-US" w:eastAsia="zh-CN"/>
-        </w:rPr>
-      </w:pPr>
-      <w:r>
-        <w:rPr>
-          <w:rFonts w:hint="eastAsia" w:ascii="宋体" w:hAnsi="宋体" w:eastAsia="宋体" w:cs="宋体"/>
-          <w:sz w:val="28"/>
-          <w:szCs w:val="32"/>
-          <w:lang w:val="en-US" w:eastAsia="zh-CN"/>
-        </w:rPr>
-        <w:t>[迭代2]</w:t>
-      </w:r>
-    </w:p>
-    <w:p>
-      <w:pPr>
         <w:pStyle w:val="6"/>
         <w:keepNext w:val="0"/>
         <w:keepLines w:val="0"/>
@@ -2502,23 +2824,27 @@
         <w:ind w:right="0"/>
         <w:rPr>
           <w:rFonts w:hint="eastAsia" w:ascii="宋体" w:hAnsi="宋体" w:eastAsia="宋体" w:cs="宋体"/>
-          <w:sz w:val="28"/>
-          <w:szCs w:val="28"/>
-        </w:rPr>
-      </w:pPr>
-      <w:r>
-        <w:rPr>
-          <w:rFonts w:hint="eastAsia" w:ascii="宋体" w:hAnsi="宋体" w:eastAsia="宋体" w:cs="宋体"/>
-          <w:i w:val="0"/>
-          <w:iCs w:val="0"/>
-          <w:caps w:val="0"/>
-          <w:color w:val="2B2D31"/>
-          <w:spacing w:val="0"/>
-          <w:sz w:val="28"/>
-          <w:szCs w:val="28"/>
-          <w:shd w:val="clear" w:fill="FFFFFF"/>
-        </w:rPr>
-        <w:t>前后端契约集成：本周二（3月24日）前，后端必须在 Apifox/Swagger 上发布所有本周涉及的 API Mock 接口。前端周三起必须脱离本地假数据，全面接入 Mock 联调。</w:t>
+          <w:sz w:val="22"/>
+          <w:szCs w:val="22"/>
+        </w:rPr>
+      </w:pPr>
+      <w:r>
+        <w:rPr>
+          <w:rFonts w:hint="eastAsia" w:ascii="宋体" w:hAnsi="宋体" w:eastAsia="宋体" w:cs="宋体"/>
+          <w:b/>
+          <w:bCs/>
+          <w:sz w:val="22"/>
+          <w:szCs w:val="22"/>
+        </w:rPr>
+        <w:t>产品与需求组</w:t>
+      </w:r>
+      <w:r>
+        <w:rPr>
+          <w:rFonts w:hint="eastAsia" w:ascii="宋体" w:hAnsi="宋体" w:eastAsia="宋体" w:cs="宋体"/>
+          <w:sz w:val="22"/>
+          <w:szCs w:val="22"/>
+        </w:rPr>
+        <w:t xml:space="preserve"> (樊成珂、门金晓)：</w:t>
       </w:r>
     </w:p>
     <w:p>
@@ -2532,23 +2858,17 @@
         <w:ind w:right="0"/>
         <w:rPr>
           <w:rFonts w:hint="eastAsia" w:ascii="宋体" w:hAnsi="宋体" w:eastAsia="宋体" w:cs="宋体"/>
-          <w:sz w:val="28"/>
-          <w:szCs w:val="28"/>
-        </w:rPr>
-      </w:pPr>
-      <w:r>
-        <w:rPr>
-          <w:rFonts w:hint="eastAsia" w:ascii="宋体" w:hAnsi="宋体" w:eastAsia="宋体" w:cs="宋体"/>
-          <w:i w:val="0"/>
-          <w:iCs w:val="0"/>
-          <w:caps w:val="0"/>
-          <w:color w:val="2B2D31"/>
-          <w:spacing w:val="0"/>
-          <w:sz w:val="28"/>
-          <w:szCs w:val="28"/>
-          <w:shd w:val="clear" w:fill="FFFFFF"/>
-        </w:rPr>
-        <w:t>每日代码合并：所有组员每天 18:00 前必须将当日代码 Commit 并提交 Pull Request 至 develop 分支，解决可能的 Git 冲突。</w:t>
+          <w:sz w:val="22"/>
+          <w:szCs w:val="22"/>
+        </w:rPr>
+      </w:pPr>
+      <w:r>
+        <w:rPr>
+          <w:rFonts w:hint="eastAsia" w:ascii="宋体" w:hAnsi="宋体" w:eastAsia="宋体" w:cs="宋体"/>
+          <w:sz w:val="22"/>
+          <w:szCs w:val="22"/>
+        </w:rPr>
+        <w:t>完成全案 11 个功能模块的验收自测；主持 UAT 演示会议，收集客户最终反馈，产出《用户验收报告》。</w:t>
       </w:r>
     </w:p>
     <w:p>
@@ -2562,29 +2882,27 @@
         <w:ind w:right="0"/>
         <w:rPr>
           <w:rFonts w:hint="eastAsia" w:ascii="宋体" w:hAnsi="宋体" w:eastAsia="宋体" w:cs="宋体"/>
-          <w:i w:val="0"/>
-          <w:iCs w:val="0"/>
-          <w:caps w:val="0"/>
-          <w:color w:val="2B2D31"/>
-          <w:spacing w:val="0"/>
-          <w:sz w:val="28"/>
-          <w:szCs w:val="28"/>
-          <w:shd w:val="clear" w:fill="FFFFFF"/>
-        </w:rPr>
-      </w:pPr>
-      <w:r>
-        <w:rPr>
-          <w:rFonts w:hint="eastAsia" w:ascii="宋体" w:hAnsi="宋体" w:eastAsia="宋体" w:cs="宋体"/>
-          <w:i w:val="0"/>
-          <w:iCs w:val="0"/>
-          <w:caps w:val="0"/>
-          <w:color w:val="2B2D31"/>
-          <w:spacing w:val="0"/>
-          <w:sz w:val="28"/>
-          <w:szCs w:val="28"/>
-          <w:shd w:val="clear" w:fill="FFFFFF"/>
-        </w:rPr>
-        <w:t>周末演示里程碑：本周五（3月27日）下午 15:00，系统必须能成功在测试服务器上启动。团队内部进行“企业草稿新建 -&gt; 提交预警触发 -&gt; 市局列表查看”的业务主线贯通演示。</w:t>
+          <w:sz w:val="22"/>
+          <w:szCs w:val="22"/>
+        </w:rPr>
+      </w:pPr>
+      <w:r>
+        <w:rPr>
+          <w:rFonts w:hint="eastAsia" w:ascii="宋体" w:hAnsi="宋体" w:eastAsia="宋体" w:cs="宋体"/>
+          <w:b/>
+          <w:bCs/>
+          <w:sz w:val="22"/>
+          <w:szCs w:val="22"/>
+        </w:rPr>
+        <w:t>前端研发组</w:t>
+      </w:r>
+      <w:r>
+        <w:rPr>
+          <w:rFonts w:hint="eastAsia" w:ascii="宋体" w:hAnsi="宋体" w:eastAsia="宋体" w:cs="宋体"/>
+          <w:sz w:val="22"/>
+          <w:szCs w:val="22"/>
+        </w:rPr>
+        <w:t xml:space="preserve"> (邓清月、杜春雨、崔晨曦)：</w:t>
       </w:r>
     </w:p>
     <w:p>
@@ -2597,32 +2915,18 @@
         <w:spacing w:before="0" w:beforeAutospacing="0" w:after="70" w:afterAutospacing="0" w:line="210" w:lineRule="atLeast"/>
         <w:ind w:right="0"/>
         <w:rPr>
-          <w:rFonts w:hint="eastAsia" w:ascii="宋体" w:hAnsi="宋体" w:cs="宋体"/>
-          <w:i w:val="0"/>
-          <w:iCs w:val="0"/>
-          <w:caps w:val="0"/>
-          <w:color w:val="2B2D31"/>
-          <w:spacing w:val="0"/>
-          <w:sz w:val="28"/>
-          <w:szCs w:val="28"/>
-          <w:shd w:val="clear" w:fill="FFFFFF"/>
-          <w:lang w:val="en-US" w:eastAsia="zh-CN"/>
-        </w:rPr>
-      </w:pPr>
-      <w:r>
-        <w:rPr>
-          <w:rFonts w:hint="eastAsia" w:ascii="宋体" w:hAnsi="宋体" w:cs="宋体"/>
-          <w:i w:val="0"/>
-          <w:iCs w:val="0"/>
-          <w:caps w:val="0"/>
-          <w:color w:val="2B2D31"/>
-          <w:spacing w:val="0"/>
-          <w:sz w:val="28"/>
-          <w:szCs w:val="28"/>
-          <w:shd w:val="clear" w:fill="FFFFFF"/>
-          <w:lang w:val="en-US" w:eastAsia="zh-CN"/>
-        </w:rPr>
-        <w:t>[迭代3]</w:t>
+          <w:rFonts w:hint="eastAsia" w:ascii="宋体" w:hAnsi="宋体" w:eastAsia="宋体" w:cs="宋体"/>
+          <w:sz w:val="22"/>
+          <w:szCs w:val="22"/>
+        </w:rPr>
+      </w:pPr>
+      <w:r>
+        <w:rPr>
+          <w:rFonts w:hint="eastAsia" w:ascii="宋体" w:hAnsi="宋体" w:eastAsia="宋体" w:cs="宋体"/>
+          <w:sz w:val="22"/>
+          <w:szCs w:val="22"/>
+        </w:rPr>
+        <w:t>修复移动端在平板电脑及折叠屏机型上的样式错位 Bug；协助后端调优 BI 趋势图的加载速度；整理前端技术交付文档。</w:t>
       </w:r>
     </w:p>
     <w:p>
@@ -2635,6 +2939,396 @@
         <w:spacing w:before="0" w:beforeAutospacing="0" w:after="70" w:afterAutospacing="0" w:line="210" w:lineRule="atLeast"/>
         <w:ind w:right="0"/>
         <w:rPr>
+          <w:rFonts w:hint="eastAsia" w:ascii="宋体" w:hAnsi="宋体" w:eastAsia="宋体" w:cs="宋体"/>
+          <w:sz w:val="22"/>
+          <w:szCs w:val="22"/>
+        </w:rPr>
+      </w:pPr>
+      <w:r>
+        <w:rPr>
+          <w:rFonts w:hint="eastAsia" w:ascii="宋体" w:hAnsi="宋体" w:eastAsia="宋体" w:cs="宋体"/>
+          <w:b/>
+          <w:bCs/>
+          <w:sz w:val="22"/>
+          <w:szCs w:val="22"/>
+        </w:rPr>
+        <w:t>后端研发组</w:t>
+      </w:r>
+      <w:r>
+        <w:rPr>
+          <w:rFonts w:hint="eastAsia" w:ascii="宋体" w:hAnsi="宋体" w:eastAsia="宋体" w:cs="宋体"/>
+          <w:sz w:val="22"/>
+          <w:szCs w:val="22"/>
+        </w:rPr>
+        <w:t xml:space="preserve"> (何珊、程思涵、林保良)：</w:t>
+      </w:r>
+    </w:p>
+    <w:p>
+      <w:pPr>
+        <w:pStyle w:val="6"/>
+        <w:keepNext w:val="0"/>
+        <w:keepLines w:val="0"/>
+        <w:widowControl/>
+        <w:suppressLineNumbers w:val="0"/>
+        <w:spacing w:before="0" w:beforeAutospacing="0" w:after="70" w:afterAutospacing="0" w:line="210" w:lineRule="atLeast"/>
+        <w:ind w:right="0"/>
+        <w:rPr>
+          <w:rFonts w:hint="eastAsia" w:ascii="宋体" w:hAnsi="宋体" w:eastAsia="宋体" w:cs="宋体"/>
+          <w:sz w:val="22"/>
+          <w:szCs w:val="22"/>
+        </w:rPr>
+      </w:pPr>
+      <w:r>
+        <w:rPr>
+          <w:rFonts w:hint="eastAsia" w:ascii="宋体" w:hAnsi="宋体" w:eastAsia="宋体" w:cs="宋体"/>
+          <w:sz w:val="22"/>
+          <w:szCs w:val="22"/>
+        </w:rPr>
+        <w:t>根据压力测试结果进行 JVM 参数调优；确保 1500 TPS 峰值下数据库连接池稳定。林保良负责执行最终的数据库脱敏及物理备份。</w:t>
+      </w:r>
+    </w:p>
+    <w:p>
+      <w:pPr>
+        <w:pStyle w:val="6"/>
+        <w:keepNext w:val="0"/>
+        <w:keepLines w:val="0"/>
+        <w:widowControl/>
+        <w:suppressLineNumbers w:val="0"/>
+        <w:spacing w:before="0" w:beforeAutospacing="0" w:after="70" w:afterAutospacing="0" w:line="210" w:lineRule="atLeast"/>
+        <w:ind w:right="0"/>
+        <w:rPr>
+          <w:rFonts w:hint="eastAsia" w:ascii="宋体" w:hAnsi="宋体" w:eastAsia="宋体" w:cs="宋体"/>
+          <w:sz w:val="22"/>
+          <w:szCs w:val="22"/>
+        </w:rPr>
+      </w:pPr>
+      <w:r>
+        <w:rPr>
+          <w:rFonts w:hint="eastAsia" w:ascii="宋体" w:hAnsi="宋体" w:eastAsia="宋体" w:cs="宋体"/>
+          <w:b/>
+          <w:bCs/>
+          <w:sz w:val="22"/>
+          <w:szCs w:val="22"/>
+        </w:rPr>
+        <w:t>测试与质量保障组</w:t>
+      </w:r>
+      <w:r>
+        <w:rPr>
+          <w:rFonts w:hint="eastAsia" w:ascii="宋体" w:hAnsi="宋体" w:eastAsia="宋体" w:cs="宋体"/>
+          <w:sz w:val="22"/>
+          <w:szCs w:val="22"/>
+        </w:rPr>
+        <w:t xml:space="preserve"> (张思哲、汪涵宇)：</w:t>
+      </w:r>
+    </w:p>
+    <w:p>
+      <w:pPr>
+        <w:pStyle w:val="6"/>
+        <w:keepNext w:val="0"/>
+        <w:keepLines w:val="0"/>
+        <w:widowControl/>
+        <w:suppressLineNumbers w:val="0"/>
+        <w:spacing w:before="0" w:beforeAutospacing="0" w:after="70" w:afterAutospacing="0" w:line="210" w:lineRule="atLeast"/>
+        <w:ind w:right="0"/>
+        <w:rPr>
+          <w:rFonts w:hint="eastAsia" w:ascii="宋体" w:hAnsi="宋体" w:eastAsia="宋体" w:cs="宋体"/>
+          <w:sz w:val="22"/>
+          <w:szCs w:val="22"/>
+        </w:rPr>
+      </w:pPr>
+      <w:r>
+        <w:rPr>
+          <w:rFonts w:hint="eastAsia" w:ascii="宋体" w:hAnsi="宋体" w:eastAsia="宋体" w:cs="宋体"/>
+          <w:sz w:val="22"/>
+          <w:szCs w:val="22"/>
+        </w:rPr>
+        <w:t>核心任务： 利用 JMeter 开展 2000 UV/1500 TPS 并发压力测试。执行最后的“半月报-整月报”跨月业务逻辑回归，确保数据口径在移动端与PC端完全对齐。</w:t>
+      </w:r>
+    </w:p>
+    <w:p>
+      <w:pPr>
+        <w:pStyle w:val="6"/>
+        <w:keepNext w:val="0"/>
+        <w:keepLines w:val="0"/>
+        <w:widowControl/>
+        <w:suppressLineNumbers w:val="0"/>
+        <w:spacing w:before="0" w:beforeAutospacing="0" w:after="70" w:afterAutospacing="0" w:line="210" w:lineRule="atLeast"/>
+        <w:ind w:right="0"/>
+        <w:rPr>
+          <w:rFonts w:hint="eastAsia" w:ascii="宋体" w:hAnsi="宋体" w:eastAsia="宋体" w:cs="宋体"/>
+          <w:sz w:val="22"/>
+          <w:szCs w:val="22"/>
+        </w:rPr>
+      </w:pPr>
+      <w:r>
+        <w:rPr>
+          <w:rFonts w:hint="eastAsia" w:ascii="宋体" w:hAnsi="宋体" w:eastAsia="宋体" w:cs="宋体"/>
+          <w:b/>
+          <w:bCs/>
+          <w:sz w:val="22"/>
+          <w:szCs w:val="22"/>
+        </w:rPr>
+        <w:t>项目管理</w:t>
+      </w:r>
+      <w:r>
+        <w:rPr>
+          <w:rFonts w:hint="eastAsia" w:ascii="宋体" w:hAnsi="宋体" w:eastAsia="宋体" w:cs="宋体"/>
+          <w:sz w:val="22"/>
+          <w:szCs w:val="22"/>
+        </w:rPr>
+        <w:t xml:space="preserve"> (田新哲)：</w:t>
+      </w:r>
+    </w:p>
+    <w:p>
+      <w:pPr>
+        <w:pStyle w:val="6"/>
+        <w:keepNext w:val="0"/>
+        <w:keepLines w:val="0"/>
+        <w:widowControl/>
+        <w:suppressLineNumbers w:val="0"/>
+        <w:spacing w:before="0" w:beforeAutospacing="0" w:after="70" w:afterAutospacing="0" w:line="210" w:lineRule="atLeast"/>
+        <w:ind w:right="0"/>
+        <w:rPr>
+          <w:rFonts w:hint="eastAsia" w:ascii="宋体" w:hAnsi="宋体" w:eastAsia="宋体" w:cs="宋体"/>
+          <w:sz w:val="22"/>
+          <w:szCs w:val="22"/>
+        </w:rPr>
+      </w:pPr>
+      <w:r>
+        <w:rPr>
+          <w:rFonts w:hint="eastAsia" w:ascii="宋体" w:hAnsi="宋体" w:eastAsia="宋体" w:cs="宋体"/>
+          <w:sz w:val="22"/>
+          <w:szCs w:val="22"/>
+        </w:rPr>
+        <w:t>清点所有 GitHub Issue 及 Pull Request。计算项目最终人天损耗，组织团队复盘，撰写《项目总结报告》。</w:t>
+      </w:r>
+    </w:p>
+    <w:p>
+      <w:pPr>
+        <w:bidi w:val="0"/>
+        <w:rPr>
+          <w:rFonts w:hint="eastAsia" w:ascii="宋体" w:hAnsi="宋体" w:eastAsia="宋体" w:cs="宋体"/>
+          <w:sz w:val="28"/>
+          <w:szCs w:val="28"/>
+        </w:rPr>
+      </w:pPr>
+      <w:r>
+        <w:rPr>
+          <w:rStyle w:val="9"/>
+          <w:rFonts w:hint="eastAsia"/>
+        </w:rPr>
+        <w:t>3.2 系统集成策略</w:t>
+      </w:r>
+      <w:r>
+        <w:rPr>
+          <w:rFonts w:hint="eastAsia" w:ascii="宋体" w:hAnsi="宋体" w:eastAsia="宋体" w:cs="宋体"/>
+          <w:sz w:val="28"/>
+          <w:szCs w:val="28"/>
+        </w:rPr>
+        <w:br w:type="textWrapping"/>
+      </w:r>
+      <w:r>
+        <w:rPr>
+          <w:rFonts w:hint="eastAsia" w:ascii="宋体" w:hAnsi="宋体" w:eastAsia="宋体" w:cs="宋体"/>
+          <w:sz w:val="28"/>
+          <w:szCs w:val="28"/>
+        </w:rPr>
+        <w:t>秉承持续集成与持续交付（CI/CD）理念，前后端代码必须每天至少发起一次向develop分支的合并请求（Pull Request）。通过配置Webhook自动化构建，确保每晚生成最新的内测环境系统快照，避免出现“各自开发没问题，一拼装就崩溃”的传统瀑布流窘境。</w:t>
+      </w:r>
+    </w:p>
+    <w:p>
+      <w:pPr>
+        <w:pStyle w:val="4"/>
+        <w:bidi w:val="0"/>
+        <w:rPr>
+          <w:rFonts w:hint="eastAsia"/>
+        </w:rPr>
+      </w:pPr>
+      <w:r>
+        <w:rPr>
+          <w:rFonts w:hint="eastAsia"/>
+          <w:lang w:val="en-US" w:eastAsia="zh-CN"/>
+        </w:rPr>
+        <w:t>3.3</w:t>
+      </w:r>
+      <w:r>
+        <w:rPr>
+          <w:rFonts w:hint="eastAsia"/>
+        </w:rPr>
+        <w:t xml:space="preserve"> 微观集成与每日构建计划</w:t>
+      </w:r>
+    </w:p>
+    <w:p>
+      <w:pPr>
+        <w:rPr>
+          <w:rFonts w:hint="eastAsia" w:ascii="宋体" w:hAnsi="宋体" w:eastAsia="宋体" w:cs="宋体"/>
+          <w:b/>
+          <w:bCs/>
+          <w:sz w:val="28"/>
+          <w:szCs w:val="28"/>
+          <w:lang w:val="en-US" w:eastAsia="zh-CN"/>
+        </w:rPr>
+      </w:pPr>
+      <w:r>
+        <w:rPr>
+          <w:rFonts w:hint="eastAsia" w:ascii="宋体" w:hAnsi="宋体" w:eastAsia="宋体" w:cs="宋体"/>
+          <w:b/>
+          <w:bCs/>
+          <w:sz w:val="28"/>
+          <w:szCs w:val="28"/>
+          <w:lang w:val="en-US" w:eastAsia="zh-CN"/>
+        </w:rPr>
+        <w:t>[迭代2]</w:t>
+      </w:r>
+    </w:p>
+    <w:p>
+      <w:pPr>
+        <w:pStyle w:val="6"/>
+        <w:keepNext w:val="0"/>
+        <w:keepLines w:val="0"/>
+        <w:widowControl/>
+        <w:suppressLineNumbers w:val="0"/>
+        <w:spacing w:before="0" w:beforeAutospacing="0" w:after="70" w:afterAutospacing="0" w:line="210" w:lineRule="atLeast"/>
+        <w:ind w:right="0"/>
+        <w:rPr>
+          <w:rFonts w:hint="eastAsia" w:ascii="宋体" w:hAnsi="宋体" w:eastAsia="宋体" w:cs="宋体"/>
+          <w:sz w:val="28"/>
+          <w:szCs w:val="28"/>
+        </w:rPr>
+      </w:pPr>
+      <w:r>
+        <w:rPr>
+          <w:rFonts w:hint="eastAsia" w:ascii="宋体" w:hAnsi="宋体" w:eastAsia="宋体" w:cs="宋体"/>
+          <w:i w:val="0"/>
+          <w:iCs w:val="0"/>
+          <w:caps w:val="0"/>
+          <w:color w:val="2B2D31"/>
+          <w:spacing w:val="0"/>
+          <w:sz w:val="28"/>
+          <w:szCs w:val="28"/>
+          <w:shd w:val="clear" w:fill="FFFFFF"/>
+        </w:rPr>
+        <w:t>前后端契约集成：本周二（3月24日）前，后端必须在 Apifox/Swagger 上发布所有本周涉及的 API Mock 接口。前端周三起必须脱离本地假数据，全面接入 Mock 联调。</w:t>
+      </w:r>
+    </w:p>
+    <w:p>
+      <w:pPr>
+        <w:pStyle w:val="6"/>
+        <w:keepNext w:val="0"/>
+        <w:keepLines w:val="0"/>
+        <w:widowControl/>
+        <w:suppressLineNumbers w:val="0"/>
+        <w:spacing w:before="0" w:beforeAutospacing="0" w:after="70" w:afterAutospacing="0" w:line="210" w:lineRule="atLeast"/>
+        <w:ind w:right="0"/>
+        <w:rPr>
+          <w:rFonts w:hint="eastAsia" w:ascii="宋体" w:hAnsi="宋体" w:eastAsia="宋体" w:cs="宋体"/>
+          <w:sz w:val="28"/>
+          <w:szCs w:val="28"/>
+        </w:rPr>
+      </w:pPr>
+      <w:r>
+        <w:rPr>
+          <w:rFonts w:hint="eastAsia" w:ascii="宋体" w:hAnsi="宋体" w:eastAsia="宋体" w:cs="宋体"/>
+          <w:i w:val="0"/>
+          <w:iCs w:val="0"/>
+          <w:caps w:val="0"/>
+          <w:color w:val="2B2D31"/>
+          <w:spacing w:val="0"/>
+          <w:sz w:val="28"/>
+          <w:szCs w:val="28"/>
+          <w:shd w:val="clear" w:fill="FFFFFF"/>
+        </w:rPr>
+        <w:t>每日代码合并：所有组员每天 18:00 前必须将当日代码 Commit 并提交 Pull Request 至 develop 分支，解决可能的 Git 冲突。</w:t>
+      </w:r>
+    </w:p>
+    <w:p>
+      <w:pPr>
+        <w:pStyle w:val="6"/>
+        <w:keepNext w:val="0"/>
+        <w:keepLines w:val="0"/>
+        <w:widowControl/>
+        <w:suppressLineNumbers w:val="0"/>
+        <w:spacing w:before="0" w:beforeAutospacing="0" w:after="70" w:afterAutospacing="0" w:line="210" w:lineRule="atLeast"/>
+        <w:ind w:right="0"/>
+        <w:rPr>
+          <w:rFonts w:hint="eastAsia" w:ascii="宋体" w:hAnsi="宋体" w:eastAsia="宋体" w:cs="宋体"/>
+          <w:i w:val="0"/>
+          <w:iCs w:val="0"/>
+          <w:caps w:val="0"/>
+          <w:color w:val="2B2D31"/>
+          <w:spacing w:val="0"/>
+          <w:sz w:val="28"/>
+          <w:szCs w:val="28"/>
+          <w:shd w:val="clear" w:fill="FFFFFF"/>
+        </w:rPr>
+      </w:pPr>
+      <w:r>
+        <w:rPr>
+          <w:rFonts w:hint="eastAsia" w:ascii="宋体" w:hAnsi="宋体" w:eastAsia="宋体" w:cs="宋体"/>
+          <w:i w:val="0"/>
+          <w:iCs w:val="0"/>
+          <w:caps w:val="0"/>
+          <w:color w:val="2B2D31"/>
+          <w:spacing w:val="0"/>
+          <w:sz w:val="28"/>
+          <w:szCs w:val="28"/>
+          <w:shd w:val="clear" w:fill="FFFFFF"/>
+        </w:rPr>
+        <w:t>周末演示里程碑：本周五（3月27日）下午 15:00，系统必须能成功在测试服务器上启动。团队内部进行“企业草稿新建 -&gt; 提交预警触发 -&gt; 市局列表查看”的业务主线贯通演示。</w:t>
+      </w:r>
+    </w:p>
+    <w:p>
+      <w:pPr>
+        <w:pStyle w:val="6"/>
+        <w:keepNext w:val="0"/>
+        <w:keepLines w:val="0"/>
+        <w:widowControl/>
+        <w:suppressLineNumbers w:val="0"/>
+        <w:spacing w:before="0" w:beforeAutospacing="0" w:after="70" w:afterAutospacing="0" w:line="210" w:lineRule="atLeast"/>
+        <w:ind w:right="0"/>
+        <w:rPr>
+          <w:rFonts w:hint="eastAsia" w:ascii="宋体" w:hAnsi="宋体" w:cs="宋体"/>
+          <w:b/>
+          <w:bCs/>
+          <w:i w:val="0"/>
+          <w:iCs w:val="0"/>
+          <w:caps w:val="0"/>
+          <w:color w:val="2B2D31"/>
+          <w:spacing w:val="0"/>
+          <w:sz w:val="28"/>
+          <w:szCs w:val="28"/>
+          <w:shd w:val="clear" w:fill="FFFFFF"/>
+          <w:lang w:val="en-US" w:eastAsia="zh-CN"/>
+        </w:rPr>
+      </w:pPr>
+      <w:r>
+        <w:rPr>
+          <w:rFonts w:hint="eastAsia" w:ascii="宋体" w:hAnsi="宋体" w:cs="宋体"/>
+          <w:b/>
+          <w:bCs/>
+          <w:i w:val="0"/>
+          <w:iCs w:val="0"/>
+          <w:caps w:val="0"/>
+          <w:color w:val="2B2D31"/>
+          <w:spacing w:val="0"/>
+          <w:sz w:val="28"/>
+          <w:szCs w:val="28"/>
+          <w:shd w:val="clear" w:fill="FFFFFF"/>
+          <w:lang w:val="en-US" w:eastAsia="zh-CN"/>
+        </w:rPr>
+        <w:t>[迭代3]</w:t>
+      </w:r>
+    </w:p>
+    <w:p>
+      <w:pPr>
+        <w:pStyle w:val="6"/>
+        <w:keepNext w:val="0"/>
+        <w:keepLines w:val="0"/>
+        <w:widowControl/>
+        <w:suppressLineNumbers w:val="0"/>
+        <w:spacing w:before="0" w:beforeAutospacing="0" w:after="70" w:afterAutospacing="0" w:line="210" w:lineRule="atLeast"/>
+        <w:ind w:right="0"/>
+        <w:rPr>
           <w:rFonts w:hint="default" w:ascii="宋体" w:hAnsi="宋体" w:cs="宋体"/>
           <w:i w:val="0"/>
           <w:iCs w:val="0"/>
@@ -2662,6 +3356,8 @@
         </w:rPr>
         <w:t>三级业务全链路贯通：本周四（4月2日）下班前，后端必须完成省局终审接口部署及Mock发布。周五（4月3日）全天执行系统内部封闭联调，要求至少连续跑通三条完整的“企业草稿 -&gt; 提交市局 -&gt; 市局通过 -&gt; 省局驳回 -&gt; 企业修改重提 -&gt; 省局通过”全状态机生命周期闭环。</w:t>
       </w:r>
+      <w:bookmarkStart w:id="0" w:name="_GoBack"/>
+      <w:bookmarkEnd w:id="0"/>
     </w:p>
     <w:p>
       <w:pPr>
@@ -2772,12 +3468,24 @@
       </w:pPr>
       <w:r>
         <w:rPr>
-          <w:rFonts w:hint="eastAsia" w:ascii="宋体" w:hAnsi="宋体" w:eastAsia="宋体" w:cs="宋体"/>
+          <w:rFonts w:hint="eastAsia" w:ascii="宋体" w:hAnsi="宋体" w:cs="宋体"/>
           <w:b/>
           <w:bCs/>
           <w:color w:val="FF0000"/>
           <w:sz w:val="28"/>
           <w:szCs w:val="28"/>
+          <w:lang w:val="en-US" w:eastAsia="zh-CN"/>
+        </w:rPr>
+        <w:t>1.</w:t>
+      </w:r>
+      <w:r>
+        <w:rPr>
+          <w:rFonts w:hint="eastAsia" w:ascii="宋体" w:hAnsi="宋体" w:eastAsia="宋体" w:cs="宋体"/>
+          <w:b/>
+          <w:bCs/>
+          <w:color w:val="FF0000"/>
+          <w:sz w:val="28"/>
+          <w:szCs w:val="28"/>
         </w:rPr>
         <w:t>缓冲成本扣减执行记录（4月5日更新）</w:t>
       </w:r>
@@ -2868,12 +3576,24 @@
       </w:pPr>
       <w:r>
         <w:rPr>
-          <w:rFonts w:hint="eastAsia" w:ascii="宋体" w:hAnsi="宋体" w:eastAsia="宋体" w:cs="宋体"/>
+          <w:rFonts w:hint="eastAsia" w:ascii="宋体" w:hAnsi="宋体" w:cs="宋体"/>
           <w:b/>
           <w:bCs/>
           <w:color w:val="FF0000"/>
           <w:sz w:val="28"/>
           <w:szCs w:val="28"/>
+          <w:lang w:val="en-US" w:eastAsia="zh-CN"/>
+        </w:rPr>
+        <w:t>2.</w:t>
+      </w:r>
+      <w:r>
+        <w:rPr>
+          <w:rFonts w:hint="eastAsia" w:ascii="宋体" w:hAnsi="宋体" w:eastAsia="宋体" w:cs="宋体"/>
+          <w:b/>
+          <w:bCs/>
+          <w:color w:val="FF0000"/>
+          <w:sz w:val="28"/>
+          <w:szCs w:val="28"/>
         </w:rPr>
         <w:t>缓冲成本扣减执行记录（4月12日更新）：</w:t>
       </w:r>
@@ -2948,6 +3668,201 @@
           <w:szCs w:val="28"/>
         </w:rPr>
         <w:t>警告：连续两次重大变更已消耗近 1/3 的储备，项目经理需严控后续非必要需求。</w:t>
+      </w:r>
+    </w:p>
+    <w:p>
+      <w:pPr>
+        <w:bidi w:val="0"/>
+        <w:rPr>
+          <w:rFonts w:hint="eastAsia" w:ascii="宋体" w:hAnsi="宋体" w:eastAsia="宋体" w:cs="宋体"/>
+          <w:b/>
+          <w:bCs/>
+          <w:color w:val="FF0000"/>
+          <w:sz w:val="28"/>
+          <w:szCs w:val="28"/>
+        </w:rPr>
+      </w:pPr>
+      <w:r>
+        <w:rPr>
+          <w:rFonts w:hint="eastAsia" w:ascii="宋体" w:hAnsi="宋体" w:cs="宋体"/>
+          <w:b/>
+          <w:bCs/>
+          <w:color w:val="FF0000"/>
+          <w:sz w:val="28"/>
+          <w:szCs w:val="28"/>
+          <w:lang w:val="en-US" w:eastAsia="zh-CN"/>
+        </w:rPr>
+        <w:t>3.</w:t>
+      </w:r>
+      <w:r>
+        <w:rPr>
+          <w:rFonts w:hint="eastAsia" w:ascii="宋体" w:hAnsi="宋体" w:eastAsia="宋体" w:cs="宋体"/>
+          <w:b/>
+          <w:bCs/>
+          <w:color w:val="FF0000"/>
+          <w:sz w:val="28"/>
+          <w:szCs w:val="28"/>
+        </w:rPr>
+        <w:t>缓冲成本最终清算记录（4月20日更新）：</w:t>
+      </w:r>
+    </w:p>
+    <w:p>
+      <w:pPr>
+        <w:bidi w:val="0"/>
+        <w:rPr>
+          <w:rFonts w:hint="eastAsia" w:ascii="宋体" w:hAnsi="宋体" w:eastAsia="宋体" w:cs="宋体"/>
+          <w:sz w:val="28"/>
+          <w:szCs w:val="28"/>
+        </w:rPr>
+      </w:pPr>
+      <w:r>
+        <w:rPr>
+          <w:rFonts w:hint="eastAsia" w:ascii="宋体" w:hAnsi="宋体" w:eastAsia="宋体" w:cs="宋体"/>
+          <w:sz w:val="28"/>
+          <w:szCs w:val="28"/>
+        </w:rPr>
+        <w:t>累计初始缓冲池：50 人天。</w:t>
+      </w:r>
+    </w:p>
+    <w:p>
+      <w:pPr>
+        <w:bidi w:val="0"/>
+        <w:rPr>
+          <w:rFonts w:hint="eastAsia" w:ascii="宋体" w:hAnsi="宋体" w:eastAsia="宋体" w:cs="宋体"/>
+          <w:sz w:val="28"/>
+          <w:szCs w:val="28"/>
+        </w:rPr>
+      </w:pPr>
+      <w:r>
+        <w:rPr>
+          <w:rFonts w:hint="eastAsia" w:ascii="宋体" w:hAnsi="宋体" w:eastAsia="宋体" w:cs="宋体"/>
+          <w:sz w:val="28"/>
+          <w:szCs w:val="28"/>
+        </w:rPr>
+        <w:t>第一次变更（半月报）消耗：</w:t>
+      </w:r>
+      <w:r>
+        <w:rPr>
+          <w:rFonts w:hint="eastAsia" w:ascii="宋体" w:hAnsi="宋体" w:cs="宋体"/>
+          <w:sz w:val="28"/>
+          <w:szCs w:val="28"/>
+          <w:lang w:val="en-US" w:eastAsia="zh-CN"/>
+        </w:rPr>
+        <w:t>6</w:t>
+      </w:r>
+      <w:r>
+        <w:rPr>
+          <w:rFonts w:hint="eastAsia" w:ascii="宋体" w:hAnsi="宋体" w:eastAsia="宋体" w:cs="宋体"/>
+          <w:sz w:val="28"/>
+          <w:szCs w:val="28"/>
+        </w:rPr>
+        <w:t xml:space="preserve"> 人天。</w:t>
+      </w:r>
+    </w:p>
+    <w:p>
+      <w:pPr>
+        <w:bidi w:val="0"/>
+        <w:rPr>
+          <w:rFonts w:hint="eastAsia" w:ascii="宋体" w:hAnsi="宋体" w:eastAsia="宋体" w:cs="宋体"/>
+          <w:sz w:val="28"/>
+          <w:szCs w:val="28"/>
+        </w:rPr>
+      </w:pPr>
+      <w:r>
+        <w:rPr>
+          <w:rFonts w:hint="eastAsia" w:ascii="宋体" w:hAnsi="宋体" w:eastAsia="宋体" w:cs="宋体"/>
+          <w:sz w:val="28"/>
+          <w:szCs w:val="28"/>
+        </w:rPr>
+        <w:t>第二次变更（移动端）消耗：1</w:t>
+      </w:r>
+      <w:r>
+        <w:rPr>
+          <w:rFonts w:hint="eastAsia" w:ascii="宋体" w:hAnsi="宋体" w:cs="宋体"/>
+          <w:sz w:val="28"/>
+          <w:szCs w:val="28"/>
+          <w:lang w:val="en-US" w:eastAsia="zh-CN"/>
+        </w:rPr>
+        <w:t>0</w:t>
+      </w:r>
+      <w:r>
+        <w:rPr>
+          <w:rFonts w:hint="eastAsia" w:ascii="宋体" w:hAnsi="宋体" w:eastAsia="宋体" w:cs="宋体"/>
+          <w:sz w:val="28"/>
+          <w:szCs w:val="28"/>
+        </w:rPr>
+        <w:t xml:space="preserve"> 人天。</w:t>
+      </w:r>
+    </w:p>
+    <w:p>
+      <w:pPr>
+        <w:bidi w:val="0"/>
+        <w:rPr>
+          <w:rFonts w:hint="eastAsia" w:ascii="宋体" w:hAnsi="宋体" w:eastAsia="宋体" w:cs="宋体"/>
+          <w:sz w:val="28"/>
+          <w:szCs w:val="28"/>
+        </w:rPr>
+      </w:pPr>
+      <w:r>
+        <w:rPr>
+          <w:rFonts w:hint="eastAsia" w:ascii="宋体" w:hAnsi="宋体" w:eastAsia="宋体" w:cs="宋体"/>
+          <w:sz w:val="28"/>
+          <w:szCs w:val="28"/>
+        </w:rPr>
+        <w:t>结项收尾与突发 Bug 修复预留：10 人天。</w:t>
+      </w:r>
+    </w:p>
+    <w:p>
+      <w:pPr>
+        <w:bidi w:val="0"/>
+        <w:rPr>
+          <w:rFonts w:hint="eastAsia" w:ascii="宋体" w:hAnsi="宋体" w:eastAsia="宋体" w:cs="宋体"/>
+          <w:sz w:val="28"/>
+          <w:szCs w:val="28"/>
+        </w:rPr>
+      </w:pPr>
+      <w:r>
+        <w:rPr>
+          <w:rFonts w:hint="eastAsia" w:ascii="宋体" w:hAnsi="宋体" w:eastAsia="宋体" w:cs="宋体"/>
+          <w:sz w:val="28"/>
+          <w:szCs w:val="28"/>
+        </w:rPr>
+        <w:t>最终储备金结余：</w:t>
+      </w:r>
+      <w:r>
+        <w:rPr>
+          <w:rFonts w:hint="eastAsia" w:ascii="宋体" w:hAnsi="宋体" w:cs="宋体"/>
+          <w:sz w:val="28"/>
+          <w:szCs w:val="28"/>
+          <w:lang w:val="en-US" w:eastAsia="zh-CN"/>
+        </w:rPr>
+        <w:t>24</w:t>
+      </w:r>
+      <w:r>
+        <w:rPr>
+          <w:rFonts w:hint="eastAsia" w:ascii="宋体" w:hAnsi="宋体" w:eastAsia="宋体" w:cs="宋体"/>
+          <w:sz w:val="28"/>
+          <w:szCs w:val="28"/>
+        </w:rPr>
+        <w:t xml:space="preserve"> 人天。</w:t>
+      </w:r>
+    </w:p>
+    <w:p>
+      <w:pPr>
+        <w:bidi w:val="0"/>
+        <w:rPr>
+          <w:rFonts w:hint="eastAsia" w:ascii="宋体" w:hAnsi="宋体" w:eastAsia="宋体" w:cs="宋体"/>
+          <w:sz w:val="28"/>
+          <w:szCs w:val="28"/>
+        </w:rPr>
+      </w:pPr>
+      <w:r>
+        <w:rPr>
+          <w:rFonts w:hint="eastAsia" w:ascii="宋体" w:hAnsi="宋体" w:eastAsia="宋体" w:cs="宋体"/>
+          <w:sz w:val="28"/>
+          <w:szCs w:val="28"/>
+        </w:rPr>
+        <w:t>结论：项目在历经两次重大变更后，依然在原始预算与时间范围内（4月26日前）完成，未触发进度顺延，成本控制目标达成。</w:t>
       </w:r>
     </w:p>
     <w:p>
@@ -3359,6 +4274,123 @@
     </w:p>
     <w:p>
       <w:pPr>
+        <w:bidi w:val="0"/>
+        <w:rPr>
+          <w:rFonts w:hint="eastAsia" w:ascii="宋体" w:hAnsi="宋体" w:cs="宋体"/>
+          <w:b/>
+          <w:bCs/>
+          <w:sz w:val="28"/>
+          <w:szCs w:val="28"/>
+          <w:lang w:val="en-US" w:eastAsia="zh-CN"/>
+        </w:rPr>
+      </w:pPr>
+      <w:r>
+        <w:rPr>
+          <w:rFonts w:hint="eastAsia" w:ascii="宋体" w:hAnsi="宋体" w:cs="宋体"/>
+          <w:b/>
+          <w:bCs/>
+          <w:sz w:val="28"/>
+          <w:szCs w:val="28"/>
+          <w:lang w:val="en-US" w:eastAsia="zh-CN"/>
+        </w:rPr>
+        <w:t>5.5 结项验收红线验证</w:t>
+      </w:r>
+    </w:p>
+    <w:p>
+      <w:pPr>
+        <w:bidi w:val="0"/>
+        <w:rPr>
+          <w:rFonts w:hint="eastAsia" w:ascii="宋体" w:hAnsi="宋体" w:cs="宋体"/>
+          <w:sz w:val="28"/>
+          <w:szCs w:val="28"/>
+          <w:lang w:val="en-US" w:eastAsia="zh-CN"/>
+        </w:rPr>
+      </w:pPr>
+      <w:r>
+        <w:rPr>
+          <w:rFonts w:hint="eastAsia" w:ascii="宋体" w:hAnsi="宋体" w:cs="宋体"/>
+          <w:b/>
+          <w:bCs/>
+          <w:sz w:val="28"/>
+          <w:szCs w:val="28"/>
+          <w:lang w:val="en-US" w:eastAsia="zh-CN"/>
+        </w:rPr>
+        <w:t>高并发验收：</w:t>
+      </w:r>
+      <w:r>
+        <w:rPr>
+          <w:rFonts w:hint="eastAsia" w:ascii="宋体" w:hAnsi="宋体" w:cs="宋体"/>
+          <w:sz w:val="28"/>
+          <w:szCs w:val="28"/>
+          <w:lang w:val="en-US" w:eastAsia="zh-CN"/>
+        </w:rPr>
+        <w:t xml:space="preserve"> 模拟全省企业同时上报，核心接口 TPS 必须稳定维持在 1500 以上，CPU 使用率不得超过 75%。</w:t>
+      </w:r>
+    </w:p>
+    <w:p>
+      <w:pPr>
+        <w:bidi w:val="0"/>
+        <w:rPr>
+          <w:rFonts w:hint="eastAsia" w:ascii="宋体" w:hAnsi="宋体" w:cs="宋体"/>
+          <w:sz w:val="28"/>
+          <w:szCs w:val="28"/>
+          <w:lang w:val="en-US" w:eastAsia="zh-CN"/>
+        </w:rPr>
+      </w:pPr>
+      <w:r>
+        <w:rPr>
+          <w:rFonts w:hint="eastAsia" w:ascii="宋体" w:hAnsi="宋体" w:cs="宋体"/>
+          <w:b/>
+          <w:bCs/>
+          <w:sz w:val="28"/>
+          <w:szCs w:val="28"/>
+          <w:lang w:val="en-US" w:eastAsia="zh-CN"/>
+        </w:rPr>
+        <w:t>兼容性验收：</w:t>
+      </w:r>
+      <w:r>
+        <w:rPr>
+          <w:rFonts w:hint="eastAsia" w:ascii="宋体" w:hAnsi="宋体" w:cs="宋体"/>
+          <w:sz w:val="28"/>
+          <w:szCs w:val="28"/>
+          <w:lang w:val="en-US" w:eastAsia="zh-CN"/>
+        </w:rPr>
+        <w:t xml:space="preserve"> 覆盖 iOS 13+、Android 9+ 及 PC 端 Chrome 80+，确保页面渲染无死角。</w:t>
+      </w:r>
+    </w:p>
+    <w:p>
+      <w:pPr>
+        <w:bidi w:val="0"/>
+        <w:rPr>
+          <w:rFonts w:hint="eastAsia" w:ascii="宋体" w:hAnsi="宋体" w:cs="宋体"/>
+          <w:sz w:val="28"/>
+          <w:szCs w:val="28"/>
+          <w:lang w:val="en-US" w:eastAsia="zh-CN"/>
+        </w:rPr>
+      </w:pPr>
+      <w:r>
+        <w:rPr>
+          <w:rFonts w:hint="eastAsia" w:ascii="宋体" w:hAnsi="宋体" w:cs="宋体"/>
+          <w:b/>
+          <w:bCs/>
+          <w:sz w:val="28"/>
+          <w:szCs w:val="28"/>
+          <w:lang w:val="en-US" w:eastAsia="zh-CN"/>
+        </w:rPr>
+        <w:t>安全性验收：</w:t>
+      </w:r>
+      <w:r>
+        <w:rPr>
+          <w:rFonts w:hint="eastAsia" w:ascii="宋体" w:hAnsi="宋体" w:cs="宋体"/>
+          <w:sz w:val="28"/>
+          <w:szCs w:val="28"/>
+          <w:lang w:val="en-US" w:eastAsia="zh-CN"/>
+        </w:rPr>
+        <w:t xml:space="preserve"> 确认所有密码 Bcrypt 加密、所有敏感 URL 均有 JWT 权限校验、所有审计日志不可通过界面删除。</w:t>
+      </w:r>
+    </w:p>
+    <w:p>
+      <w:pPr>
         <w:pStyle w:val="3"/>
         <w:bidi w:val="0"/>
         <w:jc w:val="left"/>
@@ -3538,6 +4570,86 @@
     </w:p>
     <w:p>
       <w:pPr>
+        <w:bidi w:val="0"/>
+        <w:rPr>
+          <w:rFonts w:hint="default" w:ascii="宋体" w:hAnsi="宋体" w:eastAsia="宋体" w:cs="宋体"/>
+          <w:b/>
+          <w:bCs/>
+          <w:sz w:val="28"/>
+          <w:szCs w:val="28"/>
+          <w:lang w:val="en-US" w:eastAsia="zh-CN"/>
+        </w:rPr>
+      </w:pPr>
+      <w:r>
+        <w:rPr>
+          <w:rFonts w:hint="eastAsia" w:ascii="宋体" w:hAnsi="宋体" w:cs="宋体"/>
+          <w:b/>
+          <w:bCs/>
+          <w:sz w:val="28"/>
+          <w:szCs w:val="28"/>
+          <w:lang w:val="en-US" w:eastAsia="zh-CN"/>
+        </w:rPr>
+        <w:t>6.4 最终归档</w:t>
+      </w:r>
+    </w:p>
+    <w:p>
+      <w:pPr>
+        <w:bidi w:val="0"/>
+        <w:rPr>
+          <w:rFonts w:hint="eastAsia" w:ascii="宋体" w:hAnsi="宋体" w:eastAsia="宋体" w:cs="宋体"/>
+          <w:sz w:val="28"/>
+          <w:szCs w:val="28"/>
+        </w:rPr>
+      </w:pPr>
+      <w:r>
+        <w:rPr>
+          <w:rFonts w:hint="eastAsia" w:ascii="宋体" w:hAnsi="宋体" w:eastAsia="宋体" w:cs="宋体"/>
+          <w:b/>
+          <w:bCs/>
+          <w:sz w:val="28"/>
+          <w:szCs w:val="28"/>
+        </w:rPr>
+        <w:t>版本封版：</w:t>
+      </w:r>
+      <w:r>
+        <w:rPr>
+          <w:rFonts w:hint="eastAsia" w:ascii="宋体" w:hAnsi="宋体" w:eastAsia="宋体" w:cs="宋体"/>
+          <w:sz w:val="28"/>
+          <w:szCs w:val="28"/>
+        </w:rPr>
+        <w:t xml:space="preserve"> 4月24日18:00，对main分支打上 v2.0-Final-Release 永久标签。</w:t>
+      </w:r>
+    </w:p>
+    <w:p>
+      <w:pPr>
+        <w:bidi w:val="0"/>
+        <w:rPr>
+          <w:rFonts w:hint="eastAsia" w:ascii="宋体" w:hAnsi="宋体" w:eastAsia="宋体" w:cs="宋体"/>
+          <w:sz w:val="28"/>
+          <w:szCs w:val="28"/>
+        </w:rPr>
+      </w:pPr>
+      <w:r>
+        <w:rPr>
+          <w:rFonts w:hint="eastAsia" w:ascii="宋体" w:hAnsi="宋体" w:eastAsia="宋体" w:cs="宋体"/>
+          <w:b/>
+          <w:bCs/>
+          <w:sz w:val="28"/>
+          <w:szCs w:val="28"/>
+        </w:rPr>
+        <w:t>仓库归档：</w:t>
+      </w:r>
+      <w:r>
+        <w:rPr>
+          <w:rFonts w:hint="eastAsia" w:ascii="宋体" w:hAnsi="宋体" w:eastAsia="宋体" w:cs="宋体"/>
+          <w:sz w:val="28"/>
+          <w:szCs w:val="28"/>
+        </w:rPr>
+        <w:t xml:space="preserve"> 4月26日交付完毕后，将GitHub仓库设为Read-only归档状态，作为公司历史资产保存。</w:t>
+      </w:r>
+    </w:p>
+    <w:p>
+      <w:pPr>
         <w:pStyle w:val="3"/>
         <w:bidi w:val="0"/>
         <w:jc w:val="left"/>
@@ -3911,65 +5023,62 @@
           <w:szCs w:val="28"/>
           <w:lang w:val="en-US" w:eastAsia="zh-CN"/>
         </w:rPr>
-        <w:t>风险 ID-R08：移动端多</w:t>
-      </w:r>
-      <w:bookmarkStart w:id="0" w:name="_GoBack"/>
-      <w:bookmarkEnd w:id="0"/>
-      <w:r>
+        <w:t>风险 ID-R08：移动端多机型显示适配风险 (极高概率/中影响)</w:t>
+      </w:r>
+    </w:p>
+    <w:p>
+      <w:pPr>
+        <w:bidi w:val="0"/>
         <w:rPr>
           <w:rFonts w:hint="default" w:ascii="宋体" w:hAnsi="宋体" w:cs="宋体"/>
-          <w:b/>
-          <w:bCs/>
-          <w:sz w:val="28"/>
-          <w:szCs w:val="28"/>
-          <w:lang w:val="en-US" w:eastAsia="zh-CN"/>
-        </w:rPr>
-        <w:t>机型显示适配风险 (极高概率/中影响)</w:t>
-      </w:r>
-    </w:p>
-    <w:p>
-      <w:pPr>
-        <w:bidi w:val="0"/>
+          <w:sz w:val="28"/>
+          <w:szCs w:val="28"/>
+          <w:lang w:val="en-US" w:eastAsia="zh-CN"/>
+        </w:rPr>
+      </w:pPr>
+      <w:r>
         <w:rPr>
           <w:rFonts w:hint="default" w:ascii="宋体" w:hAnsi="宋体" w:cs="宋体"/>
           <w:sz w:val="28"/>
           <w:szCs w:val="28"/>
           <w:lang w:val="en-US" w:eastAsia="zh-CN"/>
         </w:rPr>
-      </w:pPr>
-      <w:r>
+        <w:t>描述：由于各品牌手机浏览器内核差异，可能导致企业填报表单在某些老旧机型上出现错位、按钮无法点击等体验问题。</w:t>
+      </w:r>
+    </w:p>
+    <w:p>
+      <w:pPr>
+        <w:bidi w:val="0"/>
         <w:rPr>
           <w:rFonts w:hint="default" w:ascii="宋体" w:hAnsi="宋体" w:cs="宋体"/>
           <w:sz w:val="28"/>
           <w:szCs w:val="28"/>
           <w:lang w:val="en-US" w:eastAsia="zh-CN"/>
         </w:rPr>
-        <w:t>描述：由于各品牌手机浏览器内核差异，可能导致企业填报表单在某些老旧机型上出现错位、按钮无法点击等体验问题。</w:t>
-      </w:r>
-    </w:p>
-    <w:p>
-      <w:pPr>
-        <w:bidi w:val="0"/>
+      </w:pPr>
+      <w:r>
         <w:rPr>
           <w:rFonts w:hint="default" w:ascii="宋体" w:hAnsi="宋体" w:cs="宋体"/>
           <w:sz w:val="28"/>
           <w:szCs w:val="28"/>
           <w:lang w:val="en-US" w:eastAsia="zh-CN"/>
         </w:rPr>
-      </w:pPr>
-      <w:r>
+        <w:t>应对策略：测试组利用云测平台（如云真机）进行快速机型扫描，优先保障政务钉钉及微信内置浏览器的显示正常。</w:t>
+      </w:r>
+    </w:p>
+    <w:p>
+      <w:pPr>
+        <w:bidi w:val="0"/>
         <w:rPr>
           <w:rFonts w:hint="default" w:ascii="宋体" w:hAnsi="宋体" w:cs="宋体"/>
-          <w:sz w:val="28"/>
-          <w:szCs w:val="28"/>
-          <w:lang w:val="en-US" w:eastAsia="zh-CN"/>
-        </w:rPr>
-        <w:t>应对策略：测试组利用云测平台（如云真机）进行快速机型扫描，优先保障政务钉钉及微信内置浏览器的显示正常。</w:t>
-      </w:r>
-    </w:p>
-    <w:p>
-      <w:pPr>
-        <w:bidi w:val="0"/>
+          <w:b/>
+          <w:bCs/>
+          <w:sz w:val="28"/>
+          <w:szCs w:val="28"/>
+          <w:lang w:val="en-US" w:eastAsia="zh-CN"/>
+        </w:rPr>
+      </w:pPr>
+      <w:r>
         <w:rPr>
           <w:rFonts w:hint="default" w:ascii="宋体" w:hAnsi="宋体" w:cs="宋体"/>
           <w:b/>
@@ -3978,56 +5087,46 @@
           <w:szCs w:val="28"/>
           <w:lang w:val="en-US" w:eastAsia="zh-CN"/>
         </w:rPr>
-      </w:pPr>
-      <w:r>
+        <w:t>风险 ID-R09：集成测试不充分导致的遗留缺陷风险 (高概率/高影响)</w:t>
+      </w:r>
+    </w:p>
+    <w:p>
+      <w:pPr>
+        <w:bidi w:val="0"/>
         <w:rPr>
           <w:rFonts w:hint="default" w:ascii="宋体" w:hAnsi="宋体" w:cs="宋体"/>
-          <w:b/>
-          <w:bCs/>
-          <w:sz w:val="28"/>
-          <w:szCs w:val="28"/>
-          <w:lang w:val="en-US" w:eastAsia="zh-CN"/>
-        </w:rPr>
-        <w:t>风险 ID-R09：集成测试不充分导致的遗留缺陷风险 (高概率/高影响)</w:t>
-      </w:r>
-    </w:p>
-    <w:p>
-      <w:pPr>
-        <w:bidi w:val="0"/>
+          <w:sz w:val="28"/>
+          <w:szCs w:val="28"/>
+          <w:lang w:val="en-US" w:eastAsia="zh-CN"/>
+        </w:rPr>
+      </w:pPr>
+      <w:r>
         <w:rPr>
           <w:rFonts w:hint="default" w:ascii="宋体" w:hAnsi="宋体" w:cs="宋体"/>
           <w:sz w:val="28"/>
           <w:szCs w:val="28"/>
           <w:lang w:val="en-US" w:eastAsia="zh-CN"/>
         </w:rPr>
-      </w:pPr>
-      <w:r>
+        <w:t>描述：因移动端开发占用了原定的测试周，可能导致 PC 端某些冷门功能在上线前未经过深度压力测试。</w:t>
+      </w:r>
+    </w:p>
+    <w:p>
+      <w:pPr>
+        <w:bidi w:val="0"/>
         <w:rPr>
           <w:rFonts w:hint="default" w:ascii="宋体" w:hAnsi="宋体" w:cs="宋体"/>
           <w:sz w:val="28"/>
           <w:szCs w:val="28"/>
           <w:lang w:val="en-US" w:eastAsia="zh-CN"/>
         </w:rPr>
-        <w:t>描述：因移动端开发占用了原定的测试周，可能导致 PC 端某些冷门功能在上线前未经过深度压力测试。</w:t>
-      </w:r>
-    </w:p>
-    <w:p>
-      <w:pPr>
-        <w:bidi w:val="0"/>
+      </w:pPr>
+      <w:r>
         <w:rPr>
           <w:rFonts w:hint="default" w:ascii="宋体" w:hAnsi="宋体" w:cs="宋体"/>
           <w:sz w:val="28"/>
           <w:szCs w:val="28"/>
           <w:lang w:val="en-US" w:eastAsia="zh-CN"/>
         </w:rPr>
-      </w:pPr>
-      <w:r>
-        <w:rPr>
-          <w:rFonts w:hint="default" w:ascii="宋体" w:hAnsi="宋体" w:cs="宋体"/>
-          <w:sz w:val="28"/>
-          <w:szCs w:val="28"/>
-          <w:lang w:val="en-US" w:eastAsia="zh-CN"/>
-        </w:rPr>
         <w:t>应对策略：项目经理申请 Sprint 5 期间全员每日延长工作时间 2 小时，集中进行 Bug 会战，并优先确保“填报”与“审核”两条关键路径的 100% 测试通过。</w:t>
       </w:r>
     </w:p>
@@ -4036,10 +5135,58 @@
         <w:bidi w:val="0"/>
         <w:rPr>
           <w:rFonts w:hint="eastAsia" w:ascii="宋体" w:hAnsi="宋体" w:eastAsia="宋体" w:cs="宋体"/>
-          <w:sz w:val="28"/>
-          <w:szCs w:val="28"/>
-        </w:rPr>
-      </w:pPr>
+          <w:b/>
+          <w:bCs/>
+          <w:sz w:val="28"/>
+          <w:szCs w:val="28"/>
+        </w:rPr>
+      </w:pPr>
+      <w:r>
+        <w:rPr>
+          <w:rFonts w:hint="eastAsia" w:ascii="宋体" w:hAnsi="宋体" w:eastAsia="宋体" w:cs="宋体"/>
+          <w:b/>
+          <w:bCs/>
+          <w:sz w:val="28"/>
+          <w:szCs w:val="28"/>
+        </w:rPr>
+        <w:t>风险 ID-R10：生产环境部署兼容性风险 (中概率/高影响)</w:t>
+      </w:r>
+    </w:p>
+    <w:p>
+      <w:pPr>
+        <w:bidi w:val="0"/>
+        <w:rPr>
+          <w:rFonts w:hint="eastAsia" w:ascii="宋体" w:hAnsi="宋体" w:eastAsia="宋体" w:cs="宋体"/>
+          <w:sz w:val="28"/>
+          <w:szCs w:val="28"/>
+        </w:rPr>
+      </w:pPr>
+      <w:r>
+        <w:rPr>
+          <w:rFonts w:hint="eastAsia" w:ascii="宋体" w:hAnsi="宋体" w:eastAsia="宋体" w:cs="宋体"/>
+          <w:sz w:val="28"/>
+          <w:szCs w:val="28"/>
+        </w:rPr>
+        <w:t>描述：测试环境与甲方正式政务云环境可能存在防火墙、端口限制或中间件版本微差。</w:t>
+      </w:r>
+    </w:p>
+    <w:p>
+      <w:pPr>
+        <w:bidi w:val="0"/>
+        <w:rPr>
+          <w:rFonts w:hint="eastAsia" w:ascii="宋体" w:hAnsi="宋体" w:eastAsia="宋体" w:cs="宋体"/>
+          <w:sz w:val="28"/>
+          <w:szCs w:val="28"/>
+        </w:rPr>
+      </w:pPr>
+      <w:r>
+        <w:rPr>
+          <w:rFonts w:hint="eastAsia" w:ascii="宋体" w:hAnsi="宋体" w:eastAsia="宋体" w:cs="宋体"/>
+          <w:sz w:val="28"/>
+          <w:szCs w:val="28"/>
+        </w:rPr>
+        <w:t>应对策略：林保良负责于4月22日提前进行一次生产环境预演部署，确立《上线环境检查清单（Checklist）》。</w:t>
+      </w:r>
     </w:p>
     <w:sectPr>
       <w:pgSz w:w="11906" w:h="16838"/>
